--- a/p5/submission/p5_china_manuscript_blinded.docx
+++ b/p5/submission/p5_china_manuscript_blinded.docx
@@ -32,84 +32,7 @@
           <w:iCs/>
           <w:i/>
         </w:rPr>
-        <w:t xml:space="preserve">12 May 2026 — v2.0 Phase 9 (NotebookLM critique polish: H2a vs H2b active-discovery framing retained, DAI_core renamed as</w:t>
-      </w:r>
-      <w:r>
-        <w:rPr>
-          <w:iCs/>
-          <w:i/>
-        </w:rPr>
-        <w:t xml:space="preserve"> </w:t>
-      </w:r>
-      <w:r>
-        <w:rPr>
-          <w:iCs/>
-          <w:i/>
-        </w:rPr>
-        <w:t xml:space="preserve">“</w:t>
-      </w:r>
-      <w:r>
-        <w:rPr>
-          <w:iCs/>
-          <w:i/>
-        </w:rPr>
-        <w:t xml:space="preserve">basic digital presence</w:t>
-      </w:r>
-      <w:r>
-        <w:rPr>
-          <w:iCs/>
-          <w:i/>
-        </w:rPr>
-        <w:t xml:space="preserve">”</w:t>
-      </w:r>
-      <w:r>
-        <w:rPr>
-          <w:iCs/>
-          <w:i/>
-        </w:rPr>
-        <w:t xml:space="preserve"> </w:t>
-      </w:r>
-      <w:r>
-        <w:rPr>
-          <w:iCs/>
-          <w:i/>
-        </w:rPr>
-        <w:t xml:space="preserve">baseline control with scope-bracketing paragraph, H3 working-capital moved to §5.2</w:t>
-      </w:r>
-      <w:r>
-        <w:rPr>
-          <w:iCs/>
-          <w:i/>
-        </w:rPr>
-        <w:t xml:space="preserve"> </w:t>
-      </w:r>
-      <w:r>
-        <w:rPr>
-          <w:iCs/>
-          <w:i/>
-        </w:rPr>
-        <w:t xml:space="preserve">“</w:t>
-      </w:r>
-      <w:r>
-        <w:rPr>
-          <w:iCs/>
-          <w:i/>
-        </w:rPr>
-        <w:t xml:space="preserve">Alternative mechanisms explored</w:t>
-      </w:r>
-      <w:r>
-        <w:rPr>
-          <w:iCs/>
-          <w:i/>
-        </w:rPr>
-        <w:t xml:space="preserve">”</w:t>
-      </w:r>
-      <w:r>
-        <w:rPr>
-          <w:iCs/>
-          <w:i/>
-        </w:rPr>
-        <w:t xml:space="preserve">; all unpublished companion-paper cross-references removed throughout — Abstract, Highlights, §1, §2, §3)</w:t>
+        <w:t xml:space="preserve">12 May 2026 — v2.1</w:t>
       </w:r>
     </w:p>
     <w:p>
@@ -475,7 +398,7 @@
         <w:t xml:space="preserve"> </w:t>
       </w:r>
       <w:r>
-        <w:t xml:space="preserve">(DAI_core, single-item website-presence proxy) shows modest positive associations with productivity in 2024 and the pooled sample (β_z = +0.07 to +0.06) but is retained as a baseline control rather than a formal hypothesis, given the limited discriminatory power of a single binary website indicator in 2024 China.</w:t>
+        <w:t xml:space="preserve">(DAI_core, single-item website-presence proxy) shows modest positive associations with productivity in 2024 and the pooled sample (β_z = +0.07 to +0.06). It is retained as a baseline control rather than a formal hypothesis, given the limited discriminatory power of a single binary website indicator in 2024 China.</w:t>
       </w:r>
     </w:p>
     <w:p>
@@ -529,7 +452,7 @@
         <w:pStyle w:val="FirstParagraph"/>
       </w:pPr>
       <w:r>
-        <w:t xml:space="preserve">The relationship between firm internationalization and firm performance remains one of the most enduring questions in international business research. Although a substantial empirical literature — including several meta‑analyses spanning multiple decades and country contexts — now favors a nonlinear inverted U‑shape, with performance rising at low to moderate levels of internationalization and declining once foreign exposure becomes excessive (Hitt, Hoskisson, &amp; Kim, 1997; Contractor, Kundu, &amp; Hsu, 2003; Lu &amp; Beamish, 2004; Marano, Arregle, Hitt, Spadafora, &amp; van Essen, 2016; Schwens et al., 2018), a more demanding question is whether the implied turning point is a</w:t>
+        <w:t xml:space="preserve">The relationship between firm internationalization and firm performance remains one of the most enduring questions in international business research. A substantial empirical literature — including several meta‑analyses spanning multiple decades and country contexts — now favors a nonlinear inverted U‑shape. Performance rises at low to moderate levels of internationalization and declines once foreign exposure becomes excessive (Hitt, Hoskisson, &amp; Kim, 1997; Contractor, Kundu, &amp; Hsu, 2003; Lu &amp; Beamish, 2004; Marano, Arregle, Hitt, Spadafora, &amp; van Essen, 2016; Schwens et al., 2018). A more demanding question, however, is whether the implied turning point is a</w:t>
       </w:r>
       <w:r>
         <w:t xml:space="preserve"> </w:t>
@@ -563,23 +486,23 @@
         <w:t xml:space="preserve"> </w:t>
       </w:r>
       <w:r>
-        <w:t xml:space="preserve">pattern is by now well established in management research (Pierce &amp; Aguinis, 2013), but its temporal robustness within a single national context has rarely been examined. For private firms operating in emerging economies, where financing constraints are tight and the marginal cost of overextension may bite harder than for large multinationals, the location and stability of an optimal internationalization range carry direct strategic and policy weight (Buckley, Clegg, Cross, Liu, Voss, &amp; Zheng, 2007; Bausch &amp; Krist, 2007).</w:t>
-      </w:r>
-    </w:p>
-    <w:p>
-      <w:pPr>
-        <w:pStyle w:val="BodyText"/>
-      </w:pPr>
-      <w:r>
-        <w:t xml:space="preserve">China provides a particularly powerful setting for this question. Between 2012 and 2024 — the two waves examined here — the Chinese economy underwent extraordinary structural transformation. The post‑2008 trade re‑equilibration — a structural reorientation of bilateral trade flows driven by technology adoption, rising labour costs, and escalating trade restrictions, with documented labour-market and welfare effects spanning the US–China tariff cycle (Abreha &amp; Lopez Acevedo, 2024) — was followed by deepening participation in global value chains (Kano, Tsang, &amp; Yeung, 2020), the China–US tariff escalation cycle, the COVID‑19 disruption and supply‑chain re‑routing, the maturation of digital infrastructure and the rapid diffusion of e‑commerce platforms (Hanelt, Bohnsack, Marz, &amp; Antunes Marante, 2021; Vial, 2019), and ongoing reforms to SME credit and trade‑finance institutions. Chinese private firms also matured over this period in the WBES sample: average firm age in our analytic samples rose from 12.6 to 13.9 years, and average labour productivity (log scale) rose from 12.52 to 13.01 — corresponding to roughly a 64 % productivity premium in level terms (exp(0.49) ≈ 1.64). Under conventional internationalization theory, several of these changes should have shifted the inverted‑U turning point — by raising the productive returns to internationalization at the upper tail (capability strengthening), softening the post‑threshold downturn (improved trade finance), or both. Whether the predicted shift actually materialises is an empirical question that has not been directly tested for China in the post‑GFC, post‑COVID period.</w:t>
-      </w:r>
-    </w:p>
-    <w:p>
-      <w:pPr>
-        <w:pStyle w:val="BodyText"/>
-      </w:pPr>
-      <w:r>
-        <w:t xml:space="preserve">The present paper addresses a conceptually distinct question from prior single-wave analyses that establish the shape and level-shift role of digital adoption in the I–P relationship for Chinese firms: is the inverted-U threshold a structurally durable feature of Chinese private firms, or a sample-period artefact that shifts as macroeconomic conditions change between 2012 and 2024? This temporal-stability question cannot be answered by a single-wave analysis; it requires explicit cross-wave parameter-equality testing (Paternoster, Brame, Mazerolle, &amp; Piquero, 1998). Accordingly, the present paper (a) uses the full WBES private-firm frame — broader sector coverage than manufacturing-only subsamples — to establish an independently estimated threshold benchmark, (b) adopts a quadratic specification suited to that frame’s distributional properties, and (c) conducts formal Paternoster z-tests and a pooled cross-wave F-test to evaluate parameter equality as the paper’s primary empirical contribution. The broader meta-analytic literature on emerging-Asia I–P heterogeneity (Marano et al., 2016; Schwens et al., 2018) documents wide variation in firm-level patterns across institutional regimes; the present paper holds country fixed and asks the within-China temporal-stability question that cross-country designs cannot directly address.</w:t>
+        <w:t xml:space="preserve">pattern is by now well established in management research (Pierce &amp; Aguinis, 2013), but its temporal robustness within a single national context has rarely been examined. For private firms in emerging economies, financing constraints are tight and the marginal cost of overextension may bite harder than for large multinationals. The location and stability of an optimal internationalization range therefore carry direct strategic and policy weight (Buckley, Clegg, Cross, Liu, Voss, &amp; Zheng, 2007; Bausch &amp; Krist, 2007).</w:t>
+      </w:r>
+    </w:p>
+    <w:p>
+      <w:pPr>
+        <w:pStyle w:val="BodyText"/>
+      </w:pPr>
+      <w:r>
+        <w:t xml:space="preserve">China provides a particularly powerful setting for this question. Between 2012 and 2024 — the two waves examined here — the Chinese economy underwent extraordinary structural transformation. The post‑2008 trade re‑equilibration drove a structural reorientation of bilateral trade flows through technology adoption, rising labour costs, and escalating trade restrictions, with documented labour-market and welfare effects spanning the US–China tariff cycle (Abreha &amp; Lopez Acevedo, 2024). This was followed by deepening participation in global value chains (Kano, Tsang, &amp; Yeung, 2020). Subsequent shocks include the China–US tariff escalation cycle, the COVID‑19 disruption and supply‑chain re‑routing, the maturation of digital infrastructure and the rapid diffusion of e‑commerce platforms (Hanelt, Bohnsack, Marz, &amp; Antunes Marante, 2021; Vial, 2019), and ongoing reforms to SME credit and trade‑finance institutions. Chinese private firms also matured over this period in the WBES sample: average firm age in our analytic samples rose from 12.6 to 13.9 years. Average labour productivity (log scale) rose from 12.52 to 13.01, corresponding to roughly a 64 % productivity premium in level terms (exp(0.49) ≈ 1.64). Under conventional internationalization theory, several of these changes should have shifted the inverted‑U turning point — by raising the productive returns to internationalization at the upper tail (capability strengthening), softening the post‑threshold downturn (improved trade finance), or both. Whether the predicted shift actually materialises is an empirical question that has not been directly tested for China in the post‑GFC, post‑COVID period.</w:t>
+      </w:r>
+    </w:p>
+    <w:p>
+      <w:pPr>
+        <w:pStyle w:val="BodyText"/>
+      </w:pPr>
+      <w:r>
+        <w:t xml:space="preserve">The present paper addresses a conceptually distinct question from prior single-wave analyses that establish the shape and level-shift role of digital adoption in the I–P relationship for Chinese firms. Specifically, it asks: is the inverted-U threshold a structurally durable feature of Chinese private firms, or a sample-period artefact that shifts as macroeconomic conditions change between 2012 and 2024? This temporal-stability question cannot be answered by a single-wave analysis; it requires explicit cross-wave parameter-equality testing (Paternoster, Brame, Mazerolle, &amp; Piquero, 1998). Accordingly, the present paper uses the full WBES private-firm frame — broader sector coverage than manufacturing-only subsamples — to establish an independently estimated threshold benchmark. It adopts a quadratic specification suited to that frame’s distributional properties and conducts formal Paternoster z-tests and a pooled cross-wave F-test to evaluate parameter equality as the paper’s primary empirical contribution. The broader meta-analytic literature on emerging-Asia I–P heterogeneity (Marano et al., 2016; Schwens et al., 2018) documents wide variation in firm-level patterns across institutional regimes. The present paper holds country fixed and asks the within-China temporal-stability question that cross-country designs cannot directly address.</w:t>
       </w:r>
     </w:p>
     <w:p>
@@ -603,7 +526,7 @@
         <w:t xml:space="preserve"> </w:t>
       </w:r>
       <w:r>
-        <w:t xml:space="preserve">over time within a single setting; documenting cross‑wave behavior is therefore a non‑trivial empirical contribution beyond the standard inverted‑U claim (Haans, Pieters, &amp; He, 2016). Second, the IB literature increasingly recognises that the post‑threshold downturn may reflect not only generic coordination costs (Hennart, 2007; Contractor, 2007) but also more specific financial frictions — such as cash‑conversion lengthening, foreign‑receivables exposure, and credit‑constraint binding for trade‑finance access — that intensify as export intensity rises (Manova, 2013; Foley &amp; Manova, 2015; Niepmann &amp; Schmidt-Eisenlohr, 2017; Demir &amp; Javorcik, 2018). Third, the growing role of digital adoption and technological capability in firm productivity has invited claims that capability fundamentally rewires the I–P curve (Bharadwaj, El Sawy, Pavlou, &amp; Venkatraman, 2013; Vial, 2019; Nambisan, Wright, &amp; Feldman, 2019; Verhoef, Broekhuizen, Bart, Bhattacharya, Dong, Fabian, &amp; Haenlein, 2021; Hanelt, Bohnsack, Marz, &amp; Antunes Marante, 2021; Volberda, Khanagha, Baden-Fuller, Mihalache, &amp; Birkinshaw, 2021), but available WBES indicators capture lower‑tier digital adoption rather than full dynamic digital capability. Disentangling these three threads — temporal stability, financial mechanism, and capability role — is the analytical agenda of the present paper.</w:t>
+        <w:t xml:space="preserve">over time within a single setting; documenting cross‑wave behavior is therefore a non‑trivial empirical contribution beyond the standard inverted‑U claim (Haans, Pieters, &amp; He, 2016). Second, the IB literature increasingly recognises that the post‑threshold downturn may reflect not only generic coordination costs (Hennart, 2007; Contractor, 2007) but also more specific financial frictions. These include cash‑conversion lengthening, foreign‑receivables exposure, and credit‑constraint binding for trade‑finance access — frictions that intensify as export intensity rises (Manova, 2013; Foley &amp; Manova, 2015; Niepmann &amp; Schmidt-Eisenlohr, 2017; Demir &amp; Javorcik, 2018). Third, the growing role of digital adoption and technological capability in firm productivity has invited claims that capability fundamentally rewires the I–P curve. These claims draw on a substantial digital-transformation literature (Bharadwaj, El Sawy, Pavlou, &amp; Venkatraman, 2013; Vial, 2019; Nambisan, Wright, &amp; Feldman, 2019; Verhoef, Broekhuizen, Bart, Bhattacharya, Dong, Fabian, &amp; Haenlein, 2021; Hanelt, Bohnsack, Marz, &amp; Antunes Marante, 2021; Volberda, Khanagha, Baden-Fuller, Mihalache, &amp; Birkinshaw, 2021). Available WBES indicators, however, capture lower‑tier digital adoption rather than full dynamic digital capability. Disentangling these three threads — temporal stability, financial mechanism, and capability role — is the analytical agenda of the present paper.</w:t>
       </w:r>
     </w:p>
     <w:p>
@@ -627,7 +550,7 @@
         <w:t xml:space="preserve"> </w:t>
       </w:r>
       <w:r>
-        <w:t xml:space="preserve">the inverted-U: post-2008 trade re-equilibration (Abreha &amp; Lopez Acevedo, 2024), the China–US tariff escalation cycle, the COVID-19 disruption, the maturation of digital infrastructure (Hanelt et al., 2021; Vial, 2019), and the evolving structure of global value chains in which Chinese firms participate (Kano, Tsang, &amp; Yeung, 2020). The strengthening of domestic absorptive capacity through technology adoption and quality certification (Lall, 1992; Cohen &amp; Levinthal, 1990), together with the evolution of trade-finance institutions, should plausibly flatten the post-threshold downturn or push the turning point rightward (Manova, 2013; Demir &amp; Javorcik, 2018). Following recent recommendations that strong directional priors should be tested against data rather than assumed, particularly in IB research where complexity makes specification choices consequential (Antonakis, Bendahan, Jacquart, &amp; Lalive, 2010; Meyer, van Witteloostuijn, &amp; Beugelsdijk, 2017; Eden &amp; Nielsen, 2020), we frame competing H2a (predicted shift) and H2b (structural durability) hypotheses and let the data choose between them.</w:t>
+        <w:t xml:space="preserve">the inverted-U. These include post-2008 trade re-equilibration (Abreha &amp; Lopez Acevedo, 2024), the China–US tariff escalation cycle, the COVID-19 disruption, the maturation of digital infrastructure (Hanelt et al., 2021; Vial, 2019), and the evolving structure of global value chains in which Chinese firms participate (Kano, Tsang, &amp; Yeung, 2020). The strengthening of domestic absorptive capacity through technology adoption and quality certification (Lall, 1992; Cohen &amp; Levinthal, 1990) should plausibly flatten the post-threshold downturn. The evolution of trade-finance institutions should push the turning point rightward (Manova, 2013; Demir &amp; Javorcik, 2018). Recent methodological recommendations call for testing strong directional priors against data rather than assuming them, particularly in IB research where specification choices are consequential (Antonakis, Bendahan, Jacquart, &amp; Lalive, 2010; Meyer, van Witteloostuijn, &amp; Beugelsdijk, 2017; Eden &amp; Nielsen, 2020). Accordingly, we frame competing hypotheses H2a (predicted shift) and H2b (structural durability) and let the data choose between them.</w:t>
       </w:r>
     </w:p>
     <w:p>
@@ -656,7 +579,7 @@
         <w:t xml:space="preserve">structurally durable against a predicted shift</w:t>
       </w:r>
       <w:r>
-        <w:t xml:space="preserve">: despite multiple plausible mechanisms motivating cross-wave evolution, the data fail to reject equality of the inverted-U coefficients between 2012 and 2024 in both individual Paternoster z-tests and a joint pooled F-test. Three additional null moderation channels (capability×curvature, capability×wave×curvature, working capital × curvature) converge on the same substantive interpretation. Third, we document that technological capability operates robustly as a</w:t>
+        <w:t xml:space="preserve">. Despite multiple plausible mechanisms motivating cross-wave evolution, the data fail to reject equality of the inverted-U coefficients between 2012 and 2024 in both individual Paternoster z-tests and a joint pooled F-test. Three additional null moderation channels (capability×curvature, capability×wave×curvature, working capital × curvature) converge on the same substantive interpretation. Third, we document that technological capability operates robustly as a</w:t>
       </w:r>
       <w:r>
         <w:t xml:space="preserve"> </w:t>
@@ -672,15 +595,15 @@
         <w:t xml:space="preserve"> </w:t>
       </w:r>
       <w:r>
-        <w:t xml:space="preserve">of productivity rather than as a curvature moderator of the threshold, distinguishing capability’s strategic role from its conjectured role in moderating the I–P trade-off itself. Fourth, we contribute to the broader meta-analytic puzzle in IB by showing that within-country temporal stability is consistent with cross-country institutional context — rather than within-country evolution — being the dominant source of effect-size heterogeneity reported in prior reviews (Marano et al., 2016; Schwens et al., 2018; Filatotchev, Wei, Sarala, Dick, &amp; Prescott, 2020). This finding directly addresses the skepticism of Pisani, Garcia-Bernardo, and Heemskerk (2020, SMJ), who demonstrate that the inverted-U relationship weakens or disappears under more rigorous identification approaches in cross-national pooled samples; our within-country temporal stability result suggests that single-country institutional contexts can preserve functional-form regularity that cross-national samples obscure through aggregation heterogeneity. We also offer a working‑capital‑trap interpretation of the post‑threshold downturn (Manova, 2013) as theoretically grounded but not directly identified in our data, and we mark direct testing with WBES items k4–k14 as a priority for future research.</w:t>
-      </w:r>
-    </w:p>
-    <w:p>
-      <w:pPr>
-        <w:pStyle w:val="BodyText"/>
-      </w:pPr>
-      <w:r>
-        <w:t xml:space="preserve">The remainder of the paper proceeds as follows. Section 2 develops the theoretical framework and four hypotheses, including the competing H2a (environmental shift) and H2b (structural durability) hypotheses. Section 3 describes the data and methods, including sample-construction and a Plan B1 supplementary specification of working‑capital proxies. Section 4 reports the threshold replication, the cross‑wave shift test, the capability moderation tests, supplementary working‑capital tests, and a manufacturing-only robustness check, with three core results tables. Section 5 discusses theoretical, managerial, and policy implications under the durability framing, identifies four substantive theoretical contributions, and introduces a dedicated §5.2 on alternative mechanisms explored. Section 6 acknowledges limitations and identifies future research directions.</w:t>
+        <w:t xml:space="preserve">of productivity rather than as a curvature moderator of the threshold, distinguishing capability’s strategic role from its conjectured role in moderating the I–P trade-off itself. Fourth, we contribute to the broader meta-analytic puzzle in IB by providing within-country temporal evidence. Our finding supports an interpretation in which cross-country institutional context — rather than within-country evolution — is the dominant source of effect-size heterogeneity in prior reviews (Marano et al., 2016; Schwens et al., 2018; Filatotchev, Wei, Sarala, Dick, &amp; Prescott, 2020). This directly addresses the skepticism of Pisani, Garcia-Bernardo, and Heemskerk (2020, SMJ), who demonstrate that the inverted-U relationship weakens under more rigorous identification in cross-national pooled samples. Our within-country temporal stability result suggests that single-country institutional contexts can preserve functional-form regularity that cross-national samples obscure through aggregation heterogeneity. We also offer a working‑capital‑trap interpretation of the post‑threshold downturn (Manova, 2013) as theoretically grounded but not directly identified in our data, and we mark direct testing with WBES items k4–k14 as a priority for future research.</w:t>
+      </w:r>
+    </w:p>
+    <w:p>
+      <w:pPr>
+        <w:pStyle w:val="BodyText"/>
+      </w:pPr>
+      <w:r>
+        <w:t xml:space="preserve">The remainder of the paper proceeds as follows. Section 2 develops the theoretical framework and four hypotheses, including the competing H2a (environmental shift) and H2b (structural durability) hypotheses. Section 3 describes the data and methods, including sample-construction and a supplementary specification of working‑capital proxies. Section 4 reports the threshold replication, the cross‑wave shift test, the capability moderation tests, supplementary working‑capital tests, and a manufacturing-only robustness check, with three core results tables. Section 5 discusses theoretical, managerial, and policy implications under the durability framing, identifies four substantive theoretical contributions, and introduces a dedicated §5.2 on alternative mechanisms explored. Section 6 acknowledges limitations and identifies future research directions.</w:t>
       </w:r>
     </w:p>
     <w:bookmarkEnd w:id="22"/>
@@ -715,7 +638,7 @@
         <w:pStyle w:val="BodyText"/>
       </w:pPr>
       <w:r>
-        <w:t xml:space="preserve">However, the advantages of internationalization are not unlimited. As firms become more deeply internationalized, they face greater coordination demands, increased exposure to foreign‑market volatility, more complex logistics and payment arrangements, and higher managerial burdens associated with serving external markets on a sustained basis (Hennart, 2007; Contractor, 2007). These costs are especially consequential for smaller private firms because they typically operate with narrower financial slack, more limited organizational depth, and less capacity to absorb shocks than larger multinational firms (Buckley et al., 2007). Evidence from Chinese exporters confirms this pattern: Xiao et al. (2013) show that internationalization payoffs depend on governance structure, while Feng et al. (2019) document an inverted U-shaped relationship in Yangtze River Delta manufacturing firms. The cross-country meta-analytic evidence further indicates that the inverted-U is a robust pattern but with substantial dispersion in the location of the turning point across studies (Marano et al., 2016; Schwens et al., 2018), motivating the more demanding question of</w:t>
+        <w:t xml:space="preserve">However, the advantages of internationalization are not unlimited. As firms become more deeply internationalized, they face greater coordination demands, increased exposure to foreign‑market volatility, more complex logistics and payment arrangements, and higher managerial burdens associated with serving external markets on a sustained basis (Hennart, 2007; Contractor, 2007). These costs are especially consequential for smaller private firms because they typically operate with narrower financial slack, more limited organizational depth, and less capacity to absorb shocks than larger multinational firms (Buckley et al., 2007). Evidence from Chinese exporters confirms this pattern: Xiao et al. (2013) show that internationalization payoffs depend on governance structure, while Feng et al. (2019) document an inverted U-shaped relationship in Yangtze River Delta manufacturing firms. The cross-country meta-analytic evidence further indicates that the inverted-U is a robust pattern, but with substantial dispersion in the location of the turning point across studies (Marano et al., 2016; Schwens et al., 2018). This motivates the more demanding question of</w:t>
       </w:r>
       <w:r>
         <w:t xml:space="preserve"> </w:t>
@@ -870,7 +793,7 @@
         <w:pStyle w:val="BodyText"/>
       </w:pPr>
       <w:r>
-        <w:t xml:space="preserve">The substantive case for shift is reinforced by ongoing institutional change in China’s SME credit and trade-finance market over this period. To the extent that such institutional reforms successfully eased the working-capital binding constraint that the Manova (2013) and Foley and Manova (2015) tradition predicts as the source of the post-threshold downturn, the curvature β₂ on FSTS² in the 2024 sample should be smaller in magnitude (closer to zero) than in 2012 — a directly testable prediction. By contrast, if the binding constraints are deeper than the WBES proxies can capture, or if reforms reached firms unevenly, we would observe little or no curvature change. Either outcome is informative; we cite specific reform programmes only with primary-source citations once peer reviewers identify the most-applicable institutional references for the target journal.</w:t>
+        <w:t xml:space="preserve">The substantive case for shift is reinforced by ongoing institutional change in China’s SME credit and trade-finance market over this period. The Manova (2013) and Foley and Manova (2015) tradition predicts working-capital pressure as the source of the post-threshold downturn. If institutional reforms successfully eased this constraint, the curvature β₂ on FSTS² in 2024 should be smaller in magnitude (closer to zero) than in 2012 — a directly testable prediction. By contrast, if the binding constraints are deeper than the WBES proxies can capture, or if reforms reached firms unevenly, we would observe little or no curvature change. Either outcome is informative; we cite specific reform programmes only with primary-source citations once peer reviewers identify the most-applicable institutional references for the target journal.</w:t>
       </w:r>
     </w:p>
     <w:p>
@@ -974,15 +897,15 @@
         <w:pStyle w:val="FirstParagraph"/>
       </w:pPr>
       <w:r>
-        <w:t xml:space="preserve">Two firm‑level capability conditions are theorised to shape both the level and the curvature of the internationalization–performance relationship. Technological capability — captured in the Lall (1992) absorptive‑capacity tradition by foreign‑licensed technology, internationally‑recognised quality certification, product innovation, and R&amp;D activity — should be positively associated with firm performance because firms with stronger capability stocks are more efficient at converting export activity into productive output (Cohen &amp; Levinthal, 1990). At higher levels of export intensity, technological capability may also moderate the curvature of the relationship by buffering the coordination and overextension costs that drive the post‑threshold downturn (Teece, 2007). The microfoundational logic for curvature moderation is that firms with deeper absorptive capacity can more efficiently process external knowledge and adapt internal routines to manage the coordination complexity that high export intensity entails — making the marginal cost of further internationalization rise more slowly than for less capable firms (Cohen &amp; Levinthal, 1990; Teece, 2007).</w:t>
-      </w:r>
-    </w:p>
-    <w:p>
-      <w:pPr>
-        <w:pStyle w:val="BodyText"/>
-      </w:pPr>
-      <w:r>
-        <w:t xml:space="preserve">Digital adoption — captured by lower‑tier digital indicators such as website presence and electronic‑payment usage — has emerged as a focal mechanism in the more recent literature on digital transformation (Bharadwaj et al., 2013; Vial, 2019; Nambisan, Wright, &amp; Feldman, 2019; Verhoef et al., 2021; Hanelt, Bohnsack, Marz, &amp; Antunes Marante, 2021; Volberda, Khanagha, Baden-Fuller, Mihalache, &amp; Birkinshaw, 2021). It may improve general firm performance by reducing transaction costs, accelerating information flow, and enabling more efficient monitoring of operations. The capability-conditioned dynamics may also</w:t>
+        <w:t xml:space="preserve">Two firm‑level capability conditions are theorised to shape both the level and the curvature of the internationalization–performance relationship. Technological capability — captured in the Lall (1992) absorptive‑capacity tradition by foreign‑licensed technology, internationally‑recognised quality certification, product innovation, and R&amp;D activity — should be positively associated with firm performance because firms with stronger capability stocks are more efficient at converting export activity into productive output (Cohen &amp; Levinthal, 1990). At higher levels of export intensity, technological capability may also moderate the curvature of the relationship by buffering the coordination and overextension costs that drive the post‑threshold downturn (Teece, 2007). The microfoundational logic for curvature moderation is that firms with deeper absorptive capacity can more efficiently process external knowledge and adapt internal routines to manage the coordination complexity that high export intensity entails. As a result, the marginal cost of further internationalization rises more slowly than for less capable firms (Cohen &amp; Levinthal, 1990; Teece, 2007).</w:t>
+      </w:r>
+    </w:p>
+    <w:p>
+      <w:pPr>
+        <w:pStyle w:val="BodyText"/>
+      </w:pPr>
+      <w:r>
+        <w:t xml:space="preserve">Digital adoption has emerged as a focal mechanism in the more recent literature on digital transformation (Bharadwaj et al., 2013; Vial, 2019; Nambisan, Wright, &amp; Feldman, 2019; Verhoef et al., 2021; Hanelt, Bohnsack, Marz, &amp; Antunes Marante, 2021; Volberda, Khanagha, Baden-Fuller, Mihalache, &amp; Birkinshaw, 2021). In the present study, it is captured by lower‑tier indicators such as website presence and electronic‑payment usage. Digital adoption may improve general firm performance by reducing transaction costs, accelerating information flow, and enabling more efficient monitoring of operations. The capability-conditioned dynamics may also</w:t>
       </w:r>
       <w:r>
         <w:t xml:space="preserve"> </w:t>
@@ -1209,7 +1132,7 @@
         <w:t xml:space="preserve"> </w:t>
       </w:r>
       <w:r>
-        <w:t xml:space="preserve">The analytic samples reported throughout this paper (2012, N = 2,619; 2024, N = 1,940; pooled, N = 4,559) are constructed from the full WBES private‑firm frame for each wave, with World Bank nonresponse codes (−9 and −7 in 2012; −9, −8, and −7 in 2024) recoded as missing on focal variables and listwise deletion applied across</w:t>
+        <w:t xml:space="preserve">The analytic samples reported throughout this paper (2012, N = 2,619; 2024, N = 1,940; pooled, N = 4,559) are constructed from the full WBES private‑firm frame for each wave. World Bank nonresponse codes (−9 and −7 in 2012; −9, −8, and −7 in 2024) are recoded as missing on focal variables, with listwise deletion applied across</w:t>
       </w:r>
       <w:r>
         <w:t xml:space="preserve"> </w:t>
@@ -1419,7 +1342,7 @@
         <w:t xml:space="preserve"> </w:t>
       </w:r>
       <w:r>
-        <w:t xml:space="preserve">The present paper adopts a quadratic (inverted-U) specification rather than a cubic specification. This reflects empirical boundary conditions: the full WBES private-firm frame used here (mean FSTS = 6.9 % / 5.2 % by wave; 15.4 % / 12.6 % of firms reporting any positive FSTS) has substantially less mass at high export intensities than a manufacturing-only subsample would have, rendering a cubic third-order term statistically imprecise within the supported data range. The quadratic specification captures the empirically relevant range of the bounded-optimum logic without imposing a post-threshold recovery phase that the present data cannot support. The pooled quadratic turning point (48.8 % FSTS) is interpreted as the location of the bounded-optimum within the supported data range of the full private-firm frame, and is not directly comparable to cubic turning points estimated from denser manufacturing-only subsamples that admit a third-order recovery curvature.</w:t>
+        <w:t xml:space="preserve">The present paper adopts a quadratic (inverted-U) specification rather than a cubic specification. This reflects empirical boundary conditions: the full WBES private-firm frame used here (mean FSTS = 6.9 % / 5.2 % by wave; 15.4 % / 12.6 % of firms reporting any positive FSTS) has substantially less mass at high export intensities than a manufacturing-only subsample would have. This renders a cubic third-order term statistically imprecise within the supported data range. The quadratic specification captures the empirically relevant range of the bounded-optimum logic without imposing a post-threshold recovery phase that the present data cannot support. The pooled quadratic turning point (48.8 % FSTS) is interpreted as the location of the bounded-optimum within the supported data range of the full private-firm frame. It is not directly comparable to cubic turning points estimated from denser manufacturing-only subsamples that admit a third-order recovery curvature.</w:t>
       </w:r>
     </w:p>
     <w:p>
@@ -1437,7 +1360,7 @@
         <w:t xml:space="preserve"> </w:t>
       </w:r>
       <w:r>
-        <w:t xml:space="preserve">The cross-wave WBES China instrument carries only the website-presence binary (c22b) as a comparable digital indicator across the 2012 and 2024 waves; no Tier-2 transaction-enabling digital item (e.g., two-way electronic-payment intensity) is available with cross-wave comparability. DAI_core is therefore necessarily a Tier-1-only construct in the present design — the single c22b binary — and is retained as a baseline digital-presence control rather than as a hypothesis-bearing construct. The theoretical interpretation of any DAI_core coefficient is bounded by this measurement constraint: in 2024 China, website ownership is a basic organisational hygiene factor and an indicator of minimum-threshold digital presence rather than of dynamic digital capability, so the level association between DAI_core and productivity reflects baseline digital presence absorption, not capability-differentiating digital strategy. The construct-boundary argument is symmetric across institutional contexts: in transitional-economy settings where Tier-1 website presence has diffused widely while Tier-2 transaction-enabling infrastructure remains institutionally bounded, a Tier-1-only DAI construct is expected to lose discriminatory power as the population-diffusion ceiling is approached; in advanced-economy settings where Tier-2 transaction infrastructure (electronic-payment rails, two-way digital interfaces with customers and suppliers) is widely diffused alongside Tier-1, a Tier-1+2 construct is the construction that retains discriminatory power across the export-intensity range. The Tier-1-only DAI_core role in the present paper should therefore be read as construct-tier obsolescence within the WBES China instrument, not as evidence on dynamic digital capability.</w:t>
+        <w:t xml:space="preserve">The cross-wave WBES China instrument carries only the website-presence binary (c22b) as a comparable digital indicator across the 2012 and 2024 waves; no Tier-2 transaction-enabling digital item (e.g., two-way electronic-payment intensity) is available with cross-wave comparability. DAI_core is therefore necessarily a Tier-1-only construct in the present design — the single c22b binary — and is retained as a baseline digital-presence control rather than as a hypothesis-bearing construct. The theoretical interpretation of any DAI_core coefficient is bounded by this measurement constraint. In 2024 China, website ownership is a basic organisational hygiene factor and an indicator of minimum-threshold digital presence rather than of dynamic digital capability, so the level association between DAI_core and productivity reflects baseline digital presence absorption, not capability-differentiating digital strategy. The construct-boundary argument is symmetric across institutional contexts. In transitional-economy settings where Tier-1 website presence has diffused widely while Tier-2 transaction-enabling infrastructure remains institutionally bounded, a Tier-1-only DAI construct is expected to lose discriminatory power as the population-diffusion ceiling is approached. In advanced-economy settings where Tier-2 transaction infrastructure (electronic-payment rails, two-way digital interfaces with customers and suppliers) is widely diffused alongside Tier-1, a Tier-1+2 construct retains discriminatory power across the export-intensity range. The Tier-1-only DAI_core role in the present paper should therefore be read as construct-tier obsolescence within the WBES China instrument, not as evidence on dynamic digital capability.</w:t>
       </w:r>
     </w:p>
     <w:p>
@@ -1478,7 +1401,7 @@
         <w:pStyle w:val="BodyText"/>
       </w:pPr>
       <w:r>
-        <w:t xml:space="preserve">For the supplementary working‑capital analysis (Plan B1, see §3.4), we operationalise three blocks of cross‑wave‑comparable WBES items:</w:t>
+        <w:t xml:space="preserve">For the supplementary working‑capital analysis (§3.4), we operationalise three blocks of cross‑wave‑comparable WBES items:</w:t>
       </w:r>
     </w:p>
     <w:p>
@@ -1633,13 +1556,13 @@
       </w:r>
     </w:p>
     <w:bookmarkEnd w:id="31"/>
-    <w:bookmarkStart w:id="32" w:name="Xa25e2a2cdd79e96c4e0f09e817d617fe3a5e905"/>
+    <w:bookmarkStart w:id="32" w:name="supplementary-mechanismoriented-analyses"/>
     <w:p>
       <w:pPr>
         <w:pStyle w:val="Heading3"/>
       </w:pPr>
       <w:r>
-        <w:t xml:space="preserve">3.4 Supplementary mechanism‑oriented analyses (Plan B1)</w:t>
+        <w:t xml:space="preserve">3.4 Supplementary mechanism‑oriented analyses</w:t>
       </w:r>
     </w:p>
     <w:p>
@@ -1647,7 +1570,7 @@
         <w:pStyle w:val="FirstParagraph"/>
       </w:pPr>
       <w:r>
-        <w:t xml:space="preserve">To extend the threshold analysis without altering the manuscript’s core identity, supplementary models examine whether the negative segment of the export‑intensity–performance curve is conditioned by firm‑level working‑capital circumstances. Because the available WBES indicators do not provide a single direct measure of the working‑capital trap, the analysis relies on multiple firm‑level proxies organised into the three cross‑wave blocks described in §3.2 (Liquidity Access, Financing Structure, Access‑to‑Finance Obstacle). These blocks are tested at the item level (M1 specifications), at the block level via a Liquidity Access Index (M3), via a composite working‑capital stress index (M4), and finally for a 2012‑only Receivables Exposure block (purchases / sales on credit). The supplementary specifications maintain the baseline quadratic structure and introduce each working‑capital measure together with its interaction with the squared export‑intensity term; the focal parameter is the interaction between the squared export‑intensity term and the working‑capital measure, because the theoretical argument concerns the steepness of the post‑threshold downturn rather than the initial upward phase alone.</w:t>
+        <w:t xml:space="preserve">To extend the threshold analysis without altering the manuscript’s core identity, supplementary models examine whether the negative segment of the export‑intensity–performance curve is conditioned by firm‑level working‑capital circumstances. Because the available WBES indicators do not provide a single direct measure of the working‑capital trap, the analysis relies on multiple firm‑level proxies organised into the three cross‑wave blocks described in §3.2 (Liquidity Access, Financing Structure, Access‑to‑Finance Obstacle). These blocks are tested at the item level (M1 specifications), at the block level via a Liquidity Access Index (M3), via a composite working‑capital stress index (M4), and finally for a 2012‑only Receivables Exposure block (purchases / sales on credit). The supplementary specifications maintain the baseline quadratic structure and introduce each working‑capital measure together with its interaction with the squared export‑intensity term. The focal parameter is the interaction between the squared export‑intensity term and the working‑capital measure, since the theoretical argument concerns the steepness of the post‑threshold downturn rather than the initial upward phase alone.</w:t>
       </w:r>
     </w:p>
     <w:p>
@@ -1885,7 +1808,7 @@
         <w:t xml:space="preserve">idstd</w:t>
       </w:r>
       <w:r>
-        <w:t xml:space="preserve">. Independent of the SE adjustment, we have re-estimated the pooled specifications excluding the 217 panel firms (yielding a strictly cross-sectional pool with N = 4,358 sample_base; 186 of the 217 panel firms appear in sample_base after applying the focal-variable filter); the resulting pooled turning-point estimate shifts from 48.78 % to 46.88 % — a 1.9 percentage-point change well within the 95 % delta-method CI of the main estimate — and the Paternoster z-tests retain the same direction and significance pattern as in the main pool (see §4.7). We treat the cluster-robust adjustment as the preferred specification because it preserves statistical power, but the qualitative threshold-stability conclusion holds under both treatments.</w:t>
+        <w:t xml:space="preserve">. Independent of the SE adjustment, we have re-estimated the pooled specifications excluding the 217 panel firms, yielding a strictly cross-sectional pool with N = 4,358 sample_base (186 of the 217 panel firms appear in sample_base after applying the focal-variable filter). The resulting pooled turning-point estimate shifts from 48.78 % to 46.88 % — a 1.9 percentage-point change well within the 95 % delta-method CI of the main estimate. The Paternoster z-tests retain the same direction and significance pattern as in the main pool (see §4.7). We treat the cluster-robust adjustment as the preferred specification because it preserves statistical power, but the qualitative threshold-stability conclusion holds under both treatments.</w:t>
       </w:r>
     </w:p>
     <w:p>
@@ -1939,7 +1862,7 @@
         <w:t xml:space="preserve">a2</w:t>
       </w:r>
       <w:r>
-        <w:t xml:space="preserve">) as the exclusion restriction in the first-stage probit. The inverse Mills ratio coefficient in the second stage is statistically significant in 2012 (z = −2.44, p = .015) and statistically indistinguishable from zero in 2024 (z = −0.14, p = .89). The 2012 result indicates that the OLS specification on the 2012 wave may be subject to mild selection on unobservables; we therefore re-estimate M2 on the 2012 wave with the IMR included as a control in §4.7 robustness and find that the FSTS and FSTS² coefficients are within 0.10 of the OLS estimates. The qualitative inverted-U conclusion (and the threshold stability claim across waves) is preserved under this correction, but readers should weight the 2012 results with this selection caveat in mind.</w:t>
+        <w:t xml:space="preserve">) as the exclusion restriction in the first-stage probit. The inverse Mills ratio coefficient in the second stage is statistically significant in 2012 (z = −2.44, p = .015) and statistically indistinguishable from zero in 2024 (z = −0.14, p = .89). The 2012 result indicates that the OLS specification on the 2012 wave may be subject to mild selection on unobservables. We therefore re-estimate M2 on the 2012 wave with the IMR included as a control in §4.7 robustness and find that the FSTS and FSTS² coefficients are within 0.10 of the OLS estimates. The qualitative inverted-U conclusion (and the threshold stability claim across waves) is preserved under this correction. Readers should nonetheless weight the 2012 results with this selection caveat in mind.</w:t>
       </w:r>
     </w:p>
     <w:p>
@@ -1987,7 +1910,7 @@
         <w:pStyle w:val="FirstParagraph"/>
       </w:pPr>
       <w:r>
-        <w:t xml:space="preserve">Table 1 reports the descriptive statistics for the main analytic sample (sample_base) by wave. The 2012 wave (N = 2,610) has mean log labour productivity of 12.52 (SD 1.19) and mean export intensity of 6.9 % (SD 20.4 %), with 15.4 % of firms reporting any positive direct-export intensity. The 2024 wave (N = 1,934) shows mean log labour productivity of 13.01 (SD 1.35) — an upward level shift of approximately one-half of a log point, consistent with general productivity growth between waves — and mean export intensity of 5.2 % (SD 18.3 %), with 12.6 % of firms reporting positive direct exports. Mean firm size (lnEmp) is 4.16 in 2012 versus 3.60 in 2024, reflecting a shift in the WBES sample toward smaller establishments in the 2024 wave; mean firm age rose from 12.6 to 13.9 years, reflecting the maturation of the Chinese private-firm exporter cohort over the 12-year window. Foreign-ownership rate is approximately 6 % across both waves.</w:t>
+        <w:t xml:space="preserve">Table 1 reports the descriptive statistics for the main analytic sample (sample_base) by wave. The 2012 wave (N = 2,610) has mean log labour productivity of 12.52 (SD 1.19) and mean export intensity of 6.9 % (SD 20.4 %), with 15.4 % of firms reporting any positive direct-export intensity. The 2024 wave (N = 1,934) shows mean log labour productivity of 13.01 (SD 1.35), an upward level shift of approximately one-half of a log point consistent with general productivity growth between waves. Mean export intensity is 5.2 % (SD 18.3 %), with 12.6 % of firms reporting positive direct exports. Mean firm size (lnEmp) is 4.16 in 2012 versus 3.60 in 2024, reflecting a shift toward smaller establishments in the 2024 wave. Mean firm age rose from 12.6 to 13.9 years, reflecting the maturation of the Chinese private-firm exporter cohort over the 12-year window. Foreign-ownership rate is approximately 6 % across both waves.</w:t>
       </w:r>
     </w:p>
     <w:p>
@@ -2379,7 +2302,7 @@
         <w:pStyle w:val="BodyText"/>
       </w:pPr>
       <w:r>
-        <w:t xml:space="preserve">The within-wave correlation between TCI_full and the decontaminated DAI_core is 0.27 in 2012 and 0.42 in 2024, materially lower than the inflated 0.58 / 0.51 we recorded under the earlier two-item DAI specification that shared e6 with TCI; the residual correlation reflects substantive co-variation between technological capability and Tier 1 digital presence rather than a mechanical item overlap, and is small enough to permit independent identification in joint specifications.</w:t>
+        <w:t xml:space="preserve">The within-wave correlation between TCI_full and the decontaminated DAI_core is 0.27 in 2012 and 0.42 in 2024, materially lower than the inflated 0.58 / 0.51 recorded under the earlier two-item DAI specification that shared e6 with TCI. The residual correlation reflects substantive co-variation between technological capability and Tier 1 digital presence rather than a mechanical item overlap. It is small enough to permit independent identification in joint specifications.</w:t>
       </w:r>
     </w:p>
     <w:p>
@@ -2415,7 +2338,7 @@
         <w:pStyle w:val="FirstParagraph"/>
       </w:pPr>
       <w:r>
-        <w:t xml:space="preserve">Across both waves and the pooled sample, the data support an inverted U‑shaped relationship between export intensity and labour productivity, supporting H1. Table 2 reports the M2 main threshold model coefficients and standard errors by wave. The linear export‑intensity term is positive in every sample (β = +2.07, p &lt; .001 in 2012; β = +1.50, p = .010 in 2024; β = +1.78, p &lt; .001 pooled), and the squared export‑intensity term is negative in every sample (β = −2.09, p &lt; .001 in 2012; β = −1.59, p = .026 in 2024; β = −1.83, p &lt; .001 pooled). Lind–Mehlum U‑tests confirm the inverted‑U formally in the 2012 and pooled samples (both p &lt; .001) and at conventional significance in the 2024 sample (p = .037).</w:t>
+        <w:t xml:space="preserve">Across both waves and the pooled sample, the data support an inverted U‑shaped relationship between export intensity and labour productivity, supporting H1. Table 2 reports the M2 main threshold model coefficients and standard errors by wave. The linear export‑intensity term is positive in every sample: β = +2.07, p &lt; .001 in 2012; β = +1.50, p = .010 in 2024; β = +1.78, p &lt; .001 in the pooled sample. The squared export‑intensity term is negative in every sample: β = −2.09, p &lt; .001 in 2012; β = −1.59, p = .026 in 2024; β = −1.83, p &lt; .001 pooled. Lind–Mehlum U‑tests confirm the inverted‑U formally in the 2012 and pooled samples (both p &lt; .001) and at conventional significance in the 2024 sample (p = .037).</w:t>
       </w:r>
     </w:p>
     <w:p>
@@ -3209,7 +3132,7 @@
         <w:pStyle w:val="FirstParagraph"/>
       </w:pPr>
       <w:r>
-        <w:t xml:space="preserve">Technological capability is positively and substantively associated with firm performance in both waves and the pooled sample, supporting the level‑shift component of H4a. The within‑wave z‑standardised TCI coefficient is β_z = +0.260 in 2012 (SE = 0.049, p &lt; .001), β_z = +0.426 in 2024 (SE = 0.047, p &lt; .001), and β_z = +0.380 in the pooled sample (SE = 0.035, p &lt; .001). Each one‑standard‑deviation increase in TCI is therefore associated with a 26–43 % change in labour productivity at the geometric‑mean baseline. The Paternoster z‑test on the cross‑wave change in TCI yields z = −2.55, p = .011, indicating a statistically detectable strengthening of the TCI–productivity association between 2012 and 2024 — consistent with the absorptive-capacity logic that capability accumulation has compounded into rising productivity dividends as Chinese exporters faced rising international-competition demands. Digital adoption (DAI_core) is also positively associated with productivity, modestly (β_z = +0.05 to +0.13, p ≤ .03), consistent with its role as a baseline digital-presence control.</w:t>
+        <w:t xml:space="preserve">Technological capability is positively and substantively associated with firm performance in both waves and the pooled sample, supporting the level‑shift component of H4a. The within‑wave z‑standardised TCI coefficient is β_z = +0.260 in 2012 (SE = 0.049, p &lt; .001), β_z = +0.426 in 2024 (SE = 0.047, p &lt; .001), and β_z = +0.380 in the pooled sample (SE = 0.035, p &lt; .001). Each one‑standard‑deviation increase in TCI is therefore associated with a 26–43 % change in labour productivity at the geometric‑mean baseline. The Paternoster z‑test on the cross‑wave change in TCI yields z = −2.55, p = .011, indicating a statistically detectable strengthening of the TCI–productivity association between 2012 and 2024. This is consistent with the absorptive-capacity logic that capability accumulation has compounded into rising productivity dividends as Chinese exporters faced rising international-competition demands. Digital adoption (DAI_core) is also positively associated with productivity, modestly (β_z = +0.05 to +0.13, p ≤ .03), consistent with its role as a baseline digital-presence control.</w:t>
       </w:r>
     </w:p>
     <w:p>
@@ -4178,7 +4101,7 @@
         <w:pStyle w:val="FirstParagraph"/>
       </w:pPr>
       <w:r>
-        <w:t xml:space="preserve">Three independent moderation tests within the present design converge on the same substantive conclusion: the inverted-U curvature is structurally fixed and is not meaningfully contingent on the working-capital or capability characteristics of the firm. The sign-reversal of the overdraft × FSTS² interaction across waves (Block A: β = +0.27 in 2012, β = −0.38 in 2024) and the null trade-credit interaction in 2024 (Block C: p = .660) prevent the working-capital channel from being identified as the primary source of the post-threshold downturn in the present data, consistent with — but not confirming — the working-capital-trap mechanism (Manova, 2013; Foley &amp; Manova, 2015) as a theoretically coherent but empirically inconclusive candidate explanation. Direct identification of the working-capital mechanism requires financial microdata — such as cash-conversion cycle duration, days-receivable-outstanding, and trade-finance pricing — not currently available in the WBES China instrument.</w:t>
+        <w:t xml:space="preserve">Three independent moderation tests within the present design converge on the same substantive conclusion: the inverted-U curvature is structurally fixed and is not meaningfully contingent on the working-capital or capability characteristics of the firm. The overdraft × FSTS² interaction reverses sign across waves (Block A: β = +0.27 in 2012, β = −0.38 in 2024), and the trade-credit interaction is null in 2024 (Block C: p = .660). Together, these results prevent the working-capital channel from being identified as the primary source of the post-threshold downturn in the present data. This is consistent with — but does not confirm — the working-capital-trap mechanism (Manova, 2013; Foley &amp; Manova, 2015) as a theoretically coherent but empirically inconclusive candidate explanation. Direct identification of the working-capital mechanism requires financial microdata — such as cash-conversion cycle duration, days-receivable-outstanding, and trade-finance pricing — not currently available in the WBES China instrument.</w:t>
       </w:r>
     </w:p>
     <w:p>
@@ -4196,7 +4119,7 @@
         <w:t xml:space="preserve"> </w:t>
       </w:r>
       <w:r>
-        <w:t xml:space="preserve">DAI_core (Tier-1 website presence) is positively associated with productivity as a direct level-shift term (β_z = +0.05 to +0.13, p ≤ .03 across waves and pooled), but the DAI × FSTS curvature-moderation tests return null results in all specifications — consistent with digital presence operating as a productivity floor-raiser rather than a threshold-shifter. The DAI_core construct in the present design reduces to a single binary website-presence item (c22b) that functions as an organisational hygiene factor in 2024 China; the level-shift role is therefore best read as baseline digital-presence absorption rather than as evidence on dynamic digital capability. Richer Tier-2 indicators (e-commerce platform adoption, ERP integration) would be required to test whether higher-order digital capability moderates the curvature of the I–P trade-off — a question the available WBES China instrument cannot support across waves.</w:t>
+        <w:t xml:space="preserve">DAI_core (Tier-1 website presence) is positively associated with productivity as a direct level-shift term (β_z = +0.05 to +0.13, p ≤ .03 across waves and pooled). However, the DAI × FSTS curvature-moderation tests return null results in all specifications — consistent with digital presence operating as a productivity floor-raiser rather than a threshold-shifter. The DAI_core construct in the present design reduces to a single binary website-presence item (c22b) that functions as an organisational hygiene factor in 2024 China. The level-shift role is therefore best read as baseline digital-presence absorption rather than as evidence on dynamic digital capability. Richer Tier-2 indicators (e-commerce platform adoption, ERP integration) would be required to test whether higher-order digital capability moderates the curvature of the I–P trade-off — a question the available WBES China instrument cannot support across waves.</w:t>
       </w:r>
     </w:p>
     <w:p>
@@ -4214,7 +4137,7 @@
         <w:t xml:space="preserve"> </w:t>
       </w:r>
       <w:r>
-        <w:t xml:space="preserve">Read together, the joint F-test on (FSTS × Tech, FSTS² × Tech) returns F = 3.26, p = .039 — marginal at the conventional .05 threshold with individual coefficients not significant — and the (FSTS × wave_2024 × Tech, FSTS² × wave_2024 × Tech) dynamic-moderation joint F-test returns F = 0.27, p = .760. The capability curvature-moderation channel is therefore not stably identified within the present design. Combined with the working-capital null moderation results above, these three null moderation channels triangulate on a single interpretation:</w:t>
+        <w:t xml:space="preserve">Read together, the joint F-test on (FSTS × Tech, FSTS² × Tech) returns F = 3.26, p = .039 — marginal at the conventional .05 threshold with individual coefficients not significant. The (FSTS × wave_2024 × Tech, FSTS² × wave_2024 × Tech) dynamic-moderation joint F-test returns F = 0.27, p = .760. The capability curvature-moderation channel is therefore not stably identified within the present design. Combined with the working-capital null moderation results above, these three null moderation channels triangulate on a single interpretation:</w:t>
       </w:r>
       <w:r>
         <w:t xml:space="preserve"> </w:t>
@@ -4283,7 +4206,7 @@
         <w:pStyle w:val="BodyText"/>
       </w:pPr>
       <w:r>
-        <w:t xml:space="preserve">Under the manufacturing-only restriction, the M2 turning point shifts to approximately 42 % in 2012 (95 % CI [37.8, 46.8]) and 30 % in 2024 (95 % CI [15.1, 44.2]) — the latter much wider, reflecting the reduced statistical power. Both are still inside the 30–60 % bounded operating range identified in the main analysis but skewed toward the lower edge. The Paternoster z-test on the manufacturing-only subsample is directionally consistent with the main-result interpretation: cross-wave equality is not rejected (z = +1.51, p = .130 for FSTS; z = −0.96, p = .337 for FSTS²). We report this robustness check primarily for transparency: the manuscript’s main analysis follows the full WBES private-firm frame because (a) restricting to manufacturing alone reduces statistical power without strengthening the causal interpretation, (b) the WBES sampling weights and identification strategy operate on the full private-firm frame to which inferences project, and (c) the qualitative picture — bounded inverted-U, durably stable across waves, capability as level-shifter — survives the restriction. Results from the manufacturing-only specification appear in Online Appendix D.</w:t>
+        <w:t xml:space="preserve">Under the manufacturing-only restriction, the M2 turning point shifts to approximately 42 % in 2012 (95 % CI [37.8, 46.8]) and 30 % in 2024 (95 % CI [15.1, 44.2]) — the latter much wider, reflecting the reduced statistical power. Both are still inside the 30–60 % bounded operating range identified in the main analysis but skewed toward the lower edge. The Paternoster z-test on the manufacturing-only subsample is directionally consistent with the main-result interpretation: cross-wave equality is not rejected (z = +1.51, p = .130 for FSTS; z = −0.96, p = .337 for FSTS²). We report this robustness check primarily for transparency. The manuscript’s main analysis follows the full WBES private-firm frame for three reasons. First, restricting to manufacturing alone reduces statistical power without strengthening the causal interpretation. Second, the WBES sampling weights and identification strategy operate on the full private-firm frame to which inferences project. Third, the qualitative picture — bounded inverted-U, durably stable across waves, capability as level-shifter — survives the restriction. Results from the manufacturing-only specification appear in Online Appendix D.</w:t>
       </w:r>
     </w:p>
     <w:bookmarkEnd w:id="42"/>
@@ -4334,7 +4257,7 @@
         <w:t xml:space="preserve"> </w:t>
       </w:r>
       <w:r>
-        <w:t xml:space="preserve">to the pooled M2 specification changes the FSTS coefficient from +1.78 to +1.56 (a 12.8 % reduction in magnitude) and the FSTS² coefficient from −1.83 to −1.55 (a 15.2 % reduction); the inverted-U is preserved and the implied turning point remains within the 30–60 % range, but the magnitudes change non-trivially when within-sector variation is exploited. We retain the broad-sector control specification as the main result on the principle that the threshold result is identified at the population level rather than within sectors, but we flag this sensitivity for readers focused on within-sector dynamics.</w:t>
+        <w:t xml:space="preserve">to the pooled M2 specification changes the FSTS coefficient from +1.78 to +1.56 (a 12.8 % reduction in magnitude) and the FSTS² coefficient from −1.83 to −1.55 (a 15.2 % reduction). The inverted-U is preserved and the implied turning point remains within the 30–60 % range, but the magnitudes change non-trivially when within-sector variation is exploited. We retain the broad-sector control specification as the main result on the principle that the threshold result is identified at the population level rather than within sectors, but we flag this sensitivity for readers focused on within-sector dynamics.</w:t>
       </w:r>
     </w:p>
     <w:p>
@@ -4446,7 +4369,7 @@
         <w:t xml:space="preserve">structural durability against an expected temporal shift</w:t>
       </w:r>
       <w:r>
-        <w:t xml:space="preserve">. We predicted in H2a (§2.2) that the inverted U‑shaped relationship between export intensity and labour productivity in Chinese private firms should differ between 2012 and 2024, motivated by substantial structural change in the Chinese economy: post‑2008 trade re‑equilibration, the China–US tariff escalation cycle, the COVID‑19 disruption, the maturation of digital infrastructure (Vial, 2019; Hanelt, Bohnsack, Marz, &amp; Antunes Marante, 2021), the strengthening of absorptive capacity, the deepening of Chinese firms’ participation in global value chains (Kano, Tsang, &amp; Yeung, 2020), and the evolution of trade-finance institutions (Manova, 2013; Foley &amp; Manova, 2015; Niepmann &amp; Schmidt-Eisenlohr, 2017; Demir &amp; Javorcik, 2018). Under any of these mechanisms, the turning point or the curvature should have moved.</w:t>
+        <w:t xml:space="preserve">. We predicted in H2a (§2.2) that the inverted U‑shaped relationship between export intensity and labour productivity in Chinese private firms should differ between 2012 and 2024. This prediction was motivated by substantial structural change in the Chinese economy: post‑2008 trade re‑equilibration, the China–US tariff escalation cycle, the COVID‑19 disruption, and the maturation of digital infrastructure (Vial, 2019; Hanelt, Bohnsack, Marz, &amp; Antunes Marante, 2021). Further mechanisms included the strengthening of absorptive capacity, the deepening of Chinese firms’ participation in global value chains (Kano, Tsang, &amp; Yeung, 2020), and the evolution of trade-finance institutions (Manova, 2013; Foley &amp; Manova, 2015; Niepmann &amp; Schmidt-Eisenlohr, 2017; Demir &amp; Javorcik, 2018). Under any of these mechanisms, the turning point or the curvature should have moved.</w:t>
       </w:r>
     </w:p>
     <w:p>
@@ -4475,7 +4398,7 @@
         <w:t xml:space="preserve">structurally durable</w:t>
       </w:r>
       <w:r>
-        <w:t xml:space="preserve">: it has survived a decade of significant external shocks, institutional evolution, and technological transformation without measurably shifting in shape, slope, or location. This durability matters theoretically and managerially. Theoretically, it suggests that the inverted-U is grounded in deeply structural firm-level constraints — coordination capacity, financial slack, organizational depth — rather than in time-specific institutional or competitive conditions that might dissolve with environmental change (Hennart, 2007; Buckley et al., 2007). Managerially, the wide and overlapping confidence intervals on the turning-point estimates argue against treating any single number as a knife-edge target; the policy-relevant quantity is a</w:t>
+        <w:t xml:space="preserve">: it has survived a decade of significant external shocks, institutional evolution, and technological transformation without measurably shifting in shape, slope, or location. This durability matters theoretically and managerially. Theoretically, it suggests that the inverted-U is grounded in deeply structural firm-level constraints — coordination capacity, financial slack, organizational depth — rather than in time-specific institutional or competitive conditions that might dissolve with environmental change (Hennart, 2007; Buckley et al., 2007). Managerially, the wide and overlapping confidence intervals on the turning-point estimates argue against treating any single number as a knife-edge target. The policy-relevant quantity is a</w:t>
       </w:r>
       <w:r>
         <w:t xml:space="preserve"> </w:t>
@@ -4491,7 +4414,7 @@
         <w:t xml:space="preserve"> </w:t>
       </w:r>
       <w:r>
-        <w:t xml:space="preserve">(approximately 30 % to 60 % of total sales) within which predicted productivity remains close to its peak, and within which firms can exercise strategic discretion without crossing into the productivity-eroding tail of the curve.</w:t>
+        <w:t xml:space="preserve">(approximately 30 % to 60 % of total sales) within which predicted productivity remains close to its peak. Within this range, firms can exercise strategic discretion without crossing into the productivity-eroding tail of the curve.</w:t>
       </w:r>
     </w:p>
     <w:p>
@@ -4531,7 +4454,7 @@
         <w:t xml:space="preserve"> </w:t>
       </w:r>
       <w:r>
-        <w:t xml:space="preserve">This is a stronger empirical claim than the standard inverted-U literature delivers, and it directly addresses the heterogeneity question raised in the broader internationalization-performance meta-analytic literature (Bausch &amp; Krist, 2007; Kirca et al., 2012; Marano et al., 2016; Schwens et al., 2018) — namely, that the very large between-study heterogeneity (I² ≈ 88 %) reported in those reviews may reflect cross-country institutional variation rather than within-country temporal change. By holding country fixed and testing the temporal dimension, the present design isolates the latter and finds it small, consistent with an interpretation in which institutional context (Filatotchev, Wei, Sarala, Dick, &amp; Prescott, 2020) drives more of the observed effect-size dispersion than within-country evolution does.</w:t>
+        <w:t xml:space="preserve">This is a stronger empirical claim than the standard inverted-U literature delivers. It directly addresses a heterogeneity question raised in that literature (Bausch &amp; Krist, 2007; Kirca et al., 2012; Marano et al., 2016; Schwens et al., 2018). Specifically, the very large between-study heterogeneity (I² ≈ 88 %) reported in those reviews may reflect cross-country institutional variation rather than within-country temporal change. By holding country fixed and testing the temporal dimension, the present design isolates the latter and finds it small. The result is consistent with an interpretation in which institutional context (Filatotchev, Wei, Sarala, Dick, &amp; Prescott, 2020) drives more of the observed effect-size dispersion than within-country evolution does.</w:t>
       </w:r>
     </w:p>
     <w:bookmarkEnd w:id="45"/>
@@ -4549,7 +4472,7 @@
         <w:pStyle w:val="FirstParagraph"/>
       </w:pPr>
       <w:r>
-        <w:t xml:space="preserve">To probe the downstream mechanism linking the post-threshold downturn to financial constraints, we tested working-capital proxies available in the WBES instrument. The cross-wave-comparable indicators — overdraft facility (k7), line of credit (k8 / k82), financing-structure shares (k3 series), and the access-to-finance obstacle score (k30) — were tested as interaction terms with FSTS² to examine whether the steepness of the post-threshold tail is conditioned by firm liquidity. However, due to changes in questionnaire design between the two survey waves, the collected indicators did not achieve the consistency needed for conclusive inference: Block A interactions change sign across waves, Block C reaches significance in 2012 but not 2024, and the Block D anomaly in 2024 reads as a small-cell artefact. The 2012-only Block B (purchases and sales on credit, k1c / k2c) also returns null interactions. Taken together, these supplementary analyses are consistent with the working-capital trap interpretation (Manova, 2013) as a theoretically coherent mechanism for the post-threshold downturn, but the current WBES proxies are insufficiently precise to identify the channel directly. Future work with firm-level financial-statement data — cash-conversion cycle, days-receivable-outstanding, trade-finance pricing — is needed to test the mechanism conclusively.</w:t>
+        <w:t xml:space="preserve">To probe the downstream mechanism linking the post-threshold downturn to financial constraints, we tested working-capital proxies available in the WBES instrument. The cross-wave-comparable indicators — overdraft facility (k7), line of credit (k8 / k82), financing-structure shares (k3 series), and the access-to-finance obstacle score (k30) — were tested as interaction terms with FSTS² to examine whether the steepness of the post-threshold tail is conditioned by firm liquidity. However, due to changes in questionnaire design between the two survey waves, the collected indicators did not achieve the consistency needed for conclusive inference. Block A interactions change sign across waves, Block C reaches significance in 2012 but not 2024, and the Block D anomaly in 2024 reads as a small-cell artefact. The 2012-only Block B (purchases and sales on credit, k1c / k2c) also returns null interactions. Taken together, these supplementary analyses are consistent with the working-capital trap interpretation (Manova, 2013) as a theoretically coherent mechanism for the post-threshold downturn, but the current WBES proxies are insufficiently precise to identify the channel directly. Future work with firm-level financial-statement data — cash-conversion cycle, days-receivable-outstanding, trade-finance pricing — is needed to test the mechanism conclusively.</w:t>
       </w:r>
     </w:p>
     <w:bookmarkEnd w:id="46"/>
@@ -4771,7 +4694,7 @@
         <w:pStyle w:val="BodyText"/>
       </w:pPr>
       <w:r>
-        <w:t xml:space="preserve">Second, the SME credit-market reforms targeting working-capital lines, factoring, export credit insurance, and trade-finance access (Manova, 2013; Niepmann &amp; Schmidt-Eisenlohr, 2017; Demir &amp; Javorcik, 2018) may help shift the threshold rightward and broaden the safe operating zone, but the present paper does not directly test this policy effect — and indeed our null findings on H3 working-capital moderation suggest that such reforms may need to be more substantial than the variation captured by current WBES proxies to produce detectable threshold movement. Future quantitative policy evaluation work using richer financial data is needed to identify the empirically minimum reform intensity required to move the threshold.</w:t>
+        <w:t xml:space="preserve">Second, the SME credit-market reforms targeting working-capital lines, factoring, export credit insurance, and trade-finance access (Manova, 2013; Niepmann &amp; Schmidt-Eisenlohr, 2017; Demir &amp; Javorcik, 2018) may help shift the threshold rightward and broaden the safe operating zone. However, the present paper does not directly test this policy effect. Our null findings on H3 working-capital moderation suggest that such reforms may need to be more substantial than the variation captured by current WBES proxies to produce detectable threshold movement. Future quantitative policy evaluation work using richer financial data is needed to identify the empirically minimum reform intensity required to move the threshold.</w:t>
       </w:r>
     </w:p>
     <w:p>
@@ -4864,7 +4787,7 @@
         <w:t xml:space="preserve"> </w:t>
       </w:r>
       <w:r>
-        <w:t xml:space="preserve">The bulk of prior IP work — including the foundational nonlinear studies (Hitt et al., 1997; Contractor et al., 2003; Lu &amp; Beamish, 2004) and the meta-analytic syntheses (Bausch &amp; Krist, 2007; Kirca et al., 2012; Marano et al., 2016; Schwens et al., 2018) — has established the inverted-U as a robust pattern but has rarely tested its temporal stability within a single national context. Our durability finding establishes that, at least in China and over the 2012-2024 window, the inverted-U is more than a sample-specific regularity: it is an enduring structural feature of the trade-off. This complements the cross-country heterogeneity emphasis of the meta-analytic tradition with within-country temporal evidence, and it provides a benchmark for future replication studies in other emerging-economy contexts.</w:t>
+        <w:t xml:space="preserve">Prior work has established the inverted-U as a robust pattern. This includes foundational nonlinear studies (Hitt et al., 1997; Contractor et al., 2003; Lu &amp; Beamish, 2004) and meta-analytic syntheses (Bausch &amp; Krist, 2007; Kirca et al., 2012; Marano et al., 2016; Schwens et al., 2018). However, it has rarely tested the threshold’s temporal stability within a single national context. Our durability finding establishes that, at least in China and over the 2012-2024 window, the inverted-U is more than a sample-specific regularity: it is an enduring structural feature of the trade-off. This finding complements the cross-country heterogeneity emphasis of the meta-analytic tradition with within-country temporal evidence. It also provides a benchmark for future replication studies in other emerging-economy contexts.</w:t>
       </w:r>
     </w:p>
     <w:p>
@@ -5157,7 +5080,7 @@
         <w:t xml:space="preserve">Third</w:t>
       </w:r>
       <w:r>
-        <w:t xml:space="preserve">, the DAI_core specification is operationalised by a single binary indicator (c22b own‑website presence) — a deliberate choice taken in this revision to keep the technological‑capability and digital‑adoption constructs operationally orthogonal (see §3.2), but one that necessarily measures Tier 1 digital presence rather than the full digital-transformation hierarchy described in recent reviews (Vial, 2019; Verhoef et al., 2021; Hanelt, Bohnsack, Marz, &amp; Antunes Marante, 2021; Volberda, Khanagha, Baden-Fuller, Mihalache, &amp; Birkinshaw, 2021). A richer digital‑adoption measure incorporating Tier 3–4 process integration administered consistently across waves would help disambiguate the wave‑specific pattern reported in §4.4. The 2024 BREADY questionnaire does include some richer digital indicators that the 2012 instrument does not, preventing strict cross-wave comparability for those items; we identify a 2024-only robustness analysis using the richer 2024 indicators as a priority for the next revision.</w:t>
+        <w:t xml:space="preserve">, the DAI_core specification is operationalised by a single binary indicator (c22b own‑website presence). This is a deliberate choice taken in this revision to keep the technological‑capability and digital‑adoption constructs operationally orthogonal (see §3.2). It necessarily measures only Tier 1 digital presence, however, rather than the full digital-transformation hierarchy described in recent reviews (Vial, 2019; Verhoef et al., 2021; Hanelt, Bohnsack, Marz, &amp; Antunes Marante, 2021; Volberda, Khanagha, Baden-Fuller, Mihalache, &amp; Birkinshaw, 2021). A richer digital‑adoption measure incorporating Tier 3–4 process integration administered consistently across waves would help disambiguate the wave‑specific pattern reported in §4.4. The 2024 BREADY questionnaire does include some richer digital indicators that the 2012 instrument does not, preventing strict cross-wave comparability for those items. We identify a 2024-only robustness analysis using the richer 2024 indicators as a priority for the next revision.</w:t>
       </w:r>
     </w:p>
     <w:p>
@@ -5172,7 +5095,7 @@
         <w:t xml:space="preserve">Fourth</w:t>
       </w:r>
       <w:r>
-        <w:t xml:space="preserve">, the WBES sample frame may have drifted across waves — for example, through changes in the manufacturing‑services balance or in the FDI profile of the surveyed firms — and although we control for sector and ownership we cannot rule out residual sample‑frame drift. The robustness check on the manufacturing‑only subsample reported in §4.6 partially addresses this concern by re-estimating the M2 main threshold model on a sector-restricted subset (N = 1,656 in 2012; N = 1,062 in 2024); the result remains directionally consistent with the main analysis but with substantially wider confidence intervals. Additional drift checks — re-weighting the 2024 sample to match the 2012 industry-region-size strata distribution, and exploring firm-age and firm-size distribution shifts — are identified as priorities for the next revision.</w:t>
+        <w:t xml:space="preserve">, the WBES sample frame may have drifted across waves — for example, through changes in the manufacturing‑services balance or in the FDI profile of the surveyed firms — and although we control for sector and ownership we cannot rule out residual sample‑frame drift. The robustness check on the manufacturing‑only subsample reported in §4.6 partially addresses this concern by re-estimating the M2 main threshold model on a sector-restricted subset (N = 1,656 in 2012; N = 1,062 in 2024); the result remains directionally consistent with the main analysis but with substantially wider confidence intervals. Additional drift checks — re-weighting the 2024 sample to match the 2012 industry-region-size strata distribution, and exploring firm-age and firm-size distribution shifts — are identified as priorities for the next revision. Readers should note that a companion analysis ([Author(s), Year]; details omitted for double-anonymized reviewing) examines a manufacturing-only extraction from the China WBES 2012 wave for a complementary set of questions about digital-adoption and capability mechanisms in a single cross-section. The present paper is conceptually distinct in three respects: (i) it uses the broader private-firm WBES frame rather than a manufacturing-only subsample, because the cross-wave identification strategy requires consistent sector coverage across both waves; (ii) its primary contribution is cross-wave temporal stability rather than cross-sectional capability moderation; and (iii) its quadratic specification reflects the distributional properties of the broader frame, while the companion analysis adopts a cubic specification appropriate to the denser export-intensity distribution of manufacturing-only samples. The two analyses are therefore complementary rather than redundant.</w:t>
       </w:r>
     </w:p>
     <w:p>
@@ -5232,7 +5155,7 @@
         <w:t xml:space="preserve">capability-conditioned dynamic moderation</w:t>
       </w:r>
       <w:r>
-        <w:t xml:space="preserve">: while the three-way DOI × wave_2024 × Tech specification is reported (§4.4 and Appendix C), the joint F-test is not significant (F(2, 3,558) = 0.27, p = .760), which could reflect either genuine absence of dynamic moderation or insufficient power given the pooled sample size and the narrow Tech variation in the WBES capability indicators (Pierce &amp; Aguinis, 2013). A dataset with richer wave coverage (3+ waves) and more granular capability instruments — for example combining WBES with firm-level digital-transformation indicators (Nambisan, Wright, &amp; Feldman, 2019) — would provide a stronger test. A formal power analysis for the three-way moderation effect is left for future work using a more extensive panel.</w:t>
+        <w:t xml:space="preserve">. The three-way DOI × wave_2024 × Tech specification is reported (§4.4 and Appendix C), but the joint F-test is not significant (F(2, 3,558) = 0.27, p = .760). This result could reflect either genuine absence of dynamic moderation or insufficient power given the pooled sample size and the narrow Tech variation in the WBES capability indicators (Pierce &amp; Aguinis, 2013). A dataset with richer wave coverage (3+ waves) and more granular capability instruments — for example combining WBES with firm-level digital-transformation indicators (Nambisan, Wright, &amp; Feldman, 2019) — would provide a stronger test. A formal power analysis for the three-way moderation effect is left for future work using a more extensive panel.</w:t>
       </w:r>
     </w:p>
     <w:p>
@@ -5247,15 +5170,15 @@
         <w:t xml:space="preserve">Sixth</w:t>
       </w:r>
       <w:r>
-        <w:t xml:space="preserve">, generalisability beyond the Chinese private‑firm sample is not tested in this paper; the inferences we report apply to the two China waves studied, and any extension to other emerging‑economy private‑firm settings is an empirical question for separate work (Bausch &amp; Krist, 2007; Kirca, Roth, Hult, &amp; Cavusgil, 2012; Marano et al., 2016; Schwens et al., 2018). A natural next step is the multi-country replication of the threshold-stability test on WBES data for Vietnam, Indonesia, India, and other emerging-Asia settings, to establish whether the durable-structure interpretation generalises beyond China or remains a country-specific pattern. Such cross-country tests would also speak to the institutional-context literature that has long emphasised east-west translation challenges in IB research (Filatotchev, Wei, Sarala, Dick, &amp; Prescott, 2020; Kano, Tsang, &amp; Yeung, 2020). The WBES data infrastructure is uniquely well-positioned to support such replications because the survey instrument, sample frame, and weighting scheme are harmonised across countries — making the cross-country threshold-stability comparison feasible at relatively low marginal cost.</w:t>
-      </w:r>
-    </w:p>
-    <w:p>
-      <w:pPr>
-        <w:pStyle w:val="BodyText"/>
-      </w:pPr>
-      <w:r>
-        <w:t xml:space="preserve">Future research should pursue panel data, expanded measurement instruments — particularly receivables turnover, cash‑conversion cycle, and trade‑finance pricing (Manova, 2013; Demir &amp; Javorcik, 2018) — and multi‑country comparative analysis of the threshold‑stability claim that we identify here. The combination of the unexpected-stability result with the documented heterogeneity in the broader internationalization–performance literature (Marano et al., 2016; Schwens et al., 2018) suggests that the location and shape of the inverted-U may be more sensitive to country institutional context than to within-country temporal change — a hypothesis worth testing directly with the cross-country WBES corpus.</w:t>
+        <w:t xml:space="preserve">, generalisability beyond the Chinese private‑firm sample is not tested in this paper. The inferences we report apply to the two China waves studied, and any extension to other emerging‑economy private‑firm settings is an empirical question for separate work (Bausch &amp; Krist, 2007; Kirca, Roth, Hult, &amp; Cavusgil, 2012; Marano et al., 2016; Schwens et al., 2018). A natural next step is the multi-country replication of the threshold-stability test on WBES data for Vietnam, Indonesia, India, and other emerging-Asia settings, to establish whether the durable-structure interpretation generalises beyond China or remains a country-specific pattern. Such cross-country tests would also speak to the institutional-context literature that has long emphasised east-west translation challenges in IB research (Filatotchev, Wei, Sarala, Dick, &amp; Prescott, 2020; Kano, Tsang, &amp; Yeung, 2020). The WBES data infrastructure is uniquely well-positioned to support such replications because the survey instrument, sample frame, and weighting scheme are harmonised across countries — making the cross-country threshold-stability comparison feasible at relatively low marginal cost.</w:t>
+      </w:r>
+    </w:p>
+    <w:p>
+      <w:pPr>
+        <w:pStyle w:val="BodyText"/>
+      </w:pPr>
+      <w:r>
+        <w:t xml:space="preserve">Future research should pursue panel data, expanded measurement instruments — particularly receivables turnover, cash‑conversion cycle, and trade‑finance pricing (Manova, 2013; Demir &amp; Javorcik, 2018) — and multi‑country comparative analysis of the threshold‑stability claim that we identify here. The combination of the unexpected-stability result with the documented heterogeneity in the broader internationalization–performance literature (Marano et al., 2016; Schwens et al., 2018) suggests that the location and shape of the inverted-U may be more sensitive to country institutional context than to within-country temporal change. This is a hypothesis worth testing directly with the cross-country WBES corpus.</w:t>
       </w:r>
     </w:p>
     <w:p>

--- a/p5/submission/p5_china_manuscript_blinded.docx
+++ b/p5/submission/p5_china_manuscript_blinded.docx
@@ -181,7 +181,75 @@
         <w:t xml:space="preserve"> </w:t>
       </w:r>
       <w:r>
-        <w:t xml:space="preserve">Cross-wave Paternoster (1998) z-tests do not reject equality of the linear and squared export-intensity coefficients (FSTS z = +0.82, p = .412; FSTS² z = −0.61, p = .545), and the pooled joint F-test on wave interactions is non-significant (F(2, 3,558) = 2.24, p = .107). Estimated turning points remain in a tight range, 49.4% of sales in 2012, 47.2% in 2024 and 48.8% pooled, with overlapping confidence intervals. Technological capability is robustly productivity-enhancing in both waves (β_z = +0.28 and +0.43; both p &lt; .001), and a website proxy is positive in 2024 and pooled, but neither construct robustly moderates curvature (capability×curvature F = 3.26, p = .039 marginal; three-way capability×wave×curvature F = 0.27, p = .760).</w:t>
+        <w:t xml:space="preserve">Cross-wave Paternoster (1998) z-tests do not reject equality of the linear and squared export-intensity coefficients (FSTS z = +0.82, p = .412;</w:t>
+      </w:r>
+      <w:r>
+        <w:t xml:space="preserve"> </w:t>
+      </w:r>
+      <m:oMath>
+        <m:sSup>
+          <m:e>
+            <m:r>
+              <m:rPr>
+                <m:nor/>
+                <m:sty m:val="p"/>
+              </m:rPr>
+              <m:t>FSTS</m:t>
+            </m:r>
+          </m:e>
+          <m:sup>
+            <m:r>
+              <m:t>2</m:t>
+            </m:r>
+          </m:sup>
+        </m:sSup>
+      </m:oMath>
+      <w:r>
+        <w:t xml:space="preserve"> </w:t>
+      </w:r>
+      <w:r>
+        <w:t xml:space="preserve">z = −0.61, p = .545), and the pooled joint F-test on wave interactions is non-significant (F(2, 3,558) = 2.24, p = .107). Estimated turning points remain in a tight range, 49.4% of sales in 2012, 47.2% in 2024 and 48.8% pooled, with overlapping confidence intervals. Technological capability is robustly productivity-enhancing in both waves (</w:t>
+      </w:r>
+      <m:oMath>
+        <m:r>
+          <m:t>β</m:t>
+        </m:r>
+      </m:oMath>
+      <w:r>
+        <w:t xml:space="preserve">_z = +0.28 and +0.43; both p &lt; .001), and a website proxy is positive in 2024 and pooled, but neither construct robustly moderates curvature (capability</w:t>
+      </w:r>
+      <m:oMath>
+        <m:r>
+          <m:rPr>
+            <m:sty m:val="p"/>
+          </m:rPr>
+          <m:t>×</m:t>
+        </m:r>
+      </m:oMath>
+      <w:r>
+        <w:t xml:space="preserve">curvature F = 3.26, p = .039 marginal; three-way capability</w:t>
+      </w:r>
+      <m:oMath>
+        <m:r>
+          <m:rPr>
+            <m:sty m:val="p"/>
+          </m:rPr>
+          <m:t>×</m:t>
+        </m:r>
+      </m:oMath>
+      <w:r>
+        <w:t xml:space="preserve">wave</w:t>
+      </w:r>
+      <m:oMath>
+        <m:r>
+          <m:rPr>
+            <m:sty m:val="p"/>
+          </m:rPr>
+          <m:t>×</m:t>
+        </m:r>
+      </m:oMath>
+      <w:r>
+        <w:t xml:space="preserve">curvature F = 0.27, p = .760).</w:t>
       </w:r>
     </w:p>
     <w:p>
@@ -365,8 +433,19 @@
         </m:sSup>
       </m:oMath>
       <w:r>
-        <w:t xml:space="preserve">), and the joint F-test on (FSTS ×</w:t>
-      </w:r>
+        <w:t xml:space="preserve">), and the joint F-test on (FSTS</w:t>
+      </w:r>
+      <w:r>
+        <w:t xml:space="preserve"> </w:t>
+      </w:r>
+      <m:oMath>
+        <m:r>
+          <m:rPr>
+            <m:sty m:val="p"/>
+          </m:rPr>
+          <m:t>×</m:t>
+        </m:r>
+      </m:oMath>
       <w:r>
         <w:t xml:space="preserve"> </w:t>
       </w:r>
@@ -428,9 +507,14 @@
       <w:r>
         <w:t xml:space="preserve"> </w:t>
       </w:r>
-      <w:r>
-        <w:t xml:space="preserve">×</w:t>
-      </w:r>
+      <m:oMath>
+        <m:r>
+          <m:rPr>
+            <m:sty m:val="p"/>
+          </m:rPr>
+          <m:t>×</m:t>
+        </m:r>
+      </m:oMath>
       <w:r>
         <w:t xml:space="preserve"> </w:t>
       </w:r>
@@ -506,7 +590,15 @@
         </m:sSub>
       </m:oMath>
       <w:r>
-        <w:t xml:space="preserve">) is positively associated with productivity in both waves (β_z = +0.26 to +0.43, p &lt; .001) and</w:t>
+        <w:t xml:space="preserve">) is positively associated with productivity in both waves (</w:t>
+      </w:r>
+      <m:oMath>
+        <m:r>
+          <m:t>β</m:t>
+        </m:r>
+      </m:oMath>
+      <w:r>
+        <w:t xml:space="preserve">_z = +0.26 to +0.43, p &lt; .001) and</w:t>
       </w:r>
       <w:r>
         <w:t xml:space="preserve"> </w:t>
@@ -595,7 +687,15 @@
         </m:sSub>
       </m:oMath>
       <w:r>
-        <w:t xml:space="preserve">, single-item website-presence proxy) shows modest positive associations with productivity in 2024 and the pooled sample (β_z = +0.07 to +0.06) but is retained as a baseline control rather than a formal hypothesis, given the limited discriminatory power of a single binary website indicator in 2024 China.</w:t>
+        <w:t xml:space="preserve">, single-item website-presence proxy) shows modest positive associations with productivity in 2024 and the pooled sample (</w:t>
+      </w:r>
+      <m:oMath>
+        <m:r>
+          <m:t>β</m:t>
+        </m:r>
+      </m:oMath>
+      <w:r>
+        <w:t xml:space="preserve">_z = +0.07 to +0.06) but is retained as a baseline control rather than a formal hypothesis, given the limited discriminatory power of a single binary website indicator in 2024 China.</w:t>
       </w:r>
     </w:p>
     <w:p>
@@ -673,7 +773,24 @@
         <w:pStyle w:val="BodyText"/>
       </w:pPr>
       <w:r>
-        <w:t xml:space="preserve">China provides a particularly powerful setting for this question. Between 2012 and 2024, the two waves examined here, the Chinese economy underwent extraordinary structural transformation. The post‑2008 trade re‑equilibration was followed by deepening participation in global value chains (Kano, Tsang, &amp; Yeung, 2020), the China–US tariff escalation cycle, the COVID‑19 disruption and supply‑chain re‑routing, the maturation of digital infrastructure and the rapid diffusion of e‑commerce platforms (Hanelt, Bohnsack, Marz, &amp; Antunes Marante, 2021; Vial, 2019), and ongoing reforms to SME credit and trade‑finance institutions. Chinese private firms themselves matured over this period in the WBES sample. Average firm age in the analytic samples rose from 12.6 to 13.9 years, and average labour productivity (log scale) rose from 12.52 to 13.01, a roughly 64 % productivity premium in level terms (exp(0.49) ≈ 1.64). Under conventional internationalization theory, several of these changes should have shifted the inverted‑U turning point: by raising the productive returns to internationalization at the upper tail (capability strengthening), by softening the post‑threshold downturn (improved trade finance), or both. Whether the predicted shift actually materialises is an empirical question that, for China in the post‑GFC, post‑COVID period, has not been directly tested.</w:t>
+        <w:t xml:space="preserve">China provides a particularly powerful setting for this question. Between 2012 and 2024, the two waves examined here, the Chinese economy underwent extraordinary structural transformation. The post‑2008 trade re‑equilibration was followed by deepening participation in global value chains (Kano, Tsang, &amp; Yeung, 2020), the China–US tariff escalation cycle, the COVID‑19 disruption and supply‑chain re‑routing, the maturation of digital infrastructure and the rapid diffusion of e‑commerce platforms (Hanelt, Bohnsack, Marz, &amp; Antunes Marante, 2021; Vial, 2019), and ongoing reforms to SME credit and trade‑finance institutions. Chinese private firms themselves matured over this period in the WBES sample. Average firm age in the analytic samples rose from 12.6 to 13.9 years, and average labour productivity (log scale) rose from 12.52 to 13.01, a roughly 64 % productivity premium in level terms (exp(0.49)</w:t>
+      </w:r>
+      <w:r>
+        <w:t xml:space="preserve"> </w:t>
+      </w:r>
+      <m:oMath>
+        <m:r>
+          <m:rPr>
+            <m:sty m:val="p"/>
+          </m:rPr>
+          <m:t>≈</m:t>
+        </m:r>
+      </m:oMath>
+      <w:r>
+        <w:t xml:space="preserve"> </w:t>
+      </w:r>
+      <w:r>
+        <w:t xml:space="preserve">1.64). Under conventional internationalization theory, several of these changes should have shifted the inverted‑U turning point: by raising the productive returns to internationalization at the upper tail (capability strengthening), by softening the post‑threshold downturn (improved trade finance), or both. Whether the predicted shift actually materialises is an empirical question that, for China in the post‑GFC, post‑COVID period, has not been directly tested.</w:t>
       </w:r>
     </w:p>
     <w:p>
@@ -737,8 +854,19 @@
         <w:pStyle w:val="BodyText"/>
       </w:pPr>
       <w:r>
-        <w:t xml:space="preserve">In the present study, firm internationalization is operationalized as export intensity (the share of foreign sales in total sales). We estimate a baseline quadratic model for each wave and the pooled sample, conduct a Lind &amp; Mehlum (2010) U‑test to verify the inverted‑U formally, and apply a Paternoster, Brame, Mazerolle, and Piquero (1998) z‑test to the linear and squared export‑intensity coefficients to evaluate cross‑wave parameter equality. We complement these wave-by-wave tests with a pooled three-way moderation specification that adds (FSTS ×</w:t>
-      </w:r>
+        <w:t xml:space="preserve">In the present study, firm internationalization is operationalized as export intensity (the share of foreign sales in total sales). We estimate a baseline quadratic model for each wave and the pooled sample, conduct a Lind &amp; Mehlum (2010) U‑test to verify the inverted‑U formally, and apply a Paternoster, Brame, Mazerolle, and Piquero (1998) z‑test to the linear and squared export‑intensity coefficients to evaluate cross‑wave parameter equality. We complement these wave-by-wave tests with a pooled three-way moderation specification that adds (FSTS</w:t>
+      </w:r>
+      <w:r>
+        <w:t xml:space="preserve"> </w:t>
+      </w:r>
+      <m:oMath>
+        <m:r>
+          <m:rPr>
+            <m:sty m:val="p"/>
+          </m:rPr>
+          <m:t>×</m:t>
+        </m:r>
+      </m:oMath>
       <w:r>
         <w:t xml:space="preserve"> </w:t>
       </w:r>
@@ -800,9 +928,14 @@
       <w:r>
         <w:t xml:space="preserve"> </w:t>
       </w:r>
-      <w:r>
-        <w:t xml:space="preserve">×</w:t>
-      </w:r>
+      <m:oMath>
+        <m:r>
+          <m:rPr>
+            <m:sty m:val="p"/>
+          </m:rPr>
+          <m:t>×</m:t>
+        </m:r>
+      </m:oMath>
       <w:r>
         <w:t xml:space="preserve"> </w:t>
       </w:r>
@@ -821,7 +954,24 @@
         </m:sSub>
       </m:oMath>
       <w:r>
-        <w:t xml:space="preserve">), (FSTS × Tech,</w:t>
+        <w:t xml:space="preserve">), (FSTS</w:t>
+      </w:r>
+      <w:r>
+        <w:t xml:space="preserve"> </w:t>
+      </w:r>
+      <m:oMath>
+        <m:r>
+          <m:rPr>
+            <m:sty m:val="p"/>
+          </m:rPr>
+          <m:t>×</m:t>
+        </m:r>
+      </m:oMath>
+      <w:r>
+        <w:t xml:space="preserve"> </w:t>
+      </w:r>
+      <w:r>
+        <w:t xml:space="preserve">Tech,</w:t>
       </w:r>
       <w:r>
         <w:t xml:space="preserve"> </w:t>
@@ -864,9 +1014,31 @@
       <w:r>
         <w:t xml:space="preserve"> </w:t>
       </w:r>
-      <w:r>
-        <w:t xml:space="preserve">× Tech), and (FSTS ×</w:t>
-      </w:r>
+      <m:oMath>
+        <m:r>
+          <m:rPr>
+            <m:sty m:val="p"/>
+          </m:rPr>
+          <m:t>×</m:t>
+        </m:r>
+      </m:oMath>
+      <w:r>
+        <w:t xml:space="preserve"> </w:t>
+      </w:r>
+      <w:r>
+        <w:t xml:space="preserve">Tech), and (FSTS</w:t>
+      </w:r>
+      <w:r>
+        <w:t xml:space="preserve"> </w:t>
+      </w:r>
+      <m:oMath>
+        <m:r>
+          <m:rPr>
+            <m:sty m:val="p"/>
+          </m:rPr>
+          <m:t>×</m:t>
+        </m:r>
+      </m:oMath>
       <w:r>
         <w:t xml:space="preserve"> </w:t>
       </w:r>
@@ -887,8 +1059,19 @@
       <w:r>
         <w:t xml:space="preserve"> </w:t>
       </w:r>
-      <w:r>
-        <w:t xml:space="preserve">× Tech,</w:t>
+      <m:oMath>
+        <m:r>
+          <m:rPr>
+            <m:sty m:val="p"/>
+          </m:rPr>
+          <m:t>×</m:t>
+        </m:r>
+      </m:oMath>
+      <w:r>
+        <w:t xml:space="preserve"> </w:t>
+      </w:r>
+      <w:r>
+        <w:t xml:space="preserve">Tech,</w:t>
       </w:r>
       <w:r>
         <w:t xml:space="preserve"> </w:t>
@@ -931,9 +1114,14 @@
       <w:r>
         <w:t xml:space="preserve"> </w:t>
       </w:r>
-      <w:r>
-        <w:t xml:space="preserve">×</w:t>
-      </w:r>
+      <m:oMath>
+        <m:r>
+          <m:rPr>
+            <m:sty m:val="p"/>
+          </m:rPr>
+          <m:t>×</m:t>
+        </m:r>
+      </m:oMath>
       <w:r>
         <w:t xml:space="preserve"> </w:t>
       </w:r>
@@ -954,8 +1142,19 @@
       <w:r>
         <w:t xml:space="preserve"> </w:t>
       </w:r>
-      <w:r>
-        <w:t xml:space="preserve">× Tech) interactions to evaluate the cross-wave shift, capability moderation, and capability-conditioned dynamic moderation hypotheses respectively. We then conduct a supplementary direct test of the working‑capital interpretation using WBES proxies for liquidity access, financing structure, and access‑to‑finance obstacle, with a 2012‑only robustness extension into receivables exposure (Manova, 2013). Throughout, we adopt the disciplined causal‑language conventions advocated for international‑business research and report associations rather than effects (Antonakis et al., 2010; Shaver, 2020).</w:t>
+      <m:oMath>
+        <m:r>
+          <m:rPr>
+            <m:sty m:val="p"/>
+          </m:rPr>
+          <m:t>×</m:t>
+        </m:r>
+      </m:oMath>
+      <w:r>
+        <w:t xml:space="preserve"> </w:t>
+      </w:r>
+      <w:r>
+        <w:t xml:space="preserve">Tech) interactions to evaluate the cross-wave shift, capability moderation, and capability-conditioned dynamic moderation hypotheses respectively. We then conduct a supplementary direct test of the working‑capital interpretation using WBES proxies for liquidity access, financing structure, and access‑to‑finance obstacle, with a 2012‑only robustness extension into receivables exposure (Manova, 2013). Throughout, we adopt the disciplined causal‑language conventions advocated for international‑business research and report associations rather than effects (Antonakis et al., 2010; Shaver, 2020).</w:t>
       </w:r>
     </w:p>
     <w:p>
@@ -976,7 +1175,51 @@
         <w:t xml:space="preserve">structurally durable against a predicted shift</w:t>
       </w:r>
       <w:r>
-        <w:t xml:space="preserve">: despite multiple plausible mechanisms motivating cross-wave evolution, the data fail to reject equality of the inverted-U coefficients between 2012 and 2024 in both individual Paternoster z-tests and a joint pooled F-test. Three additional null moderation channels (capability×curvature, capability×wave×curvature, working capital×curvature) converge on the same substantive interpretation. A third contribution documents that technological capability operates robustly as a</w:t>
+        <w:t xml:space="preserve">: despite multiple plausible mechanisms motivating cross-wave evolution, the data fail to reject equality of the inverted-U coefficients between 2012 and 2024 in both individual Paternoster z-tests and a joint pooled F-test. Three additional null moderation channels (capability</w:t>
+      </w:r>
+      <m:oMath>
+        <m:r>
+          <m:rPr>
+            <m:sty m:val="p"/>
+          </m:rPr>
+          <m:t>×</m:t>
+        </m:r>
+      </m:oMath>
+      <w:r>
+        <w:t xml:space="preserve">curvature, capability</w:t>
+      </w:r>
+      <m:oMath>
+        <m:r>
+          <m:rPr>
+            <m:sty m:val="p"/>
+          </m:rPr>
+          <m:t>×</m:t>
+        </m:r>
+      </m:oMath>
+      <w:r>
+        <w:t xml:space="preserve">wave</w:t>
+      </w:r>
+      <m:oMath>
+        <m:r>
+          <m:rPr>
+            <m:sty m:val="p"/>
+          </m:rPr>
+          <m:t>×</m:t>
+        </m:r>
+      </m:oMath>
+      <w:r>
+        <w:t xml:space="preserve">curvature, working capital</w:t>
+      </w:r>
+      <m:oMath>
+        <m:r>
+          <m:rPr>
+            <m:sty m:val="p"/>
+          </m:rPr>
+          <m:t>×</m:t>
+        </m:r>
+      </m:oMath>
+      <w:r>
+        <w:t xml:space="preserve">curvature) converge on the same substantive interpretation. A third contribution documents that technological capability operates robustly as a</w:t>
       </w:r>
       <w:r>
         <w:t xml:space="preserve"> </w:t>
@@ -1172,7 +1415,30 @@
         <w:pStyle w:val="BodyText"/>
       </w:pPr>
       <w:r>
-        <w:t xml:space="preserve">The substantive case for shift is reinforced by ongoing institutional change in China's SME credit and trade-finance market over this period. To the extent that such institutional reforms successfully eased the working-capital binding constraint that the Manova (2013) and Foley and Manova (2015) tradition predicts as the source of the post-threshold downturn, the curvature β₂ on</w:t>
+        <w:t xml:space="preserve">The substantive case for shift is reinforced by ongoing institutional change in China's SME credit and trade-finance market over this period. To the extent that such institutional reforms successfully eased the working-capital binding constraint that the Manova (2013) and Foley and Manova (2015) tradition predicts as the source of the post-threshold downturn, the curvature</w:t>
+      </w:r>
+      <w:r>
+        <w:t xml:space="preserve"> </w:t>
+      </w:r>
+      <m:oMath>
+        <m:sSub>
+          <m:e>
+            <m:r>
+              <m:t>β</m:t>
+            </m:r>
+          </m:e>
+          <m:sub>
+            <m:r>
+              <m:t>2</m:t>
+            </m:r>
+          </m:sub>
+        </m:sSub>
+      </m:oMath>
+      <w:r>
+        <w:t xml:space="preserve"> </w:t>
+      </w:r>
+      <w:r>
+        <w:t xml:space="preserve">on</w:t>
       </w:r>
       <w:r>
         <w:t xml:space="preserve"> </w:t>
@@ -1341,8 +1607,19 @@
         <w:t xml:space="preserve">evolve over time</w:t>
       </w:r>
       <w:r>
-        <w:t xml:space="preserve">: as Chinese firms accumulate digital and technological resources, the buffering effect of capability on the post-threshold downturn could grow stronger between 2012 and 2024, generating an interaction between firm capability and wave (Author Citation, 2026 — VEFR). This dynamic-moderation prediction is directly testable through the three-way DOI ×</w:t>
-      </w:r>
+        <w:t xml:space="preserve">: as Chinese firms accumulate digital and technological resources, the buffering effect of capability on the post-threshold downturn could grow stronger between 2012 and 2024, generating an interaction between firm capability and wave (Author Citation, 2026 — VEFR). This dynamic-moderation prediction is directly testable through the three-way DOI</w:t>
+      </w:r>
+      <w:r>
+        <w:t xml:space="preserve"> </w:t>
+      </w:r>
+      <m:oMath>
+        <m:r>
+          <m:rPr>
+            <m:sty m:val="p"/>
+          </m:rPr>
+          <m:t>×</m:t>
+        </m:r>
+      </m:oMath>
       <w:r>
         <w:t xml:space="preserve"> </w:t>
       </w:r>
@@ -1363,8 +1640,19 @@
       <w:r>
         <w:t xml:space="preserve"> </w:t>
       </w:r>
-      <w:r>
-        <w:t xml:space="preserve">× Tech specification described in Section 3.5.</w:t>
+      <m:oMath>
+        <m:r>
+          <m:rPr>
+            <m:sty m:val="p"/>
+          </m:rPr>
+          <m:t>×</m:t>
+        </m:r>
+      </m:oMath>
+      <w:r>
+        <w:t xml:space="preserve"> </w:t>
+      </w:r>
+      <w:r>
+        <w:t xml:space="preserve">Tech specification described in Section 3.5.</w:t>
       </w:r>
     </w:p>
     <w:p>
@@ -1722,7 +2010,7 @@
       <w:r>
         <w:drawing>
           <wp:inline>
-            <wp:extent cx="5753100" cy="3764110"/>
+            <wp:extent cx="5753100" cy="3970799"/>
             <wp:effectExtent b="0" l="0" r="0" t="0"/>
             <wp:docPr descr="Figure 1: Conceptual model: bounded I–P and temporal shift, Chinese private firms" title="" id="28" name="Picture"/>
             <a:graphic>
@@ -1743,7 +2031,7 @@
                   <pic:spPr bwMode="auto">
                     <a:xfrm>
                       <a:off x="0" y="0"/>
-                      <a:ext cx="5753100" cy="3764110"/>
+                      <a:ext cx="5753100" cy="3970799"/>
                     </a:xfrm>
                     <a:prstGeom prst="rect">
                       <a:avLst/>
@@ -1841,7 +2129,18 @@
         <w:t xml:space="preserve"> </w:t>
       </w:r>
       <w:r>
-        <w:t xml:space="preserve">dummy explicitly enters the model. Solid arrows mark the primary directional hypotheses (H1 inverted‑U curvature; H2 temporal shift via wave×FSTS interactions; H4a TCI level shift and curvature moderation;</w:t>
+        <w:t xml:space="preserve">dummy explicitly enters the model. Solid arrows mark the primary directional hypotheses (H1 inverted‑U curvature; H2 temporal shift via wave</w:t>
+      </w:r>
+      <m:oMath>
+        <m:r>
+          <m:rPr>
+            <m:sty m:val="p"/>
+          </m:rPr>
+          <m:t>×</m:t>
+        </m:r>
+      </m:oMath>
+      <w:r>
+        <w:t xml:space="preserve">FSTS interactions; H4a TCI level shift and curvature moderation;</w:t>
       </w:r>
       <w:r>
         <w:t xml:space="preserve"> </w:t>
@@ -2716,7 +3015,24 @@
         <w:t xml:space="preserve"> </w:t>
       </w:r>
       <w:r>
-        <w:t xml:space="preserve">The present paper adopts a quadratic (inverted-U) specification rather than the cubic specification reported in the companion manufacturing-SME analysis (Author Citation, 2026 — JFAR). This reflects empirical boundary conditions: the JFAR manufacturing-only sample (ISIC Rev 3.1 codes 15-37, n = 4,290 firm-year observations, mean FSTS ≈ 23.7 %, with approximately 82 % of firms below 50 % export intensity) has sufficient distributional mass in the 47–48 % threshold zone to precisely identify a cubic inflection point. The present full WBES private-firm frame (mean FSTS = 6.9 % / 5.2 % by wave; 15.4 % / 12.6 % of firms reporting any positive FSTS) has substantially less mass at high export intensities, rendering the cubic term statistically imprecise. The quadratic specification captures the empirically relevant range of the bounded-optimum logic without imposing a post-threshold recovery phase that the present data cannot support. Readers cross-referencing the JFAR cubic turning point (47.8 %, 95 % CI [40.9 %, 54.1 %]) with the present paper's quadratic turning point (48.8 % pooled) should note that the two estimates are directionally consistent, both locate the optimal zone in the 47–49 % band, but are estimated from different sample frames, sectoral compositions, and functional forms.</w:t>
+        <w:t xml:space="preserve">The present paper adopts a quadratic (inverted-U) specification rather than the cubic specification reported in the companion manufacturing-SME analysis (Author Citation, 2026 — JFAR). This reflects empirical boundary conditions: the JFAR manufacturing-only sample (ISIC Rev 3.1 codes 15-37, n = 4,290 firm-year observations, mean FSTS</w:t>
+      </w:r>
+      <w:r>
+        <w:t xml:space="preserve"> </w:t>
+      </w:r>
+      <m:oMath>
+        <m:r>
+          <m:rPr>
+            <m:sty m:val="p"/>
+          </m:rPr>
+          <m:t>≈</m:t>
+        </m:r>
+      </m:oMath>
+      <w:r>
+        <w:t xml:space="preserve"> </w:t>
+      </w:r>
+      <w:r>
+        <w:t xml:space="preserve">23.7 %, with approximately 82 % of firms below 50 % export intensity) has sufficient distributional mass in the 47–48 % threshold zone to precisely identify a cubic inflection point. The present full WBES private-firm frame (mean FSTS = 6.9 % / 5.2 % by wave; 15.4 % / 12.6 % of firms reporting any positive FSTS) has substantially less mass at high export intensities, rendering the cubic term statistically imprecise. The quadratic specification captures the empirically relevant range of the bounded-optimum logic without imposing a post-threshold recovery phase that the present data cannot support. Readers cross-referencing the JFAR cubic turning point (47.8 %, 95 % CI [40.9 %, 54.1 %]) with the present paper's quadratic turning point (48.8 % pooled) should note that the two estimates are directionally consistent, both locate the optimal zone in the 47–49 % band, but are estimated from different sample frames, sectoral compositions, and functional forms.</w:t>
       </w:r>
     </w:p>
     <w:p>
@@ -2875,7 +3191,24 @@
         </m:d>
       </m:oMath>
       <w:r>
-        <w:t xml:space="preserve">), firm age (survey year minus b5), and a foreign‑ownership dummy (1 if b2b ≥ 10 %). The pooled specification additionally includes a</w:t>
+        <w:t xml:space="preserve">), firm age (survey year minus b5), and a foreign‑ownership dummy (1 if b2b</w:t>
+      </w:r>
+      <w:r>
+        <w:t xml:space="preserve"> </w:t>
+      </w:r>
+      <m:oMath>
+        <m:r>
+          <m:rPr>
+            <m:sty m:val="p"/>
+          </m:rPr>
+          <m:t>≥</m:t>
+        </m:r>
+      </m:oMath>
+      <w:r>
+        <w:t xml:space="preserve"> </w:t>
+      </w:r>
+      <w:r>
+        <w:t xml:space="preserve">10 %). The pooled specification additionally includes a</w:t>
       </w:r>
       <w:r>
         <w:t xml:space="preserve"> </w:t>
@@ -3013,7 +3346,7 @@
         <w:t xml:space="preserve"> </w:t>
       </w:r>
       <w:r>
-        <w:t xml:space="preserve">WBES uses -9 for "don't know" and -7 for refusal in many items; the 2024 release additionally separates -8 for refusal from -9 for don't know. These codes are treated as missing in the present analysis, restoring methodological alignment with the WBES codebook guidance.</w:t>
+        <w:t xml:space="preserve">WBES uses -9 for "do not know" and -7 for refusal in many items; the 2024 release additionally separates -8 for refusal from -9 for "do not know". These codes are treated as missing in the present analysis, restoring methodological alignment with the WBES codebook guidance.</w:t>
       </w:r>
     </w:p>
     <w:bookmarkEnd w:id="35"/>
@@ -3046,8 +3379,38 @@
         <w:t xml:space="preserve"> </w:t>
       </w:r>
       <w:r>
-        <w:t xml:space="preserve">to address the within-firm dependence introduced by the 217 panel observations. Where the inverted‑U is at issue we apply the Lind &amp; Mehlum (2010) U‑test on the [0, 1] range of FSTS, reporting the delta‑method 95 % confidence interval for the turning point (Haans, Pieters, &amp; He, 2016). Cross‑wave coefficient differences are evaluated via the Paternoster et al. (1998) z‑test, z = (β_A − β_B) / √(SE_A² + SE_B²), with two‑sided p‑values from the standard normal distribution; the Paternoster z-test on individual coefficients is complemented by joint F-tests on the two-coefficient (FSTS ×</w:t>
-      </w:r>
+        <w:t xml:space="preserve">to address the within-firm dependence introduced by the 217 panel observations. Where the inverted‑U is at issue we apply the Lind &amp; Mehlum (2010) U‑test on the [0, 1] range of FSTS, reporting the delta‑method 95 % confidence interval for the turning point (Haans, Pieters, &amp; He, 2016). Cross‑wave coefficient differences are evaluated via the Paternoster et al. (1998) z‑test, z = (</w:t>
+      </w:r>
+      <m:oMath>
+        <m:r>
+          <m:t>β</m:t>
+        </m:r>
+      </m:oMath>
+      <w:r>
+        <w:t xml:space="preserve">_A −</w:t>
+      </w:r>
+      <w:r>
+        <w:t xml:space="preserve"> </w:t>
+      </w:r>
+      <m:oMath>
+        <m:r>
+          <m:t>β</m:t>
+        </m:r>
+      </m:oMath>
+      <w:r>
+        <w:t xml:space="preserve">_B) / √(SE_A² + SE_B²), with two‑sided p‑values from the standard normal distribution; the Paternoster z-test on individual coefficients is complemented by joint F-tests on the two-coefficient (FSTS</w:t>
+      </w:r>
+      <w:r>
+        <w:t xml:space="preserve"> </w:t>
+      </w:r>
+      <m:oMath>
+        <m:r>
+          <m:rPr>
+            <m:sty m:val="p"/>
+          </m:rPr>
+          <m:t>×</m:t>
+        </m:r>
+      </m:oMath>
       <w:r>
         <w:t xml:space="preserve"> </w:t>
       </w:r>
@@ -3109,9 +3472,14 @@
       <w:r>
         <w:t xml:space="preserve"> </w:t>
       </w:r>
-      <w:r>
-        <w:t xml:space="preserve">×</w:t>
-      </w:r>
+      <m:oMath>
+        <m:r>
+          <m:rPr>
+            <m:sty m:val="p"/>
+          </m:rPr>
+          <m:t>×</m:t>
+        </m:r>
+      </m:oMath>
       <w:r>
         <w:t xml:space="preserve"> </w:t>
       </w:r>
@@ -3224,7 +3592,18 @@
         <w:t xml:space="preserve"> </w:t>
       </w:r>
       <w:r>
-        <w:t xml:space="preserve">capability indicators (≥3 of the four binary items b8, e6, h1, h8) in addition to the focal-variable set. The 1,000-observation drop (4,559, 3,559) reflects firms that report focal export and productivity items but did not respond to all four capability items; cross-wave-comparable descriptives and the wave-by-wave M2 specifications remain estimated on sample_base.</w:t>
+        <w:t xml:space="preserve">capability indicators (</w:t>
+      </w:r>
+      <m:oMath>
+        <m:r>
+          <m:rPr>
+            <m:sty m:val="p"/>
+          </m:rPr>
+          <m:t>≥</m:t>
+        </m:r>
+      </m:oMath>
+      <w:r>
+        <w:t xml:space="preserve">3 of the four binary items b8, e6, h1, h8) in addition to the focal-variable set. The 1,000-observation drop (4,559, 3,559) reflects firms that report focal export and productivity items but did not respond to all four capability items; cross-wave-comparable descriptives and the wave-by-wave M2 specifications remain estimated on sample_base.</w:t>
       </w:r>
     </w:p>
     <w:p>
@@ -6112,7 +6491,21 @@
               <w:t xml:space="preserve"> </w:t>
             </w:r>
             <w:r>
-              <w:t xml:space="preserve">nonmissing (≥ 3 of 4 items)</w:t>
+              <w:t xml:space="preserve">nonmissing (</w:t>
+            </w:r>
+            <m:oMath>
+              <m:r>
+                <m:rPr>
+                  <m:sty m:val="p"/>
+                </m:rPr>
+                <m:t>≥</m:t>
+              </m:r>
+            </m:oMath>
+            <w:r>
+              <w:t xml:space="preserve"> </w:t>
+            </w:r>
+            <w:r>
+              <w:t xml:space="preserve">3 of 4 items)</w:t>
             </w:r>
           </w:p>
         </w:tc>
@@ -6370,7 +6763,24 @@
         <w:t xml:space="preserve"> </w:t>
       </w:r>
       <w:r>
-        <w:t xml:space="preserve">between 2012 (mean 12.52) and 2024 (mean 13.01), corresponding to approximately 64 % higher productivity in level terms (exp(0.49) ≈ 1.64), reflects both within-sector efficiency gains and cross-sector composition shifts in the WBES sampling frame. An informal Oaxaca-Blinder decomposition using ISIC broad-sector shares (manufacturing, services, retail, construction) attributes approximately 70 % of the aggregate</w:t>
+        <w:t xml:space="preserve">between 2012 (mean 12.52) and 2024 (mean 13.01), corresponding to approximately 64 % higher productivity in level terms (exp(0.49)</w:t>
+      </w:r>
+      <w:r>
+        <w:t xml:space="preserve"> </w:t>
+      </w:r>
+      <m:oMath>
+        <m:r>
+          <m:rPr>
+            <m:sty m:val="p"/>
+          </m:rPr>
+          <m:t>≈</m:t>
+        </m:r>
+      </m:oMath>
+      <w:r>
+        <w:t xml:space="preserve"> </w:t>
+      </w:r>
+      <w:r>
+        <w:t xml:space="preserve">1.64), reflects both within-sector efficiency gains and cross-sector composition shifts in the WBES sampling frame. An informal Oaxaca-Blinder decomposition using ISIC broad-sector shares (manufacturing, services, retail, construction) attributes approximately 70 % of the aggregate</w:t>
       </w:r>
       <w:r>
         <w:t xml:space="preserve"> </w:t>
@@ -6427,7 +6837,85 @@
         <w:pStyle w:val="FirstParagraph"/>
       </w:pPr>
       <w:r>
-        <w:t xml:space="preserve">Across both waves and the pooled sample, the data support an inverted U‑shaped relationship between export intensity and labour productivity, supporting H1. Table 2 reports the M2 main threshold model coefficients and standard errors by wave. The linear export‑intensity term is positive in every sample (β = +2.07, p &lt; .001 in 2012; β = +1.50, p = .010 in 2024; β = +1.78, p &lt; .001 pooled), and the squared export‑intensity term is negative in every sample (β = −2.09, p &lt; .001 in 2012; β = −1.59, p = .026 in 2024; β = −1.83, p &lt; .001 pooled). Lind–Mehlum U‑tests confirm the inverted‑U formally in the 2012 and pooled samples (both p &lt; .001) and at conventional significance in the 2024 sample (p = .037).</w:t>
+        <w:t xml:space="preserve">Across both waves and the pooled sample, the data support an inverted U‑shaped relationship between export intensity and labour productivity, supporting H1. Table 2 reports the M2 main threshold model coefficients and standard errors by wave. The linear export‑intensity term is positive in every sample (</w:t>
+      </w:r>
+      <m:oMath>
+        <m:r>
+          <m:t>β</m:t>
+        </m:r>
+      </m:oMath>
+      <w:r>
+        <w:t xml:space="preserve"> </w:t>
+      </w:r>
+      <w:r>
+        <w:t xml:space="preserve">= +2.07, p &lt; .001 in 2012;</w:t>
+      </w:r>
+      <w:r>
+        <w:t xml:space="preserve"> </w:t>
+      </w:r>
+      <m:oMath>
+        <m:r>
+          <m:t>β</m:t>
+        </m:r>
+      </m:oMath>
+      <w:r>
+        <w:t xml:space="preserve"> </w:t>
+      </w:r>
+      <w:r>
+        <w:t xml:space="preserve">= +1.50, p = .010 in 2024;</w:t>
+      </w:r>
+      <w:r>
+        <w:t xml:space="preserve"> </w:t>
+      </w:r>
+      <m:oMath>
+        <m:r>
+          <m:t>β</m:t>
+        </m:r>
+      </m:oMath>
+      <w:r>
+        <w:t xml:space="preserve"> </w:t>
+      </w:r>
+      <w:r>
+        <w:t xml:space="preserve">= +1.78, p &lt; .001 pooled), and the squared export‑intensity term is negative in every sample (</w:t>
+      </w:r>
+      <m:oMath>
+        <m:r>
+          <m:t>β</m:t>
+        </m:r>
+      </m:oMath>
+      <w:r>
+        <w:t xml:space="preserve"> </w:t>
+      </w:r>
+      <w:r>
+        <w:t xml:space="preserve">= −2.09, p &lt; .001 in 2012;</w:t>
+      </w:r>
+      <w:r>
+        <w:t xml:space="preserve"> </w:t>
+      </w:r>
+      <m:oMath>
+        <m:r>
+          <m:t>β</m:t>
+        </m:r>
+      </m:oMath>
+      <w:r>
+        <w:t xml:space="preserve"> </w:t>
+      </w:r>
+      <w:r>
+        <w:t xml:space="preserve">= −1.59, p = .026 in 2024;</w:t>
+      </w:r>
+      <w:r>
+        <w:t xml:space="preserve"> </w:t>
+      </w:r>
+      <m:oMath>
+        <m:r>
+          <m:t>β</m:t>
+        </m:r>
+      </m:oMath>
+      <w:r>
+        <w:t xml:space="preserve"> </w:t>
+      </w:r>
+      <w:r>
+        <w:t xml:space="preserve">= −1.83, p &lt; .001 pooled). Lind–Mehlum U‑tests confirm the inverted‑U formally in the 2012 and pooled samples (both p &lt; .001) and at conventional significance in the 2024 sample (p = .037).</w:t>
       </w:r>
     </w:p>
     <w:p>
@@ -7415,8 +7903,19 @@
         <w:pStyle w:val="FirstParagraph"/>
       </w:pPr>
       <w:r>
-        <w:t xml:space="preserve">H2 predicted that the shape, slope, or location of the inverted U‑shaped relationship should differ between 2012 and 2024, motivated by the substantial structural and policy changes in the Chinese economy over the intervening decade (Section 2.2). To test this prediction we apply two complementary tests: the Paternoster (1998) z‑test on individual coefficients, and a joint F‑test on the full set of (FSTS ×</w:t>
-      </w:r>
+        <w:t xml:space="preserve">H2 predicted that the shape, slope, or location of the inverted U‑shaped relationship should differ between 2012 and 2024, motivated by the substantial structural and policy changes in the Chinese economy over the intervening decade (Section 2.2). To test this prediction we apply two complementary tests: the Paternoster (1998) z‑test on individual coefficients, and a joint F‑test on the full set of (FSTS</w:t>
+      </w:r>
+      <w:r>
+        <w:t xml:space="preserve"> </w:t>
+      </w:r>
+      <m:oMath>
+        <m:r>
+          <m:rPr>
+            <m:sty m:val="p"/>
+          </m:rPr>
+          <m:t>×</m:t>
+        </m:r>
+      </m:oMath>
       <w:r>
         <w:t xml:space="preserve"> </w:t>
       </w:r>
@@ -7478,9 +7977,14 @@
       <w:r>
         <w:t xml:space="preserve"> </w:t>
       </w:r>
-      <w:r>
-        <w:t xml:space="preserve">×</w:t>
-      </w:r>
+      <m:oMath>
+        <m:r>
+          <m:rPr>
+            <m:sty m:val="p"/>
+          </m:rPr>
+          <m:t>×</m:t>
+        </m:r>
+      </m:oMath>
       <w:r>
         <w:t xml:space="preserve"> </w:t>
       </w:r>
@@ -7567,8 +8071,19 @@
         <w:t xml:space="preserve"> </w:t>
       </w:r>
       <w:r>
-        <w:t xml:space="preserve">term, the difference yields z = −0.61, p = .545. The joint F‑test on the (FSTS ×</w:t>
-      </w:r>
+        <w:t xml:space="preserve">term, the difference yields z = −0.61, p = .545. The joint F‑test on the (FSTS</w:t>
+      </w:r>
+      <w:r>
+        <w:t xml:space="preserve"> </w:t>
+      </w:r>
+      <m:oMath>
+        <m:r>
+          <m:rPr>
+            <m:sty m:val="p"/>
+          </m:rPr>
+          <m:t>×</m:t>
+        </m:r>
+      </m:oMath>
       <w:r>
         <w:t xml:space="preserve"> </w:t>
       </w:r>
@@ -7630,9 +8145,14 @@
       <w:r>
         <w:t xml:space="preserve"> </w:t>
       </w:r>
-      <w:r>
-        <w:t xml:space="preserve">×</w:t>
-      </w:r>
+      <m:oMath>
+        <m:r>
+          <m:rPr>
+            <m:sty m:val="p"/>
+          </m:rPr>
+          <m:t>×</m:t>
+        </m:r>
+      </m:oMath>
       <w:r>
         <w:t xml:space="preserve"> </w:t>
       </w:r>
@@ -7862,7 +8382,40 @@
         <w:pStyle w:val="FirstParagraph"/>
       </w:pPr>
       <w:r>
-        <w:t xml:space="preserve">Technological capability is positively and substantively associated with firm performance in both waves and the pooled sample, supporting the level‑shift component of H4a. The within‑wave z‑standardised TCI coefficient is β_z = +0.260 in 2012 (SE = 0.049, p &lt; .001), β_z = +0.426 in 2024 (SE = 0.047, p &lt; .001), and β_z = +0.380 in the pooled sample (SE = 0.035, p &lt; .001). Each one‑standard‑deviation increase in TCI is therefore associated with a 26–43 % change in labour productivity at the geometric‑mean baseline. The Paternoster z‑test on the cross‑wave change in TCI yields z = −2.55, p = .011, indicating a statistically detectable strengthening of the TCI–productivity association between 2012 and 2024, consistent with the absorptive-capacity logic that capability accumulation has compounded into rising productivity dividends as Chinese exporters faced rising international-competition demands. Digital adoption (</w:t>
+        <w:t xml:space="preserve">Technological capability is positively and substantively associated with firm performance in both waves and the pooled sample, supporting the level‑shift component of H4a. The within‑wave z‑standardised TCI coefficient is</w:t>
+      </w:r>
+      <w:r>
+        <w:t xml:space="preserve"> </w:t>
+      </w:r>
+      <m:oMath>
+        <m:r>
+          <m:t>β</m:t>
+        </m:r>
+      </m:oMath>
+      <w:r>
+        <w:t xml:space="preserve">_z = +0.260 in 2012 (SE = 0.049, p &lt; .001),</w:t>
+      </w:r>
+      <w:r>
+        <w:t xml:space="preserve"> </w:t>
+      </w:r>
+      <m:oMath>
+        <m:r>
+          <m:t>β</m:t>
+        </m:r>
+      </m:oMath>
+      <w:r>
+        <w:t xml:space="preserve">_z = +0.426 in 2024 (SE = 0.047, p &lt; .001), and</w:t>
+      </w:r>
+      <w:r>
+        <w:t xml:space="preserve"> </w:t>
+      </w:r>
+      <m:oMath>
+        <m:r>
+          <m:t>β</m:t>
+        </m:r>
+      </m:oMath>
+      <w:r>
+        <w:t xml:space="preserve">_z = +0.380 in the pooled sample (SE = 0.035, p &lt; .001). Each one‑standard‑deviation increase in TCI is therefore associated with a 26–43 % change in labour productivity at the geometric‑mean baseline. The Paternoster z‑test on the cross‑wave change in TCI yields z = −2.55, p = .011, indicating a statistically detectable strengthening of the TCI–productivity association between 2012 and 2024, consistent with the absorptive-capacity logic that capability accumulation has compounded into rising productivity dividends as Chinese exporters faced rising international-competition demands. Digital adoption (</w:t>
       </w:r>
       <m:oMath>
         <m:sSub>
@@ -7898,7 +8451,32 @@
         </m:sSub>
       </m:oMath>
       <w:r>
-        <w:t xml:space="preserve">) is also positively associated with productivity, modestly (β_z = +0.05 to +0.13, p ≤ .03), consistent with its role as a baseline digital-presence control.</w:t>
+        <w:t xml:space="preserve">) is also positively associated with productivity, modestly (</w:t>
+      </w:r>
+      <m:oMath>
+        <m:r>
+          <m:t>β</m:t>
+        </m:r>
+      </m:oMath>
+      <w:r>
+        <w:t xml:space="preserve">_z = +0.05 to +0.13, p</w:t>
+      </w:r>
+      <w:r>
+        <w:t xml:space="preserve"> </w:t>
+      </w:r>
+      <m:oMath>
+        <m:r>
+          <m:rPr>
+            <m:sty m:val="p"/>
+          </m:rPr>
+          <m:t>≤</m:t>
+        </m:r>
+      </m:oMath>
+      <w:r>
+        <w:t xml:space="preserve"> </w:t>
+      </w:r>
+      <w:r>
+        <w:t xml:space="preserve">.03), consistent with its role as a baseline digital-presence control.</w:t>
       </w:r>
     </w:p>
     <w:p>
@@ -7906,8 +8484,47 @@
         <w:pStyle w:val="BodyText"/>
       </w:pPr>
       <w:r>
-        <w:t xml:space="preserve">The curvature‑moderation component of H4a is tested by adding TCI×FSTS and TCI×</w:t>
-      </w:r>
+        <w:t xml:space="preserve">The curvature‑moderation component of H4a is tested by adding</w:t>
+      </w:r>
+      <w:r>
+        <w:t xml:space="preserve"> </w:t>
+      </w:r>
+      <m:oMath>
+        <m:r>
+          <m:rPr>
+            <m:nor/>
+            <m:sty m:val="p"/>
+          </m:rPr>
+          <m:t>TCI</m:t>
+        </m:r>
+        <m:r>
+          <m:rPr>
+            <m:sty m:val="p"/>
+          </m:rPr>
+          <m:t>×</m:t>
+        </m:r>
+        <m:r>
+          <m:rPr>
+            <m:nor/>
+            <m:sty m:val="p"/>
+          </m:rPr>
+          <m:t>FSTS</m:t>
+        </m:r>
+      </m:oMath>
+      <w:r>
+        <w:t xml:space="preserve"> </w:t>
+      </w:r>
+      <w:r>
+        <w:t xml:space="preserve">and TCI</w:t>
+      </w:r>
+      <m:oMath>
+        <m:r>
+          <m:rPr>
+            <m:sty m:val="p"/>
+          </m:rPr>
+          <m:t>×</m:t>
+        </m:r>
+      </m:oMath>
       <m:oMath>
         <m:sSup>
           <m:e>
@@ -7947,8 +8564,41 @@
         <w:t xml:space="preserve"> </w:t>
       </w:r>
       <w:r>
-        <w:t xml:space="preserve">interactions to the pooled three‑way moderation specification (Table 3). The joint F‑test on (TCI×FSTS, TCI×</w:t>
-      </w:r>
+        <w:t xml:space="preserve">interactions to the pooled three‑way moderation specification (Table 3). The joint F‑test on (</w:t>
+      </w:r>
+      <m:oMath>
+        <m:r>
+          <m:rPr>
+            <m:nor/>
+            <m:sty m:val="p"/>
+          </m:rPr>
+          <m:t>TCI</m:t>
+        </m:r>
+        <m:r>
+          <m:rPr>
+            <m:sty m:val="p"/>
+          </m:rPr>
+          <m:t>×</m:t>
+        </m:r>
+        <m:r>
+          <m:rPr>
+            <m:nor/>
+            <m:sty m:val="p"/>
+          </m:rPr>
+          <m:t>FSTS</m:t>
+        </m:r>
+      </m:oMath>
+      <w:r>
+        <w:t xml:space="preserve">, TCI</w:t>
+      </w:r>
+      <m:oMath>
+        <m:r>
+          <m:rPr>
+            <m:sty m:val="p"/>
+          </m:rPr>
+          <m:t>×</m:t>
+        </m:r>
+      </m:oMath>
       <m:oMath>
         <m:sSup>
           <m:e>
@@ -7985,8 +8635,52 @@
         </m:sSup>
       </m:oMath>
       <w:r>
-        <w:t xml:space="preserve">) yields F(2, 3,558) = 3.26, p = .039, marginally significant, but neither individual interaction coefficient is statistically distinguishable from zero (TCI×FSTS β = −0.41, p = .443; TCI×</w:t>
-      </w:r>
+        <w:t xml:space="preserve">) yields F(2, 3,558) = 3.26, p = .039, but neither individual interaction coefficient is statistically distinguishable from zero (</w:t>
+      </w:r>
+      <m:oMath>
+        <m:r>
+          <m:rPr>
+            <m:nor/>
+            <m:sty m:val="p"/>
+          </m:rPr>
+          <m:t>TCI</m:t>
+        </m:r>
+        <m:r>
+          <m:rPr>
+            <m:sty m:val="p"/>
+          </m:rPr>
+          <m:t>×</m:t>
+        </m:r>
+        <m:r>
+          <m:rPr>
+            <m:nor/>
+            <m:sty m:val="p"/>
+          </m:rPr>
+          <m:t>FSTS</m:t>
+        </m:r>
+      </m:oMath>
+      <w:r>
+        <w:t xml:space="preserve"> </w:t>
+      </w:r>
+      <m:oMath>
+        <m:r>
+          <m:t>β</m:t>
+        </m:r>
+      </m:oMath>
+      <w:r>
+        <w:t xml:space="preserve"> </w:t>
+      </w:r>
+      <w:r>
+        <w:t xml:space="preserve">= −0.41, p = .443; TCI</w:t>
+      </w:r>
+      <m:oMath>
+        <m:r>
+          <m:rPr>
+            <m:sty m:val="p"/>
+          </m:rPr>
+          <m:t>×</m:t>
+        </m:r>
+      </m:oMath>
       <m:oMath>
         <m:sSup>
           <m:e>
@@ -8025,8 +8719,47 @@
       <w:r>
         <w:t xml:space="preserve"> </w:t>
       </w:r>
-      <w:r>
-        <w:t xml:space="preserve">β = +0.05, p = .934). Wave-by-wave moderator tests (Online Appendix C) show that no individual TCI or DAI interaction coefficient achieves p &lt; .05 in any wave‑specific specification. DAI×FSTS interactions are tested for completeness but interpreted descriptively given</w:t>
+      <m:oMath>
+        <m:r>
+          <m:t>β</m:t>
+        </m:r>
+      </m:oMath>
+      <w:r>
+        <w:t xml:space="preserve"> </w:t>
+      </w:r>
+      <w:r>
+        <w:t xml:space="preserve">= +0.05, p = .934). Wave-by-wave moderator tests (Online Appendix C) show that no individual TCI or DAI interaction coefficient achieves p &lt; .05 in any wave‑specific specification.</w:t>
+      </w:r>
+      <w:r>
+        <w:t xml:space="preserve"> </w:t>
+      </w:r>
+      <m:oMath>
+        <m:r>
+          <m:rPr>
+            <m:nor/>
+            <m:sty m:val="p"/>
+          </m:rPr>
+          <m:t>DAI</m:t>
+        </m:r>
+        <m:r>
+          <m:rPr>
+            <m:sty m:val="p"/>
+          </m:rPr>
+          <m:t>×</m:t>
+        </m:r>
+        <m:r>
+          <m:rPr>
+            <m:nor/>
+            <m:sty m:val="p"/>
+          </m:rPr>
+          <m:t>FSTS</m:t>
+        </m:r>
+      </m:oMath>
+      <w:r>
+        <w:t xml:space="preserve"> </w:t>
+      </w:r>
+      <w:r>
+        <w:t xml:space="preserve">interactions are tested for completeness but interpreted descriptively given</w:t>
       </w:r>
       <w:r>
         <w:t xml:space="preserve"> </w:t>
@@ -8102,8 +8835,16 @@
         <w:pStyle w:val="BodyText"/>
       </w:pPr>
       <w:r>
-        <w:t xml:space="preserve">The dynamic moderation hypothesis, that capability‑conditioned curvature shifts evolve over time, is tested via the three‑way joint F‑test on (FSTS×</w:t>
-      </w:r>
+        <w:t xml:space="preserve">The dynamic moderation hypothesis, that capability‑conditioned curvature shifts evolve over time, is tested via the three‑way joint F‑test on (FSTS</w:t>
+      </w:r>
+      <m:oMath>
+        <m:r>
+          <m:rPr>
+            <m:sty m:val="p"/>
+          </m:rPr>
+          <m:t>×</m:t>
+        </m:r>
+      </m:oMath>
       <m:oMath>
         <m:sSub>
           <m:e>
@@ -8118,8 +8859,16 @@
           </m:sub>
         </m:sSub>
       </m:oMath>
-      <w:r>
-        <w:t xml:space="preserve">×TCI,</w:t>
+      <m:oMath>
+        <m:r>
+          <m:rPr>
+            <m:sty m:val="p"/>
+          </m:rPr>
+          <m:t>×</m:t>
+        </m:r>
+      </m:oMath>
+      <w:r>
+        <w:t xml:space="preserve">TCI,</w:t>
       </w:r>
       <w:r>
         <w:t xml:space="preserve"> </w:t>
@@ -8159,9 +8908,14 @@
           </m:sup>
         </m:sSup>
       </m:oMath>
-      <w:r>
-        <w:t xml:space="preserve">×</w:t>
-      </w:r>
+      <m:oMath>
+        <m:r>
+          <m:rPr>
+            <m:sty m:val="p"/>
+          </m:rPr>
+          <m:t>×</m:t>
+        </m:r>
+      </m:oMath>
       <m:oMath>
         <m:sSub>
           <m:e>
@@ -8176,8 +8930,16 @@
           </m:sub>
         </m:sSub>
       </m:oMath>
-      <w:r>
-        <w:t xml:space="preserve">×TCI) and yields F(2, 3,558) = 0.27, p = .760, providing</w:t>
+      <m:oMath>
+        <m:r>
+          <m:rPr>
+            <m:sty m:val="p"/>
+          </m:rPr>
+          <m:t>×</m:t>
+        </m:r>
+      </m:oMath>
+      <w:r>
+        <w:t xml:space="preserve">TCI) and yields F(2, 3,558) = 0.27, p = .760, providing</w:t>
       </w:r>
       <w:r>
         <w:t xml:space="preserve"> </w:t>
@@ -8582,9 +9344,14 @@
             <w:r>
               <w:t xml:space="preserve"> </w:t>
             </w:r>
-            <w:r>
-              <w:t xml:space="preserve">×</w:t>
-            </w:r>
+            <m:oMath>
+              <m:r>
+                <m:rPr>
+                  <m:sty m:val="p"/>
+                </m:rPr>
+                <m:t>×</m:t>
+              </m:r>
+            </m:oMath>
             <w:r>
               <w:t xml:space="preserve"> </w:t>
             </w:r>
@@ -8815,8 +9582,19 @@
             <w:r>
               <w:t xml:space="preserve"> </w:t>
             </w:r>
+            <m:oMath>
+              <m:r>
+                <m:rPr>
+                  <m:sty m:val="p"/>
+                </m:rPr>
+                <m:t>×</m:t>
+              </m:r>
+            </m:oMath>
             <w:r>
-              <w:t xml:space="preserve">× Tech</w:t>
+              <w:t xml:space="preserve"> </w:t>
+            </w:r>
+            <w:r>
+              <w:t xml:space="preserve">Tech</w:t>
             </w:r>
           </w:p>
         </w:tc>
@@ -8884,8 +9662,19 @@
             <w:r>
               <w:t xml:space="preserve"> </w:t>
             </w:r>
+            <m:oMath>
+              <m:r>
+                <m:rPr>
+                  <m:sty m:val="p"/>
+                </m:rPr>
+                <m:t>×</m:t>
+              </m:r>
+            </m:oMath>
             <w:r>
-              <w:t xml:space="preserve">× Tech</w:t>
+              <w:t xml:space="preserve"> </w:t>
+            </w:r>
+            <w:r>
+              <w:t xml:space="preserve">Tech</w:t>
             </w:r>
           </w:p>
         </w:tc>
@@ -8968,9 +9757,14 @@
             <w:r>
               <w:t xml:space="preserve"> </w:t>
             </w:r>
-            <w:r>
-              <w:t xml:space="preserve">×</w:t>
-            </w:r>
+            <m:oMath>
+              <m:r>
+                <m:rPr>
+                  <m:sty m:val="p"/>
+                </m:rPr>
+                <m:t>×</m:t>
+              </m:r>
+            </m:oMath>
             <w:r>
               <w:t xml:space="preserve"> </w:t>
             </w:r>
@@ -8991,8 +9785,19 @@
             <w:r>
               <w:t xml:space="preserve"> </w:t>
             </w:r>
+            <m:oMath>
+              <m:r>
+                <m:rPr>
+                  <m:sty m:val="p"/>
+                </m:rPr>
+                <m:t>×</m:t>
+              </m:r>
+            </m:oMath>
             <w:r>
-              <w:t xml:space="preserve">× Tech</w:t>
+              <w:t xml:space="preserve"> </w:t>
+            </w:r>
+            <w:r>
+              <w:t xml:space="preserve">Tech</w:t>
             </w:r>
           </w:p>
         </w:tc>
@@ -9143,9 +9948,14 @@
             <w:r>
               <w:t xml:space="preserve"> </w:t>
             </w:r>
-            <w:r>
-              <w:t xml:space="preserve">×</w:t>
-            </w:r>
+            <m:oMath>
+              <m:r>
+                <m:rPr>
+                  <m:sty m:val="p"/>
+                </m:rPr>
+                <m:t>×</m:t>
+              </m:r>
+            </m:oMath>
             <w:r>
               <w:t xml:space="preserve"> </w:t>
             </w:r>
@@ -9261,8 +10071,19 @@
             <w:r>
               <w:t xml:space="preserve"> </w:t>
             </w:r>
+            <m:oMath>
+              <m:r>
+                <m:rPr>
+                  <m:sty m:val="p"/>
+                </m:rPr>
+                <m:t>×</m:t>
+              </m:r>
+            </m:oMath>
             <w:r>
-              <w:t xml:space="preserve">× Tech) = 0</w:t>
+              <w:t xml:space="preserve"> </w:t>
+            </w:r>
+            <w:r>
+              <w:t xml:space="preserve">Tech) = 0</w:t>
             </w:r>
           </w:p>
         </w:tc>
@@ -9338,8 +10159,19 @@
             <w:r>
               <w:t xml:space="preserve"> </w:t>
             </w:r>
+            <m:oMath>
+              <m:r>
+                <m:rPr>
+                  <m:sty m:val="p"/>
+                </m:rPr>
+                <m:t>×</m:t>
+              </m:r>
+            </m:oMath>
             <w:r>
-              <w:t xml:space="preserve">× Tech,</w:t>
+              <w:t xml:space="preserve"> </w:t>
+            </w:r>
+            <w:r>
+              <w:t xml:space="preserve">Tech,</w:t>
             </w:r>
             <w:r>
               <w:t xml:space="preserve"> </w:t>
@@ -9382,9 +10214,14 @@
             <w:r>
               <w:t xml:space="preserve"> </w:t>
             </w:r>
-            <w:r>
-              <w:t xml:space="preserve">×</w:t>
-            </w:r>
+            <m:oMath>
+              <m:r>
+                <m:rPr>
+                  <m:sty m:val="p"/>
+                </m:rPr>
+                <m:t>×</m:t>
+              </m:r>
+            </m:oMath>
             <w:r>
               <w:t xml:space="preserve"> </w:t>
             </w:r>
@@ -9405,8 +10242,19 @@
             <w:r>
               <w:t xml:space="preserve"> </w:t>
             </w:r>
+            <m:oMath>
+              <m:r>
+                <m:rPr>
+                  <m:sty m:val="p"/>
+                </m:rPr>
+                <m:t>×</m:t>
+              </m:r>
+            </m:oMath>
             <w:r>
-              <w:t xml:space="preserve">× Tech) = 0</w:t>
+              <w:t xml:space="preserve"> </w:t>
+            </w:r>
+            <w:r>
+              <w:t xml:space="preserve">Tech) = 0</w:t>
             </w:r>
           </w:p>
         </w:tc>
@@ -9748,8 +10596,19 @@
         <w:pStyle w:val="BodyText"/>
       </w:pPr>
       <w:r>
-        <w:t xml:space="preserve">In Block A (Liquidity Access), the overdraft ×</w:t>
-      </w:r>
+        <w:t xml:space="preserve">In Block A (Liquidity Access), the overdraft</w:t>
+      </w:r>
+      <w:r>
+        <w:t xml:space="preserve"> </w:t>
+      </w:r>
+      <m:oMath>
+        <m:r>
+          <m:rPr>
+            <m:sty m:val="p"/>
+          </m:rPr>
+          <m:t>×</m:t>
+        </m:r>
+      </m:oMath>
       <w:r>
         <w:t xml:space="preserve"> </w:t>
       </w:r>
@@ -9792,8 +10651,38 @@
         <w:t xml:space="preserve"> </w:t>
       </w:r>
       <w:r>
-        <w:t xml:space="preserve">interaction is marginally positive in 2012 (β = +0.27, p = .050) but marginally negative in 2024 (β = −0.38, p = .081). In Block C (Financing Structure), the trade-credit×</w:t>
-      </w:r>
+        <w:t xml:space="preserve">interaction is marginally positive in 2012 (</w:t>
+      </w:r>
+      <m:oMath>
+        <m:r>
+          <m:t>β</m:t>
+        </m:r>
+      </m:oMath>
+      <w:r>
+        <w:t xml:space="preserve"> </w:t>
+      </w:r>
+      <w:r>
+        <w:t xml:space="preserve">= +0.27, p = .050) but marginally negative in 2024 (</w:t>
+      </w:r>
+      <m:oMath>
+        <m:r>
+          <m:t>β</m:t>
+        </m:r>
+      </m:oMath>
+      <w:r>
+        <w:t xml:space="preserve"> </w:t>
+      </w:r>
+      <w:r>
+        <w:t xml:space="preserve">= −0.38, p = .081). In Block C (Financing Structure), the trade-credit</w:t>
+      </w:r>
+      <m:oMath>
+        <m:r>
+          <m:rPr>
+            <m:sty m:val="p"/>
+          </m:rPr>
+          <m:t>×</m:t>
+        </m:r>
+      </m:oMath>
       <m:oMath>
         <m:sSup>
           <m:e>
@@ -9833,8 +10722,27 @@
         <w:t xml:space="preserve"> </w:t>
       </w:r>
       <w:r>
-        <w:t xml:space="preserve">interaction is significantly negative in 2012 (β = −0.017, p = .009) but null in 2024 (p = .660). In Block D (Access‑to‑Finance Obstacle), the obstacle×</w:t>
-      </w:r>
+        <w:t xml:space="preserve">interaction is significantly negative in 2012 (</w:t>
+      </w:r>
+      <m:oMath>
+        <m:r>
+          <m:t>β</m:t>
+        </m:r>
+      </m:oMath>
+      <w:r>
+        <w:t xml:space="preserve"> </w:t>
+      </w:r>
+      <w:r>
+        <w:t xml:space="preserve">= −0.017, p = .009) but null in 2024 (p = .660). In Block D (Access‑to‑Finance Obstacle), the obstacle</w:t>
+      </w:r>
+      <m:oMath>
+        <m:r>
+          <m:rPr>
+            <m:sty m:val="p"/>
+          </m:rPr>
+          <m:t>×</m:t>
+        </m:r>
+      </m:oMath>
       <m:oMath>
         <m:sSup>
           <m:e>
@@ -9874,7 +10782,18 @@
         <w:t xml:space="preserve"> </w:t>
       </w:r>
       <w:r>
-        <w:t xml:space="preserve">interaction is unexpectedly large and positive in 2024 (β = +1.64, p = .001) but null in 2012, reading this as a small‑cell anomaly rather than evidence of mechanism. The 2012‑only Block B receivables-exposure extension yields null interactions for both k1c and k2c. Across all blocks, the working-capital mechanism is</w:t>
+        <w:t xml:space="preserve">interaction is unexpectedly large and positive in 2024 (</w:t>
+      </w:r>
+      <m:oMath>
+        <m:r>
+          <m:t>β</m:t>
+        </m:r>
+      </m:oMath>
+      <w:r>
+        <w:t xml:space="preserve"> </w:t>
+      </w:r>
+      <w:r>
+        <w:t xml:space="preserve">= +1.64, p = .001) but null in 2012, reading this as a small‑cell anomaly rather than evidence of mechanism. The 2012‑only Block B receivables-exposure extension yields null interactions for both k1c and k2c. Across all blocks, the working-capital mechanism is</w:t>
       </w:r>
       <w:r>
         <w:t xml:space="preserve"> </w:t>
@@ -9926,8 +10845,16 @@
         <w:pStyle w:val="FirstParagraph"/>
       </w:pPr>
       <w:r>
-        <w:t xml:space="preserve">Three independent moderation tests converge on the same substantive conclusion: the inverted-U curvature is structurally fixed and is not meaningfully contingent on the digital, gender, or managerial-tenure characteristics of the firm, consistent with, but not confirming, a working-capital-trap mechanism (Manova, 2013; Foley &amp; Manova, 2015) as a theoretically coherent but empirically inconclusive candidate explanation; the sign-reversal of the overdraft×</w:t>
-      </w:r>
+        <w:t xml:space="preserve">Three independent moderation tests converge on the same substantive conclusion: the inverted-U curvature is structurally fixed and is not meaningfully contingent on the digital, gender, or managerial-tenure characteristics of the firm, consistent with, but not confirming, a working-capital-trap mechanism (Manova, 2013; Foley &amp; Manova, 2015) as a theoretically coherent but empirically inconclusive candidate explanation; the sign-reversal of the overdraft</w:t>
+      </w:r>
+      <m:oMath>
+        <m:r>
+          <m:rPr>
+            <m:sty m:val="p"/>
+          </m:rPr>
+          <m:t>×</m:t>
+        </m:r>
+      </m:oMath>
       <m:oMath>
         <m:sSup>
           <m:e>
@@ -9967,7 +10894,35 @@
         <w:t xml:space="preserve"> </w:t>
       </w:r>
       <w:r>
-        <w:t xml:space="preserve">interaction across waves (Block A: β = +0.27 in 2012, β = −0.38 in 2024) and the null trade-credit interaction in 2024 (Block C: p = .660) prevent this channel from being identified as the primary source of the post-threshold downturn in the present data. Direct identification of the working-capital mechanism requires financial microdata, such as cash-conversion cycle duration, days-receivable-outstanding, and trade-finance pricing, not currently available in the WBES China instrument.</w:t>
+        <w:t xml:space="preserve">interaction across waves (Block A:</w:t>
+      </w:r>
+      <w:r>
+        <w:t xml:space="preserve"> </w:t>
+      </w:r>
+      <m:oMath>
+        <m:r>
+          <m:t>β</m:t>
+        </m:r>
+      </m:oMath>
+      <w:r>
+        <w:t xml:space="preserve"> </w:t>
+      </w:r>
+      <w:r>
+        <w:t xml:space="preserve">= +0.27 in 2012,</w:t>
+      </w:r>
+      <w:r>
+        <w:t xml:space="preserve"> </w:t>
+      </w:r>
+      <m:oMath>
+        <m:r>
+          <m:t>β</m:t>
+        </m:r>
+      </m:oMath>
+      <w:r>
+        <w:t xml:space="preserve"> </w:t>
+      </w:r>
+      <w:r>
+        <w:t xml:space="preserve">= −0.38 in 2024) and the null trade-credit interaction in 2024 (Block C: p = .660) prevent this channel from being identified as the primary source of the post-threshold downturn in the present data. Direct identification of the working-capital mechanism requires financial microdata, such as cash-conversion cycle duration, days-receivable-outstanding, and trade-finance pricing, not currently available in the WBES China instrument.</w:t>
       </w:r>
     </w:p>
     <w:p>
@@ -10061,7 +11016,74 @@
         <w:t xml:space="preserve"> </w:t>
       </w:r>
       <w:r>
-        <w:t xml:space="preserve">(Tier 1 website presence) is positively associated with productivity as a direct level-shift term (β_z = +0.05 to +0.13, p ≤ .03 across waves and pooled), but the DAI×FSTS curvature-moderation tests return null results in all specifications, consistent with digital presence operating as a productivity floor-raiser rather than a threshold-shifter. This is directionally confirmed in the companion manufacturing-SME analysis (Author Citation, 2026 — JFAR), where the DDC×FSTS curvature F-test yields p = 0.89, reinforcing the level-shift interpretation across different sample frames and operational definitions of digital adoption.</w:t>
+        <w:t xml:space="preserve">(Tier 1 website presence) is positively associated with productivity as a direct level-shift term (</w:t>
+      </w:r>
+      <m:oMath>
+        <m:r>
+          <m:t>β</m:t>
+        </m:r>
+      </m:oMath>
+      <w:r>
+        <w:t xml:space="preserve">_z = +0.05 to +0.13, p</w:t>
+      </w:r>
+      <w:r>
+        <w:t xml:space="preserve"> </w:t>
+      </w:r>
+      <m:oMath>
+        <m:r>
+          <m:rPr>
+            <m:sty m:val="p"/>
+          </m:rPr>
+          <m:t>≤</m:t>
+        </m:r>
+      </m:oMath>
+      <w:r>
+        <w:t xml:space="preserve"> </w:t>
+      </w:r>
+      <w:r>
+        <w:t xml:space="preserve">.03 across waves and pooled), but the</w:t>
+      </w:r>
+      <w:r>
+        <w:t xml:space="preserve"> </w:t>
+      </w:r>
+      <m:oMath>
+        <m:r>
+          <m:rPr>
+            <m:nor/>
+            <m:sty m:val="p"/>
+          </m:rPr>
+          <m:t>DAI</m:t>
+        </m:r>
+        <m:r>
+          <m:rPr>
+            <m:sty m:val="p"/>
+          </m:rPr>
+          <m:t>×</m:t>
+        </m:r>
+        <m:r>
+          <m:rPr>
+            <m:nor/>
+            <m:sty m:val="p"/>
+          </m:rPr>
+          <m:t>FSTS</m:t>
+        </m:r>
+      </m:oMath>
+      <w:r>
+        <w:t xml:space="preserve"> </w:t>
+      </w:r>
+      <w:r>
+        <w:t xml:space="preserve">curvature-moderation tests return null results in all specifications, consistent with digital presence operating as a productivity floor-raiser rather than a threshold-shifter. This is directionally confirmed in the companion manufacturing-SME analysis (Author Citation, 2026 — JFAR), where the DDC</w:t>
+      </w:r>
+      <m:oMath>
+        <m:r>
+          <m:rPr>
+            <m:sty m:val="p"/>
+          </m:rPr>
+          <m:t>×</m:t>
+        </m:r>
+      </m:oMath>
+      <w:r>
+        <w:t xml:space="preserve">FSTS curvature F-test yields p = 0.89, reinforcing the level-shift interpretation across different sample frames and operational definitions of digital adoption.</w:t>
       </w:r>
     </w:p>
     <w:p>
@@ -10129,7 +11151,38 @@
         <w:t xml:space="preserve"> </w:t>
       </w:r>
       <w:r>
-        <w:t xml:space="preserve">Companion evidence from the manufacturing-only analysis (Author Citation, 2026 — JFAR) reports that female manager presence does not moderate the I–P curvature (female manager × FSTS β = 0.003, p = 0.892), indicating that the inverted-U threshold is structurally invariant to the gender composition of firm leadership. This null is an informative positive finding: it rules out gender-linked managerial risk preferences and coordination styles as explanations for why the threshold location is where it is.</w:t>
+        <w:t xml:space="preserve">Companion evidence from the manufacturing-only analysis (Author Citation, 2026 — JFAR) reports that female manager presence does not moderate the I–P curvature (female manager</w:t>
+      </w:r>
+      <w:r>
+        <w:t xml:space="preserve"> </w:t>
+      </w:r>
+      <m:oMath>
+        <m:r>
+          <m:rPr>
+            <m:sty m:val="p"/>
+          </m:rPr>
+          <m:t>×</m:t>
+        </m:r>
+      </m:oMath>
+      <w:r>
+        <w:t xml:space="preserve"> </w:t>
+      </w:r>
+      <w:r>
+        <w:t xml:space="preserve">FSTS</w:t>
+      </w:r>
+      <w:r>
+        <w:t xml:space="preserve"> </w:t>
+      </w:r>
+      <m:oMath>
+        <m:r>
+          <m:t>β</m:t>
+        </m:r>
+      </m:oMath>
+      <w:r>
+        <w:t xml:space="preserve"> </w:t>
+      </w:r>
+      <w:r>
+        <w:t xml:space="preserve">= 0.003, p = 0.892), indicating that the inverted-U threshold is structurally invariant to the gender composition of firm leadership. This null is an informative positive finding: it rules out gender-linked managerial risk preferences and coordination styles as explanations for why the threshold location is where it is.</w:t>
       </w:r>
     </w:p>
     <w:p>
@@ -10147,7 +11200,18 @@
         <w:t xml:space="preserve"> </w:t>
       </w:r>
       <w:r>
-        <w:t xml:space="preserve">Manager experience is positively associated with productivity as a direct term (β = 0.015, p = 0.005 in the companion analysis), but does not moderate the curvature of the I–P relationship, again consistent with the level-shift rather than the slope-change interpretation. Experienced managers raise the firm's overall productivity but do not alter the structural constraint that bounds the productivity returns of high export intensity.</w:t>
+        <w:t xml:space="preserve">Manager experience is positively associated with productivity as a direct term (</w:t>
+      </w:r>
+      <m:oMath>
+        <m:r>
+          <m:t>β</m:t>
+        </m:r>
+      </m:oMath>
+      <w:r>
+        <w:t xml:space="preserve"> </w:t>
+      </w:r>
+      <w:r>
+        <w:t xml:space="preserve">= 0.015, p = 0.005 in the companion analysis), but does not moderate the curvature of the I–P relationship, again consistent with the level-shift rather than the slope-change interpretation. Experienced managers raise the firm's overall productivity but do not alter the structural constraint that bounds the productivity returns of high export intensity.</w:t>
       </w:r>
     </w:p>
     <w:p>
@@ -10414,7 +11478,24 @@
         <w:t xml:space="preserve"> </w:t>
       </w:r>
       <w:r>
-        <w:t xml:space="preserve">The 217 firms observed in both the 2012 and 2024 waves provide a limited within-firm panel (N = 434 firm-wave observations before the focal-variable filter; approximately N ≈ 186 complete-case observations after applying the sample_full TCI non-missing requirement). A within-firm fixed-effects re-estimation on this panel-only subsample yields a turning-point estimate in the 47–49 % range, consistent with the main cross-sectional pooled estimate of 48.8 %, indicating that the inverted-U threshold is not an artefact of cross-sectional composition differences or selection patterns between the two waves. Power is naturally reduced in this small subsample and the delta-method CI is wide; we treat this as a directional plausibility check rather than a primary identification strategy. The cluster-robust OLS on the full pooled sample (with idstd clustering to account for within-firm dependence) remains the preferred specification.</w:t>
+        <w:t xml:space="preserve">The 217 firms observed in both the 2012 and 2024 waves provide a limited within-firm panel (N = 434 firm-wave observations before the focal-variable filter; approximately N</w:t>
+      </w:r>
+      <w:r>
+        <w:t xml:space="preserve"> </w:t>
+      </w:r>
+      <m:oMath>
+        <m:r>
+          <m:rPr>
+            <m:sty m:val="p"/>
+          </m:rPr>
+          <m:t>≈</m:t>
+        </m:r>
+      </m:oMath>
+      <w:r>
+        <w:t xml:space="preserve"> </w:t>
+      </w:r>
+      <w:r>
+        <w:t xml:space="preserve">186 complete-case observations after applying the sample_full TCI non-missing requirement). A within-firm fixed-effects re-estimation on this panel-only subsample yields a turning-point estimate in the 47–49 % range, consistent with the main cross-sectional pooled estimate of 48.8 %, indicating that the inverted-U threshold is not an artefact of cross-sectional composition differences or selection patterns between the two waves. Power is naturally reduced in this small subsample and the delta-method CI is wide; we treat this as a directional plausibility check rather than a primary identification strategy. The cluster-robust OLS on the full pooled sample (with idstd clustering to account for within-firm dependence) remains the preferred specification.</w:t>
       </w:r>
     </w:p>
     <w:p>
@@ -10522,7 +11603,71 @@
         <w:pStyle w:val="BodyText"/>
       </w:pPr>
       <w:r>
-        <w:t xml:space="preserve">The capability-conditioned moderation results converge on the same durability conclusion. We hypothesised in H4a/H4b that technological capability and digital adoption should moderate the curvature of the inverted-U, potentially via the absorptive-capacity logic of Lall (1992) and Cohen and Levinthal (1990). The data partially support a level-shift role. TCI is associated with substantially higher productivity (β_z = +0.26 to +0.43, p &lt; .001 in every wave) and DAI shows modest positive level shifts (β_z = +0.05 to +0.13, p ≤ .03 across waves and pooled). But the curvature-moderation evidence is weak: the joint F-test on TCI×FSTS interactions yields p = .039 (marginal), individual interaction coefficients are not statistically distinguishable from zero, and wave-specific moderation tests fail to support either H4a or H4b in any wave. The dynamic three-way moderation hypothesis (capability-conditioned shift over time) returns F(2, 3,558) = 0.27, p = .760, clearly not supported.</w:t>
+        <w:t xml:space="preserve">The capability-conditioned moderation results converge on the same durability conclusion. We hypothesised in H4a/H4b that technological capability and digital adoption should moderate the curvature of the inverted-U, potentially via the absorptive-capacity logic of Lall (1992) and Cohen and Levinthal (1990). The data partially support a level-shift role. TCI is associated with substantially higher productivity (</w:t>
+      </w:r>
+      <m:oMath>
+        <m:r>
+          <m:t>β</m:t>
+        </m:r>
+      </m:oMath>
+      <w:r>
+        <w:t xml:space="preserve">_z = +0.26 to +0.43, p &lt; .001 in every wave) and DAI shows modest positive level shifts (</w:t>
+      </w:r>
+      <m:oMath>
+        <m:r>
+          <m:t>β</m:t>
+        </m:r>
+      </m:oMath>
+      <w:r>
+        <w:t xml:space="preserve">_z = +0.05 to +0.13, p</w:t>
+      </w:r>
+      <w:r>
+        <w:t xml:space="preserve"> </w:t>
+      </w:r>
+      <m:oMath>
+        <m:r>
+          <m:rPr>
+            <m:sty m:val="p"/>
+          </m:rPr>
+          <m:t>≤</m:t>
+        </m:r>
+      </m:oMath>
+      <w:r>
+        <w:t xml:space="preserve"> </w:t>
+      </w:r>
+      <w:r>
+        <w:t xml:space="preserve">.03 across waves and pooled). But the curvature-moderation evidence is weak: the joint F-test on</w:t>
+      </w:r>
+      <w:r>
+        <w:t xml:space="preserve"> </w:t>
+      </w:r>
+      <m:oMath>
+        <m:r>
+          <m:rPr>
+            <m:nor/>
+            <m:sty m:val="p"/>
+          </m:rPr>
+          <m:t>TCI</m:t>
+        </m:r>
+        <m:r>
+          <m:rPr>
+            <m:sty m:val="p"/>
+          </m:rPr>
+          <m:t>×</m:t>
+        </m:r>
+        <m:r>
+          <m:rPr>
+            <m:nor/>
+            <m:sty m:val="p"/>
+          </m:rPr>
+          <m:t>FSTS</m:t>
+        </m:r>
+      </m:oMath>
+      <w:r>
+        <w:t xml:space="preserve"> </w:t>
+      </w:r>
+      <w:r>
+        <w:t xml:space="preserve">interactions yields p = .039 (marginal), individual interaction coefficients are not statistically distinguishable from zero, and wave-specific moderation tests fail to support either H4a or H4b in any wave. The dynamic three-way moderation hypothesis (capability-conditioned shift over time) returns F(2, 3,558) = 0.27, p = .760, clearly not supported.</w:t>
       </w:r>
     </w:p>
     <w:p>
@@ -10530,8 +11675,16 @@
         <w:pStyle w:val="BodyText"/>
       </w:pPr>
       <w:r>
-        <w:t xml:space="preserve">The supplementary working-capital analyses (Section 5.2) tell the same story. Despite multiple plausible directional priors (Manova, 2013; Foley and Manova, 2015), the cross-wave moderation evidence fragments across proxies and waves. Some coefficients move in theoretically plausible directions, most notably the trade-credit×</w:t>
-      </w:r>
+        <w:t xml:space="preserve">The supplementary working-capital analyses (Section 5.2) tell the same story. Despite multiple plausible directional priors (Manova, 2013; Foley and Manova, 2015), the cross-wave moderation evidence fragments across proxies and waves. Some coefficients move in theoretically plausible directions, most notably the trade-credit</w:t>
+      </w:r>
+      <m:oMath>
+        <m:r>
+          <m:rPr>
+            <m:sty m:val="p"/>
+          </m:rPr>
+          <m:t>×</m:t>
+        </m:r>
+      </m:oMath>
       <m:oMath>
         <m:sSup>
           <m:e>
@@ -10571,7 +11724,18 @@
         <w:t xml:space="preserve"> </w:t>
       </w:r>
       <w:r>
-        <w:t xml:space="preserve">interaction in 2012 (β = −0.017, p = .009), but the broader pattern is too inconsistent across blocks and waves to support a stronger inference. This study therefore retains the working-capital interpretation as a theoretically grounded explanation rather than as a directly established empirical channel, and identifies the integration of richer financial microdata (cash-conversion cycle, days-receivable-outstanding, trade-finance pricing) as a priority for future research.</w:t>
+        <w:t xml:space="preserve">interaction in 2012 (</w:t>
+      </w:r>
+      <m:oMath>
+        <m:r>
+          <m:t>β</m:t>
+        </m:r>
+      </m:oMath>
+      <w:r>
+        <w:t xml:space="preserve"> </w:t>
+      </w:r>
+      <w:r>
+        <w:t xml:space="preserve">= −0.017, p = .009), but the broader pattern is too inconsistent across blocks and waves to support a stronger inference. This study therefore retains the working-capital interpretation as a theoretically grounded explanation rather than as a directly established empirical channel, and identifies the integration of richer financial microdata (cash-conversion cycle, days-receivable-outstanding, trade-finance pricing) as a priority for future research.</w:t>
       </w:r>
     </w:p>
     <w:p>
@@ -10595,7 +11759,38 @@
         <w:t xml:space="preserve"> </w:t>
       </w:r>
       <w:r>
-        <w:t xml:space="preserve">This is a stronger empirical claim than the standard inverted-U literature delivers. It also speaks directly to the heterogeneity question raised in the broader internationalization-performance meta-analytic literature (Author Citation, 2025, ICBEF; Bausch &amp; Krist, 2007; Kirca et al., 2012; Marano et al., 2016; Schwens et al., 2018): the very large between-study heterogeneity (I² ≈ 88 %) reported in those reviews may reflect cross-country institutional variation rather than within-country temporal change. By holding country fixed and testing the temporal dimension, this study isolates the latter and finds it small, consistent with an interpretation in which institutional context (Filatotchev, Wei, Sarala, Dick, &amp; Prescott, 2020) drives more of the observed effect-size dispersion than within-country evolution does.</w:t>
+        <w:t xml:space="preserve">This is a stronger empirical claim than the standard inverted-U literature delivers. It also speaks directly to the heterogeneity question raised in the broader internationalization-performance meta-analytic literature (Author Citation, 2025, ICBEF; Bausch &amp; Krist, 2007; Kirca et al., 2012; Marano et al., 2016; Schwens et al., 2018): the very large between-study heterogeneity (</w:t>
+      </w:r>
+      <m:oMath>
+        <m:sSup>
+          <m:e>
+            <m:r>
+              <m:t>I</m:t>
+            </m:r>
+          </m:e>
+          <m:sup>
+            <m:r>
+              <m:t>2</m:t>
+            </m:r>
+          </m:sup>
+        </m:sSup>
+      </m:oMath>
+      <w:r>
+        <w:t xml:space="preserve"> </w:t>
+      </w:r>
+      <m:oMath>
+        <m:r>
+          <m:rPr>
+            <m:sty m:val="p"/>
+          </m:rPr>
+          <m:t>≈</m:t>
+        </m:r>
+      </m:oMath>
+      <w:r>
+        <w:t xml:space="preserve"> </w:t>
+      </w:r>
+      <w:r>
+        <w:t xml:space="preserve">88 %) reported in those reviews may reflect cross-country institutional variation rather than within-country temporal change. By holding country fixed and testing the temporal dimension, this study isolates the latter and finds it small, consistent with an interpretation in which institutional context (Filatotchev, Wei, Sarala, Dick, &amp; Prescott, 2020) drives more of the observed effect-size dispersion than within-country evolution does.</w:t>
       </w:r>
     </w:p>
     <w:bookmarkEnd w:id="59"/>
@@ -11093,7 +12288,7 @@
         <w:pStyle w:val="FirstParagraph"/>
       </w:pPr>
       <w:r>
-        <w:t xml:space="preserve">This paper has six principal limitations.</w:t>
+        <w:t xml:space="preserve">This paper has seven principal limitations.</w:t>
       </w:r>
     </w:p>
     <w:p>
@@ -11236,8 +12431,19 @@
         <w:t xml:space="preserve">capability-conditioned dynamic moderation</w:t>
       </w:r>
       <w:r>
-        <w:t xml:space="preserve">: while the three-way DOI ×</w:t>
-      </w:r>
+        <w:t xml:space="preserve">: while the three-way DOI</w:t>
+      </w:r>
+      <w:r>
+        <w:t xml:space="preserve"> </w:t>
+      </w:r>
+      <m:oMath>
+        <m:r>
+          <m:rPr>
+            <m:sty m:val="p"/>
+          </m:rPr>
+          <m:t>×</m:t>
+        </m:r>
+      </m:oMath>
       <w:r>
         <w:t xml:space="preserve"> </w:t>
       </w:r>
@@ -11258,8 +12464,19 @@
       <w:r>
         <w:t xml:space="preserve"> </w:t>
       </w:r>
-      <w:r>
-        <w:t xml:space="preserve">× Tech specification is reported (Section 4.4 and Appendix C), the joint F-test is not significant (F(2, 3,558) = 0.27, p = .760), which could reflect either genuine absence of dynamic moderation or insufficient power given the pooled sample size and the narrow Tech variation in the WBES capability indicators (Pierce &amp; Aguinis, 2013). A dataset with richer wave coverage (3+ waves) and more granular capability instruments, for example combining WBES with firm-level digital-transformation indicators (Nambisan, Wright, &amp; Feldman, 2019), would provide a stronger test. A formal power analysis for the three-way moderation effect is left for future work using a more extensive panel.</w:t>
+      <m:oMath>
+        <m:r>
+          <m:rPr>
+            <m:sty m:val="p"/>
+          </m:rPr>
+          <m:t>×</m:t>
+        </m:r>
+      </m:oMath>
+      <w:r>
+        <w:t xml:space="preserve"> </w:t>
+      </w:r>
+      <w:r>
+        <w:t xml:space="preserve">Tech specification is reported (Section 4.4 and Appendix C), the joint F-test is not significant (F(2, 3,558) = 0.27, p = .760), which could reflect either genuine absence of dynamic moderation or insufficient power given the pooled sample size and the narrow Tech variation in the WBES capability indicators (Pierce &amp; Aguinis, 2013). A dataset with richer wave coverage (3+ waves) and more granular capability instruments, for example combining WBES with firm-level digital-transformation indicators (Nambisan, Wright, &amp; Feldman, 2019), would provide a stronger test. A formal power analysis for the three-way moderation effect is left for future work using a more extensive panel.</w:t>
       </w:r>
     </w:p>
     <w:p>
@@ -11267,7 +12484,15 @@
         <w:pStyle w:val="BodyText"/>
       </w:pPr>
       <w:r>
-        <w:t xml:space="preserve">Finally, generalisability beyond the Chinese private‑firm sample is not tested in this paper; the inferences we report apply to the two China waves studied, and any extension to other emerging‑economy private‑firm settings is an empirical question for separate work (Bausch &amp; Krist, 2007; Kirca, Roth, Hult, &amp; Cavusgil, 2012; Marano et al., 2016; Schwens et al., 2018; Author Citation, 2025 — ICBEF). A natural next step in our broader research stream is the multi-country replication of the threshold-stability test on WBES data for Vietnam, Indonesia, India, and other emerging-Asia settings (Author Citation, 2026 — VEFR), to establish whether the durable-structure interpretation generalises beyond China or remains a country-specific pattern. Such cross-country tests would also speak to the institutional-context literature that has long emphasised east-west translation challenges in IB research (Filatotchev, Wei, Sarala, Dick, &amp; Prescott, 2020; Kano, Tsang, &amp; Yeung, 2020). The WBES data infrastructure is uniquely well-positioned to support such replications because the survey instrument, sample frame, and weighting scheme are harmonised across countries, making the cross-country threshold-stability comparison feasible at relatively low marginal cost.</w:t>
+        <w:t xml:space="preserve">A seventh limitation concerns the harmonisation pipeline itself. All variable-construction and cross-wave harmonisation decisions reported in Section 3.2 (item-code mapping across PICS3, Standardised, and BREADY questionnaire generations; encoding fallbacks; ISIC sector recodes; private-ownership recodes; outlier-winsorisation thresholds) were made by the present author group; while these decisions are mechanically reproducible from the documented WBES item-code mappings provided in the replication package, no formal inter-coder reliability check (e.g., independent dual-coding with Cohen's kappa) on the harmonisation choices themselves has been performed. A future revision could engage an independent second coder to harmonise the same items from the raw WBES microdata and report inter-coder agreement; until such a check is completed, readers should regard the cross-wave harmonisation as auditable but not externally validated.</w:t>
+      </w:r>
+    </w:p>
+    <w:p>
+      <w:pPr>
+        <w:pStyle w:val="BodyText"/>
+      </w:pPr>
+      <w:r>
+        <w:t xml:space="preserve">Generalisability beyond the Chinese private‑firm sample is not tested in this paper; the inferences we report apply to the two China waves studied, and any extension to other emerging‑economy private‑firm settings is an empirical question for separate work (Bausch &amp; Krist, 2007; Kirca, Roth, Hult, &amp; Cavusgil, 2012; Marano et al., 2016; Schwens et al., 2018; Author Citation, 2025 — ICBEF). A natural next step in our broader research stream is the multi-country replication of the threshold-stability test on WBES data for Vietnam, Indonesia, India, and other emerging-Asia settings (Author Citation, 2026 — VEFR), to establish whether the durable-structure interpretation generalises beyond China or remains a country-specific pattern. Such cross-country tests would also speak to the institutional-context literature that has long emphasised east-west translation challenges in IB research (Filatotchev, Wei, Sarala, Dick, &amp; Prescott, 2020; Kano, Tsang, &amp; Yeung, 2020). The WBES data infrastructure is uniquely well-positioned to support such replications because the survey instrument, sample frame, and weighting scheme are harmonised across countries, making the cross-country threshold-stability comparison feasible at relatively low marginal cost.</w:t>
       </w:r>
     </w:p>
     <w:p>

--- a/p5/submission/p5_china_manuscript_blinded.docx
+++ b/p5/submission/p5_china_manuscript_blinded.docx
@@ -749,7 +749,7 @@
         <w:pStyle w:val="FirstParagraph"/>
       </w:pPr>
       <w:r>
-        <w:t xml:space="preserve">The relationship between firm internationalization and firm performance remains one of the most enduring questions in international business research. A substantial empirical literature, including several meta‑analyses spanning multiple decades and country contexts, now favors a nonlinear inverted U‑shape: performance rises at low to moderate levels of internationalization and declines once foreign exposure becomes excessive (Hitt, Hoskisson, &amp; Kim, 1997; Contractor, Kundu, &amp; Hsu, 2003; Lu &amp; Beamish, 2004; Marano, Arregle, Hitt, Spadafora, &amp; van Essen, 2016; Schwens et al., 2018; Author Citation, 2025, ICBEF). A more demanding question, and the one this study takes up, is whether the implied turning point is a</w:t>
+        <w:t xml:space="preserve">The relationship between firm internationalization and firm performance remains one of the longest-standing questions in international business research. A substantial empirical literature, including several meta‑analyses spanning multiple decades and country contexts, now favors a nonlinear inverted U‑shape: performance rises at low to moderate levels of internationalization and declines once foreign exposure becomes excessive (Hitt, Hoskisson, &amp; Kim, 1997; Contractor, Kundu, &amp; Hsu, 2003; Lu &amp; Beamish, 2004; Marano, Arregle, Hitt, Spadafora, &amp; van Essen, 2016; Schwens et al., 2018; Author Citation, 2025, ICBEF). A more demanding question, and the one this study takes up, is whether the implied turning point is a</w:t>
       </w:r>
       <w:r>
         <w:t xml:space="preserve"> </w:t>
@@ -1351,7 +1351,7 @@
         <w:t xml:space="preserve"> </w:t>
       </w:r>
       <w:r>
-        <w:t xml:space="preserve">(Haans, Pieters, &amp; He, 2016; Pierce &amp; Aguinis, 2013). A nonlinear association observed in a single sample may reflect period‑specific conditions, temporary shocks, or sample composition effects rather than an enduring structural trade‑off. Recent reviews of IB methodology emphasise that the meta-analytic evidence on internationalization–performance is heterogeneous in both magnitude and direction, with country and industry context being among the strongest moderators of effect size (Marano et al., 2016; Schwens et al., 2018). For that reason, identifying an inverted U‑shape is only the first step; a stronger contribution requires testing whether the implied threshold</w:t>
+        <w:t xml:space="preserve">(Haans, Pieters, &amp; He, 2016; Pierce &amp; Aguinis, 2013). A nonlinear association observed in a single sample may reflect period‑specific conditions, temporary shocks, or sample composition effects rather than a stable structural trade‑off. Recent reviews of IB methodology emphasise that the meta-analytic evidence on internationalization–performance is heterogeneous in both magnitude and direction, with country and industry context being among the strongest moderators of effect size (Marano et al., 2016; Schwens et al., 2018). For that reason, identifying an inverted U‑shape is only the first step; a stronger contribution requires testing whether the implied threshold</w:t>
       </w:r>
       <w:r>
         <w:t xml:space="preserve"> </w:t>
@@ -7672,7 +7672,7 @@
         <w:pStyle w:val="BodyText"/>
       </w:pPr>
       <w:r>
-        <w:t xml:space="preserve">The estimated turning point is 49.4 % of total sales in 2012 (95 % delta‑method CI [43.2 %, 55.6 %]), 47.2 % in 2024 (CI [34.5 %, 59.9 %]), and 48.8 % in the pooled sample (CI [42.7 %, 54.9 %]). Figure 2 displays the three turning‑point estimates with their 95 % confidence intervals. To put the magnitudes in everyday terms: at the wave-specific turning point, predicted ln(LP) is approximately 0.51 log points (2012) and 0.35 log points (2024) above the FSTS = 0 baseline, i.e., 67 % and 42 % productivity premia respectively at the geometric-mean control levels. By contrast, at FSTS = 1 (a hypothetical 100 % exporter), predicted ln(LP) is approximately at parity with the FSTS = 0 baseline in both waves, illustrating the bounded-optimum logic at the heart of H1.</w:t>
+        <w:t xml:space="preserve">The estimated turning point is 49.4 % of total sales in 2012 (95 % delta‑method CI [43.2 %, 55.6 %]), 47.2 % in 2024 (CI [34.5 %, 59.9 %]), and 48.8 % in the pooled sample (CI [42.7 %, 54.9 %]). Figure 2 displays the three turning‑point estimates with their 95 % confidence intervals. To put the magnitudes in everyday terms: at the wave-specific turning point, predicted ln(LP) is approximately 0.51 log points (2012) and 0.35 log points (2024) above the FSTS = 0 baseline, i.e., 67 % and 42 % productivity premia respectively at the geometric-mean control levels. By contrast, at FSTS = 1 (a hypothetical 100 % exporter), predicted ln(LP) is approximately at parity with the FSTS = 0 baseline in both waves, illustrating the bounded-optimum logic central to H1.</w:t>
       </w:r>
     </w:p>
     <w:p>
@@ -12090,7 +12090,7 @@
         <w:t xml:space="preserve"> </w:t>
       </w:r>
       <w:r>
-        <w:t xml:space="preserve">literature from the question of "what shape" to the question of "does the shape endure." The bulk of prior IP work, including the foundational nonlinear studies (Hitt et al., 1997; Contractor et al., 2003; Lu &amp; Beamish, 2004) and the meta-analytic syntheses (Bausch &amp; Krist, 2007; Kirca et al., 2012; Marano et al., 2016; Schwens et al., 2018), has established the inverted-U as a robust pattern. It has rarely tested its temporal stability within a single national context. The durability finding reported here establishes that, at least in China and over the 2012-2024 window, the inverted-U is more than a sample-specific regularity. It is an enduring structural feature of the trade-off. This evidence complements the cross-country heterogeneity emphasis of the meta-analytic tradition with within-country temporal evidence, and it provides a benchmark for future replication studies in other emerging-economy contexts.</w:t>
+        <w:t xml:space="preserve">literature from the question of "what shape" to the question of "does the shape endure." The bulk of prior IP work, including the foundational nonlinear studies (Hitt et al., 1997; Contractor et al., 2003; Lu &amp; Beamish, 2004) and the meta-analytic syntheses (Bausch &amp; Krist, 2007; Kirca et al., 2012; Marano et al., 2016; Schwens et al., 2018), has established the inverted-U as a robust pattern. It has rarely tested its temporal stability within a single national context. The durability finding reported here establishes that, at least in China and over the 2012-2024 window, the inverted-U is more than a sample-specific regularity. It is a stable structural feature of the trade-off. This evidence complements the cross-country heterogeneity emphasis of the meta-analytic tradition with within-country temporal evidence, and it provides a benchmark for future replication studies in other emerging-economy contexts.</w:t>
       </w:r>
     </w:p>
     <w:p>

--- a/p5/submission/p5_china_manuscript_blinded.docx
+++ b/p5/submission/p5_china_manuscript_blinded.docx
@@ -2,7 +2,7 @@
 <file path=word/document.xml><?xml version="1.0" encoding="utf-8"?>
 <w:document xmlns:w="http://schemas.openxmlformats.org/wordprocessingml/2006/main" xmlns:m="http://schemas.openxmlformats.org/officeDocument/2006/math" xmlns:r="http://schemas.openxmlformats.org/officeDocument/2006/relationships" xmlns:o="urn:schemas-microsoft-com:office:office" xmlns:v="urn:schemas-microsoft-com:vml" xmlns:w10="urn:schemas-microsoft-com:office:word" xmlns:a="http://schemas.openxmlformats.org/drawingml/2006/main" xmlns:pic="http://schemas.openxmlformats.org/drawingml/2006/picture" xmlns:wp="http://schemas.openxmlformats.org/drawingml/2006/wordprocessingDrawing">
   <w:body>
-    <w:bookmarkStart w:id="109" w:name="Xeed239f9d2e1ce3a88fd46b256b65d8ab89b86a"/>
+    <w:bookmarkStart w:id="112" w:name="Xeed239f9d2e1ce3a88fd46b256b65d8ab89b86a"/>
     <w:p>
       <w:pPr>
         <w:pStyle w:val="Heading1"/>
@@ -181,7 +181,7 @@
         <w:t xml:space="preserve"> </w:t>
       </w:r>
       <w:r>
-        <w:t xml:space="preserve">Cross-wave Paternoster (1998) z-tests do not reject equality of the linear and squared export-intensity coefficients (FSTS z = +0.82, p = .412;</w:t>
+        <w:t xml:space="preserve">Paternoster z-tests do not reject cross-wave equality (FSTS z = +0.82, p = .412;</w:t>
       </w:r>
       <w:r>
         <w:t xml:space="preserve"> </w:t>
@@ -208,191 +208,979 @@
         <w:t xml:space="preserve"> </w:t>
       </w:r>
       <w:r>
-        <w:t xml:space="preserve">z = −0.61, p = .545), and the pooled joint F-test on wave interactions is non-significant (F(2, 3,558) = 2.24, p = .107). Estimated turning points remain in a tight range, 49.4% of sales in 2012, 47.2% in 2024 and 48.8% pooled, with overlapping confidence intervals. Technological capability is robustly productivity-enhancing in both waves (</w:t>
+        <w:t xml:space="preserve">z = −0.61, p = .545); the pooled joint F-test is null (F(2, 3,558) = 2.24, p = .107). Turning points remain in a tight 47–49 % band (49.4 % in 2012; 47.2 % in 2024; 48.8 % pooled) with overlapping CIs. Technological capability is robustly productivity-enhancing in both waves (</w:t>
       </w:r>
       <m:oMath>
-        <m:r>
-          <m:t>β</m:t>
-        </m:r>
+        <m:sSub>
+          <m:e>
+            <m:r>
+              <m:t>β</m:t>
+            </m:r>
+          </m:e>
+          <m:sub>
+            <m:r>
+              <m:t>z</m:t>
+            </m:r>
+          </m:sub>
+        </m:sSub>
       </m:oMath>
       <w:r>
-        <w:t xml:space="preserve">_z = +0.28 and +0.43; both p &lt; .001), and a website proxy is positive in 2024 and pooled, but neither construct robustly moderates curvature (capability</w:t>
+        <w:t xml:space="preserve"> </w:t>
+      </w:r>
+      <w:r>
+        <w:t xml:space="preserve">= +0.28 and +0.43, p &lt; .001) and a Tier-1 website proxy is positive in 2024 and pooled, but neither moderates curvature (capability×curvature F = 3.26, p = .039 marginal; three-way F = 0.27, p = .760).</w:t>
+      </w:r>
+    </w:p>
+    <w:p>
+      <w:pPr>
+        <w:pStyle w:val="BodyText"/>
+      </w:pPr>
+      <w:r>
+        <w:rPr>
+          <w:bCs/>
+          <w:b/>
+        </w:rPr>
+        <w:t xml:space="preserve">Originality/value.</w:t>
+      </w:r>
+      <w:r>
+        <w:t xml:space="preserve"> </w:t>
+      </w:r>
+      <w:r>
+        <w:t xml:space="preserve">Structural durability (H2b) is confirmed over environmental shift (H2a): despite substantial structural change between 2012 and 2024, the Chinese I–P trade-off is durably structural rather than wave-specific. The within-country temporal-stability finding informs the cross-country meta-analytic heterogeneity puzzle.</w:t>
+      </w:r>
+    </w:p>
+    <w:p>
+      <w:pPr>
+        <w:pStyle w:val="BodyText"/>
+      </w:pPr>
+      <w:r>
+        <w:rPr>
+          <w:bCs/>
+          <w:b/>
+        </w:rPr>
+        <w:t xml:space="preserve">Keywords:</w:t>
+      </w:r>
+      <w:r>
+        <w:t xml:space="preserve"> </w:t>
+      </w:r>
+      <w:r>
+        <w:t xml:space="preserve">internationalisation–performance; export intensity; threshold stability; technological capability; digital adoption; Chinese private firms; World Bank Enterprise Survey.</w:t>
+      </w:r>
+    </w:p>
+    <w:p>
+      <w:pPr>
+        <w:pStyle w:val="BodyText"/>
+      </w:pPr>
+      <w:r>
+        <w:rPr>
+          <w:bCs/>
+          <w:b/>
+        </w:rPr>
+        <w:t xml:space="preserve">JEL classification:</w:t>
+      </w:r>
+      <w:r>
+        <w:t xml:space="preserve"> </w:t>
+      </w:r>
+      <w:r>
+        <w:t xml:space="preserve">F23 (multinational firms; international business); O33 (technological change: choices and consequences); D22 (firm behaviour: empirical analysis); L25 (firm performance); O53 (economywide country studies: Asia including Middle East).</w:t>
+      </w:r>
+    </w:p>
+    <w:p>
+      <w:pPr>
+        <w:pStyle w:val="BodyText"/>
+      </w:pPr>
+      <w:r>
+        <w:rPr>
+          <w:bCs/>
+          <w:b/>
+        </w:rPr>
+        <w:t xml:space="preserve">Paper type:</w:t>
+      </w:r>
+      <w:r>
+        <w:t xml:space="preserve"> </w:t>
+      </w:r>
+      <w:r>
+        <w:t xml:space="preserve">Research paper.</w:t>
+      </w:r>
+    </w:p>
+    <w:p>
+      <w:r>
+        <w:pict>
+          <v:rect style="width:0;height:1.5pt" o:hralign="center" o:hrstd="t" o:hr="t"/>
+        </w:pict>
+      </w:r>
+    </w:p>
+    <w:bookmarkEnd w:id="20"/>
+    <w:bookmarkStart w:id="21" w:name="highlights"/>
+    <w:p>
+      <w:pPr>
+        <w:pStyle w:val="Heading2"/>
+      </w:pPr>
+      <w:r>
+        <w:t xml:space="preserve">Highlights</w:t>
+      </w:r>
+    </w:p>
+    <w:p>
+      <w:pPr>
+        <w:numPr>
+          <w:ilvl w:val="0"/>
+          <w:numId w:val="1001"/>
+        </w:numPr>
+      </w:pPr>
+      <w:r>
+        <w:t xml:space="preserve">Inverted-U export-intensity threshold in Chinese private firms: 49.4 % (2012); 47.2 % (2024).</w:t>
+      </w:r>
+    </w:p>
+    <w:p>
+      <w:pPr>
+        <w:numPr>
+          <w:ilvl w:val="0"/>
+          <w:numId w:val="1001"/>
+        </w:numPr>
+      </w:pPr>
+      <w:r>
+        <w:t xml:space="preserve">Structural durability confirmed: Paternoster z-tests p = .412 / .545; joint F p = .107.</w:t>
+      </w:r>
+    </w:p>
+    <w:p>
+      <w:pPr>
+        <w:numPr>
+          <w:ilvl w:val="0"/>
+          <w:numId w:val="1001"/>
+        </w:numPr>
+      </w:pPr>
+      <w:r>
+        <w:t xml:space="preserve">Technological capability is a robust level-shifter but does not moderate curvature.</w:t>
+      </w:r>
+    </w:p>
+    <w:p>
+      <w:pPr>
+        <w:numPr>
+          <w:ilvl w:val="0"/>
+          <w:numId w:val="1001"/>
+        </w:numPr>
+      </w:pPr>
+      <w:r>
+        <w:t xml:space="preserve">Tier-1 digital presence (own website) modestly raises productivity baseline only.</w:t>
+      </w:r>
+    </w:p>
+    <w:p>
+      <w:pPr>
+        <w:numPr>
+          <w:ilvl w:val="0"/>
+          <w:numId w:val="1001"/>
+        </w:numPr>
+      </w:pPr>
+      <w:r>
+        <w:t xml:space="preserve">Single-country temporal stability informs cross-country meta-analytic heterogeneity puzzle.</w:t>
+      </w:r>
+    </w:p>
+    <w:p>
+      <w:r>
+        <w:pict>
+          <v:rect style="width:0;height:1.5pt" o:hralign="center" o:hrstd="t" o:hr="t"/>
+        </w:pict>
+      </w:r>
+    </w:p>
+    <w:bookmarkEnd w:id="21"/>
+    <w:bookmarkStart w:id="22" w:name="Xe3d0fc0bea9a42ce7605565d0964033d7f6ee47"/>
+    <w:p>
+      <w:pPr>
+        <w:pStyle w:val="Heading2"/>
+      </w:pPr>
+      <w:r>
+        <w:t xml:space="preserve">1. Introduction</w:t>
+      </w:r>
+    </w:p>
+    <w:p>
+      <w:pPr>
+        <w:pStyle w:val="FirstParagraph"/>
+      </w:pPr>
+      <w:r>
+        <w:t xml:space="preserve">The internationalization–performance (I–P) relationship is one of the longest-standing questions in international business research. A substantial literature now favours a nonlinear inverted-U: performance rises at low–moderate internationalization and declines once foreign exposure becomes excessive (Hitt, Hoskisson, &amp; Kim, 1997; Contractor, Kundu, &amp; Hsu, 2003; Lu &amp; Beamish, 2004; Marano et al., 2016; Schwens et al., 2018). A more demanding question — taken up here — is whether the implied turning point is a</w:t>
+      </w:r>
+      <w:r>
+        <w:t xml:space="preserve"> </w:t>
+      </w:r>
+      <w:r>
+        <w:rPr>
+          <w:iCs/>
+          <w:i/>
+        </w:rPr>
+        <w:t xml:space="preserve">durable structural feature</w:t>
+      </w:r>
+      <w:r>
+        <w:t xml:space="preserve"> </w:t>
+      </w:r>
+      <w:r>
+        <w:t xml:space="preserve">of a setting or a sample-specific regularity that evolves as institutional and competitive conditions change. The "too-much-of-a-good-thing" pattern is well established (Pierce &amp; Aguinis, 2013); its temporal robustness within a single national context has rarely been examined. For private firms in emerging economies, where financing constraints are tight and overextension costs bite harder than for large MNEs, the location and stability of an optimal internationalization range carry direct strategic and policy weight (Buckley et al., 2007; Bausch &amp; Krist, 2007).</w:t>
+      </w:r>
+    </w:p>
+    <w:p>
+      <w:pPr>
+        <w:pStyle w:val="BodyText"/>
+      </w:pPr>
+      <w:r>
+        <w:t xml:space="preserve">China provides a powerful setting. The 2012–2024 window spans the post-2008 trade re-equilibration, deepening GVC participation (Kano, Tsang, &amp; Yeung, 2020), the China–US tariff escalation, COVID-19 disruption and supply-chain re-routing, digital-infrastructure maturation (Hanelt et al., 2021; Vial, 2019), and SME credit/trade-finance reforms. Average labour productivity in the analytic samples rose from</w:t>
+      </w:r>
+      <w:r>
+        <w:t xml:space="preserve"> </w:t>
       </w:r>
       <m:oMath>
         <m:r>
           <m:rPr>
             <m:sty m:val="p"/>
           </m:rPr>
-          <m:t>×</m:t>
+          <m:t>ln</m:t>
         </m:r>
       </m:oMath>
       <w:r>
-        <w:t xml:space="preserve">curvature F = 3.26, p = .039 marginal; three-way capability</w:t>
+        <w:t xml:space="preserve"> </w:t>
+      </w:r>
+      <w:r>
+        <w:t xml:space="preserve">12.52 to 13.01 (≈64 % level premium) and average firm age from 12.6 to 13.9 years. Under conventional theory, several of these changes should have</w:t>
+      </w:r>
+      <w:r>
+        <w:t xml:space="preserve"> </w:t>
+      </w:r>
+      <w:r>
+        <w:rPr>
+          <w:iCs/>
+          <w:i/>
+        </w:rPr>
+        <w:t xml:space="preserve">shifted</w:t>
+      </w:r>
+      <w:r>
+        <w:t xml:space="preserve"> </w:t>
+      </w:r>
+      <w:r>
+        <w:t xml:space="preserve">the inverted-U turning point by raising upper-tail returns (capability strengthening) or softening the downturn (improved trade finance). Whether the predicted shift materialises has not been directly tested for China post-GFC, post-COVID.</w:t>
+      </w:r>
+    </w:p>
+    <w:p>
+      <w:pPr>
+        <w:pStyle w:val="BodyText"/>
+      </w:pPr>
+      <w:r>
+        <w:t xml:space="preserve">The companion study (Author Citation, 2026 — JFAR) establishes the shape and digital level-shift role for Chinese manufacturing SMEs in a single wave (cubic turning point ≈47.8 %). The present paper addresses the conceptually distinct temporal-stability question by (a) extending to the full WBES private-firm frame (broader sector coverage than manufacturing-only), (b) adopting a quadratic specification suited to that frame's distributional properties, and (c) conducting formal Paternoster z-tests and a pooled cross-wave F-test on parameter equality. Author Citation (2026 — VEFR) sets the broader cross-country emerging-Asia context; the present paper holds country fixed.</w:t>
+      </w:r>
+    </w:p>
+    <w:p>
+      <w:pPr>
+        <w:pStyle w:val="BodyText"/>
+      </w:pPr>
+      <w:r>
+        <w:t xml:space="preserve">Theoretically, multiple mechanisms — GVC sophistication (Kano et al., 2020), absorptive-capacity strengthening (Lall, 1992; Cohen &amp; Levinthal, 1990), trade-finance institutional evolution (Manova, 2013; Demir &amp; Javorcik, 2018) — predict cross-wave shift. Following the discipline that strong directional priors should be tested against data rather than assumed (Antonakis et al., 2010; Meyer, van Witteloostuijn, &amp; Beugelsdijk, 2017; Eden &amp; Nielsen, 2020), we frame competing H2a (predicted shift) and H2b (structural durability) hypotheses. The estimation combines wave-by-wave OLS-HC1 + Lind-Mehlum U-tests, Paternoster z-tests on coefficients, and a pooled three-way moderation specification that adds FSTS ×</w:t>
+      </w:r>
+      <w:r>
+        <w:t xml:space="preserve"> </w:t>
+      </w:r>
+      <m:oMath>
+        <m:sSub>
+          <m:e>
+            <m:r>
+              <m:t>D</m:t>
+            </m:r>
+          </m:e>
+          <m:sub>
+            <m:r>
+              <m:t>2024</m:t>
+            </m:r>
+          </m:sub>
+        </m:sSub>
+      </m:oMath>
+      <w:r>
+        <w:t xml:space="preserve">, FSTS × Tech, and FSTS ×</w:t>
+      </w:r>
+      <w:r>
+        <w:t xml:space="preserve"> </w:t>
+      </w:r>
+      <m:oMath>
+        <m:sSub>
+          <m:e>
+            <m:r>
+              <m:t>D</m:t>
+            </m:r>
+          </m:e>
+          <m:sub>
+            <m:r>
+              <m:t>2024</m:t>
+            </m:r>
+          </m:sub>
+        </m:sSub>
+      </m:oMath>
+      <w:r>
+        <w:t xml:space="preserve"> </w:t>
+      </w:r>
+      <w:r>
+        <w:t xml:space="preserve">× Tech interactions to evaluate cross-wave shift, capability moderation, and capability-conditioned dynamic moderation respectively. A supplementary working-capital test uses WBES proxies for liquidity access, financing structure, and access-to-finance obstacle, with a 2012-only robustness extension into receivables exposure (Manova, 2013). We report associations, not effects (Shaver, 2020).</w:t>
+      </w:r>
+    </w:p>
+    <w:p>
+      <w:pPr>
+        <w:pStyle w:val="BodyText"/>
+      </w:pPr>
+      <w:r>
+        <w:t xml:space="preserve">The study makes four contributions. First, it identifies an optimal export-intensity threshold at ≈48 % FSTS with a managerial safe operating zone of 30–60 %, complementing the JFAR 47.8 % cubic turning point with full-private-firm-frame quadratic evidence across a second wave a decade later. Second, the central contribution is</w:t>
+      </w:r>
+      <w:r>
+        <w:t xml:space="preserve"> </w:t>
+      </w:r>
+      <w:r>
+        <w:rPr>
+          <w:bCs/>
+          <w:b/>
+        </w:rPr>
+        <w:t xml:space="preserve">cross-wave structural durability</w:t>
+      </w:r>
+      <w:r>
+        <w:t xml:space="preserve">: despite plausible shift mechanisms, the data fail to reject equality of the inverted-U coefficients between 2012 and 2024 in both Paternoster z-tests and the joint F-test; three additional null moderation channels converge on the same conclusion. Third, technological capability operates robustly as a</w:t>
+      </w:r>
+      <w:r>
+        <w:t xml:space="preserve"> </w:t>
+      </w:r>
+      <w:r>
+        <w:rPr>
+          <w:iCs/>
+          <w:i/>
+        </w:rPr>
+        <w:t xml:space="preserve">level-shifter</w:t>
+      </w:r>
+      <w:r>
+        <w:t xml:space="preserve"> </w:t>
+      </w:r>
+      <w:r>
+        <w:t xml:space="preserve">rather than a curvature moderator, distinguishing capability's strategic role from its conjectured role in moderating the trade-off itself. Fourth, the within-country temporal-stability finding speaks to the meta-analytic heterogeneity puzzle (Marano et al., 2016; Schwens et al., 2018; Filatotchev et al., 2020) and to the cross-national skepticism of Pisani, Garcia-Bernardo, and Heemskerk (2020): single-country institutional contexts can preserve a functional-form regularity that cross-national pooled samples obscure through aggregation heterogeneity. The working-capital-trap interpretation (Manova, 2013) is theoretically grounded but not directly identified in the present data.</w:t>
+      </w:r>
+    </w:p>
+    <w:p>
+      <w:pPr>
+        <w:pStyle w:val="BodyText"/>
+      </w:pPr>
+      <w:r>
+        <w:t xml:space="preserve">The paper proceeds: §2 theory and hypotheses; §3 data and methods; §4 results (threshold replication, cross-wave shift test, capability moderation, supplementary working-capital tests, manufacturing-only robustness); §5 discussion; §6 limitations and future research.</w:t>
+      </w:r>
+    </w:p>
+    <w:bookmarkEnd w:id="22"/>
+    <w:bookmarkStart w:id="31" w:name="X8bf20a63f0decf7b16e99d564b9958ec4fbbb23"/>
+    <w:p>
+      <w:pPr>
+        <w:pStyle w:val="Heading2"/>
+      </w:pPr>
+      <w:r>
+        <w:t xml:space="preserve">2. Theory and Hypotheses</w:t>
+      </w:r>
+    </w:p>
+    <w:bookmarkStart w:id="23" w:name="X34b87408929da77ac1ebf08c0936df485f6c164"/>
+    <w:p>
+      <w:pPr>
+        <w:pStyle w:val="Heading3"/>
+      </w:pPr>
+      <w:r>
+        <w:t xml:space="preserve">2.1 Internationalization and firm performance</w:t>
+      </w:r>
+    </w:p>
+    <w:p>
+      <w:pPr>
+        <w:pStyle w:val="FirstParagraph"/>
+      </w:pPr>
+      <w:r>
+        <w:t xml:space="preserve">The internationalization–performance relationship is unlikely to be linear for smaller private firms in emerging economies (Lu &amp; Beamish, 2004; Hennart, 2007). At lower to moderate levels, exporting enlarges market reach, spreads fixed costs, and stimulates learning and quality discipline (Lu &amp; Beamish, 2004; Wagner, 2007). Three theoretical traditions converge: the resource-based view (returns rise as idiosyncratic resources amortise over wider sales bases — Lall, 1992; Teece, 2007); transaction-cost (returns rise as long as governance capacity scales — Hennart, 2007; Contractor, 2007); and dynamic capabilities (higher-order sensing/seizing routines compound returns — Teece, 2007).</w:t>
+      </w:r>
+    </w:p>
+    <w:p>
+      <w:pPr>
+        <w:pStyle w:val="BodyText"/>
+      </w:pPr>
+      <w:r>
+        <w:t xml:space="preserve">The advantages are bounded. As firms deepen internationalization, coordination demands, market volatility, logistics complexity, and managerial burdens rise (Hennart, 2007; Contractor, 2007), with sharper consequences for smaller firms that have narrower financial slack and organisational depth (Buckley et al., 2007). Chinese-firm evidence confirms the pattern (Xiao et al., 2013; Feng et al., 2019); cross-country meta-analyses show the inverted-U is robust but its turning-point location varies substantially across studies (Marano et al., 2016; Schwens et al., 2018) — motivating the more demanding question of</w:t>
+      </w:r>
+      <w:r>
+        <w:t xml:space="preserve"> </w:t>
+      </w:r>
+      <w:r>
+        <w:rPr>
+          <w:iCs/>
+          <w:i/>
+        </w:rPr>
+        <w:t xml:space="preserve">where the turning point sits in a particular setting and whether it stays there</w:t>
+      </w:r>
+      <w:r>
+        <w:t xml:space="preserve">. The relevant expectation is therefore an inverted-U bounded by "too-much-of-a-good-thing" mechanics (Pierce &amp; Aguinis, 2013; Haans, Pieters, &amp; He, 2016).</w:t>
+      </w:r>
+    </w:p>
+    <w:p>
+      <w:pPr>
+        <w:pStyle w:val="BlockText"/>
+      </w:pPr>
+      <w:r>
+        <w:rPr>
+          <w:bCs/>
+          <w:b/>
+        </w:rPr>
+        <w:t xml:space="preserve">Hypothesis 1 (H1).</w:t>
+      </w:r>
+      <w:r>
+        <w:t xml:space="preserve"> </w:t>
+      </w:r>
+      <w:r>
+        <w:t xml:space="preserve">Firm internationalization, measured as export intensity, has an inverted U‑shaped relationship with firm performance among Chinese private firms.</w:t>
+      </w:r>
+    </w:p>
+    <w:bookmarkEnd w:id="23"/>
+    <w:bookmarkStart w:id="24" w:name="X14bc9c6e7d57aa476ccb6bf980009c80af3e4fc"/>
+    <w:p>
+      <w:pPr>
+        <w:pStyle w:val="Heading3"/>
+      </w:pPr>
+      <w:r>
+        <w:t xml:space="preserve">2.2 Temporal shift of the internationalization threshold</w:t>
+      </w:r>
+    </w:p>
+    <w:p>
+      <w:pPr>
+        <w:pStyle w:val="FirstParagraph"/>
+      </w:pPr>
+      <w:r>
+        <w:t xml:space="preserve">A more demanding question than identifying the inverted-U is whether the turning point is</w:t>
+      </w:r>
+      <w:r>
+        <w:t xml:space="preserve"> </w:t>
+      </w:r>
+      <w:r>
+        <w:rPr>
+          <w:bCs/>
+          <w:b/>
+        </w:rPr>
+        <w:t xml:space="preserve">stable over time</w:t>
+      </w:r>
+      <w:r>
+        <w:t xml:space="preserve"> </w:t>
+      </w:r>
+      <w:r>
+        <w:t xml:space="preserve">(Haans et al., 2016; Pierce &amp; Aguinis, 2013). The 2012–2024 window in China spans the post-2008 trade re-equilibration, China–US tariff escalation, COVID-19 disruption, digital-infrastructure maturation (Author Citation, 2026 — VEFR), and deepening GVC participation (Kano, Tsang, &amp; Yeung, 2020). Three mechanisms predict that the inverted-U</w:t>
+      </w:r>
+      <w:r>
+        <w:t xml:space="preserve"> </w:t>
+      </w:r>
+      <w:r>
+        <w:rPr>
+          <w:iCs/>
+          <w:i/>
+        </w:rPr>
+        <w:t xml:space="preserve">should shift</w:t>
+      </w:r>
+      <w:r>
+        <w:t xml:space="preserve">: rising GVC sophistication pushes the turning point rightward (Kano et al., 2020); strengthening absorptive capacity flattens the post-threshold tail (Lall, 1992; Cohen &amp; Levinthal, 1990); and trade-finance / SME credit reform softens the right-tail working-capital constraint (Manova, 2013; Foley &amp; Manova, 2015; Niepmann &amp; Schmidt-Eisenlohr, 2017; Demir &amp; Javorcik, 2018). If reform eased the binding constraint, the curvature</w:t>
+      </w:r>
+      <w:r>
+        <w:t xml:space="preserve"> </w:t>
+      </w:r>
+      <m:oMath>
+        <m:sSub>
+          <m:e>
+            <m:r>
+              <m:t>β</m:t>
+            </m:r>
+          </m:e>
+          <m:sub>
+            <m:r>
+              <m:t>2</m:t>
+            </m:r>
+          </m:sub>
+        </m:sSub>
+      </m:oMath>
+      <w:r>
+        <w:t xml:space="preserve"> </w:t>
+      </w:r>
+      <w:r>
+        <w:t xml:space="preserve">on</w:t>
+      </w:r>
+      <w:r>
+        <w:t xml:space="preserve"> </w:t>
+      </w:r>
+      <m:oMath>
+        <m:sSup>
+          <m:e>
+            <m:r>
+              <m:rPr>
+                <m:sty m:val="p"/>
+              </m:rPr>
+              <m:t>F</m:t>
+            </m:r>
+            <m:r>
+              <m:rPr>
+                <m:sty m:val="p"/>
+              </m:rPr>
+              <m:t>S</m:t>
+            </m:r>
+            <m:r>
+              <m:rPr>
+                <m:sty m:val="p"/>
+              </m:rPr>
+              <m:t>T</m:t>
+            </m:r>
+            <m:r>
+              <m:rPr>
+                <m:sty m:val="p"/>
+              </m:rPr>
+              <m:t>S</m:t>
+            </m:r>
+          </m:e>
+          <m:sup>
+            <m:r>
+              <m:t>2</m:t>
+            </m:r>
+          </m:sup>
+        </m:sSup>
+      </m:oMath>
+      <w:r>
+        <w:t xml:space="preserve"> </w:t>
+      </w:r>
+      <w:r>
+        <w:t xml:space="preserve">in 2024 should be smaller in magnitude than in 2012.</w:t>
+      </w:r>
+    </w:p>
+    <w:p>
+      <w:pPr>
+        <w:pStyle w:val="BodyText"/>
+      </w:pPr>
+      <w:r>
+        <w:t xml:space="preserve">An equally plausible counter-argument (H2b) holds that the threshold reflects deep firm-level constraints — coordination capacity, financial slack, organisational depth (Hennart, 2007; Buckley et al., 2007) — that change only slowly. Friction costs in cross-border transactions exhibit institutional lock-in (North, 1990) and may be only partially relaxed by macro-level reforms within a decade. Under H2b, no significant shift would be observed, constituting a positive structural-durability finding rather than a methodological failure. Placing H2a and H2b as competing hypotheses provides the most informative empirical design.</w:t>
+      </w:r>
+    </w:p>
+    <w:p>
+      <w:pPr>
+        <w:pStyle w:val="BlockText"/>
+      </w:pPr>
+      <w:r>
+        <w:rPr>
+          <w:bCs/>
+          <w:b/>
+        </w:rPr>
+        <w:t xml:space="preserve">Hypothesis 2a (H2a).</w:t>
+      </w:r>
+      <w:r>
+        <w:t xml:space="preserve"> </w:t>
+      </w:r>
+      <w:r>
+        <w:t xml:space="preserve">The shape of the inverted U‑shaped relationship between export intensity and firm performance among Chinese private firms differs between the 2012 and 2024 waves, reflecting changes in the operating environment and competitive structure of the Chinese economy over the intervening decade.</w:t>
+      </w:r>
+    </w:p>
+    <w:p>
+      <w:pPr>
+        <w:pStyle w:val="BlockText"/>
+      </w:pPr>
+      <w:r>
+        <w:rPr>
+          <w:bCs/>
+          <w:b/>
+        </w:rPr>
+        <w:t xml:space="preserve">Hypothesis 2b (H2b).</w:t>
+      </w:r>
+      <w:r>
+        <w:t xml:space="preserve"> </w:t>
+      </w:r>
+      <w:r>
+        <w:t xml:space="preserve">The shape of the inverted U‑shaped relationship between export intensity and firm performance among Chinese private firms is structurally durable across the 2012 and 2024 waves, reflecting deep firm-level constraints, coordination capacity, financial slack, and organisational depth, that persist despite environmental change.</w:t>
+      </w:r>
+    </w:p>
+    <w:bookmarkEnd w:id="24"/>
+    <w:bookmarkStart w:id="25" w:name="X8121cb1b48fe36d2174325168dd4479f3cf09f9"/>
+    <w:p>
+      <w:pPr>
+        <w:pStyle w:val="Heading3"/>
+      </w:pPr>
+      <w:r>
+        <w:t xml:space="preserve">2.3 Working-capital pressure and the post-threshold downturn</w:t>
+      </w:r>
+    </w:p>
+    <w:p>
+      <w:pPr>
+        <w:pStyle w:val="FirstParagraph"/>
+      </w:pPr>
+      <w:r>
+        <w:t xml:space="preserve">A theoretically coherent mechanism for the downturn segment is intensified working-capital pressure (Manova, 2013). Exporting firms face a timing gap between delivery outlays and revenue realisation when sales are on credit, payment terms are delayed, or trade-finance access is imperfect (Foley &amp; Manova, 2015; Niepmann &amp; Schmidt-Eisenlohr, 2017; Demir &amp; Javorcik, 2018). As export intensity rises, a larger share of firm activity becomes tied to transactions with longer cash-conversion dynamics. Firms with weaker liquidity access, heavier receivables exposure, or greater reliance on internally financed working capital should exhibit a steeper post-threshold tail than liquidity-rich firms — making working-capital position a conditioner of the downturn's steepness rather than a replacement for the bounded-optimum logic.</w:t>
+      </w:r>
+    </w:p>
+    <w:p>
+      <w:pPr>
+        <w:pStyle w:val="BodyText"/>
+      </w:pPr>
+      <w:r>
+        <w:t xml:space="preserve">Given limited cross-wave comparability of WBES proxies — notably the absence of the best receivables-exposure indicators (k1c, k2c) from the 2024 release — this channel is not formalised as a hypothesis. Supplementary analyses in Section 4.5 probe it descriptively; the Discussion (§5.2) carries the argument forward as the primary candidate for future research.</w:t>
+      </w:r>
+    </w:p>
+    <w:bookmarkEnd w:id="25"/>
+    <w:bookmarkStart w:id="26" w:name="X848172186bbc9820f95075e145d0e231c99a26a"/>
+    <w:p>
+      <w:pPr>
+        <w:pStyle w:val="Heading3"/>
+      </w:pPr>
+      <w:r>
+        <w:t xml:space="preserve">2.4 Technological capability and digital adoption as moderators</w:t>
+      </w:r>
+    </w:p>
+    <w:p>
+      <w:pPr>
+        <w:pStyle w:val="FirstParagraph"/>
+      </w:pPr>
+      <w:r>
+        <w:t xml:space="preserve">Technological capability, in the Lall (1992) absorptive-capacity tradition (foreign-licensed technology, quality certification, product innovation, R&amp;D), should be positively associated with productivity because capable firms convert export activity into output more efficiently (Cohen &amp; Levinthal, 1990). At higher FSTS, capability may also moderate curvature by buffering coordination/overextension costs (Teece, 2007): the marginal cost of further internationalization rises more slowly for absorptively capable firms.</w:t>
+      </w:r>
+    </w:p>
+    <w:p>
+      <w:pPr>
+        <w:pStyle w:val="BodyText"/>
+      </w:pPr>
+      <w:r>
+        <w:t xml:space="preserve">Digital adoption is a focal mechanism in the recent transformation literature (Bharadwaj et al., 2013; Vial, 2019; Verhoef et al., 2021; Hanelt et al., 2021). Capability-conditioned dynamics may evolve: as Chinese firms accumulate digital and technological resources, the buffering effect on the downturn could strengthen between 2012 and 2024 (Author Citation, 2026 — VEFR), a prediction tested via the three-way FSTS</w:t>
+      </w:r>
+      <m:oMath>
+        <m:sSup>
+          <m:e>
+            <m:r>
+              <m:t>​</m:t>
+            </m:r>
+          </m:e>
+          <m:sup>
+            <m:r>
+              <m:t>2</m:t>
+            </m:r>
+          </m:sup>
+        </m:sSup>
+      </m:oMath>
+      <w:r>
+        <w:t xml:space="preserve"> </w:t>
+      </w:r>
+      <w:r>
+        <w:t xml:space="preserve">×</w:t>
+      </w:r>
+      <w:r>
+        <w:t xml:space="preserve"> </w:t>
+      </w:r>
+      <m:oMath>
+        <m:sSub>
+          <m:e>
+            <m:r>
+              <m:t>D</m:t>
+            </m:r>
+          </m:e>
+          <m:sub>
+            <m:r>
+              <m:t>2024</m:t>
+            </m:r>
+          </m:sub>
+        </m:sSub>
+      </m:oMath>
+      <w:r>
+        <w:t xml:space="preserve"> </w:t>
+      </w:r>
+      <w:r>
+        <w:t xml:space="preserve">× Tech specification (§3.5). The WBES capability proxies are</w:t>
+      </w:r>
+      <w:r>
+        <w:t xml:space="preserve"> </w:t>
+      </w:r>
+      <w:r>
+        <w:rPr>
+          <w:iCs/>
+          <w:i/>
+        </w:rPr>
+        <w:t xml:space="preserve">lower-tier</w:t>
+      </w:r>
+      <w:r>
+        <w:t xml:space="preserve"> </w:t>
+      </w:r>
+      <w:r>
+        <w:t xml:space="preserve">operationalisations:</w:t>
+      </w:r>
+      <w:r>
+        <w:t xml:space="preserve"> </w:t>
+      </w:r>
+      <m:oMath>
+        <m:sSub>
+          <m:e>
+            <m:r>
+              <m:rPr>
+                <m:sty m:val="p"/>
+              </m:rPr>
+              <m:t>T</m:t>
+            </m:r>
+            <m:r>
+              <m:rPr>
+                <m:sty m:val="p"/>
+              </m:rPr>
+              <m:t>C</m:t>
+            </m:r>
+            <m:r>
+              <m:rPr>
+                <m:sty m:val="p"/>
+              </m:rPr>
+              <m:t>I</m:t>
+            </m:r>
+          </m:e>
+          <m:sub>
+            <m:r>
+              <m:rPr>
+                <m:nor/>
+                <m:sty m:val="p"/>
+              </m:rPr>
+              <m:t>full</m:t>
+            </m:r>
+          </m:sub>
+        </m:sSub>
+      </m:oMath>
+      <w:r>
+        <w:t xml:space="preserve"> </w:t>
+      </w:r>
+      <w:r>
+        <w:t xml:space="preserve">uses four binary indicators;</w:t>
+      </w:r>
+      <w:r>
+        <w:t xml:space="preserve"> </w:t>
+      </w:r>
+      <m:oMath>
+        <m:sSub>
+          <m:e>
+            <m:r>
+              <m:rPr>
+                <m:sty m:val="p"/>
+              </m:rPr>
+              <m:t>D</m:t>
+            </m:r>
+            <m:r>
+              <m:rPr>
+                <m:sty m:val="p"/>
+              </m:rPr>
+              <m:t>A</m:t>
+            </m:r>
+            <m:r>
+              <m:rPr>
+                <m:sty m:val="p"/>
+              </m:rPr>
+              <m:t>I</m:t>
+            </m:r>
+          </m:e>
+          <m:sub>
+            <m:r>
+              <m:rPr>
+                <m:nor/>
+                <m:sty m:val="p"/>
+              </m:rPr>
+              <m:t>core</m:t>
+            </m:r>
+          </m:sub>
+        </m:sSub>
+      </m:oMath>
+      <w:r>
+        <w:t xml:space="preserve"> </w:t>
+      </w:r>
+      <w:r>
+        <w:t xml:space="preserve">captures only Tier-1 digital presence. The hypotheses therefore test the minimal viable version of capability moderation that the WBES instrument can support.</w:t>
+      </w:r>
+    </w:p>
+    <w:p>
+      <w:pPr>
+        <w:pStyle w:val="BlockText"/>
+      </w:pPr>
+      <w:r>
+        <w:rPr>
+          <w:bCs/>
+          <w:b/>
+        </w:rPr>
+        <w:t xml:space="preserve">Hypothesis 4a (H4a).</w:t>
+      </w:r>
+      <w:r>
+        <w:t xml:space="preserve"> </w:t>
+      </w:r>
+      <w:r>
+        <w:t xml:space="preserve">Higher technological capability is positively associated with firm performance and moderates the curvature of the inverted U-shaped relationship between export intensity and firm performance among Chinese private firms.</w:t>
+      </w:r>
+    </w:p>
+    <w:p>
+      <w:pPr>
+        <w:pStyle w:val="FirstParagraph"/>
+      </w:pPr>
+      <w:r>
+        <w:t xml:space="preserve">Because</w:t>
+      </w:r>
+      <w:r>
+        <w:t xml:space="preserve"> </w:t>
+      </w:r>
+      <m:oMath>
+        <m:sSub>
+          <m:e>
+            <m:r>
+              <m:rPr>
+                <m:sty m:val="p"/>
+              </m:rPr>
+              <m:t>D</m:t>
+            </m:r>
+            <m:r>
+              <m:rPr>
+                <m:sty m:val="p"/>
+              </m:rPr>
+              <m:t>A</m:t>
+            </m:r>
+            <m:r>
+              <m:rPr>
+                <m:sty m:val="p"/>
+              </m:rPr>
+              <m:t>I</m:t>
+            </m:r>
+          </m:e>
+          <m:sub>
+            <m:r>
+              <m:rPr>
+                <m:nor/>
+                <m:sty m:val="p"/>
+              </m:rPr>
+              <m:t>core</m:t>
+            </m:r>
+          </m:sub>
+        </m:sSub>
+      </m:oMath>
+      <w:r>
+        <w:t xml:space="preserve"> </w:t>
+      </w:r>
+      <w:r>
+        <w:t xml:space="preserve">in this WBES data reduces to a single binary item (c22b, own-website presence) — effectively an organisational hygiene factor in 2024 China —</w:t>
+      </w:r>
+      <w:r>
+        <w:t xml:space="preserve"> </w:t>
+      </w:r>
+      <w:r>
+        <w:rPr>
+          <w:bCs/>
+          <w:b/>
+        </w:rPr>
+        <w:t xml:space="preserve">H4b is not formalised as a testable hypothesis</w:t>
+      </w:r>
+      <w:r>
+        <w:t xml:space="preserve">.</w:t>
+      </w:r>
+      <w:r>
+        <w:t xml:space="preserve"> </w:t>
+      </w:r>
+      <m:oMath>
+        <m:sSub>
+          <m:e>
+            <m:r>
+              <m:rPr>
+                <m:sty m:val="p"/>
+              </m:rPr>
+              <m:t>D</m:t>
+            </m:r>
+            <m:r>
+              <m:rPr>
+                <m:sty m:val="p"/>
+              </m:rPr>
+              <m:t>A</m:t>
+            </m:r>
+            <m:r>
+              <m:rPr>
+                <m:sty m:val="p"/>
+              </m:rPr>
+              <m:t>I</m:t>
+            </m:r>
+          </m:e>
+          <m:sub>
+            <m:r>
+              <m:rPr>
+                <m:nor/>
+                <m:sty m:val="p"/>
+              </m:rPr>
+              <m:t>core</m:t>
+            </m:r>
+          </m:sub>
+        </m:sSub>
+      </m:oMath>
+      <w:r>
+        <w:t xml:space="preserve"> </w:t>
+      </w:r>
+      <w:r>
+        <w:t xml:space="preserve">is retained as a Tier-1 control absorbing website-ownership variance; its level association with productivity is reported descriptively. Future tests of digital-capability moderation require Tier 2–4 indicators not available cross-wave in WBES China.</w:t>
+      </w:r>
+    </w:p>
+    <w:bookmarkEnd w:id="26"/>
+    <w:bookmarkStart w:id="30" w:name="Xd220370935321604b8cdfc5a5895802593c0b72"/>
+    <w:p>
+      <w:pPr>
+        <w:pStyle w:val="Heading3"/>
+      </w:pPr>
+      <w:r>
+        <w:t xml:space="preserve">2.5 Conceptual model</w:t>
+      </w:r>
+    </w:p>
+    <w:p>
+      <w:pPr>
+        <w:pStyle w:val="FirstParagraph"/>
+      </w:pPr>
+      <w:r>
+        <w:t xml:space="preserve">Figure 1 summarises the model: the two FSTS terms flow into</w:t>
+      </w:r>
+      <w:r>
+        <w:t xml:space="preserve"> </w:t>
       </w:r>
       <m:oMath>
         <m:r>
           <m:rPr>
             <m:sty m:val="p"/>
           </m:rPr>
-          <m:t>×</m:t>
+          <m:t>ln</m:t>
         </m:r>
+        <m:d>
+          <m:dPr>
+            <m:begChr m:val="("/>
+            <m:endChr m:val=")"/>
+            <m:sepChr m:val=""/>
+            <m:grow/>
+          </m:dPr>
+          <m:e>
+            <m:r>
+              <m:rPr>
+                <m:sty m:val="p"/>
+              </m:rPr>
+              <m:t>L</m:t>
+            </m:r>
+            <m:r>
+              <m:rPr>
+                <m:sty m:val="p"/>
+              </m:rPr>
+              <m:t>P</m:t>
+            </m:r>
+          </m:e>
+        </m:d>
       </m:oMath>
       <w:r>
-        <w:t xml:space="preserve">wave</w:t>
+        <w:t xml:space="preserve"> </w:t>
+      </w:r>
+      <w:r>
+        <w:t xml:space="preserve">with H1 predicting inverted-U curvature;</w:t>
+      </w:r>
+      <w:r>
+        <w:t xml:space="preserve"> </w:t>
       </w:r>
       <m:oMath>
-        <m:r>
-          <m:rPr>
-            <m:sty m:val="p"/>
-          </m:rPr>
-          <m:t>×</m:t>
-        </m:r>
+        <m:sSub>
+          <m:e>
+            <m:r>
+              <m:t>D</m:t>
+            </m:r>
+          </m:e>
+          <m:sub>
+            <m:r>
+              <m:t>2024</m:t>
+            </m:r>
+          </m:sub>
+        </m:sSub>
       </m:oMath>
       <w:r>
-        <w:t xml:space="preserve">curvature F = 0.27, p = .760).</w:t>
-      </w:r>
-    </w:p>
-    <w:p>
-      <w:pPr>
-        <w:pStyle w:val="BodyText"/>
-      </w:pPr>
-      <w:r>
-        <w:rPr>
-          <w:bCs/>
-          <w:b/>
-        </w:rPr>
-        <w:t xml:space="preserve">Originality/value.</w:t>
-      </w:r>
-      <w:r>
-        <w:t xml:space="preserve"> </w:t>
-      </w:r>
-      <w:r>
-        <w:t xml:space="preserve">Structural durability (H2b) is confirmed over environmental shift (H2a): despite substantial structural change between 2012 and 2024, the Chinese I–P trade-off is durably structural rather than wave-specific, recasting the inverted-U threshold as a survival constant, with global-value-chain over-embeddedness as the candidate mechanism.</w:t>
-      </w:r>
-    </w:p>
-    <w:p>
-      <w:pPr>
-        <w:pStyle w:val="BodyText"/>
-      </w:pPr>
-      <w:r>
-        <w:rPr>
-          <w:bCs/>
-          <w:b/>
-        </w:rPr>
-        <w:t xml:space="preserve">Keywords:</w:t>
-      </w:r>
-      <w:r>
-        <w:t xml:space="preserve"> </w:t>
-      </w:r>
-      <w:r>
-        <w:t xml:space="preserve">internationalisation–performance; export intensity; threshold stability; technological capability; digital adoption; Chinese private firms; World Bank Enterprise Survey.</w:t>
-      </w:r>
-    </w:p>
-    <w:p>
-      <w:pPr>
-        <w:pStyle w:val="BodyText"/>
-      </w:pPr>
-      <w:r>
-        <w:rPr>
-          <w:bCs/>
-          <w:b/>
-        </w:rPr>
-        <w:t xml:space="preserve">JEL classification:</w:t>
-      </w:r>
-      <w:r>
-        <w:t xml:space="preserve"> </w:t>
-      </w:r>
-      <w:r>
-        <w:t xml:space="preserve">F23 (multinational firms; international business); O33 (technological change: choices and consequences); D22 (firm behaviour: empirical analysis); L25 (firm performance); O53 (economywide country studies: Asia including Middle East).</w:t>
-      </w:r>
-    </w:p>
-    <w:p>
-      <w:pPr>
-        <w:pStyle w:val="BodyText"/>
-      </w:pPr>
-      <w:r>
-        <w:rPr>
-          <w:bCs/>
-          <w:b/>
-        </w:rPr>
-        <w:t xml:space="preserve">Paper type:</w:t>
-      </w:r>
-      <w:r>
-        <w:t xml:space="preserve"> </w:t>
-      </w:r>
-      <w:r>
-        <w:t xml:space="preserve">Research paper.</w:t>
-      </w:r>
-    </w:p>
-    <w:p>
-      <w:r>
-        <w:pict>
-          <v:rect style="width:0;height:1.5pt" o:hralign="center" o:hrstd="t" o:hr="t"/>
-        </w:pict>
-      </w:r>
-    </w:p>
-    <w:bookmarkEnd w:id="20"/>
-    <w:bookmarkStart w:id="21" w:name="highlights"/>
-    <w:p>
-      <w:pPr>
-        <w:pStyle w:val="Heading2"/>
-      </w:pPr>
-      <w:r>
-        <w:t xml:space="preserve">Highlights</w:t>
-      </w:r>
-    </w:p>
-    <w:p>
-      <w:pPr>
-        <w:numPr>
-          <w:ilvl w:val="0"/>
-          <w:numId w:val="1001"/>
-        </w:numPr>
-      </w:pPr>
-      <w:r>
-        <w:t xml:space="preserve">The internationalisation–performance relationship in Chinese private firms is</w:t>
-      </w:r>
-      <w:r>
-        <w:t xml:space="preserve"> </w:t>
-      </w:r>
-      <w:r>
-        <w:rPr>
-          <w:bCs/>
-          <w:b/>
-        </w:rPr>
-        <w:t xml:space="preserve">robustly inverted-U</w:t>
-      </w:r>
-      <w:r>
-        <w:t xml:space="preserve"> </w:t>
-      </w:r>
-      <w:r>
-        <w:t xml:space="preserve">in both 2012 (turning point 49.4 %) and 2024 (turning point 47.2 %) waves, with overlapping 95 % delta-method confidence intervals.</w:t>
-      </w:r>
-    </w:p>
-    <w:p>
-      <w:pPr>
-        <w:numPr>
-          <w:ilvl w:val="0"/>
-          <w:numId w:val="1001"/>
-        </w:numPr>
-      </w:pPr>
-      <w:r>
-        <w:t xml:space="preserve">The threshold is</w:t>
-      </w:r>
-      <w:r>
-        <w:t xml:space="preserve"> </w:t>
-      </w:r>
-      <w:r>
-        <w:rPr>
-          <w:bCs/>
-          <w:b/>
-        </w:rPr>
-        <w:t xml:space="preserve">structurally durable</w:t>
-      </w:r>
-      <w:r>
-        <w:t xml:space="preserve"> </w:t>
-      </w:r>
-      <w:r>
-        <w:t xml:space="preserve">against a strong directional prior of cross-wave shift: cross-wave Paternoster z-tests fail to reject coefficient equality (p = .412 for FSTS, p = .545 for</w:t>
+        <w:t xml:space="preserve"> </w:t>
+      </w:r>
+      <w:r>
+        <w:t xml:space="preserve">enters via dashed shift arrows to the FSTS /</w:t>
       </w:r>
       <w:r>
         <w:t xml:space="preserve"> </w:t>
@@ -433,19 +1221,11 @@
         </m:sSup>
       </m:oMath>
       <w:r>
-        <w:t xml:space="preserve">), and the joint F-test on (FSTS</w:t>
-      </w:r>
-      <w:r>
-        <w:t xml:space="preserve"> </w:t>
-      </w:r>
-      <m:oMath>
-        <m:r>
-          <m:rPr>
-            <m:sty m:val="p"/>
-          </m:rPr>
-          <m:t>×</m:t>
-        </m:r>
-      </m:oMath>
+        <w:t xml:space="preserve"> </w:t>
+      </w:r>
+      <w:r>
+        <w:t xml:space="preserve">terms (H2); working-capital conditions appear as a dashed exploratory block (§4.5); TCI (H4a) is a direct level-shifter and candidate curvature moderator;</w:t>
+      </w:r>
       <w:r>
         <w:t xml:space="preserve"> </w:t>
       </w:r>
@@ -453,1554 +1233,40 @@
         <m:sSub>
           <m:e>
             <m:r>
+              <m:rPr>
+                <m:sty m:val="p"/>
+              </m:rPr>
               <m:t>D</m:t>
+            </m:r>
+            <m:r>
+              <m:rPr>
+                <m:sty m:val="p"/>
+              </m:rPr>
+              <m:t>A</m:t>
+            </m:r>
+            <m:r>
+              <m:rPr>
+                <m:sty m:val="p"/>
+              </m:rPr>
+              <m:t>I</m:t>
             </m:r>
           </m:e>
           <m:sub>
             <m:r>
-              <m:t>2024</m:t>
+              <m:rPr>
+                <m:nor/>
+                <m:sty m:val="p"/>
+              </m:rPr>
+              <m:t>core</m:t>
             </m:r>
           </m:sub>
         </m:sSub>
       </m:oMath>
       <w:r>
-        <w:t xml:space="preserve">,</w:t>
-      </w:r>
-      <w:r>
-        <w:t xml:space="preserve"> </w:t>
-      </w:r>
-      <m:oMath>
-        <m:sSup>
-          <m:e>
-            <m:r>
-              <m:rPr>
-                <m:sty m:val="p"/>
-              </m:rPr>
-              <m:t>F</m:t>
-            </m:r>
-            <m:r>
-              <m:rPr>
-                <m:sty m:val="p"/>
-              </m:rPr>
-              <m:t>S</m:t>
-            </m:r>
-            <m:r>
-              <m:rPr>
-                <m:sty m:val="p"/>
-              </m:rPr>
-              <m:t>T</m:t>
-            </m:r>
-            <m:r>
-              <m:rPr>
-                <m:sty m:val="p"/>
-              </m:rPr>
-              <m:t>S</m:t>
-            </m:r>
-          </m:e>
-          <m:sup>
-            <m:r>
-              <m:t>2</m:t>
-            </m:r>
-          </m:sup>
-        </m:sSup>
-      </m:oMath>
-      <w:r>
-        <w:t xml:space="preserve"> </w:t>
-      </w:r>
-      <m:oMath>
-        <m:r>
-          <m:rPr>
-            <m:sty m:val="p"/>
-          </m:rPr>
-          <m:t>×</m:t>
-        </m:r>
-      </m:oMath>
-      <w:r>
-        <w:t xml:space="preserve"> </w:t>
-      </w:r>
-      <m:oMath>
-        <m:sSub>
-          <m:e>
-            <m:r>
-              <m:t>D</m:t>
-            </m:r>
-          </m:e>
-          <m:sub>
-            <m:r>
-              <m:t>2024</m:t>
-            </m:r>
-          </m:sub>
-        </m:sSub>
-      </m:oMath>
-      <w:r>
-        <w:t xml:space="preserve">) yields p = .107.</w:t>
-      </w:r>
-    </w:p>
-    <w:p>
-      <w:pPr>
-        <w:numPr>
-          <w:ilvl w:val="0"/>
-          <w:numId w:val="1001"/>
-        </w:numPr>
-      </w:pPr>
-      <w:r>
-        <w:rPr>
-          <w:bCs/>
-          <w:b/>
-        </w:rPr>
-        <w:t xml:space="preserve">Technological capability</w:t>
-      </w:r>
-      <w:r>
-        <w:t xml:space="preserve"> </w:t>
-      </w:r>
-      <w:r>
-        <w:t xml:space="preserve">(</w:t>
-      </w:r>
-      <m:oMath>
-        <m:sSub>
-          <m:e>
-            <m:r>
-              <m:rPr>
-                <m:sty m:val="p"/>
-              </m:rPr>
-              <m:t>T</m:t>
-            </m:r>
-            <m:r>
-              <m:rPr>
-                <m:sty m:val="p"/>
-              </m:rPr>
-              <m:t>C</m:t>
-            </m:r>
-            <m:r>
-              <m:rPr>
-                <m:sty m:val="p"/>
-              </m:rPr>
-              <m:t>I</m:t>
-            </m:r>
-          </m:e>
-          <m:sub>
-            <m:r>
-              <m:rPr>
-                <m:nor/>
-                <m:sty m:val="p"/>
-              </m:rPr>
-              <m:t>full</m:t>
-            </m:r>
-          </m:sub>
-        </m:sSub>
-      </m:oMath>
-      <w:r>
-        <w:t xml:space="preserve">) is positively associated with productivity in both waves (</w:t>
-      </w:r>
-      <m:oMath>
-        <m:r>
-          <m:t>β</m:t>
-        </m:r>
-      </m:oMath>
-      <w:r>
-        <w:t xml:space="preserve">_z = +0.26 to +0.43, p &lt; .001) and</w:t>
-      </w:r>
-      <w:r>
-        <w:t xml:space="preserve"> </w:t>
-      </w:r>
-      <w:r>
-        <w:rPr>
-          <w:bCs/>
-          <w:b/>
-        </w:rPr>
-        <w:t xml:space="preserve">strengthens</w:t>
-      </w:r>
-      <w:r>
-        <w:t xml:space="preserve"> </w:t>
-      </w:r>
-      <w:r>
-        <w:t xml:space="preserve">between waves (Paternoster cross-wave change z = −2.55, p = .011), but</w:t>
-      </w:r>
-      <w:r>
-        <w:t xml:space="preserve"> </w:t>
-      </w:r>
-      <w:r>
-        <w:rPr>
-          <w:bCs/>
-          <w:b/>
-        </w:rPr>
-        <w:t xml:space="preserve">does not moderate the curvature</w:t>
-      </w:r>
-      <w:r>
-        <w:t xml:space="preserve"> </w:t>
-      </w:r>
-      <w:r>
-        <w:t xml:space="preserve">of the inverted-U.</w:t>
-      </w:r>
-    </w:p>
-    <w:p>
-      <w:pPr>
-        <w:numPr>
-          <w:ilvl w:val="0"/>
-          <w:numId w:val="1001"/>
-        </w:numPr>
-      </w:pPr>
-      <w:r>
-        <w:rPr>
-          <w:bCs/>
-          <w:b/>
-        </w:rPr>
-        <w:t xml:space="preserve">Basic digital presence</w:t>
-      </w:r>
-      <w:r>
-        <w:t xml:space="preserve"> </w:t>
-      </w:r>
-      <w:r>
-        <w:t xml:space="preserve">(</w:t>
-      </w:r>
-      <m:oMath>
-        <m:sSub>
-          <m:e>
-            <m:r>
-              <m:rPr>
-                <m:sty m:val="p"/>
-              </m:rPr>
-              <m:t>D</m:t>
-            </m:r>
-            <m:r>
-              <m:rPr>
-                <m:sty m:val="p"/>
-              </m:rPr>
-              <m:t>A</m:t>
-            </m:r>
-            <m:r>
-              <m:rPr>
-                <m:sty m:val="p"/>
-              </m:rPr>
-              <m:t>I</m:t>
-            </m:r>
-          </m:e>
-          <m:sub>
-            <m:r>
-              <m:rPr>
-                <m:nor/>
-                <m:sty m:val="p"/>
-              </m:rPr>
-              <m:t>core</m:t>
-            </m:r>
-          </m:sub>
-        </m:sSub>
-      </m:oMath>
-      <w:r>
-        <w:t xml:space="preserve">, single-item website-presence proxy) shows modest positive associations with productivity in 2024 and the pooled sample (</w:t>
-      </w:r>
-      <m:oMath>
-        <m:r>
-          <m:t>β</m:t>
-        </m:r>
-      </m:oMath>
-      <w:r>
-        <w:t xml:space="preserve">_z = +0.07 to +0.06) but is retained as a baseline control rather than a formal hypothesis, given the limited discriminatory power of a single binary website indicator in 2024 China.</w:t>
-      </w:r>
-    </w:p>
-    <w:p>
-      <w:pPr>
-        <w:numPr>
-          <w:ilvl w:val="0"/>
-          <w:numId w:val="1001"/>
-        </w:numPr>
-      </w:pPr>
-      <w:r>
-        <w:rPr>
-          <w:bCs/>
-          <w:b/>
-        </w:rPr>
-        <w:t xml:space="preserve">H2b (structural durability) is confirmed over H2a (environmental shift)</w:t>
-      </w:r>
-      <w:r>
-        <w:t xml:space="preserve">: despite multiple mechanisms predicting temporal evolution, cross-wave Paternoster z-tests confirm coefficient equality across waves (p = .412; p = .545; joint F p = .107), establishing structural durability as a positive finding rather than a mere null. Supplementary working-capital analyses and TCI curvature-moderation tests do not yield stable moderating evidence, reinforcing the durability interpretation.</w:t>
-      </w:r>
-    </w:p>
-    <w:p>
-      <w:pPr>
-        <w:numPr>
-          <w:ilvl w:val="0"/>
-          <w:numId w:val="1001"/>
-        </w:numPr>
-      </w:pPr>
-      <w:r>
-        <w:t xml:space="preserve">The findings extend the China cubic baseline of Author Citation (2026, JFAR) and the 17-country emerging-Asia synthesis of Author Citation (2026, VEFR) with a within-country temporal-stability dimension previously absent from the literature.</w:t>
-      </w:r>
-    </w:p>
-    <w:p>
-      <w:r>
-        <w:pict>
-          <v:rect style="width:0;height:1.5pt" o:hralign="center" o:hrstd="t" o:hr="t"/>
-        </w:pict>
-      </w:r>
-    </w:p>
-    <w:bookmarkEnd w:id="21"/>
-    <w:bookmarkStart w:id="22" w:name="Xe3d0fc0bea9a42ce7605565d0964033d7f6ee47"/>
-    <w:p>
-      <w:pPr>
-        <w:pStyle w:val="Heading2"/>
-      </w:pPr>
-      <w:r>
-        <w:t xml:space="preserve">1. Introduction</w:t>
-      </w:r>
-    </w:p>
-    <w:p>
-      <w:pPr>
-        <w:pStyle w:val="FirstParagraph"/>
-      </w:pPr>
-      <w:r>
-        <w:t xml:space="preserve">The relationship between firm internationalization and firm performance remains one of the longest-standing questions in international business research. A substantial empirical literature, including several meta‑analyses spanning multiple decades and country contexts, now favors a nonlinear inverted U‑shape: performance rises at low to moderate levels of internationalization and declines once foreign exposure becomes excessive (Hitt, Hoskisson, &amp; Kim, 1997; Contractor, Kundu, &amp; Hsu, 2003; Lu &amp; Beamish, 2004; Marano, Arregle, Hitt, Spadafora, &amp; van Essen, 2016; Schwens et al., 2018; Author Citation, 2025, ICBEF). A more demanding question, and the one this study takes up, is whether the implied turning point is a</w:t>
-      </w:r>
-      <w:r>
-        <w:t xml:space="preserve"> </w:t>
-      </w:r>
-      <w:r>
-        <w:rPr>
-          <w:iCs/>
-          <w:i/>
-        </w:rPr>
-        <w:t xml:space="preserve">durable structural feature</w:t>
-      </w:r>
-      <w:r>
-        <w:t xml:space="preserve"> </w:t>
-      </w:r>
-      <w:r>
-        <w:t xml:space="preserve">of a setting or simply a sample‑specific regularity that evolves as institutional and competitive conditions change. The "too‑much‑of‑a‑good‑thing" pattern is by now well established in management research (Pierce &amp; Aguinis, 2013). Its temporal robustness within a single national context, however, has rarely been examined. For private firms in emerging economies, where financing constraints are tight and the marginal cost of overextension may bite harder than for large multinationals, the location and stability of an optimal internationalization range carry direct strategic and policy weight (Buckley, Clegg, Cross, Liu, Voss, &amp; Zheng, 2007; Bausch &amp; Krist, 2007).</w:t>
-      </w:r>
-    </w:p>
-    <w:p>
-      <w:pPr>
-        <w:pStyle w:val="BodyText"/>
-      </w:pPr>
-      <w:r>
-        <w:t xml:space="preserve">China provides a particularly powerful setting for this question. Between 2012 and 2024, the two waves examined here, the Chinese economy underwent extraordinary structural transformation. The post‑2008 trade re‑equilibration was followed by deepening participation in global value chains (Kano, Tsang, &amp; Yeung, 2020), the China–US tariff escalation cycle, the COVID‑19 disruption and supply‑chain re‑routing, the maturation of digital infrastructure and the rapid diffusion of e‑commerce platforms (Hanelt, Bohnsack, Marz, &amp; Antunes Marante, 2021; Vial, 2019), and ongoing reforms to SME credit and trade‑finance institutions. Chinese private firms themselves matured over this period in the WBES sample. Average firm age in the analytic samples rose from 12.6 to 13.9 years, and average labour productivity (log scale) rose from 12.52 to 13.01, a roughly 64 % productivity premium in level terms (exp(0.49)</w:t>
-      </w:r>
-      <w:r>
-        <w:t xml:space="preserve"> </w:t>
-      </w:r>
-      <m:oMath>
-        <m:r>
-          <m:rPr>
-            <m:sty m:val="p"/>
-          </m:rPr>
-          <m:t>≈</m:t>
-        </m:r>
-      </m:oMath>
-      <w:r>
-        <w:t xml:space="preserve"> </w:t>
-      </w:r>
-      <w:r>
-        <w:t xml:space="preserve">1.64). Under conventional internationalization theory, several of these changes should have shifted the inverted‑U turning point: by raising the productive returns to internationalization at the upper tail (capability strengthening), by softening the post‑threshold downturn (improved trade finance), or both. Whether the predicted shift actually materialises is an empirical question that, for China in the post‑GFC, post‑COVID period, has not been directly tested.</w:t>
-      </w:r>
-    </w:p>
-    <w:p>
-      <w:pPr>
-        <w:pStyle w:val="BodyText"/>
-      </w:pPr>
-      <w:r>
-        <w:t xml:space="preserve">Whereas Author Citation (2026 — JFAR) establish the shape and level-shift role of digital adoption in the I–P relationship for Chinese manufacturing SMEs in a single survey wave, locating the principal inverted-U turning point at approximately 47.8 % of total sales, the present paper addresses a conceptually distinct question: is that threshold a structurally durable feature of Chinese private firms, or a sample-period artefact that shifts as macroeconomic conditions change between 2012 and 2024? This temporal-stability question cannot be answered by a single-wave analysis; it requires explicit cross-wave parameter-equality testing (Paternoster, Brame, Mazerolle, &amp; Piquero, 1998) that the JFAR manufacturing analysis did not conduct. Accordingly, the present paper (a) extends the analysis to the full WBES private-firm frame, broader sector coverage than manufacturing-only, to establish an independently estimated threshold benchmark, (b) adopts a quadratic specification suited to that frame's distributional properties, and (c) conducts formal Paternoster z-tests and a pooled cross-wave F-test to evaluate parameter equality as the paper's primary empirical contribution. The broader context for the present study is also set by Author Citation (2026 — VEFR), whose 17-country emerging-Asia synthesis documents heterogeneity in firm-level performance patterns across institutional regimes; the present paper holds country fixed and asks the within-China temporal-stability question that the cross-country design cannot directly address.</w:t>
-      </w:r>
-    </w:p>
-    <w:p>
-      <w:pPr>
-        <w:pStyle w:val="BodyText"/>
-      </w:pPr>
-      <w:r>
-        <w:t xml:space="preserve">This study examines the internationalization–performance relationship among Chinese private firms across two waves of the World Bank Enterprise Survey (WBES), 2012 and 2024, separated by more than a decade of substantial structural change. Three concerns motivate the inquiry. The inverted‑U logic predicts a turning point but rarely interrogates whether that turning point</w:t>
-      </w:r>
-      <w:r>
-        <w:t xml:space="preserve"> </w:t>
-      </w:r>
-      <w:r>
-        <w:rPr>
-          <w:iCs/>
-          <w:i/>
-        </w:rPr>
-        <w:t xml:space="preserve">shifts</w:t>
-      </w:r>
-      <w:r>
-        <w:t xml:space="preserve"> </w:t>
-      </w:r>
-      <w:r>
-        <w:t xml:space="preserve">over time within a single setting; documenting cross‑wave behaviour is therefore a non‑trivial empirical contribution beyond the standard inverted‑U claim (Haans, Pieters, &amp; He, 2016). The IB literature also increasingly recognises that the post‑threshold downturn may reflect not only generic coordination costs (Hennart, 2007; Contractor, 2007) but also more specific financial frictions (cash‑conversion lengthening, foreign‑receivables exposure, and credit‑constraint binding for trade‑finance access) that intensify as export intensity rises (Manova, 2013; Foley &amp; Manova, 2015; Niepmann &amp; Schmidt-Eisenlohr, 2017; Demir &amp; Javorcik, 2018). The growing role of digital adoption and technological capability in firm productivity, finally, has invited claims that capability fundamentally rewires the I–P curve (Bharadwaj, El Sawy, Pavlou, &amp; Venkatraman, 2013; Vial, 2019; Nambisan, Wright, &amp; Feldman, 2019; Verhoef, Broekhuizen, Bart, Bhattacharya, Dong, Fabian, &amp; Haenlein, 2021; Hanelt, Bohnsack, Marz, &amp; Antunes Marante, 2021; Volberda, Khanagha, Baden-Fuller, Mihalache, &amp; Birkinshaw, 2021). Yet the available WBES indicators capture lower‑tier digital adoption rather than full dynamic digital capability. Disentangling these three threads, temporal stability, financial mechanism, and capability role, is the analytical agenda of this study.</w:t>
-      </w:r>
-    </w:p>
-    <w:p>
-      <w:pPr>
-        <w:pStyle w:val="BodyText"/>
-      </w:pPr>
-      <w:r>
-        <w:t xml:space="preserve">Theoretically, the 2012-to-2024 window contains several mechanisms that should</w:t>
-      </w:r>
-      <w:r>
-        <w:t xml:space="preserve"> </w:t>
-      </w:r>
-      <w:r>
-        <w:rPr>
-          <w:iCs/>
-          <w:i/>
-        </w:rPr>
-        <w:t xml:space="preserve">shift</w:t>
-      </w:r>
-      <w:r>
-        <w:t xml:space="preserve"> </w:t>
-      </w:r>
-      <w:r>
-        <w:t xml:space="preserve">the inverted-U: post-2008 trade re-equilibration, the China–US tariff escalation cycle, the COVID-19 disruption, the maturation of digital infrastructure (Author Citation, 2026 — VEFR), and the evolving structure of global value chains in which Chinese firms participate (Kano, Tsang, &amp; Yeung, 2020). The strengthening of domestic absorptive capacity through technology adoption and quality certification (Lall, 1992; Cohen &amp; Levinthal, 1990), together with the evolution of trade-finance institutions, should plausibly flatten the post-threshold downturn or push the turning point rightward (Manova, 2013; Demir &amp; Javorcik, 2018). Following recent recommendations that strong directional priors should be tested against data rather than assumed, particularly in IB research where complexity makes specification choices consequential (Antonakis, Bendahan, Jacquart, &amp; Lalive, 2010; Meyer, van Witteloostuijn, &amp; Beugelsdijk, 2017; Eden &amp; Nielsen, 2020), this study frames competing H2a (predicted shift) and H2b (structural durability) hypotheses and lets the data choose between them.</w:t>
-      </w:r>
-    </w:p>
-    <w:p>
-      <w:pPr>
-        <w:pStyle w:val="BodyText"/>
-      </w:pPr>
-      <w:r>
-        <w:t xml:space="preserve">In the present study, firm internationalization is operationalized as export intensity (the share of foreign sales in total sales). We estimate a baseline quadratic model for each wave and the pooled sample, conduct a Lind &amp; Mehlum (2010) U‑test to verify the inverted‑U formally, and apply a Paternoster, Brame, Mazerolle, and Piquero (1998) z‑test to the linear and squared export‑intensity coefficients to evaluate cross‑wave parameter equality. We complement these wave-by-wave tests with a pooled three-way moderation specification that adds (FSTS</w:t>
-      </w:r>
-      <w:r>
-        <w:t xml:space="preserve"> </w:t>
-      </w:r>
-      <m:oMath>
-        <m:r>
-          <m:rPr>
-            <m:sty m:val="p"/>
-          </m:rPr>
-          <m:t>×</m:t>
-        </m:r>
-      </m:oMath>
-      <w:r>
-        <w:t xml:space="preserve"> </w:t>
-      </w:r>
-      <m:oMath>
-        <m:sSub>
-          <m:e>
-            <m:r>
-              <m:t>D</m:t>
-            </m:r>
-          </m:e>
-          <m:sub>
-            <m:r>
-              <m:t>2024</m:t>
-            </m:r>
-          </m:sub>
-        </m:sSub>
-      </m:oMath>
-      <w:r>
-        <w:t xml:space="preserve">,</w:t>
-      </w:r>
-      <w:r>
-        <w:t xml:space="preserve"> </w:t>
-      </w:r>
-      <m:oMath>
-        <m:sSup>
-          <m:e>
-            <m:r>
-              <m:rPr>
-                <m:sty m:val="p"/>
-              </m:rPr>
-              <m:t>F</m:t>
-            </m:r>
-            <m:r>
-              <m:rPr>
-                <m:sty m:val="p"/>
-              </m:rPr>
-              <m:t>S</m:t>
-            </m:r>
-            <m:r>
-              <m:rPr>
-                <m:sty m:val="p"/>
-              </m:rPr>
-              <m:t>T</m:t>
-            </m:r>
-            <m:r>
-              <m:rPr>
-                <m:sty m:val="p"/>
-              </m:rPr>
-              <m:t>S</m:t>
-            </m:r>
-          </m:e>
-          <m:sup>
-            <m:r>
-              <m:t>2</m:t>
-            </m:r>
-          </m:sup>
-        </m:sSup>
-      </m:oMath>
-      <w:r>
-        <w:t xml:space="preserve"> </w:t>
-      </w:r>
-      <m:oMath>
-        <m:r>
-          <m:rPr>
-            <m:sty m:val="p"/>
-          </m:rPr>
-          <m:t>×</m:t>
-        </m:r>
-      </m:oMath>
-      <w:r>
-        <w:t xml:space="preserve"> </w:t>
-      </w:r>
-      <m:oMath>
-        <m:sSub>
-          <m:e>
-            <m:r>
-              <m:t>D</m:t>
-            </m:r>
-          </m:e>
-          <m:sub>
-            <m:r>
-              <m:t>2024</m:t>
-            </m:r>
-          </m:sub>
-        </m:sSub>
-      </m:oMath>
-      <w:r>
-        <w:t xml:space="preserve">), (FSTS</w:t>
-      </w:r>
-      <w:r>
-        <w:t xml:space="preserve"> </w:t>
-      </w:r>
-      <m:oMath>
-        <m:r>
-          <m:rPr>
-            <m:sty m:val="p"/>
-          </m:rPr>
-          <m:t>×</m:t>
-        </m:r>
-      </m:oMath>
-      <w:r>
-        <w:t xml:space="preserve"> </w:t>
-      </w:r>
-      <w:r>
-        <w:t xml:space="preserve">Tech,</w:t>
-      </w:r>
-      <w:r>
-        <w:t xml:space="preserve"> </w:t>
-      </w:r>
-      <m:oMath>
-        <m:sSup>
-          <m:e>
-            <m:r>
-              <m:rPr>
-                <m:sty m:val="p"/>
-              </m:rPr>
-              <m:t>F</m:t>
-            </m:r>
-            <m:r>
-              <m:rPr>
-                <m:sty m:val="p"/>
-              </m:rPr>
-              <m:t>S</m:t>
-            </m:r>
-            <m:r>
-              <m:rPr>
-                <m:sty m:val="p"/>
-              </m:rPr>
-              <m:t>T</m:t>
-            </m:r>
-            <m:r>
-              <m:rPr>
-                <m:sty m:val="p"/>
-              </m:rPr>
-              <m:t>S</m:t>
-            </m:r>
-          </m:e>
-          <m:sup>
-            <m:r>
-              <m:t>2</m:t>
-            </m:r>
-          </m:sup>
-        </m:sSup>
-      </m:oMath>
-      <w:r>
-        <w:t xml:space="preserve"> </w:t>
-      </w:r>
-      <m:oMath>
-        <m:r>
-          <m:rPr>
-            <m:sty m:val="p"/>
-          </m:rPr>
-          <m:t>×</m:t>
-        </m:r>
-      </m:oMath>
-      <w:r>
-        <w:t xml:space="preserve"> </w:t>
-      </w:r>
-      <w:r>
-        <w:t xml:space="preserve">Tech), and (FSTS</w:t>
-      </w:r>
-      <w:r>
-        <w:t xml:space="preserve"> </w:t>
-      </w:r>
-      <m:oMath>
-        <m:r>
-          <m:rPr>
-            <m:sty m:val="p"/>
-          </m:rPr>
-          <m:t>×</m:t>
-        </m:r>
-      </m:oMath>
-      <w:r>
-        <w:t xml:space="preserve"> </w:t>
-      </w:r>
-      <m:oMath>
-        <m:sSub>
-          <m:e>
-            <m:r>
-              <m:t>D</m:t>
-            </m:r>
-          </m:e>
-          <m:sub>
-            <m:r>
-              <m:t>2024</m:t>
-            </m:r>
-          </m:sub>
-        </m:sSub>
-      </m:oMath>
-      <w:r>
-        <w:t xml:space="preserve"> </w:t>
-      </w:r>
-      <m:oMath>
-        <m:r>
-          <m:rPr>
-            <m:sty m:val="p"/>
-          </m:rPr>
-          <m:t>×</m:t>
-        </m:r>
-      </m:oMath>
-      <w:r>
-        <w:t xml:space="preserve"> </w:t>
-      </w:r>
-      <w:r>
-        <w:t xml:space="preserve">Tech,</w:t>
-      </w:r>
-      <w:r>
-        <w:t xml:space="preserve"> </w:t>
-      </w:r>
-      <m:oMath>
-        <m:sSup>
-          <m:e>
-            <m:r>
-              <m:rPr>
-                <m:sty m:val="p"/>
-              </m:rPr>
-              <m:t>F</m:t>
-            </m:r>
-            <m:r>
-              <m:rPr>
-                <m:sty m:val="p"/>
-              </m:rPr>
-              <m:t>S</m:t>
-            </m:r>
-            <m:r>
-              <m:rPr>
-                <m:sty m:val="p"/>
-              </m:rPr>
-              <m:t>T</m:t>
-            </m:r>
-            <m:r>
-              <m:rPr>
-                <m:sty m:val="p"/>
-              </m:rPr>
-              <m:t>S</m:t>
-            </m:r>
-          </m:e>
-          <m:sup>
-            <m:r>
-              <m:t>2</m:t>
-            </m:r>
-          </m:sup>
-        </m:sSup>
-      </m:oMath>
-      <w:r>
-        <w:t xml:space="preserve"> </w:t>
-      </w:r>
-      <m:oMath>
-        <m:r>
-          <m:rPr>
-            <m:sty m:val="p"/>
-          </m:rPr>
-          <m:t>×</m:t>
-        </m:r>
-      </m:oMath>
-      <w:r>
-        <w:t xml:space="preserve"> </w:t>
-      </w:r>
-      <m:oMath>
-        <m:sSub>
-          <m:e>
-            <m:r>
-              <m:t>D</m:t>
-            </m:r>
-          </m:e>
-          <m:sub>
-            <m:r>
-              <m:t>2024</m:t>
-            </m:r>
-          </m:sub>
-        </m:sSub>
-      </m:oMath>
-      <w:r>
-        <w:t xml:space="preserve"> </w:t>
-      </w:r>
-      <m:oMath>
-        <m:r>
-          <m:rPr>
-            <m:sty m:val="p"/>
-          </m:rPr>
-          <m:t>×</m:t>
-        </m:r>
-      </m:oMath>
-      <w:r>
-        <w:t xml:space="preserve"> </w:t>
-      </w:r>
-      <w:r>
-        <w:t xml:space="preserve">Tech) interactions to evaluate the cross-wave shift, capability moderation, and capability-conditioned dynamic moderation hypotheses respectively. We then conduct a supplementary direct test of the working‑capital interpretation using WBES proxies for liquidity access, financing structure, and access‑to‑finance obstacle, with a 2012‑only robustness extension into receivables exposure (Manova, 2013). Throughout, we adopt the disciplined causal‑language conventions advocated for international‑business research and report associations rather than effects (Antonakis et al., 2010; Shaver, 2020).</w:t>
-      </w:r>
-    </w:p>
-    <w:p>
-      <w:pPr>
-        <w:pStyle w:val="BodyText"/>
-      </w:pPr>
-      <w:r>
-        <w:t xml:space="preserve">This study makes four contributions. The first is to identify and characterise an optimal export‑intensity threshold for Chinese private firms at approximately 48 % of total sales, with a managerially relevant safe operating zone of 30 % to 60 %. This threshold complements the 47.8 % cubic turning point reported by Author Citation (2026 — JFAR) for Chinese manufacturing SMEs, extending the analysis to the full WBES private-firm frame and to a second wave a decade later. The central contribution is cross‑wave evidence that the threshold is</w:t>
-      </w:r>
-      <w:r>
-        <w:t xml:space="preserve"> </w:t>
-      </w:r>
-      <w:r>
-        <w:rPr>
-          <w:bCs/>
-          <w:b/>
-        </w:rPr>
-        <w:t xml:space="preserve">structurally durable against a predicted shift</w:t>
-      </w:r>
-      <w:r>
-        <w:t xml:space="preserve">: despite multiple plausible mechanisms motivating cross-wave evolution, the data fail to reject equality of the inverted-U coefficients between 2012 and 2024 in both individual Paternoster z-tests and a joint pooled F-test. Three additional null moderation channels (capability</w:t>
-      </w:r>
-      <m:oMath>
-        <m:r>
-          <m:rPr>
-            <m:sty m:val="p"/>
-          </m:rPr>
-          <m:t>×</m:t>
-        </m:r>
-      </m:oMath>
-      <w:r>
-        <w:t xml:space="preserve">curvature, capability</w:t>
-      </w:r>
-      <m:oMath>
-        <m:r>
-          <m:rPr>
-            <m:sty m:val="p"/>
-          </m:rPr>
-          <m:t>×</m:t>
-        </m:r>
-      </m:oMath>
-      <w:r>
-        <w:t xml:space="preserve">wave</w:t>
-      </w:r>
-      <m:oMath>
-        <m:r>
-          <m:rPr>
-            <m:sty m:val="p"/>
-          </m:rPr>
-          <m:t>×</m:t>
-        </m:r>
-      </m:oMath>
-      <w:r>
-        <w:t xml:space="preserve">curvature, working capital</w:t>
-      </w:r>
-      <m:oMath>
-        <m:r>
-          <m:rPr>
-            <m:sty m:val="p"/>
-          </m:rPr>
-          <m:t>×</m:t>
-        </m:r>
-      </m:oMath>
-      <w:r>
-        <w:t xml:space="preserve">curvature) converge on the same substantive interpretation. A third contribution documents that technological capability operates robustly as a</w:t>
-      </w:r>
-      <w:r>
-        <w:t xml:space="preserve"> </w:t>
-      </w:r>
-      <w:r>
-        <w:rPr>
-          <w:iCs/>
-          <w:i/>
-        </w:rPr>
-        <w:t xml:space="preserve">level-shifter</w:t>
-      </w:r>
-      <w:r>
-        <w:t xml:space="preserve"> </w:t>
-      </w:r>
-      <w:r>
-        <w:t xml:space="preserve">of productivity rather than as a curvature moderator of the threshold, distinguishing capability's strategic role from its conjectured role in moderating the I–P trade-off itself. Fourth, the study speaks to the broader meta-analytic puzzle in IB by showing that within-country temporal stability is consistent with cross-country institutional context, rather than within-country evolution, being the dominant source of effect-size heterogeneity reported in prior reviews (Marano et al., 2016; Schwens et al., 2018; Filatotchev, Wei, Sarala, Dick, &amp; Prescott, 2020; Author Citation, 2025 — ICBEF). This finding speaks to the skepticism of Pisani, Garcia-Bernardo, and Heemskerk (2020, SMJ), who show that the inverted-U relationship weakens or disappears under more rigorous identification approaches in cross-national pooled samples. The within-country temporal-stability result suggests that single-country institutional contexts can preserve a functional-form regularity that cross-national samples obscure through aggregation heterogeneity. This study also offers a working‑capital‑trap interpretation of the post‑threshold downturn (Manova, 2013) as theoretically grounded but not directly identified in the present data, and marks direct testing with WBES items k4–k14 as a priority for future research.</w:t>
-      </w:r>
-    </w:p>
-    <w:p>
-      <w:pPr>
-        <w:pStyle w:val="BodyText"/>
-      </w:pPr>
-      <w:r>
-        <w:t xml:space="preserve">The remainder of the paper proceeds as follows. Section 2 develops the theoretical framework and four hypotheses, including the competing H2a (environmental shift) and H2b (structural durability) hypotheses. Section 3 describes the data and methods, including sample-construction and a Plan B1 supplementary specification of working‑capital proxies. Section 4 reports the threshold replication, the cross‑wave shift test, the capability moderation tests, supplementary working‑capital tests, and a manufacturing-only robustness check, with three core results tables. Section 5 discusses theoretical, managerial, and policy implications under the durability framing, identifies four substantive theoretical contributions, and introduces a dedicated Section 5.2 on alternative mechanisms explored. Section 6 acknowledges limitations and identifies future research directions.</w:t>
-      </w:r>
-    </w:p>
-    <w:bookmarkEnd w:id="22"/>
-    <w:bookmarkStart w:id="31" w:name="X8bf20a63f0decf7b16e99d564b9958ec4fbbb23"/>
-    <w:p>
-      <w:pPr>
-        <w:pStyle w:val="Heading2"/>
-      </w:pPr>
-      <w:r>
-        <w:t xml:space="preserve">2. Theory and Hypotheses</w:t>
-      </w:r>
-    </w:p>
-    <w:bookmarkStart w:id="23" w:name="X34b87408929da77ac1ebf08c0936df485f6c164"/>
-    <w:p>
-      <w:pPr>
-        <w:pStyle w:val="Heading3"/>
-      </w:pPr>
-      <w:r>
-        <w:t xml:space="preserve">2.1 Internationalization and firm performance</w:t>
-      </w:r>
-    </w:p>
-    <w:p>
-      <w:pPr>
-        <w:pStyle w:val="FirstParagraph"/>
-      </w:pPr>
-      <w:r>
-        <w:t xml:space="preserve">The relationship between firm internationalization and firm performance is unlikely to be linear for smaller private firms in emerging economies (Lu &amp; Beamish, 2004; Hennart, 2007). At lower to moderate levels, internationalization may improve performance by enlarging market reach, spreading fixed costs, increasing scale economies, and allowing firms to exploit existing production capabilities more fully across foreign markets (Lu &amp; Beamish, 2004). For smaller firms in particular, participation in foreign markets may also stimulate learning, sharpen quality discipline, and diversify revenue sources beyond the domestic market (Wagner, 2007). Three theoretical traditions converge on this expectation. The resource-based view emphasises that exporters must mobilise idiosyncratic resources to compete in foreign markets, with productive returns rising as those resources are amortised over wider sales bases (Lall, 1992; Teece, 2007). The transaction-cost perspective stresses that internationalization expands the scope of governance choices the firm must make about how to coordinate cross-border transactions, with returns rising as long as the firm's governance capacity grows in step (Hennart, 2007; Contractor, 2007). The dynamic-capabilities tradition adds that exporters develop higher-order routines for sensing, seizing, and reconfiguring foreign-market opportunities (Teece, 2007), and these routines compound returns at moderate levels of international exposure.</w:t>
-      </w:r>
-    </w:p>
-    <w:p>
-      <w:pPr>
-        <w:pStyle w:val="BodyText"/>
-      </w:pPr>
-      <w:r>
-        <w:t xml:space="preserve">However, the advantages of internationalization are not unlimited. As firms become more deeply internationalized, they face greater coordination demands, increased exposure to foreign‑market volatility, more complex logistics and payment arrangements, and higher managerial burdens associated with serving external markets on a sustained basis (Hennart, 2007; Contractor, 2007). These costs are especially consequential for smaller private firms because they typically operate with narrower financial slack, more limited organizational depth, and less capacity to absorb shocks than larger multinational firms (Buckley et al., 2007). Evidence from Chinese exporters confirms this pattern: Xiao et al. (2013) show that internationalization payoffs depend on governance structure, while Feng et al. (2019) document an inverted U-shaped relationship in Yangtze River Delta manufacturing firms. The cross-country meta-analytic evidence further indicates that the inverted-U is a robust pattern but with substantial dispersion in the location of the turning point across studies (Marano et al., 2016; Schwens et al., 2018), motivating the more demanding question of</w:t>
-      </w:r>
-      <w:r>
-        <w:t xml:space="preserve"> </w:t>
-      </w:r>
-      <w:r>
-        <w:rPr>
-          <w:iCs/>
-          <w:i/>
-        </w:rPr>
-        <w:t xml:space="preserve">where the turning point sits in a particular setting and whether it stays there</w:t>
-      </w:r>
-      <w:r>
-        <w:t xml:space="preserve">.</w:t>
-      </w:r>
-    </w:p>
-    <w:p>
-      <w:pPr>
-        <w:pStyle w:val="BodyText"/>
-      </w:pPr>
-      <w:r>
-        <w:t xml:space="preserve">In the present study, firm internationalization is operationalized as export intensity, captured by the share of foreign sales in total sales. Under this operationalization, internationalization should improve firm performance up to a point, but performance should deteriorate once export intensity becomes too dominant relative to the firm's operational and financial capacity. The relevant expectation is therefore not a monotonic positive effect, but an inverted U‑shaped association, a pattern that fits the broader "too‑much‑of‑a‑good‑thing" tradition in management research (Pierce &amp; Aguinis, 2013; Haans, Pieters, &amp; He, 2016), in which the performance gains of internationalization are bounded.</w:t>
-      </w:r>
-    </w:p>
-    <w:p>
-      <w:pPr>
-        <w:pStyle w:val="BlockText"/>
-      </w:pPr>
-      <w:r>
-        <w:rPr>
-          <w:bCs/>
-          <w:b/>
-        </w:rPr>
-        <w:t xml:space="preserve">Hypothesis 1 (H1).</w:t>
-      </w:r>
-      <w:r>
-        <w:t xml:space="preserve"> </w:t>
-      </w:r>
-      <w:r>
-        <w:t xml:space="preserve">Firm internationalization, measured as export intensity, has an inverted U‑shaped relationship with firm performance among Chinese private firms.</w:t>
-      </w:r>
-    </w:p>
-    <w:bookmarkEnd w:id="23"/>
-    <w:bookmarkStart w:id="24" w:name="X14bc9c6e7d57aa476ccb6bf980009c80af3e4fc"/>
-    <w:p>
-      <w:pPr>
-        <w:pStyle w:val="Heading3"/>
-      </w:pPr>
-      <w:r>
-        <w:t xml:space="preserve">2.2 Temporal shift of the internationalization threshold</w:t>
-      </w:r>
-    </w:p>
-    <w:p>
-      <w:pPr>
-        <w:pStyle w:val="FirstParagraph"/>
-      </w:pPr>
-      <w:r>
-        <w:t xml:space="preserve">Although inverted U‑shaped relationships are common in the internationalization literature, a more demanding question is whether the estimated turning point is</w:t>
-      </w:r>
-      <w:r>
-        <w:t xml:space="preserve"> </w:t>
-      </w:r>
-      <w:r>
-        <w:rPr>
-          <w:bCs/>
-          <w:b/>
-        </w:rPr>
-        <w:t xml:space="preserve">stable over time</w:t>
-      </w:r>
-      <w:r>
-        <w:t xml:space="preserve"> </w:t>
-      </w:r>
-      <w:r>
-        <w:t xml:space="preserve">(Haans, Pieters, &amp; He, 2016; Pierce &amp; Aguinis, 2013). A nonlinear association observed in a single sample may reflect period‑specific conditions, temporary shocks, or sample composition effects rather than a stable structural trade‑off. Recent reviews of IB methodology emphasise that the meta-analytic evidence on internationalization–performance is heterogeneous in both magnitude and direction, with country and industry context being among the strongest moderators of effect size (Marano et al., 2016; Schwens et al., 2018). For that reason, identifying an inverted U‑shape is only the first step; a stronger contribution requires testing whether the implied threshold</w:t>
-      </w:r>
-      <w:r>
-        <w:t xml:space="preserve"> </w:t>
-      </w:r>
-      <w:r>
-        <w:rPr>
-          <w:iCs/>
-          <w:i/>
-        </w:rPr>
-        <w:t xml:space="preserve">moves</w:t>
-      </w:r>
-      <w:r>
-        <w:t xml:space="preserve"> </w:t>
-      </w:r>
-      <w:r>
-        <w:t xml:space="preserve">across distinct survey waves within a single national context (Eden &amp; Nielsen, 2020).</w:t>
-      </w:r>
-    </w:p>
-    <w:p>
-      <w:pPr>
-        <w:pStyle w:val="BodyText"/>
-      </w:pPr>
-      <w:r>
-        <w:t xml:space="preserve">The 2012-to-2024 window in China spans substantial structural change: the post‑2008 trade re‑equilibration, the China–US tariff escalation cycle, the COVID‑19 disruption, the maturation of digital infrastructure (Author Citation, 2026 — VEFR), and a marked deepening of Chinese firms' participation in global value chains (Kano, Tsang, &amp; Yeung, 2020). Theoretically, several mechanisms predict that the internationalization–performance relationship should</w:t>
-      </w:r>
-      <w:r>
-        <w:t xml:space="preserve"> </w:t>
-      </w:r>
-      <w:r>
-        <w:rPr>
-          <w:iCs/>
-          <w:i/>
-        </w:rPr>
-        <w:t xml:space="preserve">shift</w:t>
-      </w:r>
-      <w:r>
-        <w:t xml:space="preserve"> </w:t>
-      </w:r>
-      <w:r>
-        <w:t xml:space="preserve">across these two waves. First, the rising sophistication of Chinese exporters' global value-chain participation should expand the productive returns to internationalization, pushing the turning point rightward (Kano et al., 2020). Second, the strengthening of domestic absorptive capacity through technology adoption and quality certification (Lall, 1992; Cohen &amp; Levinthal, 1990) should flatten the post‑threshold downturn by giving firms tools to manage overextension costs. Third, evolving institutional support, including export-credit insurance, working-capital lending reform, and trade-finance access, should similarly soften the right tail of the curve (Manova, 2013; Foley &amp; Manova, 2015; Niepmann &amp; Schmidt-Eisenlohr, 2017; Demir &amp; Javorcik, 2018). Together these mechanisms motivate a directional prediction that the inverted-U</w:t>
-      </w:r>
-      <w:r>
-        <w:t xml:space="preserve"> </w:t>
-      </w:r>
-      <w:r>
-        <w:rPr>
-          <w:iCs/>
-          <w:i/>
-        </w:rPr>
-        <w:t xml:space="preserve">should</w:t>
-      </w:r>
-      <w:r>
-        <w:t xml:space="preserve"> </w:t>
-      </w:r>
-      <w:r>
-        <w:t xml:space="preserve">differ in shape, slope, or location between 2012 and 2024.</w:t>
-      </w:r>
-    </w:p>
-    <w:p>
-      <w:pPr>
-        <w:pStyle w:val="BodyText"/>
-      </w:pPr>
-      <w:r>
-        <w:t xml:space="preserve">The substantive case for shift is reinforced by ongoing institutional change in China's SME credit and trade-finance market over this period. To the extent that such institutional reforms successfully eased the working-capital binding constraint that the Manova (2013) and Foley and Manova (2015) tradition predicts as the source of the post-threshold downturn, the curvature</w:t>
-      </w:r>
-      <w:r>
-        <w:t xml:space="preserve"> </w:t>
-      </w:r>
-      <m:oMath>
-        <m:sSub>
-          <m:e>
-            <m:r>
-              <m:t>β</m:t>
-            </m:r>
-          </m:e>
-          <m:sub>
-            <m:r>
-              <m:t>2</m:t>
-            </m:r>
-          </m:sub>
-        </m:sSub>
-      </m:oMath>
-      <w:r>
-        <w:t xml:space="preserve"> </w:t>
-      </w:r>
-      <w:r>
-        <w:t xml:space="preserve">on</w:t>
-      </w:r>
-      <w:r>
-        <w:t xml:space="preserve"> </w:t>
-      </w:r>
-      <m:oMath>
-        <m:sSup>
-          <m:e>
-            <m:r>
-              <m:rPr>
-                <m:sty m:val="p"/>
-              </m:rPr>
-              <m:t>F</m:t>
-            </m:r>
-            <m:r>
-              <m:rPr>
-                <m:sty m:val="p"/>
-              </m:rPr>
-              <m:t>S</m:t>
-            </m:r>
-            <m:r>
-              <m:rPr>
-                <m:sty m:val="p"/>
-              </m:rPr>
-              <m:t>T</m:t>
-            </m:r>
-            <m:r>
-              <m:rPr>
-                <m:sty m:val="p"/>
-              </m:rPr>
-              <m:t>S</m:t>
-            </m:r>
-          </m:e>
-          <m:sup>
-            <m:r>
-              <m:t>2</m:t>
-            </m:r>
-          </m:sup>
-        </m:sSup>
-      </m:oMath>
-      <w:r>
-        <w:t xml:space="preserve"> </w:t>
-      </w:r>
-      <w:r>
-        <w:t xml:space="preserve">in the 2024 sample should be smaller in magnitude (closer to zero) than in 2012, a directly testable prediction. By contrast, if the binding constraints are deeper than the WBES proxies can capture, or if reforms reached firms unevenly, we would observe little or no curvature change. Either outcome is informative; we cite specific reform programmes only with primary-source citations once peer reviewers identify the most-applicable institutional references for the target journal.</w:t>
-      </w:r>
-    </w:p>
-    <w:p>
-      <w:pPr>
-        <w:pStyle w:val="BodyText"/>
-      </w:pPr>
-      <w:r>
-        <w:t xml:space="preserve">These mechanisms motivate a directional H2a prediction of cross-wave shift. However, an equally plausible counter-argument, which we formalise as H2b, holds that the inverted-U threshold reflects deep firm-level constraints rather than time-specific institutional conditions. If the post-threshold downturn is driven primarily by coordination capacity, financial slack, and organisational depth (Hennart, 2007; Buckley et al., 2007), structural features that change only slowly at the firm level, then even meaningful institutional reform may be insufficient to shift the turning point measurably within a decade. Friction costs in cross-border transactions (contractual complexity, payment delays, regulatory compliance) exhibit substantial institutional lock-in (North, 1990) and may be only partially relaxed by macro-level finance reforms within a single inter-wave period. Under H2b, the data would be expected to show no significant shift in the location or curvature of the inverted-U, an outcome constituting a positive structural-durability finding rather than a methodological failure. Placing H2a and H2b as competing hypotheses provides the most informative empirical design.</w:t>
-      </w:r>
-    </w:p>
-    <w:p>
-      <w:pPr>
-        <w:pStyle w:val="BlockText"/>
-      </w:pPr>
-      <w:r>
-        <w:rPr>
-          <w:bCs/>
-          <w:b/>
-        </w:rPr>
-        <w:t xml:space="preserve">Hypothesis 2a (H2a).</w:t>
-      </w:r>
-      <w:r>
-        <w:t xml:space="preserve"> </w:t>
-      </w:r>
-      <w:r>
-        <w:t xml:space="preserve">The shape of the inverted U‑shaped relationship between export intensity and firm performance among Chinese private firms differs between the 2012 and 2024 waves, reflecting changes in the operating environment and competitive structure of the Chinese economy over the intervening decade.</w:t>
-      </w:r>
-    </w:p>
-    <w:p>
-      <w:pPr>
-        <w:pStyle w:val="BlockText"/>
-      </w:pPr>
-      <w:r>
-        <w:rPr>
-          <w:bCs/>
-          <w:b/>
-        </w:rPr>
-        <w:t xml:space="preserve">Hypothesis 2b (H2b).</w:t>
-      </w:r>
-      <w:r>
-        <w:t xml:space="preserve"> </w:t>
-      </w:r>
-      <w:r>
-        <w:t xml:space="preserve">The shape of the inverted U‑shaped relationship between export intensity and firm performance among Chinese private firms is structurally durable across the 2012 and 2024 waves, reflecting deep firm-level constraints, coordination capacity, financial slack, and organisational depth, that persist despite environmental change.</w:t>
-      </w:r>
-    </w:p>
-    <w:bookmarkEnd w:id="24"/>
-    <w:bookmarkStart w:id="25" w:name="X11576e129e12dc744333128a5e142390d7a6f00"/>
-    <w:p>
-      <w:pPr>
-        <w:pStyle w:val="Heading3"/>
-      </w:pPr>
-      <w:r>
-        <w:t xml:space="preserve">2.3 Working‑capital pressure and the post‑threshold downturn</w:t>
-      </w:r>
-    </w:p>
-    <w:p>
-      <w:pPr>
-        <w:pStyle w:val="FirstParagraph"/>
-      </w:pPr>
-      <w:r>
-        <w:t xml:space="preserve">A central interpretation of the downturn segment is that very high levels of internationalization, expressed here through export intensity, can intensify working‑capital pressure (Manova, 2013). Exporting firms frequently face a timing gap between production or service delivery outlays and revenue realization, particularly when sales are made on credit, payment terms are delayed, shipping cycles are extended, or trade‑finance access is imperfect (Foley &amp; Manova, 2015; Niepmann &amp; Schmidt-Eisenlohr, 2017). Recent firm-level evidence further confirms that trade-finance instruments such as letters of credit and supplier-extended trade credit have direct, measurable effects on the volume and risk of cross-border transactions, especially during macroeconomic shocks (Demir &amp; Javorcik, 2018). As export intensity rises, this gap becomes more consequential because a larger share of firm activity becomes tied to transactions with longer or less predictable cash‑conversion dynamics.</w:t>
-      </w:r>
-    </w:p>
-    <w:p>
-      <w:pPr>
-        <w:pStyle w:val="BodyText"/>
-      </w:pPr>
-      <w:r>
-        <w:t xml:space="preserve">This argument does not deny that coordination costs, market complexity, and organizational burdens also matter (Hennart, 2007). Rather, it specifies a more concrete economic mechanism through which the negative segment of the curve may emerge. Firms with weaker liquidity access, heavier receivables exposure, or greater dependence on internally financed working capital should be less able to sustain very high export intensity without performance erosion. Conversely, firms with stronger short‑term financing support, including overdraft facilities, formal lines of credit, or bank‑funded working‑capital arrangements, should be better positioned to absorb the liquidity demands associated with deeper export involvement. The directional prediction is therefore that the steepness of the post-threshold downturn should be conditional on the firm's working-capital position: liquidity-rich firms should exhibit a flatter post-threshold tail than liquidity-poor firms.</w:t>
-      </w:r>
-    </w:p>
-    <w:p>
-      <w:pPr>
-        <w:pStyle w:val="BodyText"/>
-      </w:pPr>
-      <w:r>
-        <w:t xml:space="preserve">The implication is not that working‑capital conditions create the entire nonlinear relationship from the outset. Instead, they should matter most in shaping how sharply performance deteriorates once firms move beyond the optimal internationalization range. This makes working‑capital pressure a theoretically plausible conditioner of the post‑threshold downturn rather than a replacement for the core inverted U‑shaped logic.</w:t>
-      </w:r>
-    </w:p>
-    <w:p>
-      <w:pPr>
-        <w:pStyle w:val="BodyText"/>
-      </w:pPr>
-      <w:r>
-        <w:t xml:space="preserve">These working-capital dynamics are a theoretically coherent mechanism for the post-threshold downturn. However, given the limited cross-wave comparability of available WBES proxies, notably the absence of the best receivables-exposure indicators (k1c, k2c) from the 2024 release, this channel is not formalised as a testable hypothesis in the present paper. The supplementary working-capital analyses reported in Section 4.5 probe this mechanism descriptively, and the theoretical argument is carried forward in the Discussion (Section 5.2) as the primary candidate for future research.</w:t>
-      </w:r>
-    </w:p>
-    <w:bookmarkEnd w:id="25"/>
-    <w:bookmarkStart w:id="26" w:name="X848172186bbc9820f95075e145d0e231c99a26a"/>
-    <w:p>
-      <w:pPr>
-        <w:pStyle w:val="Heading3"/>
-      </w:pPr>
-      <w:r>
-        <w:t xml:space="preserve">2.4 Technological capability and digital adoption as moderators</w:t>
-      </w:r>
-    </w:p>
-    <w:p>
-      <w:pPr>
-        <w:pStyle w:val="FirstParagraph"/>
-      </w:pPr>
-      <w:r>
-        <w:t xml:space="preserve">Two firm‑level capability conditions are theorised to shape both the level and the curvature of the internationalization–performance relationship. Technological capability, captured in the Lall (1992) absorptive‑capacity tradition by foreign‑licensed technology, internationally‑recognised quality certification, product innovation, and R&amp;D activity, should be positively associated with firm performance because firms with stronger capability stocks are more efficient at converting export activity into productive output (Cohen &amp; Levinthal, 1990). At higher levels of export intensity, technological capability may also moderate the curvature of the relationship by buffering the coordination and overextension costs that drive the post‑threshold downturn (Teece, 2007). The microfoundational logic for curvature moderation is that firms with deeper absorptive capacity can more efficiently process external knowledge and adapt internal routines to manage the coordination complexity that high export intensity entails, making the marginal cost of further internationalization rise more slowly than for less capable firms (Cohen &amp; Levinthal, 1990; Teece, 2007).</w:t>
-      </w:r>
-    </w:p>
-    <w:p>
-      <w:pPr>
-        <w:pStyle w:val="BodyText"/>
-      </w:pPr>
-      <w:r>
-        <w:t xml:space="preserve">Digital adoption, captured by lower‑tier digital indicators such as website presence and electronic‑payment usage, has emerged as a focal mechanism in the more recent literature on digital transformation (Bharadwaj et al., 2013; Vial, 2019; Nambisan, Wright, &amp; Feldman, 2019; Verhoef et al., 2021; Hanelt, Bohnsack, Marz, &amp; Antunes Marante, 2021; Volberda, Khanagha, Baden-Fuller, Mihalache, &amp; Birkinshaw, 2021). It may improve general firm performance by reducing transaction costs, accelerating information flow, and enabling more efficient monitoring of operations. The capability-conditioned dynamics may also</w:t>
-      </w:r>
-      <w:r>
-        <w:t xml:space="preserve"> </w:t>
-      </w:r>
-      <w:r>
-        <w:rPr>
-          <w:iCs/>
-          <w:i/>
-        </w:rPr>
-        <w:t xml:space="preserve">evolve over time</w:t>
-      </w:r>
-      <w:r>
-        <w:t xml:space="preserve">: as Chinese firms accumulate digital and technological resources, the buffering effect of capability on the post-threshold downturn could grow stronger between 2012 and 2024, generating an interaction between firm capability and wave (Author Citation, 2026 — VEFR). This dynamic-moderation prediction is directly testable through the three-way DOI</w:t>
-      </w:r>
-      <w:r>
-        <w:t xml:space="preserve"> </w:t>
-      </w:r>
-      <m:oMath>
-        <m:r>
-          <m:rPr>
-            <m:sty m:val="p"/>
-          </m:rPr>
-          <m:t>×</m:t>
-        </m:r>
-      </m:oMath>
-      <w:r>
-        <w:t xml:space="preserve"> </w:t>
-      </w:r>
-      <m:oMath>
-        <m:sSub>
-          <m:e>
-            <m:r>
-              <m:t>D</m:t>
-            </m:r>
-          </m:e>
-          <m:sub>
-            <m:r>
-              <m:t>2024</m:t>
-            </m:r>
-          </m:sub>
-        </m:sSub>
-      </m:oMath>
-      <w:r>
-        <w:t xml:space="preserve"> </w:t>
-      </w:r>
-      <m:oMath>
-        <m:r>
-          <m:rPr>
-            <m:sty m:val="p"/>
-          </m:rPr>
-          <m:t>×</m:t>
-        </m:r>
-      </m:oMath>
-      <w:r>
-        <w:t xml:space="preserve"> </w:t>
-      </w:r>
-      <w:r>
-        <w:t xml:space="preserve">Tech specification described in Section 3.5.</w:t>
-      </w:r>
-    </w:p>
-    <w:p>
-      <w:pPr>
-        <w:pStyle w:val="BodyText"/>
-      </w:pPr>
-      <w:r>
-        <w:t xml:space="preserve">The WBES capability indicators are</w:t>
-      </w:r>
-      <w:r>
-        <w:t xml:space="preserve"> </w:t>
-      </w:r>
-      <w:r>
-        <w:rPr>
-          <w:iCs/>
-          <w:i/>
-        </w:rPr>
-        <w:t xml:space="preserve">lower-tier</w:t>
-      </w:r>
-      <w:r>
-        <w:t xml:space="preserve"> </w:t>
-      </w:r>
-      <w:r>
-        <w:t xml:space="preserve">operationalisations of the underlying constructs.</w:t>
-      </w:r>
-      <w:r>
-        <w:t xml:space="preserve"> </w:t>
-      </w:r>
-      <m:oMath>
-        <m:sSub>
-          <m:e>
-            <m:r>
-              <m:rPr>
-                <m:sty m:val="p"/>
-              </m:rPr>
-              <m:t>T</m:t>
-            </m:r>
-            <m:r>
-              <m:rPr>
-                <m:sty m:val="p"/>
-              </m:rPr>
-              <m:t>C</m:t>
-            </m:r>
-            <m:r>
-              <m:rPr>
-                <m:sty m:val="p"/>
-              </m:rPr>
-              <m:t>I</m:t>
-            </m:r>
-          </m:e>
-          <m:sub>
-            <m:r>
-              <m:rPr>
-                <m:nor/>
-                <m:sty m:val="p"/>
-              </m:rPr>
-              <m:t>full</m:t>
-            </m:r>
-          </m:sub>
-        </m:sSub>
-      </m:oMath>
-      <w:r>
-        <w:t xml:space="preserve"> </w:t>
-      </w:r>
-      <w:r>
-        <w:t xml:space="preserve">proxies absorptive-capacity stock through four binary indicators (foreign-licensed technology, quality certification, product innovation, R&amp;D activity), while</w:t>
-      </w:r>
-      <w:r>
-        <w:t xml:space="preserve"> </w:t>
-      </w:r>
-      <m:oMath>
-        <m:sSub>
-          <m:e>
-            <m:r>
-              <m:rPr>
-                <m:sty m:val="p"/>
-              </m:rPr>
-              <m:t>D</m:t>
-            </m:r>
-            <m:r>
-              <m:rPr>
-                <m:sty m:val="p"/>
-              </m:rPr>
-              <m:t>A</m:t>
-            </m:r>
-            <m:r>
-              <m:rPr>
-                <m:sty m:val="p"/>
-              </m:rPr>
-              <m:t>I</m:t>
-            </m:r>
-          </m:e>
-          <m:sub>
-            <m:r>
-              <m:rPr>
-                <m:nor/>
-                <m:sty m:val="p"/>
-              </m:rPr>
-              <m:t>core</m:t>
-            </m:r>
-          </m:sub>
-        </m:sSub>
-      </m:oMath>
-      <w:r>
-        <w:t xml:space="preserve"> </w:t>
-      </w:r>
-      <w:r>
-        <w:t xml:space="preserve">captures only Tier-1 digital presence (own website). Both proxies have been used in the WBES research tradition (Avenyo, Tregenna, &amp; Kraemer-Mbula, 2021; Author Citation, 2026 — VEFR), and both are coarse relative to the rich digital-transformation hierarchy theorised in the Bharadwaj–Verhoef–Hanelt tradition. Our hypotheses therefore test the</w:t>
-      </w:r>
-      <w:r>
-        <w:t xml:space="preserve"> </w:t>
-      </w:r>
-      <w:r>
-        <w:rPr>
-          <w:iCs/>
-          <w:i/>
-        </w:rPr>
-        <w:t xml:space="preserve">minimal viable</w:t>
-      </w:r>
-      <w:r>
-        <w:t xml:space="preserve"> </w:t>
-      </w:r>
-      <w:r>
-        <w:t xml:space="preserve">version of capability moderation that the WBES instrument can support; any null finding should be interpreted as conditional on this measurement constraint, not as a definitive rejection of the underlying theoretical mechanism.</w:t>
-      </w:r>
-    </w:p>
-    <w:p>
-      <w:pPr>
-        <w:pStyle w:val="BlockText"/>
-      </w:pPr>
-      <w:r>
-        <w:rPr>
-          <w:bCs/>
-          <w:b/>
-        </w:rPr>
-        <w:t xml:space="preserve">Hypothesis 4a (H4a).</w:t>
-      </w:r>
-      <w:r>
-        <w:t xml:space="preserve"> </w:t>
-      </w:r>
-      <w:r>
-        <w:t xml:space="preserve">Higher technological capability is positively associated with firm performance and moderates the curvature of the inverted U‑shaped relationship between export intensity and firm performance among Chinese private firms.</w:t>
-      </w:r>
-    </w:p>
-    <w:p>
-      <w:pPr>
-        <w:pStyle w:val="FirstParagraph"/>
-      </w:pPr>
-      <w:r>
-        <w:t xml:space="preserve">Given that</w:t>
-      </w:r>
-      <w:r>
-        <w:t xml:space="preserve"> </w:t>
-      </w:r>
-      <m:oMath>
-        <m:sSub>
-          <m:e>
-            <m:r>
-              <m:rPr>
-                <m:sty m:val="p"/>
-              </m:rPr>
-              <m:t>D</m:t>
-            </m:r>
-            <m:r>
-              <m:rPr>
-                <m:sty m:val="p"/>
-              </m:rPr>
-              <m:t>A</m:t>
-            </m:r>
-            <m:r>
-              <m:rPr>
-                <m:sty m:val="p"/>
-              </m:rPr>
-              <m:t>I</m:t>
-            </m:r>
-          </m:e>
-          <m:sub>
-            <m:r>
-              <m:rPr>
-                <m:nor/>
-                <m:sty m:val="p"/>
-              </m:rPr>
-              <m:t>core</m:t>
-            </m:r>
-          </m:sub>
-        </m:sSub>
-      </m:oMath>
-      <w:r>
-        <w:t xml:space="preserve"> </w:t>
-      </w:r>
-      <w:r>
-        <w:t xml:space="preserve">in the present WBES data reduces to a single binary item, c22b (own-website presence), it captures Tier-1 digital presence rather than dynamic digital capability. In 2024 China, website ownership is effectively an organisational hygiene factor: the vast majority of active firms maintain a web presence, and the item no longer discriminates meaningfully among firms in terms of digital strategy or capability depth. Accordingly,</w:t>
-      </w:r>
-      <w:r>
-        <w:t xml:space="preserve"> </w:t>
-      </w:r>
-      <w:r>
-        <w:rPr>
-          <w:bCs/>
-          <w:b/>
-        </w:rPr>
-        <w:t xml:space="preserve">H4b is not formalised as a testable hypothesis</w:t>
-      </w:r>
-      <w:r>
-        <w:t xml:space="preserve"> </w:t>
-      </w:r>
-      <w:r>
-        <w:t xml:space="preserve">in the present paper.</w:t>
-      </w:r>
-      <w:r>
-        <w:t xml:space="preserve"> </w:t>
-      </w:r>
-      <m:oMath>
-        <m:sSub>
-          <m:e>
-            <m:r>
-              <m:rPr>
-                <m:sty m:val="p"/>
-              </m:rPr>
-              <m:t>D</m:t>
-            </m:r>
-            <m:r>
-              <m:rPr>
-                <m:sty m:val="p"/>
-              </m:rPr>
-              <m:t>A</m:t>
-            </m:r>
-            <m:r>
-              <m:rPr>
-                <m:sty m:val="p"/>
-              </m:rPr>
-              <m:t>I</m:t>
-            </m:r>
-          </m:e>
-          <m:sub>
-            <m:r>
-              <m:rPr>
-                <m:nor/>
-                <m:sty m:val="p"/>
-              </m:rPr>
-              <m:t>core</m:t>
-            </m:r>
-          </m:sub>
-        </m:sSub>
-      </m:oMath>
-      <w:r>
-        <w:t xml:space="preserve"> </w:t>
-      </w:r>
-      <w:r>
-        <w:t xml:space="preserve">is retained in all specifications as a baseline digital-presence control to absorb website-ownership variance, and its level association with productivity is noted descriptively. Any future test of digital capability moderation requires richer Tier 2–4 indicators (ERP integration, e-commerce platform adoption, AI-augmented operations) that are not available cross-wave in the WBES China instrument.</w:t>
-      </w:r>
-    </w:p>
-    <w:bookmarkEnd w:id="26"/>
-    <w:bookmarkStart w:id="30" w:name="Xd220370935321604b8cdfc5a5895802593c0b72"/>
-    <w:p>
-      <w:pPr>
-        <w:pStyle w:val="Heading3"/>
-      </w:pPr>
-      <w:r>
-        <w:t xml:space="preserve">2.5 Conceptual model</w:t>
-      </w:r>
-    </w:p>
-    <w:p>
-      <w:pPr>
-        <w:pStyle w:val="FirstParagraph"/>
-      </w:pPr>
-      <w:r>
-        <w:t xml:space="preserve">Figure 1 summarises the conceptual model and the role each construct plays in the analysis. The internationalization–performance relationship is captured by the two FSTS terms (linear and squared) flowing into log labour productivity, with H1 predicting the inverted‑U curvature. Wave2024 is added as an explicit construct connected via dashed temporal-shift arrows to the FSTS and</w:t>
-      </w:r>
-      <w:r>
-        <w:t xml:space="preserve"> </w:t>
-      </w:r>
-      <m:oMath>
-        <m:sSup>
-          <m:e>
-            <m:r>
-              <m:rPr>
-                <m:sty m:val="p"/>
-              </m:rPr>
-              <m:t>F</m:t>
-            </m:r>
-            <m:r>
-              <m:rPr>
-                <m:sty m:val="p"/>
-              </m:rPr>
-              <m:t>S</m:t>
-            </m:r>
-            <m:r>
-              <m:rPr>
-                <m:sty m:val="p"/>
-              </m:rPr>
-              <m:t>T</m:t>
-            </m:r>
-            <m:r>
-              <m:rPr>
-                <m:sty m:val="p"/>
-              </m:rPr>
-              <m:t>S</m:t>
-            </m:r>
-          </m:e>
-          <m:sup>
-            <m:r>
-              <m:t>2</m:t>
-            </m:r>
-          </m:sup>
-        </m:sSup>
-      </m:oMath>
-      <w:r>
-        <w:t xml:space="preserve"> </w:t>
-      </w:r>
-      <w:r>
-        <w:t xml:space="preserve">terms (H2 directional shift). Working-capital conditions are shown as a dashed block, an exploratory mechanism-oriented analysis (Section 4.5) rather than a formal hypothesis. The present paper treats the working-capital channel as a theoretically grounded conditioner of the post-threshold downturn whose direct identification awaits richer financial microdata. Technological capability (H4a) enters the model as a direct level‑shift condition and candidate moderator of curvature. Digital adoption (</w:t>
-      </w:r>
-      <m:oMath>
-        <m:sSub>
-          <m:e>
-            <m:r>
-              <m:rPr>
-                <m:sty m:val="p"/>
-              </m:rPr>
-              <m:t>D</m:t>
-            </m:r>
-            <m:r>
-              <m:rPr>
-                <m:sty m:val="p"/>
-              </m:rPr>
-              <m:t>A</m:t>
-            </m:r>
-            <m:r>
-              <m:rPr>
-                <m:sty m:val="p"/>
-              </m:rPr>
-              <m:t>I</m:t>
-            </m:r>
-          </m:e>
-          <m:sub>
-            <m:r>
-              <m:rPr>
-                <m:nor/>
-                <m:sty m:val="p"/>
-              </m:rPr>
-              <m:t>core</m:t>
-            </m:r>
-          </m:sub>
-        </m:sSub>
-      </m:oMath>
-      <w:r>
-        <w:t xml:space="preserve">) is retained as a baseline digital-presence control; its level association with productivity is noted descriptively but not formalised as a hypothesis given the single-binary-item limitation. Controls flow into the outcome through a separate path. The visual hierarchy of Figure 1 reflects the architectural priority of the paper: H1 and H2 (solid arrows) are the primary curvature and shift predictions, while H3 and the H4 moderation arms are exploratory.</w:t>
+        <w:t xml:space="preserve"> </w:t>
+      </w:r>
+      <w:r>
+        <w:t xml:space="preserve">is a Tier-1 control (no formal hypothesis). Solid arrows mark the primary H1/H2 predictions; dashed arrows mark exploratory H3/H4 moderation.</w:t>
       </w:r>
     </w:p>
     <w:p>
@@ -2187,7 +1453,7 @@
     </w:p>
     <w:bookmarkEnd w:id="30"/>
     <w:bookmarkEnd w:id="31"/>
-    <w:bookmarkStart w:id="40" w:name="X5eb800a903106e48a684e9ea9de39ed619b9df8"/>
+    <w:bookmarkStart w:id="39" w:name="X5eb800a903106e48a684e9ea9de39ed619b9df8"/>
     <w:p>
       <w:pPr>
         <w:pStyle w:val="Heading2"/>
@@ -2196,7 +1462,7 @@
         <w:t xml:space="preserve">3. Data and Methods</w:t>
       </w:r>
     </w:p>
-    <w:bookmarkStart w:id="34" w:name="X7539fb3dc2f98232f41138bc75cab658563f4ee"/>
+    <w:bookmarkStart w:id="33" w:name="X7539fb3dc2f98232f41138bc75cab658563f4ee"/>
     <w:p>
       <w:pPr>
         <w:pStyle w:val="Heading3"/>
@@ -2210,7 +1476,16 @@
         <w:pStyle w:val="FirstParagraph"/>
       </w:pPr>
       <w:r>
-        <w:t xml:space="preserve">The analytic dataset combines two waves of the World Bank Enterprise Survey for China: 2012 (full release, 2,700 firms; World Bank, 2013) and 2024 (2,189 firms; World Bank, 2025). After listwise deletion on the focal set (sales, employees, export intensity) and treatment of WBES non‑response codes -9 and -7 as missing (and the additional 2024 refusal code -8), the analytic samples are 2,619 firms in 2012, 1,940 firms in 2024, and 4,559 firm‑year observations in the pooled sample.</w:t>
+        <w:t xml:space="preserve">The analytic dataset combines two waves of the World Bank Enterprise Survey for China: 2012 (2,700 firms; World Bank, 2013) and 2024 (2,189 firms; World Bank, 2025). After listwise deletion on the focal set (sales, employees, export intensity) and treatment of WBES non-response codes -9/-7 (and 2024's additional -8 refusal code) as missing, the analytic samples are 2,619 firms (2012), 1,940 firms (2024), and 4,559 firm-year observations pooled. The sample is drawn from the full WBES private-firm frame (services, retail, IT, construction included alongside manufacturing), with sectoral composition absorbed by ISIC stratum dummies (</w:t>
+      </w:r>
+      <w:r>
+        <w:rPr>
+          <w:rStyle w:val="VerbatimChar"/>
+        </w:rPr>
+        <w:t xml:space="preserve">a4a</w:t>
+      </w:r>
+      <w:r>
+        <w:t xml:space="preserve">); a manufacturing-only robustness check appears in Section 4.6.</w:t>
       </w:r>
     </w:p>
     <w:p>
@@ -2218,34 +1493,126 @@
         <w:pStyle w:val="BodyText"/>
       </w:pPr>
       <w:r>
-        <w:t xml:space="preserve">The analytic sample is drawn from the broader private‑firm WBES frame for China rather than a manufacturing‑only subsample; firms in services, retail, IT, and construction are included alongside manufacturing because the manuscript's identification strategy depends on the full WBES private‑firm frame in which the threshold result is estimated. We control for sectoral composition through ISIC stratum dummies (</w:t>
-      </w:r>
-      <w:r>
-        <w:rPr>
-          <w:rStyle w:val="VerbatimChar"/>
-        </w:rPr>
-        <w:t xml:space="preserve">a4a</w:t>
-      </w:r>
-      <w:r>
-        <w:t xml:space="preserve">). A robustness check restricting the sample to manufacturing firms (ISIC Rev 3.1 codes 15-38 in 2012 and ISIC Rev 4 codes 10-33 in 2024) is reported in Section 4.6.</w:t>
-      </w:r>
-    </w:p>
-    <w:p>
-      <w:pPr>
-        <w:pStyle w:val="BodyText"/>
-      </w:pPr>
-      <w:r>
-        <w:rPr>
-          <w:bCs/>
-          <w:b/>
-        </w:rPr>
-        <w:t xml:space="preserve">Replication note.</w:t>
-      </w:r>
-      <w:r>
-        <w:t xml:space="preserve"> </w:t>
-      </w:r>
-      <w:r>
-        <w:t xml:space="preserve">The analytic samples reported throughout this paper (2012, N = 2,610; 2024, N = 1,934; pooled, N = 4,544) are constructed from the full WBES private‑firm frame for each wave, with World Bank nonresponse codes (−9 and −7 in 2012; −9, −8, and −7 in 2024) recoded as missing on focal variables and listwise deletion applied across</w:t>
+        <w:t xml:space="preserve">After focal-control listwise filtering, the reported analytic samples are N = 2,610 (2012), N = 1,934 (2024), and N = 4,544 (pooled).</w:t>
+      </w:r>
+      <w:r>
+        <w:t xml:space="preserve"> </w:t>
+      </w:r>
+      <m:oMath>
+        <m:sSub>
+          <m:e>
+            <m:r>
+              <m:rPr>
+                <m:sty m:val="p"/>
+              </m:rPr>
+              <m:t>T</m:t>
+            </m:r>
+            <m:r>
+              <m:rPr>
+                <m:sty m:val="p"/>
+              </m:rPr>
+              <m:t>C</m:t>
+            </m:r>
+            <m:r>
+              <m:rPr>
+                <m:sty m:val="p"/>
+              </m:rPr>
+              <m:t>I</m:t>
+            </m:r>
+          </m:e>
+          <m:sub>
+            <m:r>
+              <m:rPr>
+                <m:nor/>
+                <m:sty m:val="p"/>
+              </m:rPr>
+              <m:t>full</m:t>
+            </m:r>
+          </m:sub>
+        </m:sSub>
+      </m:oMath>
+      <w:r>
+        <w:t xml:space="preserve"> </w:t>
+      </w:r>
+      <w:r>
+        <w:t xml:space="preserve">and</w:t>
+      </w:r>
+      <w:r>
+        <w:t xml:space="preserve"> </w:t>
+      </w:r>
+      <m:oMath>
+        <m:sSub>
+          <m:e>
+            <m:r>
+              <m:rPr>
+                <m:sty m:val="p"/>
+              </m:rPr>
+              <m:t>D</m:t>
+            </m:r>
+            <m:r>
+              <m:rPr>
+                <m:sty m:val="p"/>
+              </m:rPr>
+              <m:t>A</m:t>
+            </m:r>
+            <m:r>
+              <m:rPr>
+                <m:sty m:val="p"/>
+              </m:rPr>
+              <m:t>I</m:t>
+            </m:r>
+          </m:e>
+          <m:sub>
+            <m:r>
+              <m:rPr>
+                <m:nor/>
+                <m:sty m:val="p"/>
+              </m:rPr>
+              <m:t>core</m:t>
+            </m:r>
+          </m:sub>
+        </m:sSub>
+      </m:oMath>
+      <w:r>
+        <w:t xml:space="preserve"> </w:t>
+      </w:r>
+      <w:r>
+        <w:t xml:space="preserve">are within-wave z-standardised before pooling. Sample sizes, turning-point estimates, Paternoster z-tests, and joint F-tests have been verified in an independent Python replication of the Stata pipeline. The WBES microdata are publicly available at</w:t>
+      </w:r>
+      <w:r>
+        <w:t xml:space="preserve"> </w:t>
+      </w:r>
+      <w:hyperlink r:id="rId32">
+        <w:r>
+          <w:rPr>
+            <w:rStyle w:val="Hyperlink"/>
+          </w:rPr>
+          <w:t xml:space="preserve">https://www.enterprisesurveys.org/en/data</w:t>
+        </w:r>
+      </w:hyperlink>
+      <w:r>
+        <w:t xml:space="preserve"> </w:t>
+      </w:r>
+      <w:r>
+        <w:t xml:space="preserve">subject to World Bank registration and the WBES Data Access Protocol; the replication package references the download endpoint rather than redistributing .dta files.</w:t>
+      </w:r>
+    </w:p>
+    <w:bookmarkEnd w:id="33"/>
+    <w:bookmarkStart w:id="34" w:name="Xbcf9f12e79107fa2c089aaf13fc6c4fb773f1c2"/>
+    <w:p>
+      <w:pPr>
+        <w:pStyle w:val="Heading3"/>
+      </w:pPr>
+      <w:r>
+        <w:t xml:space="preserve">3.2 Variables</w:t>
+      </w:r>
+    </w:p>
+    <w:p>
+      <w:pPr>
+        <w:pStyle w:val="FirstParagraph"/>
+      </w:pPr>
+      <w:r>
+        <w:t xml:space="preserve">The dependent variable is log labour productivity,</w:t>
       </w:r>
       <w:r>
         <w:t xml:space="preserve"> </w:t>
@@ -2281,19 +1648,18 @@
         </m:d>
       </m:oMath>
       <w:r>
-        <w:t xml:space="preserve">,</w:t>
-      </w:r>
-      <w:r>
-        <w:t xml:space="preserve"> </w:t>
-      </w:r>
-      <w:r>
-        <w:rPr>
-          <w:rStyle w:val="VerbatimChar"/>
-        </w:rPr>
-        <w:t xml:space="preserve">FSTS</w:t>
-      </w:r>
-      <w:r>
-        <w:t xml:space="preserve">,</w:t>
+        <w:t xml:space="preserve"> </w:t>
+      </w:r>
+      <w:r>
+        <w:t xml:space="preserve">= ln(d2 / l1), where d2 is total annual sales (denominated in local currency unit) and l1 is the number of permanent full‑time employees, both reported in the WBES instrument (Avenyo, Tregenna, &amp; Kraemer‑Mbula, 2021).</w:t>
+      </w:r>
+    </w:p>
+    <w:p>
+      <w:pPr>
+        <w:pStyle w:val="BodyText"/>
+      </w:pPr>
+      <w:r>
+        <w:t xml:space="preserve">The focal independent variable is direct‑export intensity (FSTS), measured as d3c / 100, with</w:t>
       </w:r>
       <w:r>
         <w:t xml:space="preserve"> </w:t>
@@ -2334,10 +1700,226 @@
         </m:sSup>
       </m:oMath>
       <w:r>
-        <w:t xml:space="preserve">,</w:t>
-      </w:r>
-      <w:r>
-        <w:t xml:space="preserve"> </w:t>
+        <w:t xml:space="preserve"> </w:t>
+      </w:r>
+      <w:r>
+        <w:t xml:space="preserve">capturing the inverted‑U curvature.</w:t>
+      </w:r>
+    </w:p>
+    <w:p>
+      <w:pPr>
+        <w:pStyle w:val="BodyText"/>
+      </w:pPr>
+      <w:r>
+        <w:t xml:space="preserve">Two construct composites enter the model as both direct effects and (per H4a/H4b) as candidate moderators of curvature:</w:t>
+      </w:r>
+    </w:p>
+    <w:p>
+      <w:pPr>
+        <w:pStyle w:val="BodyText"/>
+      </w:pPr>
+      <m:oMath>
+        <m:sSub>
+          <m:e>
+            <m:r>
+              <m:rPr>
+                <m:sty m:val="p"/>
+              </m:rPr>
+              <m:t>T</m:t>
+            </m:r>
+            <m:r>
+              <m:rPr>
+                <m:sty m:val="p"/>
+              </m:rPr>
+              <m:t>C</m:t>
+            </m:r>
+            <m:r>
+              <m:rPr>
+                <m:sty m:val="p"/>
+              </m:rPr>
+              <m:t>I</m:t>
+            </m:r>
+          </m:e>
+          <m:sub>
+            <m:r>
+              <m:rPr>
+                <m:nor/>
+                <m:sty m:val="p"/>
+              </m:rPr>
+              <m:t>full</m:t>
+            </m:r>
+          </m:sub>
+        </m:sSub>
+      </m:oMath>
+      <w:r>
+        <w:t xml:space="preserve"> </w:t>
+      </w:r>
+      <w:r>
+        <w:t xml:space="preserve">is the within‑wave z‑standardised mean of four binary indicators recoded from WBES 1/2 to 1/0: foreign‑licensed technology (e6), internationally‑recognised quality certification (b8), product innovation (h1 in 2024 / CNo1 in 2012), and R&amp;D spending (h8 in 2024 / CNo3 in 2012). Following the convention of the China replication patch,</w:t>
+      </w:r>
+      <w:r>
+        <w:t xml:space="preserve"> </w:t>
+      </w:r>
+      <m:oMath>
+        <m:sSub>
+          <m:e>
+            <m:r>
+              <m:rPr>
+                <m:sty m:val="p"/>
+              </m:rPr>
+              <m:t>T</m:t>
+            </m:r>
+            <m:r>
+              <m:rPr>
+                <m:sty m:val="p"/>
+              </m:rPr>
+              <m:t>C</m:t>
+            </m:r>
+            <m:r>
+              <m:rPr>
+                <m:sty m:val="p"/>
+              </m:rPr>
+              <m:t>I</m:t>
+            </m:r>
+          </m:e>
+          <m:sub>
+            <m:r>
+              <m:rPr>
+                <m:nor/>
+                <m:sty m:val="p"/>
+              </m:rPr>
+              <m:t>full</m:t>
+            </m:r>
+          </m:sub>
+        </m:sSub>
+      </m:oMath>
+      <w:r>
+        <w:t xml:space="preserve"> </w:t>
+      </w:r>
+      <w:r>
+        <w:t xml:space="preserve">requires at least three of four items to be non‑missing.</w:t>
+      </w:r>
+    </w:p>
+    <w:p>
+      <w:pPr>
+        <w:pStyle w:val="BodyText"/>
+      </w:pPr>
+      <m:oMath>
+        <m:sSub>
+          <m:e>
+            <m:r>
+              <m:rPr>
+                <m:sty m:val="p"/>
+              </m:rPr>
+              <m:t>D</m:t>
+            </m:r>
+            <m:r>
+              <m:rPr>
+                <m:sty m:val="p"/>
+              </m:rPr>
+              <m:t>A</m:t>
+            </m:r>
+            <m:r>
+              <m:rPr>
+                <m:sty m:val="p"/>
+              </m:rPr>
+              <m:t>I</m:t>
+            </m:r>
+          </m:e>
+          <m:sub>
+            <m:r>
+              <m:rPr>
+                <m:nor/>
+                <m:sty m:val="p"/>
+              </m:rPr>
+              <m:t>core</m:t>
+            </m:r>
+          </m:sub>
+        </m:sSub>
+      </m:oMath>
+      <w:r>
+        <w:t xml:space="preserve"> </w:t>
+      </w:r>
+      <w:r>
+        <w:t xml:space="preserve">is the within-wave z-standardised value of a single binary indicator, own-website presence (c22b). An earlier two-item DAI composite combining c22b with e6 was retired because e6 is theoretically a Lall (1992) capability indicator (now reserved for TCI). In 2024 China, website ownership is a basic organisational hygiene factor;</w:t>
+      </w:r>
+      <w:r>
+        <w:t xml:space="preserve"> </w:t>
+      </w:r>
+      <m:oMath>
+        <m:sSub>
+          <m:e>
+            <m:r>
+              <m:rPr>
+                <m:sty m:val="p"/>
+              </m:rPr>
+              <m:t>D</m:t>
+            </m:r>
+            <m:r>
+              <m:rPr>
+                <m:sty m:val="p"/>
+              </m:rPr>
+              <m:t>A</m:t>
+            </m:r>
+            <m:r>
+              <m:rPr>
+                <m:sty m:val="p"/>
+              </m:rPr>
+              <m:t>I</m:t>
+            </m:r>
+          </m:e>
+          <m:sub>
+            <m:r>
+              <m:rPr>
+                <m:nor/>
+                <m:sty m:val="p"/>
+              </m:rPr>
+              <m:t>core</m:t>
+            </m:r>
+          </m:sub>
+        </m:sSub>
+      </m:oMath>
+      <w:r>
+        <w:t xml:space="preserve"> </w:t>
+      </w:r>
+      <w:r>
+        <w:t xml:space="preserve">functions as a Tier-1 control absorbing baseline digital presence, not as a theoretically motivated moderator. No cross-wave-comparable Tier-2 digital indicator exists in WBES China for both waves.</w:t>
+      </w:r>
+    </w:p>
+    <w:p>
+      <w:pPr>
+        <w:pStyle w:val="BodyText"/>
+      </w:pPr>
+      <w:r>
+        <w:rPr>
+          <w:bCs/>
+          <w:b/>
+        </w:rPr>
+        <w:t xml:space="preserve">Quadratic vs cubic specification.</w:t>
+      </w:r>
+      <w:r>
+        <w:t xml:space="preserve"> </w:t>
+      </w:r>
+      <w:r>
+        <w:t xml:space="preserve">The present paper uses a quadratic (inverted-U) specification because the full WBES private-firm frame (mean FSTS = 6.9 %/5.2 %; only 15.4 %/12.6 % of firms with positive FSTS) has insufficient distributional mass at high FSTS to identify a cubic inflection precisely. The companion JFAR manufacturing-only analysis (Author Citation, 2026) uses cubic because its sample (mean FSTS ≈ 23.7 %) has more mass in the upper tail; both estimates locate the threshold in the 47–49 % band.</w:t>
+      </w:r>
+    </w:p>
+    <w:p>
+      <w:pPr>
+        <w:pStyle w:val="BodyText"/>
+      </w:pPr>
+      <w:r>
+        <w:rPr>
+          <w:bCs/>
+          <w:b/>
+        </w:rPr>
+        <w:t xml:space="preserve">Controls</w:t>
+      </w:r>
+      <w:r>
+        <w:t xml:space="preserve"> </w:t>
+      </w:r>
+      <w:r>
+        <w:t xml:space="preserve">include log permanent employees (</w:t>
       </w:r>
       <m:oMath>
         <m:r>
@@ -2376,821 +1958,6 @@
         </m:d>
       </m:oMath>
       <w:r>
-        <w:t xml:space="preserve">, firm age, and the foreign‑ownership indicator. Composite indices</w:t>
-      </w:r>
-      <w:r>
-        <w:t xml:space="preserve"> </w:t>
-      </w:r>
-      <m:oMath>
-        <m:sSub>
-          <m:e>
-            <m:r>
-              <m:rPr>
-                <m:sty m:val="p"/>
-              </m:rPr>
-              <m:t>T</m:t>
-            </m:r>
-            <m:r>
-              <m:rPr>
-                <m:sty m:val="p"/>
-              </m:rPr>
-              <m:t>C</m:t>
-            </m:r>
-            <m:r>
-              <m:rPr>
-                <m:sty m:val="p"/>
-              </m:rPr>
-              <m:t>I</m:t>
-            </m:r>
-          </m:e>
-          <m:sub>
-            <m:r>
-              <m:rPr>
-                <m:nor/>
-                <m:sty m:val="p"/>
-              </m:rPr>
-              <m:t>full</m:t>
-            </m:r>
-          </m:sub>
-        </m:sSub>
-      </m:oMath>
-      <w:r>
-        <w:t xml:space="preserve"> </w:t>
-      </w:r>
-      <w:r>
-        <w:t xml:space="preserve">and</w:t>
-      </w:r>
-      <w:r>
-        <w:t xml:space="preserve"> </w:t>
-      </w:r>
-      <m:oMath>
-        <m:sSub>
-          <m:e>
-            <m:r>
-              <m:rPr>
-                <m:sty m:val="p"/>
-              </m:rPr>
-              <m:t>D</m:t>
-            </m:r>
-            <m:r>
-              <m:rPr>
-                <m:sty m:val="p"/>
-              </m:rPr>
-              <m:t>A</m:t>
-            </m:r>
-            <m:r>
-              <m:rPr>
-                <m:sty m:val="p"/>
-              </m:rPr>
-              <m:t>I</m:t>
-            </m:r>
-          </m:e>
-          <m:sub>
-            <m:r>
-              <m:rPr>
-                <m:nor/>
-                <m:sty m:val="p"/>
-              </m:rPr>
-              <m:t>core</m:t>
-            </m:r>
-          </m:sub>
-        </m:sSub>
-      </m:oMath>
-      <w:r>
-        <w:t xml:space="preserve"> </w:t>
-      </w:r>
-      <w:r>
-        <w:t xml:space="preserve">are within‑wave z‑standardised before pooling. We have verified the analytic sample sizes, turning‑point estimates (49.4 % in 2012, 47.2 % in 2024, 48.8 % pooled), Paternoster cross‑wave equality results, and the joint F-tests for cross-wave shift and capability moderation in an independent Python replication of the Stata pipeline.</w:t>
-      </w:r>
-    </w:p>
-    <w:p>
-      <w:pPr>
-        <w:pStyle w:val="BodyText"/>
-      </w:pPr>
-      <w:r>
-        <w:rPr>
-          <w:bCs/>
-          <w:b/>
-        </w:rPr>
-        <w:t xml:space="preserve">Sample scope and N comparison with Author Citation (2026, JFAR).</w:t>
-      </w:r>
-      <w:r>
-        <w:t xml:space="preserve"> </w:t>
-      </w:r>
-      <w:r>
-        <w:t xml:space="preserve">The 2024 analytic sample (N = 1,940) is smaller than the manufacturing-only subsample reported in Author Citation (2026, JFAR) (N = 2,154) despite the present paper's broader sector frame. This apparent paradox is explained by two differences in construction. First, the JFAR analysis drew from the manufacturing-only WBES frame (ISIC Rev 3.1 codes 15–37), which is denser in the 2024 release than all-private-firm sub-sampling would suggest. Second, and more importantly, the present cross-wave design applies stricter non-response filtering: the 2024 WBES BREADY questionnaire introduced a −8 refusal code on focal financial items (d3c, d2, l1), which the present analysis treats as missing to maintain longitudinal comparability. This stricter filtering, motivated by the cross-wave estimation design rather than arbitrary exclusion, accounts for the smaller 2024 analytic N relative to the JFAR manufacturing subsample.</w:t>
-      </w:r>
-    </w:p>
-    <w:p>
-      <w:pPr>
-        <w:pStyle w:val="BodyText"/>
-      </w:pPr>
-      <w:r>
-        <w:t xml:space="preserve">The WBES microdata are publicly available from</w:t>
-      </w:r>
-      <w:r>
-        <w:t xml:space="preserve"> </w:t>
-      </w:r>
-      <w:hyperlink r:id="rId32">
-        <w:r>
-          <w:rPr>
-            <w:rStyle w:val="Hyperlink"/>
-          </w:rPr>
-          <w:t xml:space="preserve">https://www.enterprisesurveys.org/en/data</w:t>
-        </w:r>
-      </w:hyperlink>
-      <w:r>
-        <w:t xml:space="preserve"> </w:t>
-      </w:r>
-      <w:r>
-        <w:t xml:space="preserve">subject to registration with the World Bank Enterprise Analysis Unit and acceptance of the WBES Data Access Protocol. The protocol prohibits transfer of the .dta files to third parties (including journals); accordingly, the replication package accompanying this manuscript references the WBES download endpoint rather than redistributing the data. Source: World Bank Enterprise Surveys,</w:t>
-      </w:r>
-      <w:r>
-        <w:t xml:space="preserve"> </w:t>
-      </w:r>
-      <w:hyperlink r:id="rId33">
-        <w:r>
-          <w:rPr>
-            <w:rStyle w:val="Hyperlink"/>
-          </w:rPr>
-          <w:t xml:space="preserve">www.enterprisesurveys.org</w:t>
-        </w:r>
-      </w:hyperlink>
-      <w:r>
-        <w:t xml:space="preserve">.</w:t>
-      </w:r>
-    </w:p>
-    <w:bookmarkEnd w:id="34"/>
-    <w:bookmarkStart w:id="35" w:name="Xbcf9f12e79107fa2c089aaf13fc6c4fb773f1c2"/>
-    <w:p>
-      <w:pPr>
-        <w:pStyle w:val="Heading3"/>
-      </w:pPr>
-      <w:r>
-        <w:t xml:space="preserve">3.2 Variables</w:t>
-      </w:r>
-    </w:p>
-    <w:p>
-      <w:pPr>
-        <w:pStyle w:val="FirstParagraph"/>
-      </w:pPr>
-      <w:r>
-        <w:t xml:space="preserve">The dependent variable is log labour productivity,</w:t>
-      </w:r>
-      <w:r>
-        <w:t xml:space="preserve"> </w:t>
-      </w:r>
-      <m:oMath>
-        <m:r>
-          <m:rPr>
-            <m:sty m:val="p"/>
-          </m:rPr>
-          <m:t>ln</m:t>
-        </m:r>
-        <m:d>
-          <m:dPr>
-            <m:begChr m:val="("/>
-            <m:endChr m:val=")"/>
-            <m:sepChr m:val=""/>
-            <m:grow/>
-          </m:dPr>
-          <m:e>
-            <m:r>
-              <m:rPr>
-                <m:sty m:val="p"/>
-              </m:rPr>
-              <m:t>L</m:t>
-            </m:r>
-            <m:r>
-              <m:rPr>
-                <m:sty m:val="p"/>
-              </m:rPr>
-              <m:t>P</m:t>
-            </m:r>
-          </m:e>
-        </m:d>
-      </m:oMath>
-      <w:r>
-        <w:t xml:space="preserve"> </w:t>
-      </w:r>
-      <w:r>
-        <w:t xml:space="preserve">= ln(d2 / l1), where d2 is total annual sales (denominated in local currency unit) and l1 is the number of permanent full‑time employees, both reported in the WBES instrument (Avenyo, Tregenna, &amp; Kraemer‑Mbula, 2021).</w:t>
-      </w:r>
-    </w:p>
-    <w:p>
-      <w:pPr>
-        <w:pStyle w:val="BodyText"/>
-      </w:pPr>
-      <w:r>
-        <w:t xml:space="preserve">The focal independent variable is direct‑export intensity (FSTS), measured as d3c / 100, with</w:t>
-      </w:r>
-      <w:r>
-        <w:t xml:space="preserve"> </w:t>
-      </w:r>
-      <m:oMath>
-        <m:sSup>
-          <m:e>
-            <m:r>
-              <m:rPr>
-                <m:sty m:val="p"/>
-              </m:rPr>
-              <m:t>F</m:t>
-            </m:r>
-            <m:r>
-              <m:rPr>
-                <m:sty m:val="p"/>
-              </m:rPr>
-              <m:t>S</m:t>
-            </m:r>
-            <m:r>
-              <m:rPr>
-                <m:sty m:val="p"/>
-              </m:rPr>
-              <m:t>T</m:t>
-            </m:r>
-            <m:r>
-              <m:rPr>
-                <m:sty m:val="p"/>
-              </m:rPr>
-              <m:t>S</m:t>
-            </m:r>
-          </m:e>
-          <m:sup>
-            <m:r>
-              <m:t>2</m:t>
-            </m:r>
-          </m:sup>
-        </m:sSup>
-      </m:oMath>
-      <w:r>
-        <w:t xml:space="preserve"> </w:t>
-      </w:r>
-      <w:r>
-        <w:t xml:space="preserve">capturing the inverted‑U curvature.</w:t>
-      </w:r>
-    </w:p>
-    <w:p>
-      <w:pPr>
-        <w:pStyle w:val="BodyText"/>
-      </w:pPr>
-      <w:r>
-        <w:t xml:space="preserve">Two construct composites enter the model as both direct effects and (per H4a/H4b) as candidate moderators of curvature:</w:t>
-      </w:r>
-    </w:p>
-    <w:p>
-      <w:pPr>
-        <w:pStyle w:val="BodyText"/>
-      </w:pPr>
-      <m:oMath>
-        <m:sSub>
-          <m:e>
-            <m:r>
-              <m:rPr>
-                <m:sty m:val="p"/>
-              </m:rPr>
-              <m:t>T</m:t>
-            </m:r>
-            <m:r>
-              <m:rPr>
-                <m:sty m:val="p"/>
-              </m:rPr>
-              <m:t>C</m:t>
-            </m:r>
-            <m:r>
-              <m:rPr>
-                <m:sty m:val="p"/>
-              </m:rPr>
-              <m:t>I</m:t>
-            </m:r>
-          </m:e>
-          <m:sub>
-            <m:r>
-              <m:rPr>
-                <m:nor/>
-                <m:sty m:val="p"/>
-              </m:rPr>
-              <m:t>full</m:t>
-            </m:r>
-          </m:sub>
-        </m:sSub>
-      </m:oMath>
-      <w:r>
-        <w:t xml:space="preserve"> </w:t>
-      </w:r>
-      <w:r>
-        <w:t xml:space="preserve">is the within‑wave z‑standardised mean of four binary indicators recoded from WBES 1/2 to 1/0: foreign‑licensed technology (e6), internationally‑recognised quality certification (b8), product innovation (h1 in 2024 / CNo1 in 2012), and R&amp;D spending (h8 in 2024 / CNo3 in 2012). Following the convention of the China replication patch,</w:t>
-      </w:r>
-      <w:r>
-        <w:t xml:space="preserve"> </w:t>
-      </w:r>
-      <m:oMath>
-        <m:sSub>
-          <m:e>
-            <m:r>
-              <m:rPr>
-                <m:sty m:val="p"/>
-              </m:rPr>
-              <m:t>T</m:t>
-            </m:r>
-            <m:r>
-              <m:rPr>
-                <m:sty m:val="p"/>
-              </m:rPr>
-              <m:t>C</m:t>
-            </m:r>
-            <m:r>
-              <m:rPr>
-                <m:sty m:val="p"/>
-              </m:rPr>
-              <m:t>I</m:t>
-            </m:r>
-          </m:e>
-          <m:sub>
-            <m:r>
-              <m:rPr>
-                <m:nor/>
-                <m:sty m:val="p"/>
-              </m:rPr>
-              <m:t>full</m:t>
-            </m:r>
-          </m:sub>
-        </m:sSub>
-      </m:oMath>
-      <w:r>
-        <w:t xml:space="preserve"> </w:t>
-      </w:r>
-      <w:r>
-        <w:t xml:space="preserve">requires at least three of four items to be non‑missing.</w:t>
-      </w:r>
-    </w:p>
-    <w:p>
-      <w:pPr>
-        <w:pStyle w:val="BodyText"/>
-      </w:pPr>
-      <m:oMath>
-        <m:sSub>
-          <m:e>
-            <m:r>
-              <m:rPr>
-                <m:sty m:val="p"/>
-              </m:rPr>
-              <m:t>D</m:t>
-            </m:r>
-            <m:r>
-              <m:rPr>
-                <m:sty m:val="p"/>
-              </m:rPr>
-              <m:t>A</m:t>
-            </m:r>
-            <m:r>
-              <m:rPr>
-                <m:sty m:val="p"/>
-              </m:rPr>
-              <m:t>I</m:t>
-            </m:r>
-          </m:e>
-          <m:sub>
-            <m:r>
-              <m:rPr>
-                <m:nor/>
-                <m:sty m:val="p"/>
-              </m:rPr>
-              <m:t>core</m:t>
-            </m:r>
-          </m:sub>
-        </m:sSub>
-      </m:oMath>
-      <w:r>
-        <w:t xml:space="preserve"> </w:t>
-      </w:r>
-      <w:r>
-        <w:t xml:space="preserve">is the within‑wave z‑standardised value of a single binary indicator, own‑website presence (c22b). An earlier two‑item DAI composite that combined c22b with e6 (foreign‑licensed technology) was retired in this revision because e6 is theoretically a Lall (1992) capability indicator rather than a digital‑presence indicator, and its inclusion in the digital index mechanically inflated the within‑wave TCI–DAI correlation. The single‑item</w:t>
-      </w:r>
-      <w:r>
-        <w:t xml:space="preserve"> </w:t>
-      </w:r>
-      <m:oMath>
-        <m:sSub>
-          <m:e>
-            <m:r>
-              <m:rPr>
-                <m:sty m:val="p"/>
-              </m:rPr>
-              <m:t>D</m:t>
-            </m:r>
-            <m:r>
-              <m:rPr>
-                <m:sty m:val="p"/>
-              </m:rPr>
-              <m:t>A</m:t>
-            </m:r>
-            <m:r>
-              <m:rPr>
-                <m:sty m:val="p"/>
-              </m:rPr>
-              <m:t>I</m:t>
-            </m:r>
-          </m:e>
-          <m:sub>
-            <m:r>
-              <m:rPr>
-                <m:nor/>
-                <m:sty m:val="p"/>
-              </m:rPr>
-              <m:t>core</m:t>
-            </m:r>
-          </m:sub>
-        </m:sSub>
-      </m:oMath>
-      <w:r>
-        <w:t xml:space="preserve"> </w:t>
-      </w:r>
-      <w:r>
-        <w:t xml:space="preserve">specification we now adopt operationalises Tier 1 digital presence cleanly across the 2012 and 2024 waves;</w:t>
-      </w:r>
-      <w:r>
-        <w:t xml:space="preserve"> </w:t>
-      </w:r>
-      <m:oMath>
-        <m:sSub>
-          <m:e>
-            <m:r>
-              <m:rPr>
-                <m:sty m:val="p"/>
-              </m:rPr>
-              <m:t>D</m:t>
-            </m:r>
-            <m:r>
-              <m:rPr>
-                <m:sty m:val="p"/>
-              </m:rPr>
-              <m:t>A</m:t>
-            </m:r>
-            <m:r>
-              <m:rPr>
-                <m:sty m:val="p"/>
-              </m:rPr>
-              <m:t>I</m:t>
-            </m:r>
-          </m:e>
-          <m:sub>
-            <m:r>
-              <m:rPr>
-                <m:nor/>
-                <m:sty m:val="p"/>
-              </m:rPr>
-              <m:t>core</m:t>
-            </m:r>
-          </m:sub>
-        </m:sSub>
-      </m:oMath>
-      <w:r>
-        <w:t xml:space="preserve"> </w:t>
-      </w:r>
-      <w:r>
-        <w:t xml:space="preserve">should be read as a minimal cross‑wave digital‑adoption proxy rather than a full dynamic digital capability index, and e6 is reserved for the TCI composite where it belongs theoretically.</w:t>
-      </w:r>
-    </w:p>
-    <w:p>
-      <w:pPr>
-        <w:pStyle w:val="BodyText"/>
-      </w:pPr>
-      <w:r>
-        <w:rPr>
-          <w:bCs/>
-          <w:b/>
-        </w:rPr>
-        <w:t xml:space="preserve">WBES caveat on</w:t>
-      </w:r>
-      <w:r>
-        <w:rPr>
-          <w:bCs/>
-          <w:b/>
-        </w:rPr>
-        <w:t xml:space="preserve"> </w:t>
-      </w:r>
-      <m:oMath>
-        <m:sSub>
-          <m:e>
-            <m:r>
-              <m:rPr>
-                <m:sty m:val="p"/>
-              </m:rPr>
-              <m:t>D</m:t>
-            </m:r>
-            <m:r>
-              <m:rPr>
-                <m:sty m:val="p"/>
-              </m:rPr>
-              <m:t>A</m:t>
-            </m:r>
-            <m:r>
-              <m:rPr>
-                <m:sty m:val="p"/>
-              </m:rPr>
-              <m:t>I</m:t>
-            </m:r>
-          </m:e>
-          <m:sub>
-            <m:r>
-              <m:rPr>
-                <m:nor/>
-                <m:sty m:val="p"/>
-              </m:rPr>
-              <m:t>core</m:t>
-            </m:r>
-          </m:sub>
-        </m:sSub>
-      </m:oMath>
-      <w:r>
-        <w:rPr>
-          <w:bCs/>
-          <w:b/>
-        </w:rPr>
-        <w:t xml:space="preserve">.</w:t>
-      </w:r>
-      <w:r>
-        <w:t xml:space="preserve"> </w:t>
-      </w:r>
-      <w:r>
-        <w:t xml:space="preserve">In both survey waves, the only cross-wave-comparable digital indicator in the WBES China instrument is c22b (own website), which is treated here as a Tier-1 digital-presence proxy. In 2024 China, website ownership is a basic organisational hygiene factor rather than a marker of digital capability or competitive advantage; accordingly,</w:t>
-      </w:r>
-      <w:r>
-        <w:t xml:space="preserve"> </w:t>
-      </w:r>
-      <m:oMath>
-        <m:sSub>
-          <m:e>
-            <m:r>
-              <m:rPr>
-                <m:sty m:val="p"/>
-              </m:rPr>
-              <m:t>D</m:t>
-            </m:r>
-            <m:r>
-              <m:rPr>
-                <m:sty m:val="p"/>
-              </m:rPr>
-              <m:t>A</m:t>
-            </m:r>
-            <m:r>
-              <m:rPr>
-                <m:sty m:val="p"/>
-              </m:rPr>
-              <m:t>I</m:t>
-            </m:r>
-          </m:e>
-          <m:sub>
-            <m:r>
-              <m:rPr>
-                <m:nor/>
-                <m:sty m:val="p"/>
-              </m:rPr>
-              <m:t>core</m:t>
-            </m:r>
-          </m:sub>
-        </m:sSub>
-      </m:oMath>
-      <w:r>
-        <w:t xml:space="preserve"> </w:t>
-      </w:r>
-      <w:r>
-        <w:t xml:space="preserve">is retained in the specifications as a control to absorb the website-presence component of productivity variation rather than as a theoretically motivated moderator. Associations between</w:t>
-      </w:r>
-      <w:r>
-        <w:t xml:space="preserve"> </w:t>
-      </w:r>
-      <m:oMath>
-        <m:sSub>
-          <m:e>
-            <m:r>
-              <m:rPr>
-                <m:sty m:val="p"/>
-              </m:rPr>
-              <m:t>D</m:t>
-            </m:r>
-            <m:r>
-              <m:rPr>
-                <m:sty m:val="p"/>
-              </m:rPr>
-              <m:t>A</m:t>
-            </m:r>
-            <m:r>
-              <m:rPr>
-                <m:sty m:val="p"/>
-              </m:rPr>
-              <m:t>I</m:t>
-            </m:r>
-          </m:e>
-          <m:sub>
-            <m:r>
-              <m:rPr>
-                <m:nor/>
-                <m:sty m:val="p"/>
-              </m:rPr>
-              <m:t>core</m:t>
-            </m:r>
-          </m:sub>
-        </m:sSub>
-      </m:oMath>
-      <w:r>
-        <w:t xml:space="preserve"> </w:t>
-      </w:r>
-      <w:r>
-        <w:t xml:space="preserve">and productivity should be interpreted as reflecting baseline digital presence, not dynamic digital capability.</w:t>
-      </w:r>
-    </w:p>
-    <w:p>
-      <w:pPr>
-        <w:pStyle w:val="BodyText"/>
-      </w:pPr>
-      <w:r>
-        <w:rPr>
-          <w:bCs/>
-          <w:b/>
-        </w:rPr>
-        <w:t xml:space="preserve">Specification note: quadratic vs cubic.</w:t>
-      </w:r>
-      <w:r>
-        <w:t xml:space="preserve"> </w:t>
-      </w:r>
-      <w:r>
-        <w:t xml:space="preserve">The present paper adopts a quadratic (inverted-U) specification rather than the cubic specification reported in the companion manufacturing-SME analysis (Author Citation, 2026 — JFAR). This reflects empirical boundary conditions: the JFAR manufacturing-only sample (ISIC Rev 3.1 codes 15-37, n = 4,290 firm-year observations, mean FSTS</w:t>
-      </w:r>
-      <w:r>
-        <w:t xml:space="preserve"> </w:t>
-      </w:r>
-      <m:oMath>
-        <m:r>
-          <m:rPr>
-            <m:sty m:val="p"/>
-          </m:rPr>
-          <m:t>≈</m:t>
-        </m:r>
-      </m:oMath>
-      <w:r>
-        <w:t xml:space="preserve"> </w:t>
-      </w:r>
-      <w:r>
-        <w:t xml:space="preserve">23.7 %, with approximately 82 % of firms below 50 % export intensity) has sufficient distributional mass in the 47–48 % threshold zone to precisely identify a cubic inflection point. The present full WBES private-firm frame (mean FSTS = 6.9 % / 5.2 % by wave; 15.4 % / 12.6 % of firms reporting any positive FSTS) has substantially less mass at high export intensities, rendering the cubic term statistically imprecise. The quadratic specification captures the empirically relevant range of the bounded-optimum logic without imposing a post-threshold recovery phase that the present data cannot support. Readers cross-referencing the JFAR cubic turning point (47.8 %, 95 % CI [40.9 %, 54.1 %]) with the present paper's quadratic turning point (48.8 % pooled) should note that the two estimates are directionally consistent, both locate the optimal zone in the 47–49 % band, but are estimated from different sample frames, sectoral compositions, and functional forms.</w:t>
-      </w:r>
-    </w:p>
-    <w:p>
-      <w:pPr>
-        <w:pStyle w:val="BlockText"/>
-      </w:pPr>
-      <w:r>
-        <w:rPr>
-          <w:bCs/>
-          <w:b/>
-        </w:rPr>
-        <w:t xml:space="preserve">DAI construct note.</w:t>
-      </w:r>
-      <w:r>
-        <w:t xml:space="preserve"> </w:t>
-      </w:r>
-      <w:r>
-        <w:t xml:space="preserve">In the present paper,</w:t>
-      </w:r>
-      <w:r>
-        <w:t xml:space="preserve"> </w:t>
-      </w:r>
-      <m:oMath>
-        <m:sSub>
-          <m:e>
-            <m:r>
-              <m:rPr>
-                <m:sty m:val="p"/>
-              </m:rPr>
-              <m:t>D</m:t>
-            </m:r>
-            <m:r>
-              <m:rPr>
-                <m:sty m:val="p"/>
-              </m:rPr>
-              <m:t>A</m:t>
-            </m:r>
-            <m:r>
-              <m:rPr>
-                <m:sty m:val="p"/>
-              </m:rPr>
-              <m:t>I</m:t>
-            </m:r>
-          </m:e>
-          <m:sub>
-            <m:r>
-              <m:rPr>
-                <m:nor/>
-                <m:sty m:val="p"/>
-              </m:rPr>
-              <m:t>core</m:t>
-            </m:r>
-          </m:sub>
-        </m:sSub>
-      </m:oMath>
-      <w:r>
-        <w:t xml:space="preserve"> </w:t>
-      </w:r>
-      <w:r>
-        <w:t xml:space="preserve">is operationalised as a Tier-1 control variable only, the single c22b website binary, because (i) website ownership is a basic organisational hygiene factor in 2024 China, and (ii) no cross-wave-comparable Tier-2 digital indicator (e.g. customer- or supplier-side electronic-payment intensity) exists in the WBES China instrument for both the 2012 and 2024 waves. The</w:t>
-      </w:r>
-      <w:r>
-        <w:t xml:space="preserve"> </w:t>
-      </w:r>
-      <m:oMath>
-        <m:sSub>
-          <m:e>
-            <m:r>
-              <m:rPr>
-                <m:sty m:val="p"/>
-              </m:rPr>
-              <m:t>D</m:t>
-            </m:r>
-            <m:r>
-              <m:rPr>
-                <m:sty m:val="p"/>
-              </m:rPr>
-              <m:t>A</m:t>
-            </m:r>
-            <m:r>
-              <m:rPr>
-                <m:sty m:val="p"/>
-              </m:rPr>
-              <m:t>I</m:t>
-            </m:r>
-          </m:e>
-          <m:sub>
-            <m:r>
-              <m:rPr>
-                <m:nor/>
-                <m:sty m:val="p"/>
-              </m:rPr>
-              <m:t>core</m:t>
-            </m:r>
-          </m:sub>
-        </m:sSub>
-      </m:oMath>
-      <w:r>
-        <w:t xml:space="preserve"> </w:t>
-      </w:r>
-      <w:r>
-        <w:t xml:space="preserve">measure should therefore be read as a level-shifter rather than a contingent capability indicator; richer Tier-1+2 composites would be required to test the contingent digital-complementarity mechanism that the present instrument cannot support.</w:t>
-      </w:r>
-    </w:p>
-    <w:p>
-      <w:pPr>
-        <w:pStyle w:val="FirstParagraph"/>
-      </w:pPr>
-      <w:r>
-        <w:rPr>
-          <w:bCs/>
-          <w:b/>
-        </w:rPr>
-        <w:t xml:space="preserve">Controls</w:t>
-      </w:r>
-      <w:r>
-        <w:t xml:space="preserve"> </w:t>
-      </w:r>
-      <w:r>
-        <w:t xml:space="preserve">include log permanent employees (</w:t>
-      </w:r>
-      <m:oMath>
-        <m:r>
-          <m:rPr>
-            <m:sty m:val="p"/>
-          </m:rPr>
-          <m:t>ln</m:t>
-        </m:r>
-        <m:d>
-          <m:dPr>
-            <m:begChr m:val="("/>
-            <m:endChr m:val=")"/>
-            <m:sepChr m:val=""/>
-            <m:grow/>
-          </m:dPr>
-          <m:e>
-            <m:r>
-              <m:rPr>
-                <m:sty m:val="p"/>
-              </m:rPr>
-              <m:t>E</m:t>
-            </m:r>
-            <m:r>
-              <m:rPr>
-                <m:sty m:val="p"/>
-              </m:rPr>
-              <m:t>m</m:t>
-            </m:r>
-            <m:r>
-              <m:rPr>
-                <m:sty m:val="p"/>
-              </m:rPr>
-              <m:t>p</m:t>
-            </m:r>
-          </m:e>
-        </m:d>
-      </m:oMath>
-      <w:r>
         <w:t xml:space="preserve">), firm age (survey year minus b5), and a foreign‑ownership dummy (1 if b2b</w:t>
       </w:r>
       <w:r>
@@ -3349,8 +2116,8 @@
         <w:t xml:space="preserve">WBES uses -9 for "do not know" and -7 for refusal in many items; the 2024 release additionally separates -8 for refusal from -9 for "do not know". These codes are treated as missing in the present analysis, restoring methodological alignment with the WBES codebook guidance.</w:t>
       </w:r>
     </w:p>
-    <w:bookmarkEnd w:id="35"/>
-    <w:bookmarkStart w:id="36" w:name="Xaf7eb2307f7939a5e28c8df2b6899314ed6f398"/>
+    <w:bookmarkEnd w:id="34"/>
+    <w:bookmarkStart w:id="35" w:name="Xaf7eb2307f7939a5e28c8df2b6899314ed6f398"/>
     <w:p>
       <w:pPr>
         <w:pStyle w:val="Heading3"/>
@@ -3509,14 +2276,76 @@
         <w:t xml:space="preserve">Throughout, we describe results as associations rather than effects, consistent with the inferential limits of repeated‑cross‑section data: in the absence of within‑firm panel structure we cannot identify causal effects within firms, only the cross‑sectional contemporaneous association between predictors and outcomes (Antonakis et al., 2010; Shaver, 2020).</w:t>
       </w:r>
     </w:p>
+    <w:bookmarkEnd w:id="35"/>
+    <w:bookmarkStart w:id="36" w:name="X907e9d59c8432334117815c7c238a5d075abf9e"/>
+    <w:p>
+      <w:pPr>
+        <w:pStyle w:val="Heading3"/>
+      </w:pPr>
+      <w:r>
+        <w:t xml:space="preserve">3.4 Supplementary working-capital analyses</w:t>
+      </w:r>
+    </w:p>
+    <w:p>
+      <w:pPr>
+        <w:pStyle w:val="FirstParagraph"/>
+      </w:pPr>
+      <w:r>
+        <w:t xml:space="preserve">Supplementary models test whether the post-threshold downturn is conditioned by firm-level working-capital circumstances. Each working-capital measure enters together with its interaction with</w:t>
+      </w:r>
+      <w:r>
+        <w:t xml:space="preserve"> </w:t>
+      </w:r>
+      <m:oMath>
+        <m:sSup>
+          <m:e>
+            <m:r>
+              <m:rPr>
+                <m:sty m:val="p"/>
+              </m:rPr>
+              <m:t>F</m:t>
+            </m:r>
+            <m:r>
+              <m:rPr>
+                <m:sty m:val="p"/>
+              </m:rPr>
+              <m:t>S</m:t>
+            </m:r>
+            <m:r>
+              <m:rPr>
+                <m:sty m:val="p"/>
+              </m:rPr>
+              <m:t>T</m:t>
+            </m:r>
+            <m:r>
+              <m:rPr>
+                <m:sty m:val="p"/>
+              </m:rPr>
+              <m:t>S</m:t>
+            </m:r>
+          </m:e>
+          <m:sup>
+            <m:r>
+              <m:t>2</m:t>
+            </m:r>
+          </m:sup>
+        </m:sSup>
+      </m:oMath>
+      <w:r>
+        <w:t xml:space="preserve"> </w:t>
+      </w:r>
+      <w:r>
+        <w:t xml:space="preserve">— the focal parameter, since the theoretical argument concerns the steepness of the downturn rather than the upward phase. Tests are conducted at the item level (M1), block level (Liquidity Access Index M3), composite stress index (M4), and 2012-only Receivables Exposure (k1c, k2c). Threshold-model evidence remains primary; working-capital interactions evaluate the proposed economic interpretation.</w:t>
+      </w:r>
+    </w:p>
     <w:bookmarkEnd w:id="36"/>
-    <w:bookmarkStart w:id="37" w:name="Xcd6fce5d4ac9a17d880abc8edf6e886969299a9"/>
+    <w:bookmarkStart w:id="37" w:name="X6a0fa64ff3f0539a5493a54e4d23f1150e320bd"/>
     <w:p>
       <w:pPr>
         <w:pStyle w:val="Heading3"/>
       </w:pPr>
       <w:r>
-        <w:t xml:space="preserve">3.4 Supplementary mechanism‑oriented analyses (Plan B1)</w:t>
+        <w:t xml:space="preserve">3.5 Three-way moderation specification</w:t>
       </w:r>
     </w:p>
     <w:p>
@@ -3524,86 +2353,7 @@
         <w:pStyle w:val="FirstParagraph"/>
       </w:pPr>
       <w:r>
-        <w:t xml:space="preserve">To extend the threshold analysis without altering the manuscript's core identity, supplementary models examine whether the negative segment of the export‑intensity–performance curve is conditioned by firm‑level working‑capital circumstances. Because the available WBES indicators do not provide a single direct measure of the working‑capital trap, the analysis relies on multiple firm‑level proxies organised into the three cross‑wave blocks described in Section 3.2 (Liquidity Access, Financing Structure, Access‑to‑Finance Obstacle). These blocks are tested at the item level (M1 specifications), at the block level via a Liquidity Access Index (M3), via a composite working‑capital stress index (M4), and finally for a 2012‑only Receivables Exposure block (purchases / sales on credit). The supplementary specifications maintain the baseline quadratic structure and introduce each working‑capital measure together with its interaction with the squared export‑intensity term; the focal parameter is the interaction between the squared export‑intensity term and the working‑capital measure, because the theoretical argument concerns the steepness of the post‑threshold downturn rather than the initial upward phase alone.</w:t>
-      </w:r>
-    </w:p>
-    <w:p>
-      <w:pPr>
-        <w:pStyle w:val="BodyText"/>
-      </w:pPr>
-      <w:r>
-        <w:t xml:space="preserve">The supplementary analyses are interpreted hierarchically. Evidence from the threshold models remains primary; evidence from the working‑capital interactions is used to evaluate the paper's proposed economic interpretation; evidence from technological‑capability and digital‑adoption terms is used mainly to assess level shifts and to test the curvature-moderation components of H4a and H4b.</w:t>
-      </w:r>
-    </w:p>
-    <w:bookmarkEnd w:id="37"/>
-    <w:bookmarkStart w:id="38" w:name="X6a0fa64ff3f0539a5493a54e4d23f1150e320bd"/>
-    <w:p>
-      <w:pPr>
-        <w:pStyle w:val="Heading3"/>
-      </w:pPr>
-      <w:r>
-        <w:t xml:space="preserve">3.5 Three-way moderation specification</w:t>
-      </w:r>
-    </w:p>
-    <w:p>
-      <w:pPr>
-        <w:pStyle w:val="FirstParagraph"/>
-      </w:pPr>
-      <w:r>
-        <w:t xml:space="preserve">To test the directional shift hypothesis (H2a vs H2b), the cross-sectional capability moderation hypothesis (H4a/H4b curvature components), and the dynamic capability-conditioned moderation hypothesis introduced in Section 2.4 within a single internally consistent framework, we estimate the following pooled specification on the joint sample of firms reporting all focal variables (sample_full, N = 3,559). The sample_full subset is smaller than the focal-set pooled sample (N = 4,559 reported in Section 3.1) because the three-way moderation specifications require non-missing values on the</w:t>
-      </w:r>
-      <w:r>
-        <w:t xml:space="preserve"> </w:t>
-      </w:r>
-      <m:oMath>
-        <m:sSub>
-          <m:e>
-            <m:r>
-              <m:rPr>
-                <m:sty m:val="p"/>
-              </m:rPr>
-              <m:t>T</m:t>
-            </m:r>
-            <m:r>
-              <m:rPr>
-                <m:sty m:val="p"/>
-              </m:rPr>
-              <m:t>C</m:t>
-            </m:r>
-            <m:r>
-              <m:rPr>
-                <m:sty m:val="p"/>
-              </m:rPr>
-              <m:t>I</m:t>
-            </m:r>
-          </m:e>
-          <m:sub>
-            <m:r>
-              <m:rPr>
-                <m:nor/>
-                <m:sty m:val="p"/>
-              </m:rPr>
-              <m:t>full</m:t>
-            </m:r>
-          </m:sub>
-        </m:sSub>
-      </m:oMath>
-      <w:r>
-        <w:t xml:space="preserve"> </w:t>
-      </w:r>
-      <w:r>
-        <w:t xml:space="preserve">capability indicators (</w:t>
-      </w:r>
-      <m:oMath>
-        <m:r>
-          <m:rPr>
-            <m:sty m:val="p"/>
-          </m:rPr>
-          <m:t>≥</m:t>
-        </m:r>
-      </m:oMath>
-      <w:r>
-        <w:t xml:space="preserve">3 of the four binary items b8, e6, h1, h8) in addition to the focal-variable set. The 1,000-observation drop (4,559, 3,559) reflects firms that report focal export and productivity items but did not respond to all four capability items; cross-wave-comparable descriptives and the wave-by-wave M2 specifications remain estimated on sample_base.</w:t>
+        <w:t xml:space="preserve">To test H2a/H2b, H4a/H4b curvature components, and the capability-conditioned dynamic moderation jointly, we estimate the following pooled specification on sample_full (N = 3,559; the 1,000-observation drop from the N = 4,559 focal pool reflects firms missing on ≥2 of the four TCI items). Wave-by-wave M2 specifications and descriptives remain on sample_base.</w:t>
       </w:r>
     </w:p>
     <w:p>
@@ -5858,14 +4608,66 @@
         <w:t xml:space="preserve">Lind &amp; Mehlum (2010) U-tests are applied to each wave separately to validate the inverted-U formally; delta-method 95 % confidence intervals for the wave-specific turning points are reported alongside.</w:t>
       </w:r>
     </w:p>
+    <w:bookmarkEnd w:id="37"/>
+    <w:bookmarkStart w:id="38" w:name="Xa6ccd00d3dbf3b5ecedc679efb4018ce8647942"/>
+    <w:p>
+      <w:pPr>
+        <w:pStyle w:val="Heading3"/>
+      </w:pPr>
+      <w:r>
+        <w:t xml:space="preserve">3.6 Selection diagnostics</w:t>
+      </w:r>
+    </w:p>
+    <w:p>
+      <w:pPr>
+        <w:pStyle w:val="FirstParagraph"/>
+      </w:pPr>
+      <w:r>
+        <w:t xml:space="preserve">Three diagnostics support reading WBES sampling as approximately exogenous: (i) stratified random sampling within country (industry × region × size) is independent of firm-level outcomes; (ii) the 217 panel firms in the 2024 wave are addressed via cluster-robust SEs on</w:t>
+      </w:r>
+      <w:r>
+        <w:t xml:space="preserve"> </w:t>
+      </w:r>
+      <w:r>
+        <w:rPr>
+          <w:rStyle w:val="VerbatimChar"/>
+        </w:rPr>
+        <w:t xml:space="preserve">idstd</w:t>
+      </w:r>
+      <w:r>
+        <w:t xml:space="preserve"> </w:t>
+      </w:r>
+      <w:r>
+        <w:t xml:space="preserve">(excluding them shifts the pooled turning point only from 48.78 % to 46.88 %, within the main-estimate CI); (iii) a Heckman two-step with sampling region (</w:t>
+      </w:r>
+      <w:r>
+        <w:rPr>
+          <w:rStyle w:val="VerbatimChar"/>
+        </w:rPr>
+        <w:t xml:space="preserve">a2</w:t>
+      </w:r>
+      <w:r>
+        <w:t xml:space="preserve">) as first-stage exclusion yields an IMR coefficient that is significant in 2012 (z = −2.44, p = .015) but null in 2024 (z = −0.14, p = .89); re-estimating M2 on 2012 with IMR shifts the FSTS coefficient by &lt;0.10 and preserves the Lind-Mehlum p &lt; .001 conclusion. The OLS estimates are well-identified as associations within the survey-design assumptions; within-firm causal identification is not delivered by a repeated-cross-section design.</w:t>
+      </w:r>
+    </w:p>
     <w:bookmarkEnd w:id="38"/>
-    <w:bookmarkStart w:id="39" w:name="Xc94ef9e4fdab6da8744e0d55688a140bf93687c"/>
+    <w:bookmarkEnd w:id="39"/>
+    <w:bookmarkStart w:id="56" w:name="X121719332867ee227f0a04b486098cee978c6e6"/>
+    <w:p>
+      <w:pPr>
+        <w:pStyle w:val="Heading2"/>
+      </w:pPr>
+      <w:r>
+        <w:t xml:space="preserve">4. Results</w:t>
+      </w:r>
+    </w:p>
+    <w:bookmarkStart w:id="40" w:name="Xcfcbc1028680fbd618b9b585dd17cf608861803"/>
     <w:p>
       <w:pPr>
         <w:pStyle w:val="Heading3"/>
       </w:pPr>
       <w:r>
-        <w:t xml:space="preserve">3.6 Sample selection diagnostics and identification</w:t>
+        <w:t xml:space="preserve">4.1 Descriptive statistics</w:t>
       </w:r>
     </w:p>
     <w:p>
@@ -5873,203 +4675,10 @@
         <w:pStyle w:val="FirstParagraph"/>
       </w:pPr>
       <w:r>
-        <w:t xml:space="preserve">The empirical strategy treats the WBES sampling design as approximately exogenous to the focal relationship after controlling for firm-level characteristics, an assumption that is standard but not innocuous. Three diagnostics support this assumption.</w:t>
-      </w:r>
-    </w:p>
-    <w:p>
-      <w:pPr>
-        <w:pStyle w:val="BodyText"/>
-      </w:pPr>
-      <w:r>
-        <w:t xml:space="preserve">First, the WBES uses stratified random sampling within country at the establishment level, with strata defined by industry, region, and size (World Bank, 2013, 2025). The sampling design is independent of firm-level outcomes such as productivity or export intensity, so unconditional sample inclusion is not selected on the dependent variable. Within strata, the sampling weights vary in a known way; weighted estimation using WBES median-eligibility sampling weights (</w:t>
-      </w:r>
-      <w:r>
-        <w:rPr>
-          <w:rStyle w:val="VerbatimChar"/>
-        </w:rPr>
-        <w:t xml:space="preserve">wmedian</w:t>
-      </w:r>
-      <w:r>
-        <w:t xml:space="preserve">) is identified as a priority for the next revision (see Section 4.7) and is computationally feasible from the WBES weight variables.</w:t>
-      </w:r>
-    </w:p>
-    <w:p>
-      <w:pPr>
-        <w:pStyle w:val="BodyText"/>
-      </w:pPr>
-      <w:r>
-        <w:t xml:space="preserve">Second,</w:t>
-      </w:r>
-      <w:r>
-        <w:t xml:space="preserve"> </w:t>
-      </w:r>
-      <w:r>
-        <w:rPr>
-          <w:bCs/>
-          <w:b/>
-        </w:rPr>
-        <w:t xml:space="preserve">the panel firm complication</w:t>
-      </w:r>
-      <w:r>
-        <w:t xml:space="preserve">, 217 firms in the 2024 wave were re-interviewed from 2012, is addressed through cluster-robust standard errors on the firm identifier</w:t>
-      </w:r>
-      <w:r>
-        <w:t xml:space="preserve"> </w:t>
-      </w:r>
-      <w:r>
-        <w:rPr>
-          <w:rStyle w:val="VerbatimChar"/>
-        </w:rPr>
-        <w:t xml:space="preserve">idstd</w:t>
-      </w:r>
-      <w:r>
-        <w:t xml:space="preserve">. Independent of the SE adjustment, we have re-estimated the pooled specifications excluding the 217 panel firms (yielding a strictly cross-sectional pool with N = 4,358 sample_base; 186 of the 217 panel firms appear in sample_base after applying the focal-variable filter); the resulting pooled turning-point estimate shifts from 48.78 % to 46.88 %, a 1.9 percentage-point change well within the 95 % delta-method CI of the main estimate, and the Paternoster z-tests retain the same direction and significance pattern as in the main pool (see Section 4.7). We treat the cluster-robust adjustment as the preferred specification because it preserves statistical power, but the qualitative threshold-stability conclusion holds under both treatments.</w:t>
-      </w:r>
-    </w:p>
-    <w:p>
-      <w:pPr>
-        <w:pStyle w:val="BodyText"/>
-      </w:pPr>
-      <w:r>
-        <w:t xml:space="preserve">Third,</w:t>
-      </w:r>
-      <w:r>
-        <w:t xml:space="preserve"> </w:t>
-      </w:r>
-      <w:r>
-        <w:rPr>
-          <w:bCs/>
-          <w:b/>
-        </w:rPr>
-        <w:t xml:space="preserve">selection into reporting focal variables</w:t>
-      </w:r>
-      <w:r>
-        <w:t xml:space="preserve">. Conditional on positive sales and positive employment (the focal set), 2,619 of 2,700 (97.0 %) firms in 2012 and 1,940 of 2,189 (88.6 %) firms in 2024 report a non-missing direct-export-intensity (</w:t>
-      </w:r>
-      <w:r>
-        <w:rPr>
-          <w:rStyle w:val="VerbatimChar"/>
-        </w:rPr>
-        <w:t xml:space="preserve">d3c</w:t>
-      </w:r>
-      <w:r>
-        <w:t xml:space="preserve">) value and pass the listwise filter on the focal control set. The slightly higher missing rate in 2024 reflects the 2024 BREADY questionnaire's separate</w:t>
-      </w:r>
-      <w:r>
-        <w:t xml:space="preserve"> </w:t>
-      </w:r>
-      <w:r>
-        <w:rPr>
-          <w:rStyle w:val="VerbatimChar"/>
-        </w:rPr>
-        <w:t xml:space="preserve">-8</w:t>
-      </w:r>
-      <w:r>
-        <w:t xml:space="preserve"> </w:t>
-      </w:r>
-      <w:r>
-        <w:t xml:space="preserve">refusal code (used by some respondents to skip sensitive financial items). We probe whether selection into the analytic sample is systematically related to firm characteristics by estimating a Heckman-style two-step model with sampling region (</w:t>
-      </w:r>
-      <w:r>
-        <w:rPr>
-          <w:rStyle w:val="VerbatimChar"/>
-        </w:rPr>
-        <w:t xml:space="preserve">a2</w:t>
-      </w:r>
-      <w:r>
-        <w:t xml:space="preserve">) as the exclusion restriction in the first-stage probit. The inverse Mills ratio coefficient in the second stage is statistically significant in 2012 (z = −2.44, p = .015) and statistically indistinguishable from zero in 2024 (z = −0.14, p = .89). The 2012 result indicates that the OLS specification on the 2012 wave may be subject to mild selection on unobservables; we therefore re-estimate M2 on the 2012 wave with the IMR included as a control in Section 4.7 robustness and find that the FSTS and</w:t>
-      </w:r>
-      <w:r>
-        <w:t xml:space="preserve"> </w:t>
-      </w:r>
-      <m:oMath>
-        <m:sSup>
-          <m:e>
-            <m:r>
-              <m:rPr>
-                <m:sty m:val="p"/>
-              </m:rPr>
-              <m:t>F</m:t>
-            </m:r>
-            <m:r>
-              <m:rPr>
-                <m:sty m:val="p"/>
-              </m:rPr>
-              <m:t>S</m:t>
-            </m:r>
-            <m:r>
-              <m:rPr>
-                <m:sty m:val="p"/>
-              </m:rPr>
-              <m:t>T</m:t>
-            </m:r>
-            <m:r>
-              <m:rPr>
-                <m:sty m:val="p"/>
-              </m:rPr>
-              <m:t>S</m:t>
-            </m:r>
-          </m:e>
-          <m:sup>
-            <m:r>
-              <m:t>2</m:t>
-            </m:r>
-          </m:sup>
-        </m:sSup>
-      </m:oMath>
-      <w:r>
-        <w:t xml:space="preserve"> </w:t>
-      </w:r>
-      <w:r>
-        <w:t xml:space="preserve">coefficients are within 0.10 of the OLS estimates. The qualitative inverted-U conclusion (and the threshold stability claim across waves) is preserved under this correction, but readers should weight the 2012 results with this selection caveat in mind.</w:t>
-      </w:r>
-    </w:p>
-    <w:p>
-      <w:pPr>
-        <w:pStyle w:val="BodyText"/>
-      </w:pPr>
-      <w:r>
-        <w:t xml:space="preserve">These three diagnostics, combined with the WBES sampling weights and the cluster-robust SE on</w:t>
-      </w:r>
-      <w:r>
-        <w:t xml:space="preserve"> </w:t>
-      </w:r>
-      <w:r>
-        <w:rPr>
-          <w:rStyle w:val="VerbatimChar"/>
-        </w:rPr>
-        <w:t xml:space="preserve">idstd</w:t>
-      </w:r>
-      <w:r>
-        <w:t xml:space="preserve">, support reading the OLS estimates as well-identified associations within the survey-design assumptions, with the qualifier on 2012 selection just noted. They do not, of course, address within-firm causal identification, which the repeated-cross-section design cannot deliver.</w:t>
-      </w:r>
-    </w:p>
-    <w:bookmarkEnd w:id="39"/>
-    <w:bookmarkEnd w:id="40"/>
-    <w:bookmarkStart w:id="58" w:name="X121719332867ee227f0a04b486098cee978c6e6"/>
-    <w:p>
-      <w:pPr>
-        <w:pStyle w:val="Heading2"/>
-      </w:pPr>
-      <w:r>
-        <w:t xml:space="preserve">4. Results</w:t>
-      </w:r>
-    </w:p>
-    <w:bookmarkStart w:id="41" w:name="Xcfcbc1028680fbd618b9b585dd17cf608861803"/>
-    <w:p>
-      <w:pPr>
-        <w:pStyle w:val="Heading3"/>
-      </w:pPr>
-      <w:r>
-        <w:t xml:space="preserve">4.1 Descriptive statistics</w:t>
-      </w:r>
-    </w:p>
-    <w:p>
-      <w:pPr>
-        <w:pStyle w:val="FirstParagraph"/>
-      </w:pPr>
-      <w:r>
-        <w:t xml:space="preserve">Table 1 reports the descriptive statistics for the main analytic sample (sample_base) by wave. The 2012 wave (N = 2,610) has mean log labour productivity of 12.52 (SD 1.19) and mean export intensity of 6.9 % (SD 20.4 %), with 15.4 % of firms reporting any positive direct-export intensity. The 2024 wave (N = 1,934) shows mean log labour productivity of 13.01 (SD 1.35), an upward level shift of approximately one-half of a log point, consistent with general productivity growth between waves, and mean export intensity of 5.2 % (SD 18.3 %), with 12.6 % of firms reporting positive direct exports. Mean firm size (</w:t>
+        <w:t xml:space="preserve">Table 1 reports descriptive statistics for sample_base by wave. The 2012 wave (N = 2,610) has mean</w:t>
+      </w:r>
+      <w:r>
+        <w:t xml:space="preserve"> </w:t>
       </w:r>
       <m:oMath>
         <m:r>
@@ -6090,25 +4699,100 @@
               <m:rPr>
                 <m:sty m:val="p"/>
               </m:rPr>
-              <m:t>E</m:t>
-            </m:r>
-            <m:r>
-              <m:rPr>
-                <m:sty m:val="p"/>
-              </m:rPr>
-              <m:t>m</m:t>
-            </m:r>
-            <m:r>
-              <m:rPr>
-                <m:sty m:val="p"/>
-              </m:rPr>
-              <m:t>p</m:t>
+              <m:t>L</m:t>
+            </m:r>
+            <m:r>
+              <m:rPr>
+                <m:sty m:val="p"/>
+              </m:rPr>
+              <m:t>P</m:t>
             </m:r>
           </m:e>
         </m:d>
       </m:oMath>
       <w:r>
-        <w:t xml:space="preserve">) is 4.16 in 2012 versus 3.60 in 2024, reflecting a shift in the WBES sample toward smaller establishments in the 2024 wave; mean firm age rose from 12.6 to 13.9 years, reflecting the maturation of the Chinese private-firm exporter cohort over the 12-year window. Foreign-ownership rate is approximately 6 % across both waves.</w:t>
+        <w:t xml:space="preserve"> </w:t>
+      </w:r>
+      <w:r>
+        <w:t xml:space="preserve">= 12.52 (SD 1.19) and mean FSTS = 6.9 %; 15.4 % of firms report positive direct exports. The 2024 wave (N = 1,934) shows mean</w:t>
+      </w:r>
+      <w:r>
+        <w:t xml:space="preserve"> </w:t>
+      </w:r>
+      <m:oMath>
+        <m:r>
+          <m:rPr>
+            <m:sty m:val="p"/>
+          </m:rPr>
+          <m:t>ln</m:t>
+        </m:r>
+        <m:d>
+          <m:dPr>
+            <m:begChr m:val="("/>
+            <m:endChr m:val=")"/>
+            <m:sepChr m:val=""/>
+            <m:grow/>
+          </m:dPr>
+          <m:e>
+            <m:r>
+              <m:rPr>
+                <m:sty m:val="p"/>
+              </m:rPr>
+              <m:t>L</m:t>
+            </m:r>
+            <m:r>
+              <m:rPr>
+                <m:sty m:val="p"/>
+              </m:rPr>
+              <m:t>P</m:t>
+            </m:r>
+          </m:e>
+        </m:d>
+      </m:oMath>
+      <w:r>
+        <w:t xml:space="preserve"> </w:t>
+      </w:r>
+      <w:r>
+        <w:t xml:space="preserve">= 13.01 (SD 1.35) — a ≈0.5 log-point upward shift consistent with general productivity growth — and mean FSTS = 5.2 % (12.6 % of firms with positive exports). Mean firm size (</w:t>
+      </w:r>
+      <m:oMath>
+        <m:r>
+          <m:rPr>
+            <m:sty m:val="p"/>
+          </m:rPr>
+          <m:t>ln</m:t>
+        </m:r>
+        <m:d>
+          <m:dPr>
+            <m:begChr m:val="("/>
+            <m:endChr m:val=")"/>
+            <m:sepChr m:val=""/>
+            <m:grow/>
+          </m:dPr>
+          <m:e>
+            <m:r>
+              <m:rPr>
+                <m:sty m:val="p"/>
+              </m:rPr>
+              <m:t>E</m:t>
+            </m:r>
+            <m:r>
+              <m:rPr>
+                <m:sty m:val="p"/>
+              </m:rPr>
+              <m:t>m</m:t>
+            </m:r>
+            <m:r>
+              <m:rPr>
+                <m:sty m:val="p"/>
+              </m:rPr>
+              <m:t>p</m:t>
+            </m:r>
+          </m:e>
+        </m:d>
+      </m:oMath>
+      <w:r>
+        <w:t xml:space="preserve">) is 4.16 (2012) vs 3.60 (2024); mean firm age 12.6 vs 13.9 years; foreign-ownership rate ≈6 % in both waves.</w:t>
       </w:r>
     </w:p>
     <w:p>
@@ -6664,7 +5348,7 @@
         <w:t xml:space="preserve"> </w:t>
       </w:r>
       <w:r>
-        <w:t xml:space="preserve">and the decontaminated</w:t>
+        <w:t xml:space="preserve">and</w:t>
       </w:r>
       <w:r>
         <w:t xml:space="preserve"> </w:t>
@@ -6706,23 +5390,13 @@
         <w:t xml:space="preserve"> </w:t>
       </w:r>
       <w:r>
-        <w:t xml:space="preserve">is 0.27 in 2012 and 0.42 in 2024, materially lower than the inflated 0.58 / 0.51 we recorded under the earlier two-item DAI specification that shared e6 with TCI; the residual correlation reflects substantive co-variation between technological capability and Tier 1 digital presence rather than a mechanical item overlap, and is small enough to permit independent identification in joint specifications.</w:t>
+        <w:t xml:space="preserve">is 0.27 (2012) and 0.42 (2024) — materially lower than the inflated 0.58/0.51 under the earlier two-item DAI specification that shared e6 with TCI; the residual correlation is small enough to permit independent identification.</w:t>
       </w:r>
     </w:p>
     <w:p>
       <w:pPr>
         <w:pStyle w:val="BodyText"/>
       </w:pPr>
-      <w:r>
-        <w:rPr>
-          <w:bCs/>
-          <w:b/>
-        </w:rPr>
-        <w:t xml:space="preserve">Productivity growth decomposition note.</w:t>
-      </w:r>
-      <w:r>
-        <w:t xml:space="preserve"> </w:t>
-      </w:r>
       <w:r>
         <w:t xml:space="preserve">The 0.49 log-point upward shift in mean</w:t>
       </w:r>
@@ -6763,67 +5437,11 @@
         <w:t xml:space="preserve"> </w:t>
       </w:r>
       <w:r>
-        <w:t xml:space="preserve">between 2012 (mean 12.52) and 2024 (mean 13.01), corresponding to approximately 64 % higher productivity in level terms (exp(0.49)</w:t>
-      </w:r>
-      <w:r>
-        <w:t xml:space="preserve"> </w:t>
-      </w:r>
-      <m:oMath>
-        <m:r>
-          <m:rPr>
-            <m:sty m:val="p"/>
-          </m:rPr>
-          <m:t>≈</m:t>
-        </m:r>
-      </m:oMath>
-      <w:r>
-        <w:t xml:space="preserve"> </w:t>
-      </w:r>
-      <w:r>
-        <w:t xml:space="preserve">1.64), reflects both within-sector efficiency gains and cross-sector composition shifts in the WBES sampling frame. An informal Oaxaca-Blinder decomposition using ISIC broad-sector shares (manufacturing, services, retail, construction) attributes approximately 70 % of the aggregate</w:t>
-      </w:r>
-      <w:r>
-        <w:t xml:space="preserve"> </w:t>
-      </w:r>
-      <m:oMath>
-        <m:r>
-          <m:rPr>
-            <m:sty m:val="p"/>
-          </m:rPr>
-          <m:t>ln</m:t>
-        </m:r>
-        <m:d>
-          <m:dPr>
-            <m:begChr m:val="("/>
-            <m:endChr m:val=")"/>
-            <m:sepChr m:val=""/>
-            <m:grow/>
-          </m:dPr>
-          <m:e>
-            <m:r>
-              <m:rPr>
-                <m:sty m:val="p"/>
-              </m:rPr>
-              <m:t>L</m:t>
-            </m:r>
-            <m:r>
-              <m:rPr>
-                <m:sty m:val="p"/>
-              </m:rPr>
-              <m:t>P</m:t>
-            </m:r>
-          </m:e>
-        </m:d>
-      </m:oMath>
-      <w:r>
-        <w:t xml:space="preserve"> </w:t>
-      </w:r>
-      <w:r>
-        <w:t xml:space="preserve">shift to within-sector productivity growth and approximately 30 % to composition change (a larger service-sector share in the 2024 WBES China sample). The manufacturing-only subsample (Section 4.6) corroborates this: mean labour productivity in manufacturing rises from approximately 261 thousand RMB/employee in 2012 to approximately 440 thousand RMB/employee in 2024 (+68.3 %), providing a cleaner benchmark for within-sector efficiency growth that is not confounded by the manufacturing-services composition shift. Sector-level threshold re-estimation yields turning-point estimates within the 44–52 % band across ISIC broad sectors, consistent with the main-analysis pooled estimate of 48.8 %.</w:t>
-      </w:r>
-    </w:p>
-    <w:bookmarkEnd w:id="41"/>
-    <w:bookmarkStart w:id="45" w:name="X8a8e8e0c94e51ea3381992fd425a5c82d6d2efb"/>
+        <w:t xml:space="preserve">between waves reflects both within-sector efficiency gains and a larger service-sector share in the 2024 WBES China frame; an informal Oaxaca-Blinder decomposition attributes ≈70 % to within-sector growth and ≈30 % to composition change. Sector-level turning-point estimates remain in the 44–52 % band, consistent with the pooled estimate of 48.8 % (Online Appendix C).</w:t>
+      </w:r>
+    </w:p>
+    <w:bookmarkEnd w:id="40"/>
+    <w:bookmarkStart w:id="44" w:name="X8a8e8e0c94e51ea3381992fd425a5c82d6d2efb"/>
     <w:p>
       <w:pPr>
         <w:pStyle w:val="Heading3"/>
@@ -7684,18 +6302,18 @@
           <wp:inline>
             <wp:extent cx="5753100" cy="3010157"/>
             <wp:effectExtent b="0" l="0" r="0" t="0"/>
-            <wp:docPr descr="Figure 2: Turning-point estimates with 95% confidence intervals by wave (China 2012, 2024, pooled)" title="" id="43" name="Picture"/>
+            <wp:docPr descr="Figure 2: Turning-point estimates with 95% confidence intervals by wave (China 2012, 2024, pooled)" title="" id="42" name="Picture"/>
             <a:graphic>
               <a:graphicData uri="http://schemas.openxmlformats.org/drawingml/2006/picture">
                 <pic:pic>
                   <pic:nvPicPr>
-                    <pic:cNvPr descr="figures/p5_china/figure_2_turning_points.png" id="44" name="Picture"/>
+                    <pic:cNvPr descr="figures/p5_china/figure_2_turning_points.png" id="43" name="Picture"/>
                     <pic:cNvPicPr>
                       <a:picLocks noChangeArrowheads="1" noChangeAspect="1"/>
                     </pic:cNvPicPr>
                   </pic:nvPicPr>
                   <pic:blipFill>
-                    <a:blip r:embed="rId42"/>
+                    <a:blip r:embed="rId41"/>
                     <a:stretch>
                       <a:fillRect/>
                     </a:stretch>
@@ -7888,8 +6506,8 @@
         <w:t xml:space="preserve">); vertical bars are 95 % delta-method confidence intervals.</w:t>
       </w:r>
     </w:p>
-    <w:bookmarkEnd w:id="45"/>
-    <w:bookmarkStart w:id="49" w:name="Xd07cbac3c1fffc0b493695a521c21dfcac1704f"/>
+    <w:bookmarkEnd w:id="44"/>
+    <w:bookmarkStart w:id="48" w:name="Xd07cbac3c1fffc0b493695a521c21dfcac1704f"/>
     <w:p>
       <w:pPr>
         <w:pStyle w:val="Heading3"/>
@@ -8230,18 +6848,18 @@
           <wp:inline>
             <wp:extent cx="5753100" cy="3330862"/>
             <wp:effectExtent b="0" l="0" r="0" t="0"/>
-            <wp:docPr descr="Figure 3: Predicted ln(labour productivity) curves by wave (China, OLS-HC1)" title="" id="47" name="Picture"/>
+            <wp:docPr descr="Figure 3: Predicted ln(labour productivity) curves by wave (China, OLS-HC1)" title="" id="46" name="Picture"/>
             <a:graphic>
               <a:graphicData uri="http://schemas.openxmlformats.org/drawingml/2006/picture">
                 <pic:pic>
                   <pic:nvPicPr>
-                    <pic:cNvPr descr="figures/p5_china/figure_3_predicted_curves.png" id="48" name="Picture"/>
+                    <pic:cNvPr descr="figures/p5_china/figure_3_predicted_curves.png" id="47" name="Picture"/>
                     <pic:cNvPicPr>
                       <a:picLocks noChangeArrowheads="1" noChangeAspect="1"/>
                     </pic:cNvPicPr>
                   </pic:nvPicPr>
                   <pic:blipFill>
-                    <a:blip r:embed="rId46"/>
+                    <a:blip r:embed="rId45"/>
                     <a:stretch>
                       <a:fillRect/>
                     </a:stretch>
@@ -8325,8 +6943,8 @@
         <w:t xml:space="preserve">remains close to its peak in both waves. The two curves are nearly parallel in shape but level‑shifted upward in 2024, consistent with general productivity growth between waves while the inverted‑U structure is preserved, i.e., predicted shift is rejected; observed pattern is stability.</w:t>
       </w:r>
     </w:p>
-    <w:bookmarkEnd w:id="49"/>
-    <w:bookmarkStart w:id="53" w:name="X540966a6630cbcf27b8f42825dab8385bb9df9c"/>
+    <w:bookmarkEnd w:id="48"/>
+    <w:bookmarkStart w:id="52" w:name="X540966a6630cbcf27b8f42825dab8385bb9df9c"/>
     <w:p>
       <w:pPr>
         <w:pStyle w:val="Heading3"/>
@@ -10362,18 +8980,18 @@
           <wp:inline>
             <wp:extent cx="5753100" cy="2591800"/>
             <wp:effectExtent b="0" l="0" r="0" t="0"/>
-            <wp:docPr descr="Figure 4: TCI and DAI direct-effect coefficients by wave (China, standardised OLS)" title="" id="51" name="Picture"/>
+            <wp:docPr descr="Figure 4: TCI and DAI direct-effect coefficients by wave (China, standardised OLS)" title="" id="50" name="Picture"/>
             <a:graphic>
               <a:graphicData uri="http://schemas.openxmlformats.org/drawingml/2006/picture">
                 <pic:pic>
                   <pic:nvPicPr>
-                    <pic:cNvPr descr="figures/p5_china/figure_4_level_shifts.png" id="52" name="Picture"/>
+                    <pic:cNvPr descr="figures/p5_china/figure_4_level_shifts.png" id="51" name="Picture"/>
                     <pic:cNvPicPr>
                       <a:picLocks noChangeArrowheads="1" noChangeAspect="1"/>
                     </pic:cNvPicPr>
                   </pic:nvPicPr>
                   <pic:blipFill>
-                    <a:blip r:embed="rId50"/>
+                    <a:blip r:embed="rId49"/>
                     <a:stretch>
                       <a:fillRect/>
                     </a:stretch>
@@ -10573,14 +9191,14 @@
         <w:t xml:space="preserve">, firm age, foreign‑ownership dummy, and (in the pooled sample) a wave dummy as covariates. Error bars are 95 % confidence intervals.</w:t>
       </w:r>
     </w:p>
-    <w:bookmarkEnd w:id="53"/>
-    <w:bookmarkStart w:id="54" w:name="X8b14be79cac738c3b83481aca9600c47e37135b"/>
+    <w:bookmarkEnd w:id="52"/>
+    <w:bookmarkStart w:id="53" w:name="X2826b8818b19d53523652e6b8e9bcf84ea73df0"/>
     <w:p>
       <w:pPr>
         <w:pStyle w:val="Heading3"/>
       </w:pPr>
       <w:r>
-        <w:t xml:space="preserve">4.5 Supplementary analyses: working-capital mechanism probe</w:t>
+        <w:t xml:space="preserve">4.5 Working-capital probe and convergent null moderation</w:t>
       </w:r>
     </w:p>
     <w:p>
@@ -10588,15 +9206,7 @@
         <w:pStyle w:val="FirstParagraph"/>
       </w:pPr>
       <w:r>
-        <w:t xml:space="preserve">Having established the stability of the inverted U‑shaped export‑intensity threshold and the consistent level‑shift role of technological capability, the analysis next examines whether firm‑level working‑capital conditions help explain variation in the steepness of the post‑threshold downturn (H3). The supplementary working‑capital tests do not yield sufficiently robust support across alternative proxy definitions and wave‑specific models. Although some coefficients move in theoretically plausible directions, the pattern is not stable enough to support a strong claim that the post‑threshold downturn has been directly identified as a working‑capital mechanism in the present data.</w:t>
-      </w:r>
-    </w:p>
-    <w:p>
-      <w:pPr>
-        <w:pStyle w:val="BodyText"/>
-      </w:pPr>
-      <w:r>
-        <w:t xml:space="preserve">In Block A (Liquidity Access), the overdraft</w:t>
+        <w:t xml:space="preserve">Four working-capital mechanism probes (H3: overdraft access, trade-credit financing, receivables exposure, access-to-finance obstacle — each</w:t>
       </w:r>
       <w:r>
         <w:t xml:space="preserve"> </w:t>
@@ -10608,11 +9218,6 @@
           </m:rPr>
           <m:t>×</m:t>
         </m:r>
-      </m:oMath>
-      <w:r>
-        <w:t xml:space="preserve"> </w:t>
-      </w:r>
-      <m:oMath>
         <m:sSup>
           <m:e>
             <m:r>
@@ -10648,152 +9253,7 @@
         </m:sSup>
       </m:oMath>
       <w:r>
-        <w:t xml:space="preserve"> </w:t>
-      </w:r>
-      <w:r>
-        <w:t xml:space="preserve">interaction is marginally positive in 2012 (</w:t>
-      </w:r>
-      <m:oMath>
-        <m:r>
-          <m:t>β</m:t>
-        </m:r>
-      </m:oMath>
-      <w:r>
-        <w:t xml:space="preserve"> </w:t>
-      </w:r>
-      <w:r>
-        <w:t xml:space="preserve">= +0.27, p = .050) but marginally negative in 2024 (</w:t>
-      </w:r>
-      <m:oMath>
-        <m:r>
-          <m:t>β</m:t>
-        </m:r>
-      </m:oMath>
-      <w:r>
-        <w:t xml:space="preserve"> </w:t>
-      </w:r>
-      <w:r>
-        <w:t xml:space="preserve">= −0.38, p = .081). In Block C (Financing Structure), the trade-credit</w:t>
-      </w:r>
-      <m:oMath>
-        <m:r>
-          <m:rPr>
-            <m:sty m:val="p"/>
-          </m:rPr>
-          <m:t>×</m:t>
-        </m:r>
-      </m:oMath>
-      <m:oMath>
-        <m:sSup>
-          <m:e>
-            <m:r>
-              <m:rPr>
-                <m:sty m:val="p"/>
-              </m:rPr>
-              <m:t>F</m:t>
-            </m:r>
-            <m:r>
-              <m:rPr>
-                <m:sty m:val="p"/>
-              </m:rPr>
-              <m:t>S</m:t>
-            </m:r>
-            <m:r>
-              <m:rPr>
-                <m:sty m:val="p"/>
-              </m:rPr>
-              <m:t>T</m:t>
-            </m:r>
-            <m:r>
-              <m:rPr>
-                <m:sty m:val="p"/>
-              </m:rPr>
-              <m:t>S</m:t>
-            </m:r>
-          </m:e>
-          <m:sup>
-            <m:r>
-              <m:t>2</m:t>
-            </m:r>
-          </m:sup>
-        </m:sSup>
-      </m:oMath>
-      <w:r>
-        <w:t xml:space="preserve"> </w:t>
-      </w:r>
-      <w:r>
-        <w:t xml:space="preserve">interaction is significantly negative in 2012 (</w:t>
-      </w:r>
-      <m:oMath>
-        <m:r>
-          <m:t>β</m:t>
-        </m:r>
-      </m:oMath>
-      <w:r>
-        <w:t xml:space="preserve"> </w:t>
-      </w:r>
-      <w:r>
-        <w:t xml:space="preserve">= −0.017, p = .009) but null in 2024 (p = .660). In Block D (Access‑to‑Finance Obstacle), the obstacle</w:t>
-      </w:r>
-      <m:oMath>
-        <m:r>
-          <m:rPr>
-            <m:sty m:val="p"/>
-          </m:rPr>
-          <m:t>×</m:t>
-        </m:r>
-      </m:oMath>
-      <m:oMath>
-        <m:sSup>
-          <m:e>
-            <m:r>
-              <m:rPr>
-                <m:sty m:val="p"/>
-              </m:rPr>
-              <m:t>F</m:t>
-            </m:r>
-            <m:r>
-              <m:rPr>
-                <m:sty m:val="p"/>
-              </m:rPr>
-              <m:t>S</m:t>
-            </m:r>
-            <m:r>
-              <m:rPr>
-                <m:sty m:val="p"/>
-              </m:rPr>
-              <m:t>T</m:t>
-            </m:r>
-            <m:r>
-              <m:rPr>
-                <m:sty m:val="p"/>
-              </m:rPr>
-              <m:t>S</m:t>
-            </m:r>
-          </m:e>
-          <m:sup>
-            <m:r>
-              <m:t>2</m:t>
-            </m:r>
-          </m:sup>
-        </m:sSup>
-      </m:oMath>
-      <w:r>
-        <w:t xml:space="preserve"> </w:t>
-      </w:r>
-      <w:r>
-        <w:t xml:space="preserve">interaction is unexpectedly large and positive in 2024 (</w:t>
-      </w:r>
-      <m:oMath>
-        <m:r>
-          <m:t>β</m:t>
-        </m:r>
-      </m:oMath>
-      <w:r>
-        <w:t xml:space="preserve"> </w:t>
-      </w:r>
-      <w:r>
-        <w:t xml:space="preserve">= +1.64, p = .001) but null in 2012, reading this as a small‑cell anomaly rather than evidence of mechanism. The 2012‑only Block B receivables-exposure extension yields null interactions for both k1c and k2c. Across all blocks, the working-capital mechanism is</w:t>
+        <w:t xml:space="preserve">) return unstable patterns across waves: the overdraft interaction is +0.27 (p = .050) in 2012 but −0.38 (p = .081) in 2024; the trade-credit interaction is −0.017 (p = .009) in 2012 but null in 2024; the obstacle interaction is unexpectedly +1.64 (p = .001) in 2024 only (small-cell anomaly).</w:t>
       </w:r>
       <w:r>
         <w:t xml:space="preserve"> </w:t>
@@ -10803,10 +9263,13 @@
           <w:bCs/>
           <w:b/>
         </w:rPr>
-        <w:t xml:space="preserve">not identified as a robust cross-wave moderator</w:t>
-      </w:r>
-      <w:r>
-        <w:t xml:space="preserve">, consistent with the broader pattern that no curvature-moderating force operates reliably across the 2012-2024 window.</w:t>
+        <w:t xml:space="preserve">No working-capital channel is identified as a robust cross-wave moderator</w:t>
+      </w:r>
+      <w:r>
+        <w:t xml:space="preserve"> </w:t>
+      </w:r>
+      <w:r>
+        <w:t xml:space="preserve">(Online Appendix D for block-by-block detail).</w:t>
       </w:r>
     </w:p>
     <w:p>
@@ -10814,234 +9277,7 @@
         <w:pStyle w:val="BodyText"/>
       </w:pPr>
       <w:r>
-        <w:t xml:space="preserve">These supplementary analyses, together with the H2a vs H2b test and the H4a moderation results, converge on a single substantive interpretation:</w:t>
-      </w:r>
-      <w:r>
-        <w:t xml:space="preserve"> </w:t>
-      </w:r>
-      <w:r>
-        <w:rPr>
-          <w:bCs/>
-          <w:b/>
-        </w:rPr>
-        <w:t xml:space="preserve">the Chinese internationalization-performance trade-off is durably structural, not capability-conditioned or wave-specific</w:t>
-      </w:r>
-      <w:r>
-        <w:t xml:space="preserve">. H2b (structural durability) is confirmed over H2a; working-capital and capability curvature interactions return null or unstable evidence; only the inverted-U shape itself (H1) and the direct level-shift role of technological capability emerge as robust patterns.</w:t>
-      </w:r>
-    </w:p>
-    <w:bookmarkEnd w:id="54"/>
-    <w:bookmarkStart w:id="55" w:name="Xbabe9b8c431e4eeaabcf9682a259a2b513536c9"/>
-    <w:p>
-      <w:pPr>
-        <w:pStyle w:val="Heading3"/>
-      </w:pPr>
-      <w:r>
-        <w:t xml:space="preserve">4.5.1 Convergent evidence from null moderation tests</w:t>
-      </w:r>
-    </w:p>
-    <w:p>
-      <w:pPr>
-        <w:pStyle w:val="FirstParagraph"/>
-      </w:pPr>
-      <w:r>
-        <w:t xml:space="preserve">Three independent moderation tests converge on the same substantive conclusion: the inverted-U curvature is structurally fixed and is not meaningfully contingent on the digital, gender, or managerial-tenure characteristics of the firm, consistent with, but not confirming, a working-capital-trap mechanism (Manova, 2013; Foley &amp; Manova, 2015) as a theoretically coherent but empirically inconclusive candidate explanation; the sign-reversal of the overdraft</w:t>
-      </w:r>
-      <m:oMath>
-        <m:r>
-          <m:rPr>
-            <m:sty m:val="p"/>
-          </m:rPr>
-          <m:t>×</m:t>
-        </m:r>
-      </m:oMath>
-      <m:oMath>
-        <m:sSup>
-          <m:e>
-            <m:r>
-              <m:rPr>
-                <m:sty m:val="p"/>
-              </m:rPr>
-              <m:t>F</m:t>
-            </m:r>
-            <m:r>
-              <m:rPr>
-                <m:sty m:val="p"/>
-              </m:rPr>
-              <m:t>S</m:t>
-            </m:r>
-            <m:r>
-              <m:rPr>
-                <m:sty m:val="p"/>
-              </m:rPr>
-              <m:t>T</m:t>
-            </m:r>
-            <m:r>
-              <m:rPr>
-                <m:sty m:val="p"/>
-              </m:rPr>
-              <m:t>S</m:t>
-            </m:r>
-          </m:e>
-          <m:sup>
-            <m:r>
-              <m:t>2</m:t>
-            </m:r>
-          </m:sup>
-        </m:sSup>
-      </m:oMath>
-      <w:r>
-        <w:t xml:space="preserve"> </w:t>
-      </w:r>
-      <w:r>
-        <w:t xml:space="preserve">interaction across waves (Block A:</w:t>
-      </w:r>
-      <w:r>
-        <w:t xml:space="preserve"> </w:t>
-      </w:r>
-      <m:oMath>
-        <m:r>
-          <m:t>β</m:t>
-        </m:r>
-      </m:oMath>
-      <w:r>
-        <w:t xml:space="preserve"> </w:t>
-      </w:r>
-      <w:r>
-        <w:t xml:space="preserve">= +0.27 in 2012,</w:t>
-      </w:r>
-      <w:r>
-        <w:t xml:space="preserve"> </w:t>
-      </w:r>
-      <m:oMath>
-        <m:r>
-          <m:t>β</m:t>
-        </m:r>
-      </m:oMath>
-      <w:r>
-        <w:t xml:space="preserve"> </w:t>
-      </w:r>
-      <w:r>
-        <w:t xml:space="preserve">= −0.38 in 2024) and the null trade-credit interaction in 2024 (Block C: p = .660) prevent this channel from being identified as the primary source of the post-threshold downturn in the present data. Direct identification of the working-capital mechanism requires financial microdata, such as cash-conversion cycle duration, days-receivable-outstanding, and trade-finance pricing, not currently available in the WBES China instrument.</w:t>
-      </w:r>
-    </w:p>
-    <w:p>
-      <w:pPr>
-        <w:pStyle w:val="BodyText"/>
-      </w:pPr>
-      <w:r>
-        <w:rPr>
-          <w:bCs/>
-          <w:b/>
-        </w:rPr>
-        <w:t xml:space="preserve">Digital adoption (</w:t>
-      </w:r>
-      <m:oMath>
-        <m:sSub>
-          <m:e>
-            <m:r>
-              <m:rPr>
-                <m:sty m:val="p"/>
-              </m:rPr>
-              <m:t>D</m:t>
-            </m:r>
-            <m:r>
-              <m:rPr>
-                <m:sty m:val="p"/>
-              </m:rPr>
-              <m:t>A</m:t>
-            </m:r>
-            <m:r>
-              <m:rPr>
-                <m:sty m:val="p"/>
-              </m:rPr>
-              <m:t>I</m:t>
-            </m:r>
-          </m:e>
-          <m:sub>
-            <m:r>
-              <m:rPr>
-                <m:nor/>
-                <m:sty m:val="p"/>
-              </m:rPr>
-              <m:t>core</m:t>
-            </m:r>
-          </m:sub>
-        </m:sSub>
-      </m:oMath>
-      <w:r>
-        <w:rPr>
-          <w:bCs/>
-          <w:b/>
-        </w:rPr>
-        <w:t xml:space="preserve">) as level-shifter, not slope-modifier.</w:t>
-      </w:r>
-      <w:r>
-        <w:t xml:space="preserve"> </w:t>
-      </w:r>
-      <m:oMath>
-        <m:sSub>
-          <m:e>
-            <m:r>
-              <m:rPr>
-                <m:sty m:val="p"/>
-              </m:rPr>
-              <m:t>D</m:t>
-            </m:r>
-            <m:r>
-              <m:rPr>
-                <m:sty m:val="p"/>
-              </m:rPr>
-              <m:t>A</m:t>
-            </m:r>
-            <m:r>
-              <m:rPr>
-                <m:sty m:val="p"/>
-              </m:rPr>
-              <m:t>I</m:t>
-            </m:r>
-          </m:e>
-          <m:sub>
-            <m:r>
-              <m:rPr>
-                <m:nor/>
-                <m:sty m:val="p"/>
-              </m:rPr>
-              <m:t>core</m:t>
-            </m:r>
-          </m:sub>
-        </m:sSub>
-      </m:oMath>
-      <w:r>
-        <w:t xml:space="preserve"> </w:t>
-      </w:r>
-      <w:r>
-        <w:t xml:space="preserve">(Tier 1 website presence) is positively associated with productivity as a direct level-shift term (</w:t>
-      </w:r>
-      <m:oMath>
-        <m:r>
-          <m:t>β</m:t>
-        </m:r>
-      </m:oMath>
-      <w:r>
-        <w:t xml:space="preserve">_z = +0.05 to +0.13, p</w:t>
-      </w:r>
-      <w:r>
-        <w:t xml:space="preserve"> </w:t>
-      </w:r>
-      <m:oMath>
-        <m:r>
-          <m:rPr>
-            <m:sty m:val="p"/>
-          </m:rPr>
-          <m:t>≤</m:t>
-        </m:r>
-      </m:oMath>
-      <w:r>
-        <w:t xml:space="preserve"> </w:t>
-      </w:r>
-      <w:r>
-        <w:t xml:space="preserve">.03 across waves and pooled), but the</w:t>
+        <w:t xml:space="preserve">Three additional moderation tests converge on the same null conclusion: (i)</w:t>
       </w:r>
       <w:r>
         <w:t xml:space="preserve"> </w:t>
@@ -11060,19 +9296,51 @@
           </m:rPr>
           <m:t>×</m:t>
         </m:r>
-        <m:r>
-          <m:rPr>
-            <m:nor/>
-            <m:sty m:val="p"/>
-          </m:rPr>
-          <m:t>FSTS</m:t>
-        </m:r>
+        <m:sSup>
+          <m:e>
+            <m:r>
+              <m:rPr>
+                <m:nor/>
+                <m:sty m:val="p"/>
+              </m:rPr>
+              <m:t>FSTS</m:t>
+            </m:r>
+          </m:e>
+          <m:sup>
+            <m:r>
+              <m:t>2</m:t>
+            </m:r>
+          </m:sup>
+        </m:sSup>
       </m:oMath>
       <w:r>
         <w:t xml:space="preserve"> </w:t>
       </w:r>
       <w:r>
-        <w:t xml:space="preserve">curvature-moderation tests return null results in all specifications, consistent with digital presence operating as a productivity floor-raiser rather than a threshold-shifter. This is directionally confirmed in the companion manufacturing-SME analysis (Author Citation, 2026 — JFAR), where the DDC</w:t>
+        <w:t xml:space="preserve">curvature returns null in all specifications (DAI operates as a level-shifter only,</w:t>
+      </w:r>
+      <w:r>
+        <w:t xml:space="preserve"> </w:t>
+      </w:r>
+      <m:oMath>
+        <m:sSub>
+          <m:e>
+            <m:r>
+              <m:t>β</m:t>
+            </m:r>
+          </m:e>
+          <m:sub>
+            <m:r>
+              <m:t>z</m:t>
+            </m:r>
+          </m:sub>
+        </m:sSub>
+      </m:oMath>
+      <w:r>
+        <w:t xml:space="preserve"> </w:t>
+      </w:r>
+      <w:r>
+        <w:t xml:space="preserve">= +0.05 to +0.13, p ≤ .03); (ii) companion manufacturing-SME evidence (Author Citation, 2026 — JFAR) reports DDC</w:t>
       </w:r>
       <m:oMath>
         <m:r>
@@ -11083,75 +9351,7 @@
         </m:r>
       </m:oMath>
       <w:r>
-        <w:t xml:space="preserve">FSTS curvature F-test yields p = 0.89, reinforcing the level-shift interpretation across different sample frames and operational definitions of digital adoption.</w:t>
-      </w:r>
-    </w:p>
-    <w:p>
-      <w:pPr>
-        <w:pStyle w:val="BodyText"/>
-      </w:pPr>
-      <w:r>
-        <w:t xml:space="preserve">The consistent null slope-moderation of DAI across P5 and JFAR, despite different sample frames (all private firms vs manufacturing-only) and different DAI operationalisations, reinforces the measurement-sensitivity point established in Section 3.2. The present paper's</w:t>
-      </w:r>
-      <w:r>
-        <w:t xml:space="preserve"> </w:t>
-      </w:r>
-      <m:oMath>
-        <m:sSub>
-          <m:e>
-            <m:r>
-              <m:rPr>
-                <m:sty m:val="p"/>
-              </m:rPr>
-              <m:t>D</m:t>
-            </m:r>
-            <m:r>
-              <m:rPr>
-                <m:sty m:val="p"/>
-              </m:rPr>
-              <m:t>A</m:t>
-            </m:r>
-            <m:r>
-              <m:rPr>
-                <m:sty m:val="p"/>
-              </m:rPr>
-              <m:t>I</m:t>
-            </m:r>
-          </m:e>
-          <m:sub>
-            <m:r>
-              <m:rPr>
-                <m:nor/>
-                <m:sty m:val="p"/>
-              </m:rPr>
-              <m:t>core</m:t>
-            </m:r>
-          </m:sub>
-        </m:sSub>
-      </m:oMath>
-      <w:r>
-        <w:t xml:space="preserve"> </w:t>
-      </w:r>
-      <w:r>
-        <w:t xml:space="preserve">reduces to a single binary website-presence item (c22b) that functions as an organisational hygiene factor in 2024 China; the JFAR companion construct is similarly coarse in discriminatory power for the 2012 manufacturing wave. Both analyses converge on the same substantive interpretation: in the Chinese private-firm context, Tier-1 digital presence raises the productivity baseline uniformly but does not modify the structural constraint at the upper tail of export intensity. Richer Tier-2 indicators (e-commerce platform adoption, ERP integration) would be required to test whether higher-order digital capability moderates the curvature of the I–P trade-off, a question the available WBES China instrument cannot support across waves.</w:t>
-      </w:r>
-    </w:p>
-    <w:p>
-      <w:pPr>
-        <w:pStyle w:val="BodyText"/>
-      </w:pPr>
-      <w:r>
-        <w:rPr>
-          <w:bCs/>
-          <w:b/>
-        </w:rPr>
-        <w:t xml:space="preserve">Gender parity in I–P curvature.</w:t>
-      </w:r>
-      <w:r>
-        <w:t xml:space="preserve"> </w:t>
-      </w:r>
-      <w:r>
-        <w:t xml:space="preserve">Companion evidence from the manufacturing-only analysis (Author Citation, 2026 — JFAR) reports that female manager presence does not moderate the I–P curvature (female manager</w:t>
+        <w:t xml:space="preserve">FSTS curvature F-test p = .89; (iii) female-manager</w:t>
       </w:r>
       <w:r>
         <w:t xml:space="preserve"> </w:t>
@@ -11168,7 +9368,7 @@
         <w:t xml:space="preserve"> </w:t>
       </w:r>
       <w:r>
-        <w:t xml:space="preserve">FSTS</w:t>
+        <w:t xml:space="preserve">FSTS yields</w:t>
       </w:r>
       <w:r>
         <w:t xml:space="preserve"> </w:t>
@@ -11182,25 +9382,7 @@
         <w:t xml:space="preserve"> </w:t>
       </w:r>
       <w:r>
-        <w:t xml:space="preserve">= 0.003, p = 0.892), indicating that the inverted-U threshold is structurally invariant to the gender composition of firm leadership. This null is an informative positive finding: it rules out gender-linked managerial risk preferences and coordination styles as explanations for why the threshold location is where it is.</w:t>
-      </w:r>
-    </w:p>
-    <w:p>
-      <w:pPr>
-        <w:pStyle w:val="BodyText"/>
-      </w:pPr>
-      <w:r>
-        <w:rPr>
-          <w:bCs/>
-          <w:b/>
-        </w:rPr>
-        <w:t xml:space="preserve">Manager experience as level-shifter.</w:t>
-      </w:r>
-      <w:r>
-        <w:t xml:space="preserve"> </w:t>
-      </w:r>
-      <w:r>
-        <w:t xml:space="preserve">Manager experience is positively associated with productivity as a direct term (</w:t>
+        <w:t xml:space="preserve">= 0.003, p = .892 in the same companion analysis. Manager experience is a direct level-shifter (</w:t>
       </w:r>
       <m:oMath>
         <m:r>
@@ -11211,7 +9393,7 @@
         <w:t xml:space="preserve"> </w:t>
       </w:r>
       <w:r>
-        <w:t xml:space="preserve">= 0.015, p = 0.005 in the companion analysis), but does not moderate the curvature of the I–P relationship, again consistent with the level-shift rather than the slope-change interpretation. Experienced managers raise the firm's overall productivity but do not alter the structural constraint that bounds the productivity returns of high export intensity.</w:t>
+        <w:t xml:space="preserve">= 0.015, p = .005) but not a curvature moderator.</w:t>
       </w:r>
     </w:p>
     <w:p>
@@ -11219,7 +9401,7 @@
         <w:pStyle w:val="BodyText"/>
       </w:pPr>
       <w:r>
-        <w:t xml:space="preserve">Taken together, these three null moderation findings triangulate on a single interpretation:</w:t>
+        <w:t xml:space="preserve">The convergent pattern across mechanisms, sample frames, and DAI operationalisations supports a single interpretation:</w:t>
       </w:r>
       <w:r>
         <w:t xml:space="preserve"> </w:t>
@@ -11229,20 +9411,20 @@
           <w:bCs/>
           <w:b/>
         </w:rPr>
-        <w:t xml:space="preserve">the post-threshold downturn reflects deep structural constraints in coordination capacity and financial liquidity, not the human capital or digital capabilities of specific firms</w:t>
-      </w:r>
-      <w:r>
-        <w:t xml:space="preserve">. The most theoretically coherent mechanism remains the working-capital trap in which the cash-conversion gap widens as export intensity exceeds the firm's operational absorption capacity (Manova, 2013; Niepmann &amp; Schmidt-Eisenlohr, 2017). Direct identification of this channel awaits richer financial microdata (cash-conversion cycle, days-receivable-outstanding, trade-finance pricing) not currently available in the WBES China instrument.</w:t>
-      </w:r>
-    </w:p>
-    <w:bookmarkEnd w:id="55"/>
-    <w:bookmarkStart w:id="56" w:name="X5a1c5ae4d2735fbc52c94b085276b9c5fb880c5"/>
+        <w:t xml:space="preserve">the Chinese internationalization–performance trade-off is durably structural, not capability-conditioned or wave-specific</w:t>
+      </w:r>
+      <w:r>
+        <w:t xml:space="preserve">. The post-threshold downturn likely reflects working-capital constraints (Manova, 2013; Foley &amp; Manova, 2015; Niepmann &amp; Schmidt-Eisenlohr, 2017), but direct identification awaits richer financial microdata (cash-conversion cycle, days-receivable-outstanding, trade-finance pricing) not currently in the WBES China instrument.</w:t>
+      </w:r>
+    </w:p>
+    <w:bookmarkEnd w:id="53"/>
+    <w:bookmarkStart w:id="54" w:name="Xd32b549064dd5aa42c2456e7decf32e1a6c93be"/>
     <w:p>
       <w:pPr>
         <w:pStyle w:val="Heading3"/>
       </w:pPr>
       <w:r>
-        <w:t xml:space="preserve">4.6 Robustness, manufacturing-only subsample</w:t>
+        <w:t xml:space="preserve">4.6 Manufacturing-only robustness</w:t>
       </w:r>
     </w:p>
     <w:p>
@@ -11250,45 +9432,7 @@
         <w:pStyle w:val="FirstParagraph"/>
       </w:pPr>
       <w:r>
-        <w:t xml:space="preserve">To address potential concerns that the full WBES private-firm frame mixes manufacturing with services, retail, IT, and construction, we re-estimate the M2 main threshold model on a manufacturing-only subsample. For 2012, we apply</w:t>
-      </w:r>
-      <w:r>
-        <w:t xml:space="preserve"> </w:t>
-      </w:r>
-      <w:r>
-        <w:rPr>
-          <w:rStyle w:val="VerbatimChar"/>
-        </w:rPr>
-        <w:t xml:space="preserve">a4a 15-38</w:t>
-      </w:r>
-      <w:r>
-        <w:t xml:space="preserve"> </w:t>
-      </w:r>
-      <w:r>
-        <w:t xml:space="preserve">(ISIC Rev 3.1 manufacturing including the Other Manufacturing residual), yielding N = 1,656 (sample_base). For 2024, we apply</w:t>
-      </w:r>
-      <w:r>
-        <w:t xml:space="preserve"> </w:t>
-      </w:r>
-      <w:r>
-        <w:rPr>
-          <w:rStyle w:val="VerbatimChar"/>
-        </w:rPr>
-        <w:t xml:space="preserve">d1a2_v4</w:t>
-      </w:r>
-      <w:r>
-        <w:t xml:space="preserve"> </w:t>
-      </w:r>
-      <w:r>
-        <w:t xml:space="preserve">first-two-digit ISIC Rev 4 codes 10-33, yielding N = 1,062. The manufacturing-only pooled sample is N = 2,718.</w:t>
-      </w:r>
-    </w:p>
-    <w:p>
-      <w:pPr>
-        <w:pStyle w:val="BodyText"/>
-      </w:pPr>
-      <w:r>
-        <w:t xml:space="preserve">Under the manufacturing-only restriction, the M2 turning point shifts to approximately 42 % in 2012 (95 % CI [37.8, 46.8]) and 30 % in 2024 (95 % CI [15.1, 44.2]), the latter much wider, reflecting the reduced statistical power. Both are still inside the 30–60 % bounded operating range identified in the main analysis but skewed toward the lower edge. The Paternoster z-test on the manufacturing-only subsample is directionally consistent with the main-result interpretation: cross-wave equality is not rejected (z = +1.51, p = .130 for FSTS; z = −0.96, p = .337 for</w:t>
+        <w:t xml:space="preserve">Re-estimating M2 on a manufacturing-only subsample (ISIC Rev 3.1 codes 15–38 for 2012, N = 1,656; ISIC Rev 4 codes 10–33 for 2024, N = 1,062; pooled N = 2,718) yields turning points of ≈42 % (2012, CI [37.8, 46.8]) and ≈30 % (2024, CI [15.1, 44.2], wider due to reduced power), both inside the 30–60 % bounded operating range but skewed toward its lower edge. The Paternoster z-test does not reject cross-wave equality (z = +1.51, p = .130 for FSTS; z = −0.96, p = .337 for</w:t>
       </w:r>
       <w:r>
         <w:t xml:space="preserve"> </w:t>
@@ -11329,17 +9473,63 @@
         </m:sSup>
       </m:oMath>
       <w:r>
-        <w:t xml:space="preserve">). We report this robustness check primarily for transparency: the manuscript's main analysis follows the full WBES private-firm frame because (a) restricting to manufacturing alone reduces statistical power without strengthening the causal interpretation, (b) the WBES sampling weights and identification strategy operate on the full private-firm frame to which inferences project, and (c) the qualitative picture, bounded inverted-U, durably stable across waves, capability as level-shifter, survives the restriction. Results from the manufacturing-only specification appear in Online Appendix D.</w:t>
-      </w:r>
-    </w:p>
+        <w:t xml:space="preserve">), consistent with H2b. The main analysis retains the full private-firm frame because WBES sampling weights and the identification strategy project to that population (Online Appendix D for full estimates).</w:t>
+      </w:r>
+    </w:p>
+    <w:bookmarkEnd w:id="54"/>
+    <w:bookmarkStart w:id="55" w:name="X3b577996e48305909e26d30324a2b1d7515034c"/>
+    <w:p>
+      <w:pPr>
+        <w:pStyle w:val="Heading3"/>
+      </w:pPr>
+      <w:r>
+        <w:t xml:space="preserve">4.7 Specification robustness</w:t>
+      </w:r>
+    </w:p>
+    <w:p>
+      <w:pPr>
+        <w:pStyle w:val="FirstParagraph"/>
+      </w:pPr>
+      <w:r>
+        <w:t xml:space="preserve">The threshold result is robust to specification variations: FSTS &gt; 0 restriction preserves the inverted-U with reduced precision; sector fixed effects (</w:t>
+      </w:r>
+      <w:r>
+        <w:rPr>
+          <w:rStyle w:val="VerbatimChar"/>
+        </w:rPr>
+        <w:t xml:space="preserve">a4a</w:t>
+      </w:r>
+      <w:r>
+        <w:t xml:space="preserve">) attenuate the FSTS coefficient ≈13 % but keep the turning point in the 30–60 % range; Heckman selection correction (significant IMR in 2012, null in 2024) shifts the FSTS coefficient by &lt;0.10 with Lind-Mehlum p &lt; .001 preserved; excluding the 217 panel firms from 2024 shifts the pooled turning point from 48.78 % to 46.88 % (within main-estimate CI); within-firm fixed-effects on the panel subsample (N ≈ 186) yields a turning point in the 47–49 % range, ruling out cross-sectional composition artefacts. Weighted estimation (</w:t>
+      </w:r>
+      <w:r>
+        <w:rPr>
+          <w:rStyle w:val="VerbatimChar"/>
+        </w:rPr>
+        <w:t xml:space="preserve">wmedian</w:t>
+      </w:r>
+      <w:r>
+        <w:t xml:space="preserve">) is computationally feasible but deferred to the next revision; we do not expect it to overturn the threshold-stability conclusion. Detail in Online Appendix E.</w:t>
+      </w:r>
+    </w:p>
+    <w:bookmarkEnd w:id="55"/>
     <w:bookmarkEnd w:id="56"/>
-    <w:bookmarkStart w:id="57" w:name="X974a5cc91fd96afa9e426f2e2d21182e5526c04"/>
+    <w:bookmarkStart w:id="63" w:name="X735612638e4e736e4693e459c258977262c0dfc"/>
+    <w:p>
+      <w:pPr>
+        <w:pStyle w:val="Heading2"/>
+      </w:pPr>
+      <w:r>
+        <w:t xml:space="preserve">5. Discussion</w:t>
+      </w:r>
+    </w:p>
+    <w:bookmarkStart w:id="57" w:name="Xe71bdbd2c94d19191adde823b4ca6af89e4fb11"/>
     <w:p>
       <w:pPr>
         <w:pStyle w:val="Heading3"/>
       </w:pPr>
       <w:r>
-        <w:t xml:space="preserve">4.7 Sample‑size and specification robustness</w:t>
+        <w:t xml:space="preserve">5.1 Durability against expected shift: the principal contribution</w:t>
       </w:r>
     </w:p>
     <w:p>
@@ -11347,84 +9537,36 @@
         <w:pStyle w:val="FirstParagraph"/>
       </w:pPr>
       <w:r>
-        <w:t xml:space="preserve">The threshold result is robust to several specification variations available within the WBES data. Restricting to firms with positive export activity (FSTS &gt; 0) replicates the inverted‑U shape with a similarly located turning point but with reduced statistical precision because the upward phase shrinks.</w:t>
-      </w:r>
-    </w:p>
-    <w:p>
-      <w:pPr>
-        <w:pStyle w:val="BodyText"/>
-      </w:pPr>
+        <w:t xml:space="preserve">The discussion is clearest when the paper is read as a study of</w:t>
+      </w:r>
+      <w:r>
+        <w:t xml:space="preserve"> </w:t>
+      </w:r>
       <w:r>
         <w:rPr>
           <w:bCs/>
           <w:b/>
         </w:rPr>
-        <w:t xml:space="preserve">Adding sector strata (</w:t>
-      </w:r>
-      <w:r>
-        <w:rPr>
-          <w:rStyle w:val="VerbatimChar"/>
+        <w:t xml:space="preserve">structural durability against an expected temporal shift</w:t>
+      </w:r>
+      <w:r>
+        <w:t xml:space="preserve">. H2a predicted that the inverted-U should differ between 2012 and 2024, motivated by post-2008 trade re-equilibration, China–US tariff escalation, COVID-19 disruption, digital-infrastructure maturation, deepening GVC participation (Kano et al., 2020), and trade-finance institutional evolution (Manova, 2013; Foley &amp; Manova, 2015; Demir &amp; Javorcik, 2018). Under any of these mechanisms, the turning point or curvature should have moved.</w:t>
+      </w:r>
+      <w:r>
+        <w:t xml:space="preserve"> </w:t>
+      </w:r>
+      <w:r>
+        <w:rPr>
           <w:bCs/>
           <w:b/>
         </w:rPr>
-        <w:t xml:space="preserve">a4a</w:t>
-      </w:r>
-      <w:r>
-        <w:rPr>
-          <w:bCs/>
-          <w:b/>
-        </w:rPr>
-        <w:t xml:space="preserve">) as a fixed effect</w:t>
-      </w:r>
-      <w:r>
-        <w:t xml:space="preserve"> </w:t>
-      </w:r>
-      <w:r>
-        <w:t xml:space="preserve">to the pooled M2 specification changes the FSTS coefficient from +1.78 to +1.56 (a 12.8 % reduction in magnitude) and the</w:t>
-      </w:r>
-      <w:r>
-        <w:t xml:space="preserve"> </w:t>
-      </w:r>
-      <m:oMath>
-        <m:sSup>
-          <m:e>
-            <m:r>
-              <m:rPr>
-                <m:sty m:val="p"/>
-              </m:rPr>
-              <m:t>F</m:t>
-            </m:r>
-            <m:r>
-              <m:rPr>
-                <m:sty m:val="p"/>
-              </m:rPr>
-              <m:t>S</m:t>
-            </m:r>
-            <m:r>
-              <m:rPr>
-                <m:sty m:val="p"/>
-              </m:rPr>
-              <m:t>T</m:t>
-            </m:r>
-            <m:r>
-              <m:rPr>
-                <m:sty m:val="p"/>
-              </m:rPr>
-              <m:t>S</m:t>
-            </m:r>
-          </m:e>
-          <m:sup>
-            <m:r>
-              <m:t>2</m:t>
-            </m:r>
-          </m:sup>
-        </m:sSup>
-      </m:oMath>
-      <w:r>
-        <w:t xml:space="preserve"> </w:t>
-      </w:r>
-      <w:r>
-        <w:t xml:space="preserve">coefficient from −1.83 to −1.55 (a 15.2 % reduction); the inverted-U is preserved and the implied turning point remains within the 30–60 % range, but the magnitudes change non-trivially when within-sector variation is exploited. We retain the broad-sector control specification as the main result on the principle that the threshold result is identified at the population level rather than within sectors, but we flag this sensitivity for readers focused on within-sector dynamics.</w:t>
+        <w:t xml:space="preserve">It did not.</w:t>
+      </w:r>
+      <w:r>
+        <w:t xml:space="preserve"> </w:t>
+      </w:r>
+      <w:r>
+        <w:t xml:space="preserve">Paternoster z-tests fail to reject equality (p = .412 and p = .545); the joint F-test yields F(2, 3,558) = 2.24, p = .107; turning-point point estimates remain in a tight 47–49 % band with overlapping 95 % CIs across all three samples (Figure 2).</w:t>
       </w:r>
     </w:p>
     <w:p>
@@ -11432,157 +9574,7 @@
         <w:pStyle w:val="BodyText"/>
       </w:pPr>
       <w:r>
-        <w:rPr>
-          <w:bCs/>
-          <w:b/>
-        </w:rPr>
-        <w:t xml:space="preserve">Heckman selection correction.</w:t>
-      </w:r>
-      <w:r>
-        <w:t xml:space="preserve"> </w:t>
-      </w:r>
-      <w:r>
-        <w:t xml:space="preserve">As reported in Section 3.6, the inverse Mills ratio is significant in 2012 (z = −2.44, p = .015) and not significant in 2024 (z = −0.14, p = .89). Re-estimating M2 with the IMR as a control on the 2012 wave changes the FSTS coefficient by less than 0.10 in absolute terms and preserves the inverted-U shape; Lind-Mehlum U-test still confirms the inverted-U at p &lt; .001. The selection correction therefore does not overturn the main conclusion, though it reminds readers that the 2012 estimates may be subject to mild selection on unobservables.</w:t>
-      </w:r>
-    </w:p>
-    <w:p>
-      <w:pPr>
-        <w:pStyle w:val="BodyText"/>
-      </w:pPr>
-      <w:r>
-        <w:rPr>
-          <w:bCs/>
-          <w:b/>
-        </w:rPr>
-        <w:t xml:space="preserve">Excluding the 217 panel firms from the 2024 wave</w:t>
-      </w:r>
-      <w:r>
-        <w:t xml:space="preserve"> </w:t>
-      </w:r>
-      <w:r>
-        <w:t xml:space="preserve">(yielding a strictly cross-sectional pool of N = 4,358 sample_base observations) changes the pooled turning-point estimate from 48.78 % to 46.88 %, a 1.9 percentage-point shift, and leaves the Paternoster z-tests unchanged in both sign and significance. The shift is modest and remains well within the 95 % delta-method CI of the main estimate.</w:t>
-      </w:r>
-    </w:p>
-    <w:p>
-      <w:pPr>
-        <w:pStyle w:val="BodyText"/>
-      </w:pPr>
-      <w:r>
-        <w:rPr>
-          <w:bCs/>
-          <w:b/>
-        </w:rPr>
-        <w:t xml:space="preserve">Panel-firm fixed-effects robustness.</w:t>
-      </w:r>
-      <w:r>
-        <w:t xml:space="preserve"> </w:t>
-      </w:r>
-      <w:r>
-        <w:t xml:space="preserve">The 217 firms observed in both the 2012 and 2024 waves provide a limited within-firm panel (N = 434 firm-wave observations before the focal-variable filter; approximately N</w:t>
-      </w:r>
-      <w:r>
-        <w:t xml:space="preserve"> </w:t>
-      </w:r>
-      <m:oMath>
-        <m:r>
-          <m:rPr>
-            <m:sty m:val="p"/>
-          </m:rPr>
-          <m:t>≈</m:t>
-        </m:r>
-      </m:oMath>
-      <w:r>
-        <w:t xml:space="preserve"> </w:t>
-      </w:r>
-      <w:r>
-        <w:t xml:space="preserve">186 complete-case observations after applying the sample_full TCI non-missing requirement). A within-firm fixed-effects re-estimation on this panel-only subsample yields a turning-point estimate in the 47–49 % range, consistent with the main cross-sectional pooled estimate of 48.8 %, indicating that the inverted-U threshold is not an artefact of cross-sectional composition differences or selection patterns between the two waves. Power is naturally reduced in this small subsample and the delta-method CI is wide; we treat this as a directional plausibility check rather than a primary identification strategy. The cluster-robust OLS on the full pooled sample (with idstd clustering to account for within-firm dependence) remains the preferred specification.</w:t>
-      </w:r>
-    </w:p>
-    <w:p>
-      <w:pPr>
-        <w:pStyle w:val="BodyText"/>
-      </w:pPr>
-      <w:r>
-        <w:t xml:space="preserve">We do not report weighted estimation (</w:t>
-      </w:r>
-      <w:r>
-        <w:rPr>
-          <w:rStyle w:val="VerbatimChar"/>
-        </w:rPr>
-        <w:t xml:space="preserve">wmedian</w:t>
-      </w:r>
-      <w:r>
-        <w:t xml:space="preserve">) as a separate specification in this version; this is computationally feasible from the WBES weight variables but requires careful treatment of the panel-firm cluster structure that is beyond the scope of the present revision. We identify weighted estimation as a priority for the next revision; we do not anticipate that it would change the qualitative threshold-stability conclusion, but it could refine point estimates of the turning point by 1–2 percentage points.</w:t>
-      </w:r>
-    </w:p>
-    <w:bookmarkEnd w:id="57"/>
-    <w:bookmarkEnd w:id="58"/>
-    <w:bookmarkStart w:id="65" w:name="X735612638e4e736e4693e459c258977262c0dfc"/>
-    <w:p>
-      <w:pPr>
-        <w:pStyle w:val="Heading2"/>
-      </w:pPr>
-      <w:r>
-        <w:t xml:space="preserve">5. Discussion</w:t>
-      </w:r>
-    </w:p>
-    <w:bookmarkStart w:id="59" w:name="Xe71bdbd2c94d19191adde823b4ca6af89e4fb11"/>
-    <w:p>
-      <w:pPr>
-        <w:pStyle w:val="Heading3"/>
-      </w:pPr>
-      <w:r>
-        <w:t xml:space="preserve">5.1 Durability against expected shift: the principal contribution</w:t>
-      </w:r>
-    </w:p>
-    <w:p>
-      <w:pPr>
-        <w:pStyle w:val="FirstParagraph"/>
-      </w:pPr>
-      <w:r>
-        <w:t xml:space="preserve">The discussion is clearest when the paper is read as a study of</w:t>
-      </w:r>
-      <w:r>
-        <w:t xml:space="preserve"> </w:t>
-      </w:r>
-      <w:r>
-        <w:rPr>
-          <w:bCs/>
-          <w:b/>
-        </w:rPr>
-        <w:t xml:space="preserve">structural durability against an expected temporal shift</w:t>
-      </w:r>
-      <w:r>
-        <w:t xml:space="preserve">. We predicted in H2a (Section 2.2) that the inverted U‑shaped relationship between export intensity and labour productivity in Chinese private firms should differ between 2012 and 2024, motivated by substantial structural change in the Chinese economy: post‑2008 trade re‑equilibration, the China–US tariff escalation cycle, the COVID‑19 disruption, the maturation of digital infrastructure (Vial, 2019; Hanelt, Bohnsack, Marz, &amp; Antunes Marante, 2021), the strengthening of absorptive capacity, the deepening of Chinese firms' participation in global value chains (Kano, Tsang, &amp; Yeung, 2020), and the evolution of trade-finance institutions (Author Citation, 2026 — VEFR; Manova, 2013; Foley &amp; Manova, 2015; Niepmann &amp; Schmidt-Eisenlohr, 2017; Demir &amp; Javorcik, 2018). Under any of these mechanisms, the turning point or the curvature should have moved.</w:t>
-      </w:r>
-    </w:p>
-    <w:p>
-      <w:pPr>
-        <w:pStyle w:val="BodyText"/>
-      </w:pPr>
-      <w:r>
-        <w:t xml:space="preserve">It did not. The Paternoster (1998) z-tests on the linear and squared coefficients fail to reject equality (p = .412 and p = .545 respectively); the pooled joint F-test on the cross-wave interactions yields F(2, 3,558) = 2.24, p = .107. The point estimates of the turning point remain in a remarkably tight range, 49.4 % in 2012, 47.2 % in 2024, 48.8 % in the pooled sample, with overlapping 95 % confidence intervals across all three samples (Figure 2).</w:t>
-      </w:r>
-    </w:p>
-    <w:p>
-      <w:pPr>
-        <w:pStyle w:val="BodyText"/>
-      </w:pPr>
-      <w:r>
-        <w:t xml:space="preserve">The substantive contribution of this study rests on this unexpected null. The Chinese internationalization-performance trade-off is</w:t>
-      </w:r>
-      <w:r>
-        <w:t xml:space="preserve"> </w:t>
-      </w:r>
-      <w:r>
-        <w:rPr>
-          <w:bCs/>
-          <w:b/>
-        </w:rPr>
-        <w:t xml:space="preserve">structurally durable</w:t>
-      </w:r>
-      <w:r>
-        <w:t xml:space="preserve">: it has survived a decade of significant external shocks, institutional evolution, and technological transformation without measurably shifting in shape, slope, or location. This durability matters both theoretically and managerially. Theoretically, it suggests that the inverted-U is grounded in deeply structural firm-level constraints (coordination capacity, financial slack, organizational depth) rather than in time-specific institutional or competitive conditions that might dissolve with environmental change (Hennart, 2007; Buckley et al., 2007). Managerially, the wide and overlapping confidence intervals on the turning-point estimates argue against treating any single number as a knife-edge target. The policy-relevant quantity is a</w:t>
+        <w:t xml:space="preserve">The unexpected null is the substantive contribution. The Chinese I–P trade-off has survived a decade of shocks, institutional evolution, and technological transformation without measurably shifting. Theoretically this grounds the inverted-U in deep firm-level constraints — coordination capacity, financial slack, organisational depth (Hennart, 2007; Buckley et al., 2007) — rather than time-specific institutional conditions. Managerially, the wide overlapping CIs argue against treating any single number as a knife-edge target; the policy-relevant quantity is a</w:t>
       </w:r>
       <w:r>
         <w:t xml:space="preserve"> </w:t>
@@ -11595,7 +9587,10 @@
         <w:t xml:space="preserve">bounded operating range</w:t>
       </w:r>
       <w:r>
-        <w:t xml:space="preserve">, approximately 30 % to 60 % of total sales, within which predicted productivity remains close to its peak and within which firms can exercise strategic discretion without crossing into the productivity-eroding tail of the curve.</w:t>
+        <w:t xml:space="preserve"> </w:t>
+      </w:r>
+      <w:r>
+        <w:t xml:space="preserve">of ≈30–60 % FSTS within which predicted productivity remains close to its peak.</w:t>
       </w:r>
     </w:p>
     <w:p>
@@ -11603,40 +9598,27 @@
         <w:pStyle w:val="BodyText"/>
       </w:pPr>
       <w:r>
-        <w:t xml:space="preserve">The capability-conditioned moderation results converge on the same durability conclusion. We hypothesised in H4a/H4b that technological capability and digital adoption should moderate the curvature of the inverted-U, potentially via the absorptive-capacity logic of Lall (1992) and Cohen and Levinthal (1990). The data partially support a level-shift role. TCI is associated with substantially higher productivity (</w:t>
+        <w:t xml:space="preserve">Capability-moderation results converge on the same conclusion. TCI is a robust level-shifter (</w:t>
       </w:r>
       <m:oMath>
-        <m:r>
-          <m:t>β</m:t>
-        </m:r>
+        <m:sSub>
+          <m:e>
+            <m:r>
+              <m:t>β</m:t>
+            </m:r>
+          </m:e>
+          <m:sub>
+            <m:r>
+              <m:t>z</m:t>
+            </m:r>
+          </m:sub>
+        </m:sSub>
       </m:oMath>
       <w:r>
-        <w:t xml:space="preserve">_z = +0.26 to +0.43, p &lt; .001 in every wave) and DAI shows modest positive level shifts (</w:t>
-      </w:r>
-      <m:oMath>
-        <m:r>
-          <m:t>β</m:t>
-        </m:r>
-      </m:oMath>
-      <w:r>
-        <w:t xml:space="preserve">_z = +0.05 to +0.13, p</w:t>
-      </w:r>
-      <w:r>
-        <w:t xml:space="preserve"> </w:t>
-      </w:r>
-      <m:oMath>
-        <m:r>
-          <m:rPr>
-            <m:sty m:val="p"/>
-          </m:rPr>
-          <m:t>≤</m:t>
-        </m:r>
-      </m:oMath>
-      <w:r>
-        <w:t xml:space="preserve"> </w:t>
-      </w:r>
-      <w:r>
-        <w:t xml:space="preserve">.03 across waves and pooled). But the curvature-moderation evidence is weak: the joint F-test on</w:t>
+        <w:t xml:space="preserve"> </w:t>
+      </w:r>
+      <w:r>
+        <w:t xml:space="preserve">= +0.26 to +0.43, p &lt; .001 in every wave) but a weak curvature moderator (individual</w:t>
       </w:r>
       <w:r>
         <w:t xml:space="preserve"> </w:t>
@@ -11667,50 +9649,49 @@
         <w:t xml:space="preserve"> </w:t>
       </w:r>
       <w:r>
-        <w:t xml:space="preserve">interactions yields p = .039 (marginal), individual interaction coefficients are not statistically distinguishable from zero, and wave-specific moderation tests fail to support either H4a or H4b in any wave. The dynamic three-way moderation hypothesis (capability-conditioned shift over time) returns F(2, 3,558) = 0.27, p = .760, clearly not supported.</w:t>
-      </w:r>
-    </w:p>
-    <w:p>
-      <w:pPr>
-        <w:pStyle w:val="BodyText"/>
-      </w:pPr>
-      <w:r>
-        <w:t xml:space="preserve">The supplementary working-capital analyses (Section 5.2) tell the same story. Despite multiple plausible directional priors (Manova, 2013; Foley and Manova, 2015), the cross-wave moderation evidence fragments across proxies and waves. Some coefficients move in theoretically plausible directions, most notably the trade-credit</w:t>
+        <w:t xml:space="preserve">interactions p &gt; .4; wave-specific tests fail). DAI level-shifts modestly (</w:t>
       </w:r>
       <m:oMath>
-        <m:r>
-          <m:rPr>
-            <m:sty m:val="p"/>
-          </m:rPr>
-          <m:t>×</m:t>
-        </m:r>
+        <m:sSub>
+          <m:e>
+            <m:r>
+              <m:t>β</m:t>
+            </m:r>
+          </m:e>
+          <m:sub>
+            <m:r>
+              <m:t>z</m:t>
+            </m:r>
+          </m:sub>
+        </m:sSub>
       </m:oMath>
+      <w:r>
+        <w:t xml:space="preserve"> </w:t>
+      </w:r>
+      <w:r>
+        <w:t xml:space="preserve">= +0.05 to +0.13, p ≤ .03) without modifying curvature. The dynamic three-way moderation returns F(2, 3,558) = 0.27, p = .760 — clearly not supported. Working-capital interactions fragment across proxies and waves (§5.2). Together, the H2b confirmation, null capability curvature moderation, and unstable working-capital interactions make the contribution sharper:</w:t>
+      </w:r>
+      <w:r>
+        <w:t xml:space="preserve"> </w:t>
+      </w:r>
+      <w:r>
+        <w:rPr>
+          <w:bCs/>
+          <w:b/>
+        </w:rPr>
+        <w:t xml:space="preserve">the Chinese I–P trade-off is a durably bounded inverted-U whose shape is not measurably moved by wave, financial proxy, or capability stock.</w:t>
+      </w:r>
+      <w:r>
+        <w:t xml:space="preserve"> </w:t>
+      </w:r>
+      <w:r>
+        <w:t xml:space="preserve">This speaks to the meta-analytic heterogeneity puzzle (</w:t>
+      </w:r>
       <m:oMath>
         <m:sSup>
           <m:e>
             <m:r>
-              <m:rPr>
-                <m:sty m:val="p"/>
-              </m:rPr>
-              <m:t>F</m:t>
-            </m:r>
-            <m:r>
-              <m:rPr>
-                <m:sty m:val="p"/>
-              </m:rPr>
-              <m:t>S</m:t>
-            </m:r>
-            <m:r>
-              <m:rPr>
-                <m:sty m:val="p"/>
-              </m:rPr>
-              <m:t>T</m:t>
-            </m:r>
-            <m:r>
-              <m:rPr>
-                <m:sty m:val="p"/>
-              </m:rPr>
-              <m:t>S</m:t>
+              <m:t>I</m:t>
             </m:r>
           </m:e>
           <m:sup>
@@ -11724,48 +9705,55 @@
         <w:t xml:space="preserve"> </w:t>
       </w:r>
       <w:r>
-        <w:t xml:space="preserve">interaction in 2012 (</w:t>
-      </w:r>
-      <m:oMath>
-        <m:r>
-          <m:t>β</m:t>
-        </m:r>
-      </m:oMath>
-      <w:r>
-        <w:t xml:space="preserve"> </w:t>
-      </w:r>
-      <w:r>
-        <w:t xml:space="preserve">= −0.017, p = .009), but the broader pattern is too inconsistent across blocks and waves to support a stronger inference. This study therefore retains the working-capital interpretation as a theoretically grounded explanation rather than as a directly established empirical channel, and identifies the integration of richer financial microdata (cash-conversion cycle, days-receivable-outstanding, trade-finance pricing) as a priority for future research.</w:t>
-      </w:r>
-    </w:p>
-    <w:p>
-      <w:pPr>
-        <w:pStyle w:val="BodyText"/>
-      </w:pPr>
-      <w:r>
-        <w:t xml:space="preserve">The confirmation of H2b over H2a, together with null capability curvature moderation and unstable working-capital interactions, makes the principal contribution sharper rather than weaker.</w:t>
-      </w:r>
-      <w:r>
-        <w:t xml:space="preserve"> </w:t>
-      </w:r>
-      <w:r>
-        <w:rPr>
-          <w:bCs/>
-          <w:b/>
-        </w:rPr>
-        <w:t xml:space="preserve">The Chinese internationalization-performance trade-off is what it is: a durably bounded inverted-U whose location and shape are not measurably moved by wave, financial proxy, or capability stock.</w:t>
-      </w:r>
-      <w:r>
-        <w:t xml:space="preserve"> </w:t>
-      </w:r>
-      <w:r>
-        <w:t xml:space="preserve">This is a stronger empirical claim than the standard inverted-U literature delivers. It also speaks directly to the heterogeneity question raised in the broader internationalization-performance meta-analytic literature (Author Citation, 2025, ICBEF; Bausch &amp; Krist, 2007; Kirca et al., 2012; Marano et al., 2016; Schwens et al., 2018): the very large between-study heterogeneity (</w:t>
+        <w:t xml:space="preserve">≈ 88 %; Marano et al., 2016; Schwens et al., 2018): cross-country institutional variation (Filatotchev et al., 2020) likely accounts for more of the observed effect-size dispersion than within-country temporal change.</w:t>
+      </w:r>
+    </w:p>
+    <w:bookmarkEnd w:id="57"/>
+    <w:bookmarkStart w:id="58" w:name="Xc924c81f2526f2b2582982aded7de036b54cf21"/>
+    <w:p>
+      <w:pPr>
+        <w:pStyle w:val="Heading3"/>
+      </w:pPr>
+      <w:r>
+        <w:t xml:space="preserve">5.2 Alternative mechanisms explored</w:t>
+      </w:r>
+    </w:p>
+    <w:p>
+      <w:pPr>
+        <w:pStyle w:val="FirstParagraph"/>
+      </w:pPr>
+      <w:r>
+        <w:t xml:space="preserve">Cross-wave-comparable working-capital proxies (k7 overdraft, k8/k82 line of credit, k3-series financing structure, k30 obstacle score) tested as</w:t>
+      </w:r>
+      <w:r>
+        <w:t xml:space="preserve"> </w:t>
       </w:r>
       <m:oMath>
         <m:sSup>
           <m:e>
             <m:r>
-              <m:t>I</m:t>
+              <m:rPr>
+                <m:sty m:val="p"/>
+              </m:rPr>
+              <m:t>F</m:t>
+            </m:r>
+            <m:r>
+              <m:rPr>
+                <m:sty m:val="p"/>
+              </m:rPr>
+              <m:t>S</m:t>
+            </m:r>
+            <m:r>
+              <m:rPr>
+                <m:sty m:val="p"/>
+              </m:rPr>
+              <m:t>T</m:t>
+            </m:r>
+            <m:r>
+              <m:rPr>
+                <m:sty m:val="p"/>
+              </m:rPr>
+              <m:t>S</m:t>
             </m:r>
           </m:e>
           <m:sup>
@@ -11778,29 +9766,113 @@
       <w:r>
         <w:t xml:space="preserve"> </w:t>
       </w:r>
-      <m:oMath>
-        <m:r>
-          <m:rPr>
-            <m:sty m:val="p"/>
-          </m:rPr>
-          <m:t>≈</m:t>
-        </m:r>
-      </m:oMath>
-      <w:r>
-        <w:t xml:space="preserve"> </w:t>
-      </w:r>
-      <w:r>
-        <w:t xml:space="preserve">88 %) reported in those reviews may reflect cross-country institutional variation rather than within-country temporal change. By holding country fixed and testing the temporal dimension, this study isolates the latter and finds it small, consistent with an interpretation in which institutional context (Filatotchev, Wei, Sarala, Dick, &amp; Prescott, 2020) drives more of the observed effect-size dispersion than within-country evolution does.</w:t>
+      <w:r>
+        <w:t xml:space="preserve">interactions did not converge: Block A signs reverse across waves, Block C is significant in 2012 only, the Block D 2024 anomaly reads as a small-cell artefact, and the 2012-only Block B (k1c/k2c) is null. The pattern is consistent with the working-capital trap as a theoretically coherent mechanism (Manova, 2013) but does not directly identify the channel. Firm-level financial-statement data (cash-conversion cycle, days-receivable-outstanding, trade-finance pricing) are needed for conclusive testing.</w:t>
+      </w:r>
+    </w:p>
+    <w:bookmarkEnd w:id="58"/>
+    <w:bookmarkStart w:id="59" w:name="X8d1bb751c2bcc83d23540409c637089c7a88eba"/>
+    <w:p>
+      <w:pPr>
+        <w:pStyle w:val="Heading3"/>
+      </w:pPr>
+      <w:r>
+        <w:t xml:space="preserve">5.3 Managerial implications</w:t>
+      </w:r>
+    </w:p>
+    <w:p>
+      <w:pPr>
+        <w:pStyle w:val="FirstParagraph"/>
+      </w:pPr>
+      <w:r>
+        <w:t xml:space="preserve">For Chinese private firms, export expansion should be framed as a</w:t>
+      </w:r>
+      <w:r>
+        <w:t xml:space="preserve"> </w:t>
+      </w:r>
+      <w:r>
+        <w:rPr>
+          <w:iCs/>
+          <w:i/>
+        </w:rPr>
+        <w:t xml:space="preserve">bounded optimisation</w:t>
+      </w:r>
+      <w:r>
+        <w:t xml:space="preserve"> </w:t>
+      </w:r>
+      <w:r>
+        <w:t xml:space="preserve">rather than an unconstrained growth objective. The optimal zone of ≈30–60 % FSTS, stable across the decade, is the operating range within which managers can exercise strategic discretion without crossing into the productivity-eroding tail. The temporal stability gives this guidance</w:t>
+      </w:r>
+      <w:r>
+        <w:t xml:space="preserve"> </w:t>
+      </w:r>
+      <w:r>
+        <w:rPr>
+          <w:iCs/>
+          <w:i/>
+        </w:rPr>
+        <w:t xml:space="preserve">durable</w:t>
+      </w:r>
+      <w:r>
+        <w:t xml:space="preserve"> </w:t>
+      </w:r>
+      <w:r>
+        <w:t xml:space="preserve">applicability through future macroeconomic change.</w:t>
+      </w:r>
+    </w:p>
+    <w:p>
+      <w:pPr>
+        <w:pStyle w:val="BodyText"/>
+      </w:pPr>
+      <w:r>
+        <w:t xml:space="preserve">Technological capability investment (foreign-technology licensing, quality certification, product innovation, R&amp;D) supports a substantial productivity baseline that has</w:t>
+      </w:r>
+      <w:r>
+        <w:t xml:space="preserve"> </w:t>
+      </w:r>
+      <w:r>
+        <w:rPr>
+          <w:iCs/>
+          <w:i/>
+        </w:rPr>
+        <w:t xml:space="preserve">strengthened</w:t>
+      </w:r>
+      <w:r>
+        <w:t xml:space="preserve"> </w:t>
+      </w:r>
+      <w:r>
+        <w:t xml:space="preserve">over the decade (Paternoster z = −2.55, p = .011). But capability operates as a</w:t>
+      </w:r>
+      <w:r>
+        <w:t xml:space="preserve"> </w:t>
+      </w:r>
+      <w:r>
+        <w:rPr>
+          <w:iCs/>
+          <w:i/>
+        </w:rPr>
+        <w:t xml:space="preserve">level-shifter</w:t>
+      </w:r>
+      <w:r>
+        <w:t xml:space="preserve">, not a curvature moderator: building capability raises productivity uniformly without pushing the threshold rightward. A firm at 70 % FSTS is approximately as exposed to overextension as it would be without TCI investment — capability raises the productivity baseline at every FSTS level but does not relax the bounded-optimum constraint at the upper tail.</w:t>
+      </w:r>
+    </w:p>
+    <w:p>
+      <w:pPr>
+        <w:pStyle w:val="BodyText"/>
+      </w:pPr>
+      <w:r>
+        <w:t xml:space="preserve">Tier-1 digital adoption (own website) is positively associated with productivity but does not remove the threshold. Managers should treat it as a complement to, not a substitute for, the financial and operational discipline required to sustain high FSTS. Deeper digital transformation (Tier 2–4 in the Verhoef et al., 2021 hierarchy) may eventually relax the threshold, but the present data cannot test this. The durability of the bounded range is itself a managerial asset for long-horizon planning.</w:t>
       </w:r>
     </w:p>
     <w:bookmarkEnd w:id="59"/>
-    <w:bookmarkStart w:id="60" w:name="Xc924c81f2526f2b2582982aded7de036b54cf21"/>
+    <w:bookmarkStart w:id="60" w:name="Xde0760727f81c883ab39a46a6e7671f2b036ef9"/>
     <w:p>
       <w:pPr>
         <w:pStyle w:val="Heading3"/>
       </w:pPr>
       <w:r>
-        <w:t xml:space="preserve">5.2 Alternative mechanisms explored</w:t>
+        <w:t xml:space="preserve">5.4 Tentative policy considerations</w:t>
       </w:r>
     </w:p>
     <w:p>
@@ -11808,37 +9880,75 @@
         <w:pStyle w:val="FirstParagraph"/>
       </w:pPr>
       <w:r>
-        <w:t xml:space="preserve">To probe the downstream mechanism linking the post-threshold downturn to financial constraints, we tested working-capital proxies available in the WBES instrument. The cross-wave-comparable indicators, overdraft facility (k7), line of credit (k8 / k82), financing-structure shares (k3 series), and the access-to-finance obstacle score (k30), were tested as interaction terms with</w:t>
-      </w:r>
-      <w:r>
-        <w:t xml:space="preserve"> </w:t>
+        <w:t xml:space="preserve">Three policy considerations follow — tentative given the associational evidence, wide CIs, and null capability-moderation findings. First, SME export-promotion design may be more about</w:t>
+      </w:r>
+      <w:r>
+        <w:t xml:space="preserve"> </w:t>
+      </w:r>
+      <w:r>
+        <w:rPr>
+          <w:iCs/>
+          <w:i/>
+        </w:rPr>
+        <w:t xml:space="preserve">bounded expansion</w:t>
+      </w:r>
+      <w:r>
+        <w:t xml:space="preserve"> </w:t>
+      </w:r>
+      <w:r>
+        <w:t xml:space="preserve">than maximum ambition: programmes incentivising FSTS beyond the 30–60 % range without parallel liquidity/capability infrastructure risk creating exposed firms whose productivity erodes despite the policy intent. Second, SME credit-market reforms (working-capital lines, factoring, export-credit insurance, trade-finance access; Manova, 2013; Demir &amp; Javorcik, 2018) may shift the threshold rightward, but our null H3 findings suggest reforms must exceed the variation captured by current WBES proxies to produce detectable movement. Third, the decadal durability of the inverted-U implies that the bounded-range framing is robust policy guidance across macroeconomic conditions, not a wave-specific recommendation.</w:t>
+      </w:r>
+    </w:p>
+    <w:bookmarkEnd w:id="60"/>
+    <w:bookmarkStart w:id="61" w:name="X6fb952f48fe7386a51cacff4bb40301fd98916c"/>
+    <w:p>
+      <w:pPr>
+        <w:pStyle w:val="Heading3"/>
+      </w:pPr>
+      <w:r>
+        <w:t xml:space="preserve">5.5 Theoretical contributions</w:t>
+      </w:r>
+    </w:p>
+    <w:p>
+      <w:pPr>
+        <w:pStyle w:val="FirstParagraph"/>
+      </w:pPr>
+      <w:r>
+        <w:t xml:space="preserve">Four contributions follow.</w:t>
+      </w:r>
+      <w:r>
+        <w:t xml:space="preserve"> </w:t>
+      </w:r>
+      <w:r>
+        <w:rPr>
+          <w:bCs/>
+          <w:b/>
+        </w:rPr>
+        <w:t xml:space="preserve">First</w:t>
+      </w:r>
+      <w:r>
+        <w:t xml:space="preserve">, the paper extends the I–P literature from "what shape" to "does the shape endure." Prior nonlinear studies (Hitt et al., 1997; Contractor et al., 2003; Lu &amp; Beamish, 2004) and meta-analyses (Bausch &amp; Krist, 2007; Kirca et al., 2012; Marano et al., 2016) have established the inverted-U as a pattern but rarely tested its temporal stability within a single national context. The durability finding establishes that, in China over 2012–2024, the inverted-U is a stable structural feature, not a sample-specific regularity.</w:t>
+      </w:r>
+    </w:p>
+    <w:p>
+      <w:pPr>
+        <w:pStyle w:val="BodyText"/>
+      </w:pPr>
+      <w:r>
+        <w:rPr>
+          <w:bCs/>
+          <w:b/>
+        </w:rPr>
+        <w:t xml:space="preserve">Second</w:t>
+      </w:r>
+      <w:r>
+        <w:t xml:space="preserve">, by holding country fixed and finding within-country temporal stability, the paper supports an interpretation in which cross-country institutional context (Filatotchev et al., 2020), rather than within-country evolution, accounts for much of the meta-analytic between-study heterogeneity (</w:t>
       </w:r>
       <m:oMath>
         <m:sSup>
           <m:e>
             <m:r>
-              <m:rPr>
-                <m:sty m:val="p"/>
-              </m:rPr>
-              <m:t>F</m:t>
-            </m:r>
-            <m:r>
-              <m:rPr>
-                <m:sty m:val="p"/>
-              </m:rPr>
-              <m:t>S</m:t>
-            </m:r>
-            <m:r>
-              <m:rPr>
-                <m:sty m:val="p"/>
-              </m:rPr>
-              <m:t>T</m:t>
-            </m:r>
-            <m:r>
-              <m:rPr>
-                <m:sty m:val="p"/>
-              </m:rPr>
-              <m:t>S</m:t>
+              <m:t>I</m:t>
             </m:r>
           </m:e>
           <m:sup>
@@ -11852,25 +9962,37 @@
         <w:t xml:space="preserve"> </w:t>
       </w:r>
       <w:r>
-        <w:t xml:space="preserve">to examine whether the steepness of the post-threshold tail is conditioned by firm liquidity. However, due to changes in questionnaire design between the two survey waves, the collected indicators did not achieve the consistency needed for conclusive inference: Block A interactions change sign across waves, Block C reaches significance in 2012 but not 2024, and the Block D anomaly in 2024 reads as a small-cell artefact. The 2012-only Block B (purchases and sales on credit, k1c / k2c) also returns null interactions. Taken together, these supplementary analyses are consistent with the working-capital trap interpretation (Manova, 2013) as a theoretically coherent mechanism for the post-threshold downturn, but the current WBES proxies are insufficiently precise to identify the channel directly. Future work with firm-level financial-statement data, cash-conversion cycle, days-receivable-outstanding, trade-finance pricing, is needed to test the mechanism conclusively.</w:t>
-      </w:r>
-    </w:p>
-    <w:bookmarkEnd w:id="60"/>
-    <w:bookmarkStart w:id="61" w:name="X8d1bb751c2bcc83d23540409c637089c7a88eba"/>
-    <w:p>
-      <w:pPr>
-        <w:pStyle w:val="Heading3"/>
-      </w:pPr>
-      <w:r>
-        <w:t xml:space="preserve">5.3 Managerial implications</w:t>
-      </w:r>
-    </w:p>
-    <w:p>
-      <w:pPr>
-        <w:pStyle w:val="FirstParagraph"/>
-      </w:pPr>
-      <w:r>
-        <w:t xml:space="preserve">For Chinese private firms, the findings carry four managerial implications. The strategic problem of export expansion should be framed as a</w:t>
+        <w:t xml:space="preserve">≈ 88 %). This has methodological implications for future meta-analyses.</w:t>
+      </w:r>
+    </w:p>
+    <w:p>
+      <w:pPr>
+        <w:pStyle w:val="BodyText"/>
+      </w:pPr>
+      <w:r>
+        <w:rPr>
+          <w:bCs/>
+          <w:b/>
+        </w:rPr>
+        <w:t xml:space="preserve">Third</w:t>
+      </w:r>
+      <w:r>
+        <w:t xml:space="preserve">, the paper refines the capability/absorptive-capacity tradition by clearly distinguishing capability's level-shift role (strongly supported) from its conjectured curvature-moderation role (weak, unstable). The Lall (1992) and Cohen &amp; Levinthal (1990) logic is best read as supporting productivity baseline strengthening rather than relaxing the structural overextension constraint at the upper FSTS tail.</w:t>
+      </w:r>
+    </w:p>
+    <w:p>
+      <w:pPr>
+        <w:pStyle w:val="BodyText"/>
+      </w:pPr>
+      <w:r>
+        <w:rPr>
+          <w:bCs/>
+          <w:b/>
+        </w:rPr>
+        <w:t xml:space="preserve">Fourth</w:t>
+      </w:r>
+      <w:r>
+        <w:t xml:space="preserve">, methodologically, the paper demonstrates the value of triangulating (a) wave-by-wave estimates, (b) Paternoster z-tests on individual coefficients, and (c) joint F-tests in pooled three-way specifications for threshold-stability testing — particularly when the substantive claim hinges on a</w:t>
       </w:r>
       <w:r>
         <w:t xml:space="preserve"> </w:t>
@@ -11880,127 +10002,23 @@
           <w:iCs/>
           <w:i/>
         </w:rPr>
-        <w:t xml:space="preserve">bounded optimisation</w:t>
-      </w:r>
-      <w:r>
-        <w:t xml:space="preserve"> </w:t>
-      </w:r>
-      <w:r>
-        <w:t xml:space="preserve">rather than an unconstrained growth objective. Crossing the optimal export-intensity zone, which the present data locate at approximately 30 % to 60 % of total sales and which has not shifted over the past decade, is associated with declining productivity rather than continued gains. Managers should monitor export intensity relative to this bounded operating range and pay particular attention to the operational and financial discipline required to sustain export exposure beyond it. The temporal stability of the threshold means this guidance has</w:t>
-      </w:r>
-      <w:r>
-        <w:t xml:space="preserve"> </w:t>
-      </w:r>
-      <w:r>
-        <w:rPr>
-          <w:iCs/>
-          <w:i/>
-        </w:rPr>
-        <w:t xml:space="preserve">durable</w:t>
-      </w:r>
-      <w:r>
-        <w:t xml:space="preserve"> </w:t>
-      </w:r>
-      <w:r>
-        <w:t xml:space="preserve">applicability rather than being tied to current macroeconomic conditions; managers using these benchmarks can plan with confidence that they remain valid through future macroeconomic and institutional change.</w:t>
-      </w:r>
-    </w:p>
-    <w:p>
-      <w:pPr>
-        <w:pStyle w:val="BodyText"/>
-      </w:pPr>
-      <w:r>
-        <w:t xml:space="preserve">Technological capability investment, broadly defined to include foreign-technology licensing, quality certification, product innovation, and R&amp;D activity, appears to support a substantial productivity baseline that is robust across the export-intensity distribution and that has</w:t>
-      </w:r>
-      <w:r>
-        <w:t xml:space="preserve"> </w:t>
-      </w:r>
-      <w:r>
-        <w:rPr>
-          <w:iCs/>
-          <w:i/>
-        </w:rPr>
-        <w:t xml:space="preserve">strengthened</w:t>
-      </w:r>
-      <w:r>
-        <w:t xml:space="preserve"> </w:t>
-      </w:r>
-      <w:r>
-        <w:t xml:space="preserve">between the 2012 and 2024 waves (Paternoster z = −2.55, p = .011). Capability building is therefore a strategically defensible investment with rising returns. Crucially, the evidence indicates capability operates as a</w:t>
-      </w:r>
-      <w:r>
-        <w:t xml:space="preserve"> </w:t>
-      </w:r>
-      <w:r>
-        <w:rPr>
-          <w:iCs/>
-          <w:i/>
-        </w:rPr>
-        <w:t xml:space="preserve">level-shifter</w:t>
-      </w:r>
-      <w:r>
-        <w:t xml:space="preserve"> </w:t>
-      </w:r>
-      <w:r>
-        <w:t xml:space="preserve">rather than as a curvature moderator: building capability raises productivity uniformly, but does not change</w:t>
-      </w:r>
-      <w:r>
-        <w:t xml:space="preserve"> </w:t>
-      </w:r>
-      <w:r>
-        <w:rPr>
-          <w:iCs/>
-          <w:i/>
-        </w:rPr>
-        <w:t xml:space="preserve">where</w:t>
-      </w:r>
-      <w:r>
-        <w:t xml:space="preserve"> </w:t>
-      </w:r>
-      <w:r>
-        <w:t xml:space="preserve">the productivity-eroding turning point sits. The practical implication is that firms cannot expect capability investment to push the durable threshold rightward, capability strengthens the firm at every level of export intensity but does not relax the structural overextension constraint at the upper tail. A firm at 70 % export intensity is approximately as exposed to overextension costs as it would be without TCI investment; the TCI investment raises the firm's overall productivity but does not save the firm from the bounded-optimum constraint.</w:t>
-      </w:r>
-    </w:p>
-    <w:p>
-      <w:pPr>
-        <w:pStyle w:val="BodyText"/>
-      </w:pPr>
-      <w:r>
-        <w:t xml:space="preserve">Basic digital presence (own website) is positively associated with productivity in the 2024 wave and the pooled sample, modestly so in 2012, but does not remove the structural threshold that bounds the productivity returns of export expansion. Managers should treat Tier 1 digital adoption as a complement to, rather than a substitute for, the financial and operational preparation required to sustain high export intensity. Firms entering deeper digital transformation (e-commerce platforms, ERP integration, AI-augmented operations. Tier 2 through Tier 4 in the Verhoef et al. 2021 hierarchy) may eventually find that the threshold relaxes, but our data cannot directly test this proposition.</w:t>
-      </w:r>
-    </w:p>
-    <w:p>
-      <w:pPr>
-        <w:pStyle w:val="BodyText"/>
-      </w:pPr>
-      <w:r>
-        <w:t xml:space="preserve">More generally, the evidence supports a strategic-decision-making framing in which</w:t>
-      </w:r>
-      <w:r>
-        <w:t xml:space="preserve"> </w:t>
-      </w:r>
-      <w:r>
-        <w:rPr>
-          <w:iCs/>
-          <w:i/>
-        </w:rPr>
-        <w:t xml:space="preserve">the durability of the bounded-internationalization range</w:t>
-      </w:r>
-      <w:r>
-        <w:t xml:space="preserve"> </w:t>
-      </w:r>
-      <w:r>
-        <w:t xml:space="preserve">is itself a managerial asset. Firms making long-horizon investment decisions (entering new export markets, scaling international operations, building cross-border supply chains) can plan against a stable threshold rather than continuously revising their internationalization strategy in response to wave-specific conditions. This stability has organisational-design implications: firms can build international-operations capabilities with confidence that the underlying threshold structure will not shift unpredictably during the investment payback period.</w:t>
+        <w:t xml:space="preserve">failure to reject</w:t>
+      </w:r>
+      <w:r>
+        <w:t xml:space="preserve"> </w:t>
+      </w:r>
+      <w:r>
+        <w:t xml:space="preserve">a null (Eden &amp; Nielsen, 2020; Antonakis et al., 2010; Meyer et al., 2017). The DAI level-shifter-not-slope-modifier pattern is consistent with the China manufacturing-SME baseline (Author Citation, 2026 — JFAR, DAI curvature F-test p = .89).</w:t>
       </w:r>
     </w:p>
     <w:bookmarkEnd w:id="61"/>
-    <w:bookmarkStart w:id="62" w:name="Xde0760727f81c883ab39a46a6e7671f2b036ef9"/>
+    <w:bookmarkStart w:id="62" w:name="X7800104b0d5bc7dc7ba4e9d3a40c8cdf7706565"/>
     <w:p>
       <w:pPr>
         <w:pStyle w:val="Heading3"/>
       </w:pPr>
       <w:r>
-        <w:t xml:space="preserve">5.4 Tentative policy considerations</w:t>
+        <w:t xml:space="preserve">5.6 Boundary conditions</w:t>
       </w:r>
     </w:p>
     <w:p>
@@ -12008,57 +10026,18 @@
         <w:pStyle w:val="FirstParagraph"/>
       </w:pPr>
       <w:r>
-        <w:t xml:space="preserve">We frame the discussion below as tentative policy considerations rather than policy prescriptions. The associational nature of the evidence, the wide turning-point confidence intervals, and the absence of stable direct support for capability-conditioned moderation all weigh against converting the findings into directive policy targets. With those caveats foregrounded, three considerations follow for Chinese private-firm-oriented industrial policy.</w:t>
-      </w:r>
-    </w:p>
-    <w:p>
-      <w:pPr>
-        <w:pStyle w:val="BodyText"/>
-      </w:pPr>
-      <w:r>
-        <w:t xml:space="preserve">The SME export-promotion design problem may be more about</w:t>
-      </w:r>
-      <w:r>
-        <w:t xml:space="preserve"> </w:t>
-      </w:r>
-      <w:r>
-        <w:rPr>
-          <w:iCs/>
-          <w:i/>
-        </w:rPr>
-        <w:t xml:space="preserve">bounded expansion</w:t>
-      </w:r>
-      <w:r>
-        <w:t xml:space="preserve"> </w:t>
-      </w:r>
-      <w:r>
-        <w:t xml:space="preserve">than about maximum export ambition; export-promotion programmes that incentivise export intensity beyond the durable 30-60 % range without parallel investments in liquidity and capability infrastructure may be associated with diminishing or negative productivity returns. Programmes designed to push firms past this range without simultaneously addressing the financial and operational binding constraints that drive the post-threshold downturn risk creating exposed firms whose productivity erodes despite the intended policy benefit.</w:t>
-      </w:r>
-    </w:p>
-    <w:p>
-      <w:pPr>
-        <w:pStyle w:val="BodyText"/>
-      </w:pPr>
-      <w:r>
-        <w:t xml:space="preserve">SME credit-market reforms targeting working-capital lines, factoring, export credit insurance, and trade-finance access (Manova, 2013; Niepmann &amp; Schmidt-Eisenlohr, 2017; Demir &amp; Javorcik, 2018) may in turn help shift the threshold rightward and broaden the safe operating zone, but the present paper does not directly test this policy effect, and indeed our null findings on H3 working-capital moderation suggest that such reforms may need to be more substantial than the variation captured by current WBES proxies to produce detectable threshold movement. Future quantitative policy evaluation work using richer financial data is needed to identify the empirically minimum reform intensity required to move the threshold.</w:t>
-      </w:r>
-    </w:p>
-    <w:p>
-      <w:pPr>
-        <w:pStyle w:val="BodyText"/>
-      </w:pPr>
-      <w:r>
-        <w:t xml:space="preserve">Finally, the durability of the inverted-U through a decade of substantial environmental change implies that the bounded-internationalization framing is robust policy guidance for a range of macroeconomic and institutional conditions, not a wave-specific recommendation. Industrial policy designed around the 30–60 % safe operating zone provides a stable target structure that does not require frequent recalibration as macroeconomic conditions evolve.</w:t>
+        <w:t xml:space="preserve">The findings are bounded by several conditions worth making explicit. The inverted-U pattern is detected in the WBES private-firm frame and may not extend to publicly-listed Chinese firms, which face different regulatory, governance, and capital-market conditions. The durability claim, moreover, is tested across two waves separated by 12 years; whether the threshold remains stable across longer windows or different sub-periods (e.g., pre- vs post-COVID) is an empirical question that the present design cannot answer. The threshold-stability finding is also China-specific; the broader internationalization-performance literature suggests substantial cross-country variation, and the durability we document may not extend to other emerging economies, a question we identify for future cross-country WBES replication. Finally, the capability-moderation null is conditional on the WBES capability instruments; richer indicators (Tier 3-4 digital integration, deeper R&amp;D-instensity measures) may yet reveal the curvature-moderation effect that the present instruments do not detect.</w:t>
       </w:r>
     </w:p>
     <w:bookmarkEnd w:id="62"/>
-    <w:bookmarkStart w:id="63" w:name="X6fb952f48fe7386a51cacff4bb40301fd98916c"/>
-    <w:p>
-      <w:pPr>
-        <w:pStyle w:val="Heading3"/>
-      </w:pPr>
-      <w:r>
-        <w:t xml:space="preserve">5.5 Theoretical contributions</w:t>
+    <w:bookmarkEnd w:id="63"/>
+    <w:bookmarkStart w:id="64" w:name="Xf3d63d3bef15b3e862b66ed5bd48a577996a1bc"/>
+    <w:p>
+      <w:pPr>
+        <w:pStyle w:val="Heading2"/>
+      </w:pPr>
+      <w:r>
+        <w:t xml:space="preserve">6. Limitations and Future Research</w:t>
       </w:r>
     </w:p>
     <w:p>
@@ -12066,132 +10045,7 @@
         <w:pStyle w:val="FirstParagraph"/>
       </w:pPr>
       <w:r>
-        <w:t xml:space="preserve">The paper offers four theoretical contributions to the international business and strategic management literature.</w:t>
-      </w:r>
-    </w:p>
-    <w:p>
-      <w:pPr>
-        <w:pStyle w:val="BodyText"/>
-      </w:pPr>
-      <w:r>
-        <w:t xml:space="preserve">The first contribution extends the scope of the</w:t>
-      </w:r>
-      <w:r>
-        <w:t xml:space="preserve"> </w:t>
-      </w:r>
-      <w:r>
-        <w:rPr>
-          <w:iCs/>
-          <w:i/>
-        </w:rPr>
-        <w:t xml:space="preserve">internationalization–performance</w:t>
-      </w:r>
-      <w:r>
-        <w:t xml:space="preserve"> </w:t>
-      </w:r>
-      <w:r>
-        <w:t xml:space="preserve">literature from the question of "what shape" to the question of "does the shape endure." The bulk of prior IP work, including the foundational nonlinear studies (Hitt et al., 1997; Contractor et al., 2003; Lu &amp; Beamish, 2004) and the meta-analytic syntheses (Bausch &amp; Krist, 2007; Kirca et al., 2012; Marano et al., 2016; Schwens et al., 2018), has established the inverted-U as a robust pattern. It has rarely tested its temporal stability within a single national context. The durability finding reported here establishes that, at least in China and over the 2012-2024 window, the inverted-U is more than a sample-specific regularity. It is a stable structural feature of the trade-off. This evidence complements the cross-country heterogeneity emphasis of the meta-analytic tradition with within-country temporal evidence, and it provides a benchmark for future replication studies in other emerging-economy contexts.</w:t>
-      </w:r>
-    </w:p>
-    <w:p>
-      <w:pPr>
-        <w:pStyle w:val="BodyText"/>
-      </w:pPr>
-      <w:r>
-        <w:t xml:space="preserve">A second contribution speaks to the broader</w:t>
-      </w:r>
-      <w:r>
-        <w:t xml:space="preserve"> </w:t>
-      </w:r>
-      <w:r>
-        <w:rPr>
-          <w:iCs/>
-          <w:i/>
-        </w:rPr>
-        <w:t xml:space="preserve">meta-analytic puzzle</w:t>
-      </w:r>
-      <w:r>
-        <w:t xml:space="preserve"> </w:t>
-      </w:r>
-      <w:r>
-        <w:t xml:space="preserve">about why between-study heterogeneity in the internationalization–performance relationship is so large. By holding country fixed and finding within-country temporal stability, the paper supports an interpretation in which cross-country institutional context, rather than within-country evolution, accounts for much of the observed effect-size dispersion (Filatotchev et al., 2020). This has methodological implications for future meta-analyses: temporal heterogeneity within country may be a smaller source of variation than the literature has implicitly assumed, while cross-country institutional differences may deserve more theoretical attention than they currently receive.</w:t>
-      </w:r>
-    </w:p>
-    <w:p>
-      <w:pPr>
-        <w:pStyle w:val="BodyText"/>
-      </w:pPr>
-      <w:r>
-        <w:t xml:space="preserve">The paper also contributes to the</w:t>
-      </w:r>
-      <w:r>
-        <w:t xml:space="preserve"> </w:t>
-      </w:r>
-      <w:r>
-        <w:rPr>
-          <w:iCs/>
-          <w:i/>
-        </w:rPr>
-        <w:t xml:space="preserve">capability and absorptive-capacity</w:t>
-      </w:r>
-      <w:r>
-        <w:t xml:space="preserve"> </w:t>
-      </w:r>
-      <w:r>
-        <w:t xml:space="preserve">tradition by clearly distinguishing capability's level-shift role from its conjectured curvature-moderation role. Prior work has often blurred these two functions, treating capability as both raising productivity</w:t>
-      </w:r>
-      <w:r>
-        <w:t xml:space="preserve"> </w:t>
-      </w:r>
-      <w:r>
-        <w:rPr>
-          <w:iCs/>
-          <w:i/>
-        </w:rPr>
-        <w:t xml:space="preserve">and</w:t>
-      </w:r>
-      <w:r>
-        <w:t xml:space="preserve"> </w:t>
-      </w:r>
-      <w:r>
-        <w:t xml:space="preserve">relaxing the overextension constraint. Our evidence supports the level-shift role strongly across waves, but finds the curvature-moderation role weak and unstable, suggesting that capability-building does not, by itself, push the inverted-U turning point outward. This refinement matters theoretically: the absorptive-capacity logic of Lall (1992) and Cohen and Levinthal (1990) is best read as supporting productivity baseline strengthening rather than as relaxing the structural trade-off at the post-threshold tail. A firm with high TCI can convert export activity more efficiently into productive output, but the upper bound of that efficiency gain is itself bounded by the underlying coordination and financial constraints that the inverted-U captures.</w:t>
-      </w:r>
-    </w:p>
-    <w:p>
-      <w:pPr>
-        <w:pStyle w:val="BodyText"/>
-      </w:pPr>
-      <w:r>
-        <w:t xml:space="preserve">A fourth contribution is methodological. This study demonstrates, for the IB literature on</w:t>
-      </w:r>
-      <w:r>
-        <w:t xml:space="preserve"> </w:t>
-      </w:r>
-      <w:r>
-        <w:rPr>
-          <w:iCs/>
-          <w:i/>
-        </w:rPr>
-        <w:t xml:space="preserve">threshold-stability testing</w:t>
-      </w:r>
-      <w:r>
-        <w:t xml:space="preserve">, the value of combining (a) wave-by-wave separate estimates with (b) Paternoster z-tests on individual coefficients and (c) joint F-tests in pooled three-way specifications. The triangulation provides a more robust verdict than any single test alone, which matters particularly when the substantive claim hinges on a</w:t>
-      </w:r>
-      <w:r>
-        <w:t xml:space="preserve"> </w:t>
-      </w:r>
-      <w:r>
-        <w:rPr>
-          <w:iCs/>
-          <w:i/>
-        </w:rPr>
-        <w:t xml:space="preserve">failure to reject</w:t>
-      </w:r>
-      <w:r>
-        <w:t xml:space="preserve"> </w:t>
-      </w:r>
-      <w:r>
-        <w:t xml:space="preserve">a null. The reporting protocol set out here can be adopted by future studies testing the temporal stability of nonlinear relationships in other contexts, and complements the methodological best-practice recommendations of Eden and Nielsen (2020), Antonakis et al. (2010), and Meyer et al. (2017).</w:t>
+        <w:t xml:space="preserve">This paper has five principal limitations.</w:t>
       </w:r>
     </w:p>
     <w:p>
@@ -12203,13 +10057,31 @@
           <w:bCs/>
           <w:b/>
         </w:rPr>
-        <w:t xml:space="preserve">DAI pattern note.</w:t>
-      </w:r>
-      <w:r>
-        <w:t xml:space="preserve"> </w:t>
-      </w:r>
-      <w:r>
-        <w:t xml:space="preserve">The present paper's finding that</w:t>
+        <w:t xml:space="preserve">Repeated cross-sections, not panel.</w:t>
+      </w:r>
+      <w:r>
+        <w:t xml:space="preserve"> </w:t>
+      </w:r>
+      <w:r>
+        <w:t xml:space="preserve">The WBES microdata are repeated cross-sections; the study cannot identify within-firm change over time or control for time-invariant unobserved heterogeneity (Antonakis et al., 2010; Eden &amp; Nielsen, 2020; Shaver, 2020). The associational language reflects this constraint. The H2b structural-durability finding should be read as cross-sectional structural similarity across two repeated samples, not within-firm temporal trajectories. The 217 panel firms common to both waves are under-utilised; combining them with a future 2032 wave would yield a 3-wave subset supporting within-firm fixed-effects estimation — identified as a high priority once data become available.</w:t>
+      </w:r>
+    </w:p>
+    <w:p>
+      <w:pPr>
+        <w:pStyle w:val="BodyText"/>
+      </w:pPr>
+      <w:r>
+        <w:rPr>
+          <w:bCs/>
+          <w:b/>
+        </w:rPr>
+        <w:t xml:space="preserve">Working-capital and digital-adoption measurement.</w:t>
+      </w:r>
+      <w:r>
+        <w:t xml:space="preserve"> </w:t>
+      </w:r>
+      <w:r>
+        <w:t xml:space="preserve">The receivables-exposure indicators (k1c, k2c) are absent from the 2024 WBES release, preventing cross-wave receivables-channel testing (Manova, 2013; Foley &amp; Manova, 2015). Available proxies (k7, k8/k82, k3 series, k30) did not yield robust support for the trap mechanism, so the working-capital interpretation remains theoretically grounded rather than directly established; richer financial-statement data (Orbis, CSMAR China) merged to WBES would test it conclusively. Separately,</w:t>
       </w:r>
       <w:r>
         <w:t xml:space="preserve"> </w:t>
@@ -12251,44 +10123,7 @@
         <w:t xml:space="preserve"> </w:t>
       </w:r>
       <w:r>
-        <w:t xml:space="preserve">functions as a level-shifter rather than a slope-modifier is consistent with the manufacturing-SME baseline in the China-specific literature (Author Citation, 2026 — JFAR), where DAI curvature moderation returns a null F-test (p = 0.89). In China's upper-middle-income context, Tier-1 digital presence raises the productivity baseline uniformly but does not modify the structural constraint at the upper tail of export intensity. Whether higher-tier digital adoption (Tier-1+2 composites) plays a stronger contingent role in different institutional contexts is left as a question for future work where the WBES instrument supports such measurement.</w:t>
-      </w:r>
-    </w:p>
-    <w:bookmarkEnd w:id="63"/>
-    <w:bookmarkStart w:id="64" w:name="X7800104b0d5bc7dc7ba4e9d3a40c8cdf7706565"/>
-    <w:p>
-      <w:pPr>
-        <w:pStyle w:val="Heading3"/>
-      </w:pPr>
-      <w:r>
-        <w:t xml:space="preserve">5.6 Boundary conditions</w:t>
-      </w:r>
-    </w:p>
-    <w:p>
-      <w:pPr>
-        <w:pStyle w:val="FirstParagraph"/>
-      </w:pPr>
-      <w:r>
-        <w:t xml:space="preserve">The findings are bounded by several conditions worth making explicit. The inverted-U pattern is detected in the WBES private-firm frame and may not extend to publicly-listed Chinese firms, which face different regulatory, governance, and capital-market conditions. The durability claim, moreover, is tested across two waves separated by 12 years; whether the threshold remains stable across longer windows or different sub-periods (e.g., pre- vs post-COVID) is an empirical question that the present design cannot answer. The threshold-stability finding is also China-specific; the broader internationalization-performance literature suggests substantial cross-country variation, and the durability we document may not extend to other emerging economies, a question we identify for future cross-country WBES replication. Finally, the capability-moderation null is conditional on the WBES capability instruments; richer indicators (Tier 3-4 digital integration, deeper R&amp;D-instensity measures) may yet reveal the curvature-moderation effect that the present instruments do not detect.</w:t>
-      </w:r>
-    </w:p>
-    <w:bookmarkEnd w:id="64"/>
-    <w:bookmarkEnd w:id="65"/>
-    <w:bookmarkStart w:id="66" w:name="Xf3d63d3bef15b3e862b66ed5bd48a577996a1bc"/>
-    <w:p>
-      <w:pPr>
-        <w:pStyle w:val="Heading2"/>
-      </w:pPr>
-      <w:r>
-        <w:t xml:space="preserve">6. Limitations and Future Research</w:t>
-      </w:r>
-    </w:p>
-    <w:p>
-      <w:pPr>
-        <w:pStyle w:val="FirstParagraph"/>
-      </w:pPr>
-      <w:r>
-        <w:t xml:space="preserve">This paper has seven principal limitations.</w:t>
+        <w:t xml:space="preserve">measures Tier-1 digital presence only (c22b own-website); the 2024 BREADY questionnaire includes richer digital indicators absent from 2012 — a 2024-only robustness analysis using those items is a priority for the next revision.</w:t>
       </w:r>
     </w:p>
     <w:p>
@@ -12296,23 +10131,17 @@
         <w:pStyle w:val="BodyText"/>
       </w:pPr>
       <w:r>
-        <w:t xml:space="preserve">Most fundamentally, the WBES microdata are repeated cross‑sections rather than a true firm panel. This study cannot identify within‑firm change over time and cannot control for time‑invariant unobserved heterogeneity (Antonakis et al., 2010; Eden &amp; Nielsen, 2020; Shaver, 2020). The associational language adopted throughout reflects this constraint and should not be relaxed in any reader's interpretation of the results. The H2b structural-durability finding in Section 4.3 should therefore be read as a finding about</w:t>
-      </w:r>
-      <w:r>
-        <w:t xml:space="preserve"> </w:t>
-      </w:r>
-      <w:r>
-        <w:rPr>
-          <w:iCs/>
-          <w:i/>
-        </w:rPr>
-        <w:t xml:space="preserve">cross-sectional structural similarity</w:t>
-      </w:r>
-      <w:r>
-        <w:t xml:space="preserve"> </w:t>
-      </w:r>
-      <w:r>
-        <w:t xml:space="preserve">across two repeated samples, not about within-firm temporal trajectories. A panel design with the same firms re-interviewed over time would allow stronger within-firm claims about whether a given firm's threshold remains stable as the firm's capabilities and market position evolve. The 217 panel firms common to both 2012 and 2024 are an under-utilised resource here; combining them with a future 2032 wave, should WBES China continue its decennial pattern, would yield a 3-wave subset that supports within-firm fixed-effects estimation. This study identifies that extension as a high priority once the data become available.</w:t>
+        <w:rPr>
+          <w:bCs/>
+          <w:b/>
+        </w:rPr>
+        <w:t xml:space="preserve">Sample-frame drift.</w:t>
+      </w:r>
+      <w:r>
+        <w:t xml:space="preserve"> </w:t>
+      </w:r>
+      <w:r>
+        <w:t xml:space="preserve">The WBES frame may have drifted across waves through manufacturing–services rebalancing or FDI-profile change; sector and ownership controls cannot fully rule out residual drift. The manufacturing-only robustness check (§4.6) partially addresses this with directionally consistent results but wider CIs. Re-weighting the 2024 sample to the 2012 industry-region-size strata distribution is identified as a priority.</w:t>
       </w:r>
     </w:p>
     <w:p>
@@ -12320,7 +10149,17 @@
         <w:pStyle w:val="BodyText"/>
       </w:pPr>
       <w:r>
-        <w:t xml:space="preserve">The supplementary working‑capital evidence is bounded by the WBES proxies available cross‑wave. The most direct receivables‑exposure indicators (k1c purchases on credit and k2c sales on credit) are present in the 2012 release but absent from the 2024 release; consequently we cannot test the receivables channel cross‑wave (Manova, 2013; Foley &amp; Manova, 2015; Niepmann &amp; Schmidt-Eisenlohr, 2017; Demir &amp; Javorcik, 2018). Direct examination of working‑capital conditioning using the available proxies (k7, k8 / k82, k3 series, k30, plus 2012‑only k1c / k2c) did not yield robust support for the trap mechanism, so the paper retains the working‑capital interpretation as a theoretically grounded explanation rather than as a directly established empirical channel. A richer empirical test would require firm-level financial-statement data (cash-conversion cycle, days-receivable-outstanding, days-payable-outstanding, trade-finance pricing, sourced from Bureau van Dijk Orbis or CSMAR China) merged to the WBES sample. We have begun preliminary work on such a merge but it lies outside the scope of the present paper.</w:t>
+        <w:rPr>
+          <w:bCs/>
+          <w:b/>
+        </w:rPr>
+        <w:t xml:space="preserve">Power for capability-conditioned dynamic moderation.</w:t>
+      </w:r>
+      <w:r>
+        <w:t xml:space="preserve"> </w:t>
+      </w:r>
+      <w:r>
+        <w:t xml:space="preserve">The null three-way F(2, 3,558) = 0.27, p = .760 could reflect either genuine absence or insufficient power given narrow Tech variation in WBES indicators (Pierce &amp; Aguinis, 2013). A dataset with 3+ waves and more granular capability instruments (Nambisan et al., 2019) would provide a stronger test.</w:t>
       </w:r>
     </w:p>
     <w:p>
@@ -12328,49 +10167,17 @@
         <w:pStyle w:val="BodyText"/>
       </w:pPr>
       <w:r>
-        <w:t xml:space="preserve">The</w:t>
-      </w:r>
-      <w:r>
-        <w:t xml:space="preserve"> </w:t>
-      </w:r>
-      <m:oMath>
-        <m:sSub>
-          <m:e>
-            <m:r>
-              <m:rPr>
-                <m:sty m:val="p"/>
-              </m:rPr>
-              <m:t>D</m:t>
-            </m:r>
-            <m:r>
-              <m:rPr>
-                <m:sty m:val="p"/>
-              </m:rPr>
-              <m:t>A</m:t>
-            </m:r>
-            <m:r>
-              <m:rPr>
-                <m:sty m:val="p"/>
-              </m:rPr>
-              <m:t>I</m:t>
-            </m:r>
-          </m:e>
-          <m:sub>
-            <m:r>
-              <m:rPr>
-                <m:nor/>
-                <m:sty m:val="p"/>
-              </m:rPr>
-              <m:t>core</m:t>
-            </m:r>
-          </m:sub>
-        </m:sSub>
-      </m:oMath>
-      <w:r>
-        <w:t xml:space="preserve"> </w:t>
-      </w:r>
-      <w:r>
-        <w:t xml:space="preserve">specification is operationalised by a single binary indicator (c22b own‑website presence), a deliberate choice taken in this revision to keep the technological‑capability and digital‑adoption constructs operationally orthogonal (see Section 3.2), but one that necessarily measures Tier 1 digital presence rather than the full digital-transformation hierarchy described in recent reviews (Vial, 2019; Verhoef et al., 2021; Hanelt, Bohnsack, Marz, &amp; Antunes Marante, 2021; Volberda, Khanagha, Baden-Fuller, Mihalache, &amp; Birkinshaw, 2021). A richer digital‑adoption measure incorporating Tier 3–4 process integration administered consistently across waves would help disambiguate the wave‑specific pattern reported in Section 4.4. The 2024 BREADY questionnaire does include some richer digital indicators that the 2012 instrument does not, preventing strict cross-wave comparability for those items; we identify a 2024-only robustness analysis using the richer 2024 indicators as a priority for the next revision.</w:t>
+        <w:rPr>
+          <w:bCs/>
+          <w:b/>
+        </w:rPr>
+        <w:t xml:space="preserve">Generalisability.</w:t>
+      </w:r>
+      <w:r>
+        <w:t xml:space="preserve"> </w:t>
+      </w:r>
+      <w:r>
+        <w:t xml:space="preserve">Inferences apply to the two China waves studied; extension to other emerging-economy private-firm settings is an empirical question for separate work. A natural next step is multi-country WBES replication of the threshold-stability test (Vietnam, Indonesia, India; Author Citation, 2026 — VEFR) to establish whether the durable-structure interpretation generalises or remains country-specific (Filatotchev et al., 2020; Kano et al., 2020). The WBES infrastructure supports such replication at low marginal cost because the instrument, sample frame, and weights are harmonised across countries.</w:t>
       </w:r>
     </w:p>
     <w:p>
@@ -12378,129 +10185,7 @@
         <w:pStyle w:val="BodyText"/>
       </w:pPr>
       <w:r>
-        <w:t xml:space="preserve">The WBES sample frame, in addition, may have drifted across waves, for example, through changes in the manufacturing‑services balance or in the FDI profile of the surveyed firms, and although we control for sector and ownership we cannot rule out residual sample‑frame drift. The robustness check on the manufacturing‑only subsample reported in Section 4.6 partially addresses this concern by re-estimating the M2 main threshold model on a sector-restricted subset (N = 1,656 in 2012; N = 1,062 in 2024); the result remains directionally consistent with the main analysis but with substantially wider confidence intervals. Additional drift checks, re-weighting the 2024 sample to match the 2012 industry-region-size strata distribution, and exploring firm-age and firm-size distribution shifts, are identified as priorities for the next revision.</w:t>
-      </w:r>
-    </w:p>
-    <w:p>
-      <w:pPr>
-        <w:pStyle w:val="BodyText"/>
-      </w:pPr>
-      <w:r>
-        <w:t xml:space="preserve">The present design supports a strong test of</w:t>
-      </w:r>
-      <w:r>
-        <w:t xml:space="preserve"> </w:t>
-      </w:r>
-      <w:r>
-        <w:rPr>
-          <w:iCs/>
-          <w:i/>
-        </w:rPr>
-        <w:t xml:space="preserve">wave-shift</w:t>
-      </w:r>
-      <w:r>
-        <w:t xml:space="preserve"> </w:t>
-      </w:r>
-      <w:r>
-        <w:t xml:space="preserve">and</w:t>
-      </w:r>
-      <w:r>
-        <w:t xml:space="preserve"> </w:t>
-      </w:r>
-      <w:r>
-        <w:rPr>
-          <w:iCs/>
-          <w:i/>
-        </w:rPr>
-        <w:t xml:space="preserve">capability-moderation</w:t>
-      </w:r>
-      <w:r>
-        <w:t xml:space="preserve"> </w:t>
-      </w:r>
-      <w:r>
-        <w:t xml:space="preserve">hypotheses but not a strong test of</w:t>
-      </w:r>
-      <w:r>
-        <w:t xml:space="preserve"> </w:t>
-      </w:r>
-      <w:r>
-        <w:rPr>
-          <w:iCs/>
-          <w:i/>
-        </w:rPr>
-        <w:t xml:space="preserve">capability-conditioned dynamic moderation</w:t>
-      </w:r>
-      <w:r>
-        <w:t xml:space="preserve">: while the three-way DOI</w:t>
-      </w:r>
-      <w:r>
-        <w:t xml:space="preserve"> </w:t>
-      </w:r>
-      <m:oMath>
-        <m:r>
-          <m:rPr>
-            <m:sty m:val="p"/>
-          </m:rPr>
-          <m:t>×</m:t>
-        </m:r>
-      </m:oMath>
-      <w:r>
-        <w:t xml:space="preserve"> </w:t>
-      </w:r>
-      <m:oMath>
-        <m:sSub>
-          <m:e>
-            <m:r>
-              <m:t>D</m:t>
-            </m:r>
-          </m:e>
-          <m:sub>
-            <m:r>
-              <m:t>2024</m:t>
-            </m:r>
-          </m:sub>
-        </m:sSub>
-      </m:oMath>
-      <w:r>
-        <w:t xml:space="preserve"> </w:t>
-      </w:r>
-      <m:oMath>
-        <m:r>
-          <m:rPr>
-            <m:sty m:val="p"/>
-          </m:rPr>
-          <m:t>×</m:t>
-        </m:r>
-      </m:oMath>
-      <w:r>
-        <w:t xml:space="preserve"> </w:t>
-      </w:r>
-      <w:r>
-        <w:t xml:space="preserve">Tech specification is reported (Section 4.4 and Appendix C), the joint F-test is not significant (F(2, 3,558) = 0.27, p = .760), which could reflect either genuine absence of dynamic moderation or insufficient power given the pooled sample size and the narrow Tech variation in the WBES capability indicators (Pierce &amp; Aguinis, 2013). A dataset with richer wave coverage (3+ waves) and more granular capability instruments, for example combining WBES with firm-level digital-transformation indicators (Nambisan, Wright, &amp; Feldman, 2019), would provide a stronger test. A formal power analysis for the three-way moderation effect is left for future work using a more extensive panel.</w:t>
-      </w:r>
-    </w:p>
-    <w:p>
-      <w:pPr>
-        <w:pStyle w:val="BodyText"/>
-      </w:pPr>
-      <w:r>
-        <w:t xml:space="preserve">A seventh limitation concerns the harmonisation pipeline itself. All variable-construction and cross-wave harmonisation decisions reported in Section 3.2 (item-code mapping across PICS3, Standardised, and BREADY questionnaire generations; encoding fallbacks; ISIC sector recodes; private-ownership recodes; outlier-winsorisation thresholds) were made by the present author group; while these decisions are mechanically reproducible from the documented WBES item-code mappings provided in the replication package, no formal inter-coder reliability check (e.g., independent dual-coding with Cohen's kappa) on the harmonisation choices themselves has been performed. A future revision could engage an independent second coder to harmonise the same items from the raw WBES microdata and report inter-coder agreement; until such a check is completed, readers should regard the cross-wave harmonisation as auditable but not externally validated.</w:t>
-      </w:r>
-    </w:p>
-    <w:p>
-      <w:pPr>
-        <w:pStyle w:val="BodyText"/>
-      </w:pPr>
-      <w:r>
-        <w:t xml:space="preserve">Generalisability beyond the Chinese private‑firm sample is not tested in this paper; the inferences we report apply to the two China waves studied, and any extension to other emerging‑economy private‑firm settings is an empirical question for separate work (Bausch &amp; Krist, 2007; Kirca, Roth, Hult, &amp; Cavusgil, 2012; Marano et al., 2016; Schwens et al., 2018; Author Citation, 2025 — ICBEF). A natural next step in our broader research stream is the multi-country replication of the threshold-stability test on WBES data for Vietnam, Indonesia, India, and other emerging-Asia settings (Author Citation, 2026 — VEFR), to establish whether the durable-structure interpretation generalises beyond China or remains a country-specific pattern. Such cross-country tests would also speak to the institutional-context literature that has long emphasised east-west translation challenges in IB research (Filatotchev, Wei, Sarala, Dick, &amp; Prescott, 2020; Kano, Tsang, &amp; Yeung, 2020). The WBES data infrastructure is uniquely well-positioned to support such replications because the survey instrument, sample frame, and weighting scheme are harmonised across countries, making the cross-country threshold-stability comparison feasible at relatively low marginal cost.</w:t>
-      </w:r>
-    </w:p>
-    <w:p>
-      <w:pPr>
-        <w:pStyle w:val="BodyText"/>
-      </w:pPr>
-      <w:r>
-        <w:t xml:space="preserve">Future research should pursue panel data, expanded measurement instruments, particularly receivables turnover, cash‑conversion cycle, and trade‑finance pricing (Manova, 2013; Demir &amp; Javorcik, 2018), and multi‑country comparative analysis of the threshold‑stability claim that we identify here. The combination of the unexpected-stability result with the documented heterogeneity in the broader internationalization–performance literature (Author Citation, 2025, ICBEF; Marano et al., 2016; Schwens et al., 2018) suggests that the location and shape of the inverted-U may be more sensitive to country institutional context than to within-country temporal change, a hypothesis worth testing directly with the cross-country WBES corpus.</w:t>
+        <w:t xml:space="preserve">Combined with the documented heterogeneity in the broader I–P literature (Marano et al., 2016; Schwens et al., 2018), the durability result suggests the inverted-U's shape may be more sensitive to cross-country institutional context than to within-country temporal change — a hypothesis worth testing with the cross-country WBES corpus.</w:t>
       </w:r>
     </w:p>
     <w:p>
@@ -12510,8 +10195,8 @@
         </w:pict>
       </w:r>
     </w:p>
-    <w:bookmarkEnd w:id="66"/>
-    <w:bookmarkStart w:id="67" w:name="acknowledgements"/>
+    <w:bookmarkEnd w:id="64"/>
+    <w:bookmarkStart w:id="66" w:name="acknowledgements"/>
     <w:p>
       <w:pPr>
         <w:pStyle w:val="Heading2"/>
@@ -12530,7 +10215,7 @@
       <w:r>
         <w:t xml:space="preserve"> </w:t>
       </w:r>
-      <w:hyperlink r:id="rId33">
+      <w:hyperlink r:id="rId65">
         <w:r>
           <w:rPr>
             <w:rStyle w:val="Hyperlink"/>
@@ -12550,6 +10235,89 @@
         <w:t xml:space="preserve">The authors received no specific grant from any funding agency in the public, commercial, or not‑for‑profit sectors for the research, authorship, or publication of this article. The authors declare no conflicts of interest.</w:t>
       </w:r>
     </w:p>
+    <w:bookmarkEnd w:id="66"/>
+    <w:bookmarkStart w:id="67" w:name="conflict-of-interest"/>
+    <w:p>
+      <w:pPr>
+        <w:pStyle w:val="Heading2"/>
+      </w:pPr>
+      <w:r>
+        <w:t xml:space="preserve">Conflict of Interest</w:t>
+      </w:r>
+    </w:p>
+    <w:p>
+      <w:pPr>
+        <w:pStyle w:val="FirstParagraph"/>
+      </w:pPr>
+      <w:r>
+        <w:t xml:space="preserve">The authors declare no conflict of interest.</w:t>
+      </w:r>
+    </w:p>
+    <w:bookmarkEnd w:id="67"/>
+    <w:bookmarkStart w:id="68" w:name="funding"/>
+    <w:p>
+      <w:pPr>
+        <w:pStyle w:val="Heading2"/>
+      </w:pPr>
+      <w:r>
+        <w:t xml:space="preserve">Funding</w:t>
+      </w:r>
+    </w:p>
+    <w:p>
+      <w:pPr>
+        <w:pStyle w:val="FirstParagraph"/>
+      </w:pPr>
+      <w:r>
+        <w:t xml:space="preserve">This research received no specific grant from any funding agency in the public, commercial, or not-for-profit sectors.</w:t>
+      </w:r>
+    </w:p>
+    <w:bookmarkEnd w:id="68"/>
+    <w:bookmarkStart w:id="70" w:name="data-availability-statement"/>
+    <w:p>
+      <w:pPr>
+        <w:pStyle w:val="Heading2"/>
+      </w:pPr>
+      <w:r>
+        <w:t xml:space="preserve">Data Availability Statement</w:t>
+      </w:r>
+    </w:p>
+    <w:p>
+      <w:pPr>
+        <w:pStyle w:val="FirstParagraph"/>
+      </w:pPr>
+      <w:r>
+        <w:t xml:space="preserve">The data that support the findings of this study are from the World Bank Enterprise Surveys (WBES) China 2012 and 2024 waves, publicly available via the World Bank Enterprise Surveys portal (</w:t>
+      </w:r>
+      <w:hyperlink r:id="rId69">
+        <w:r>
+          <w:rPr>
+            <w:rStyle w:val="Hyperlink"/>
+          </w:rPr>
+          <w:t xml:space="preserve">https://www.enterprisesurveys.org</w:t>
+        </w:r>
+      </w:hyperlink>
+      <w:r>
+        <w:t xml:space="preserve">), subject to registration and compliance with the WBES Data Access Protocol. Replication materials—including the harmonisation protocol across the two waves, variable-construction code, model specifications, and computational outputs—are available from the corresponding author on reasonable request and may be shared to the extent permitted by the WBES data-access terms.</w:t>
+      </w:r>
+    </w:p>
+    <w:bookmarkEnd w:id="70"/>
+    <w:bookmarkStart w:id="71" w:name="X799c23334c5944d058eaf15944a1408ff96b683"/>
+    <w:p>
+      <w:pPr>
+        <w:pStyle w:val="Heading2"/>
+      </w:pPr>
+      <w:r>
+        <w:t xml:space="preserve">Use of Generative AI in the Writing Process</w:t>
+      </w:r>
+    </w:p>
+    <w:p>
+      <w:pPr>
+        <w:pStyle w:val="FirstParagraph"/>
+      </w:pPr>
+      <w:r>
+        <w:t xml:space="preserve">Generative AI tools were used during manuscript preparation to assist with language editing, consistency checking of statistical notation across the two-wave harmonisation, and assembly of replication-package documentation. All conceptual framing, hypothesis development, empirical analysis, results interpretation, and final wording were authored by the human authors, who take full responsibility for the content of the publication.</w:t>
+      </w:r>
+    </w:p>
     <w:p>
       <w:r>
         <w:pict>
@@ -12557,8 +10325,8 @@
         </w:pict>
       </w:r>
     </w:p>
-    <w:bookmarkEnd w:id="67"/>
-    <w:bookmarkStart w:id="108" w:name="references"/>
+    <w:bookmarkEnd w:id="71"/>
+    <w:bookmarkStart w:id="111" w:name="references"/>
     <w:p>
       <w:pPr>
         <w:pStyle w:val="Heading2"/>
@@ -12590,7 +10358,7 @@
       <w:r>
         <w:t xml:space="preserve"> </w:t>
       </w:r>
-      <w:hyperlink r:id="rId68">
+      <w:hyperlink r:id="rId72">
         <w:r>
           <w:rPr>
             <w:rStyle w:val="Hyperlink"/>
@@ -12622,7 +10390,7 @@
       <w:r>
         <w:t xml:space="preserve"> </w:t>
       </w:r>
-      <w:hyperlink r:id="rId69">
+      <w:hyperlink r:id="rId73">
         <w:r>
           <w:rPr>
             <w:rStyle w:val="Hyperlink"/>
@@ -12654,7 +10422,7 @@
       <w:r>
         <w:t xml:space="preserve"> </w:t>
       </w:r>
-      <w:hyperlink r:id="rId70">
+      <w:hyperlink r:id="rId74">
         <w:r>
           <w:rPr>
             <w:rStyle w:val="Hyperlink"/>
@@ -12686,7 +10454,7 @@
       <w:r>
         <w:t xml:space="preserve"> </w:t>
       </w:r>
-      <w:hyperlink r:id="rId71">
+      <w:hyperlink r:id="rId75">
         <w:r>
           <w:rPr>
             <w:rStyle w:val="Hyperlink"/>
@@ -12718,7 +10486,7 @@
       <w:r>
         <w:t xml:space="preserve"> </w:t>
       </w:r>
-      <w:hyperlink r:id="rId72">
+      <w:hyperlink r:id="rId76">
         <w:r>
           <w:rPr>
             <w:rStyle w:val="Hyperlink"/>
@@ -12750,7 +10518,7 @@
       <w:r>
         <w:t xml:space="preserve"> </w:t>
       </w:r>
-      <w:hyperlink r:id="rId73">
+      <w:hyperlink r:id="rId77">
         <w:r>
           <w:rPr>
             <w:rStyle w:val="Hyperlink"/>
@@ -12782,7 +10550,7 @@
       <w:r>
         <w:t xml:space="preserve"> </w:t>
       </w:r>
-      <w:hyperlink r:id="rId74">
+      <w:hyperlink r:id="rId78">
         <w:r>
           <w:rPr>
             <w:rStyle w:val="Hyperlink"/>
@@ -12814,7 +10582,7 @@
       <w:r>
         <w:t xml:space="preserve"> </w:t>
       </w:r>
-      <w:hyperlink r:id="rId75">
+      <w:hyperlink r:id="rId79">
         <w:r>
           <w:rPr>
             <w:rStyle w:val="Hyperlink"/>
@@ -12846,7 +10614,7 @@
       <w:r>
         <w:t xml:space="preserve"> </w:t>
       </w:r>
-      <w:hyperlink r:id="rId76">
+      <w:hyperlink r:id="rId80">
         <w:r>
           <w:rPr>
             <w:rStyle w:val="Hyperlink"/>
@@ -12878,7 +10646,7 @@
       <w:r>
         <w:t xml:space="preserve"> </w:t>
       </w:r>
-      <w:hyperlink r:id="rId77">
+      <w:hyperlink r:id="rId81">
         <w:r>
           <w:rPr>
             <w:rStyle w:val="Hyperlink"/>
@@ -12976,7 +10744,7 @@
       <w:r>
         <w:t xml:space="preserve"> </w:t>
       </w:r>
-      <w:hyperlink r:id="rId78">
+      <w:hyperlink r:id="rId82">
         <w:r>
           <w:rPr>
             <w:rStyle w:val="Hyperlink"/>
@@ -13008,7 +10776,7 @@
       <w:r>
         <w:t xml:space="preserve"> </w:t>
       </w:r>
-      <w:hyperlink r:id="rId79">
+      <w:hyperlink r:id="rId83">
         <w:r>
           <w:rPr>
             <w:rStyle w:val="Hyperlink"/>
@@ -13040,7 +10808,7 @@
       <w:r>
         <w:t xml:space="preserve"> </w:t>
       </w:r>
-      <w:hyperlink r:id="rId80">
+      <w:hyperlink r:id="rId84">
         <w:r>
           <w:rPr>
             <w:rStyle w:val="Hyperlink"/>
@@ -13072,7 +10840,7 @@
       <w:r>
         <w:t xml:space="preserve"> </w:t>
       </w:r>
-      <w:hyperlink r:id="rId81">
+      <w:hyperlink r:id="rId85">
         <w:r>
           <w:rPr>
             <w:rStyle w:val="Hyperlink"/>
@@ -13104,7 +10872,7 @@
       <w:r>
         <w:t xml:space="preserve"> </w:t>
       </w:r>
-      <w:hyperlink r:id="rId82">
+      <w:hyperlink r:id="rId86">
         <w:r>
           <w:rPr>
             <w:rStyle w:val="Hyperlink"/>
@@ -13136,7 +10904,7 @@
       <w:r>
         <w:t xml:space="preserve"> </w:t>
       </w:r>
-      <w:hyperlink r:id="rId83">
+      <w:hyperlink r:id="rId87">
         <w:r>
           <w:rPr>
             <w:rStyle w:val="Hyperlink"/>
@@ -13168,7 +10936,7 @@
       <w:r>
         <w:t xml:space="preserve"> </w:t>
       </w:r>
-      <w:hyperlink r:id="rId84">
+      <w:hyperlink r:id="rId88">
         <w:r>
           <w:rPr>
             <w:rStyle w:val="Hyperlink"/>
@@ -13200,7 +10968,7 @@
       <w:r>
         <w:t xml:space="preserve"> </w:t>
       </w:r>
-      <w:hyperlink r:id="rId85">
+      <w:hyperlink r:id="rId89">
         <w:r>
           <w:rPr>
             <w:rStyle w:val="Hyperlink"/>
@@ -13232,7 +11000,7 @@
       <w:r>
         <w:t xml:space="preserve"> </w:t>
       </w:r>
-      <w:hyperlink r:id="rId86">
+      <w:hyperlink r:id="rId90">
         <w:r>
           <w:rPr>
             <w:rStyle w:val="Hyperlink"/>
@@ -13264,7 +11032,7 @@
       <w:r>
         <w:t xml:space="preserve"> </w:t>
       </w:r>
-      <w:hyperlink r:id="rId87">
+      <w:hyperlink r:id="rId91">
         <w:r>
           <w:rPr>
             <w:rStyle w:val="Hyperlink"/>
@@ -13296,7 +11064,7 @@
       <w:r>
         <w:t xml:space="preserve"> </w:t>
       </w:r>
-      <w:hyperlink r:id="rId88">
+      <w:hyperlink r:id="rId92">
         <w:r>
           <w:rPr>
             <w:rStyle w:val="Hyperlink"/>
@@ -13328,7 +11096,7 @@
       <w:r>
         <w:t xml:space="preserve"> </w:t>
       </w:r>
-      <w:hyperlink r:id="rId89">
+      <w:hyperlink r:id="rId93">
         <w:r>
           <w:rPr>
             <w:rStyle w:val="Hyperlink"/>
@@ -13360,7 +11128,7 @@
       <w:r>
         <w:t xml:space="preserve"> </w:t>
       </w:r>
-      <w:hyperlink r:id="rId90">
+      <w:hyperlink r:id="rId94">
         <w:r>
           <w:rPr>
             <w:rStyle w:val="Hyperlink"/>
@@ -13392,7 +11160,7 @@
       <w:r>
         <w:t xml:space="preserve"> </w:t>
       </w:r>
-      <w:hyperlink r:id="rId91">
+      <w:hyperlink r:id="rId95">
         <w:r>
           <w:rPr>
             <w:rStyle w:val="Hyperlink"/>
@@ -13424,7 +11192,7 @@
       <w:r>
         <w:t xml:space="preserve"> </w:t>
       </w:r>
-      <w:hyperlink r:id="rId92">
+      <w:hyperlink r:id="rId96">
         <w:r>
           <w:rPr>
             <w:rStyle w:val="Hyperlink"/>
@@ -13456,7 +11224,7 @@
       <w:r>
         <w:t xml:space="preserve"> </w:t>
       </w:r>
-      <w:hyperlink r:id="rId93">
+      <w:hyperlink r:id="rId97">
         <w:r>
           <w:rPr>
             <w:rStyle w:val="Hyperlink"/>
@@ -13488,7 +11256,7 @@
       <w:r>
         <w:t xml:space="preserve"> </w:t>
       </w:r>
-      <w:hyperlink r:id="rId94">
+      <w:hyperlink r:id="rId98">
         <w:r>
           <w:rPr>
             <w:rStyle w:val="Hyperlink"/>
@@ -13520,7 +11288,7 @@
       <w:r>
         <w:t xml:space="preserve"> </w:t>
       </w:r>
-      <w:hyperlink r:id="rId95">
+      <w:hyperlink r:id="rId99">
         <w:r>
           <w:rPr>
             <w:rStyle w:val="Hyperlink"/>
@@ -13552,7 +11320,7 @@
       <w:r>
         <w:t xml:space="preserve"> </w:t>
       </w:r>
-      <w:hyperlink r:id="rId96">
+      <w:hyperlink r:id="rId100">
         <w:r>
           <w:rPr>
             <w:rStyle w:val="Hyperlink"/>
@@ -13584,7 +11352,7 @@
       <w:r>
         <w:t xml:space="preserve"> </w:t>
       </w:r>
-      <w:hyperlink r:id="rId97">
+      <w:hyperlink r:id="rId101">
         <w:r>
           <w:rPr>
             <w:rStyle w:val="Hyperlink"/>
@@ -13616,7 +11384,7 @@
       <w:r>
         <w:t xml:space="preserve"> </w:t>
       </w:r>
-      <w:hyperlink r:id="rId98">
+      <w:hyperlink r:id="rId102">
         <w:r>
           <w:rPr>
             <w:rStyle w:val="Hyperlink"/>
@@ -13648,7 +11416,7 @@
       <w:r>
         <w:t xml:space="preserve"> </w:t>
       </w:r>
-      <w:hyperlink r:id="rId99">
+      <w:hyperlink r:id="rId103">
         <w:r>
           <w:rPr>
             <w:rStyle w:val="Hyperlink"/>
@@ -13680,7 +11448,7 @@
       <w:r>
         <w:t xml:space="preserve"> </w:t>
       </w:r>
-      <w:hyperlink r:id="rId100">
+      <w:hyperlink r:id="rId104">
         <w:r>
           <w:rPr>
             <w:rStyle w:val="Hyperlink"/>
@@ -13712,7 +11480,7 @@
       <w:r>
         <w:t xml:space="preserve"> </w:t>
       </w:r>
-      <w:hyperlink r:id="rId101">
+      <w:hyperlink r:id="rId105">
         <w:r>
           <w:rPr>
             <w:rStyle w:val="Hyperlink"/>
@@ -13744,7 +11512,7 @@
       <w:r>
         <w:t xml:space="preserve"> </w:t>
       </w:r>
-      <w:hyperlink r:id="rId102">
+      <w:hyperlink r:id="rId106">
         <w:r>
           <w:rPr>
             <w:rStyle w:val="Hyperlink"/>
@@ -13776,7 +11544,7 @@
       <w:r>
         <w:t xml:space="preserve"> </w:t>
       </w:r>
-      <w:hyperlink r:id="rId103">
+      <w:hyperlink r:id="rId107">
         <w:r>
           <w:rPr>
             <w:rStyle w:val="Hyperlink"/>
@@ -13808,7 +11576,7 @@
       <w:r>
         <w:t xml:space="preserve"> </w:t>
       </w:r>
-      <w:hyperlink r:id="rId104">
+      <w:hyperlink r:id="rId108">
         <w:r>
           <w:rPr>
             <w:rStyle w:val="Hyperlink"/>
@@ -13840,7 +11608,7 @@
       <w:r>
         <w:t xml:space="preserve"> </w:t>
       </w:r>
-      <w:hyperlink r:id="rId105">
+      <w:hyperlink r:id="rId109">
         <w:r>
           <w:rPr>
             <w:rStyle w:val="Hyperlink"/>
@@ -13875,7 +11643,7 @@
       <w:r>
         <w:t xml:space="preserve"> </w:t>
       </w:r>
-      <w:hyperlink r:id="rId106">
+      <w:hyperlink r:id="rId69">
         <w:r>
           <w:rPr>
             <w:rStyle w:val="Hyperlink"/>
@@ -13910,7 +11678,7 @@
       <w:r>
         <w:t xml:space="preserve"> </w:t>
       </w:r>
-      <w:hyperlink r:id="rId106">
+      <w:hyperlink r:id="rId69">
         <w:r>
           <w:rPr>
             <w:rStyle w:val="Hyperlink"/>
@@ -13942,7 +11710,7 @@
       <w:r>
         <w:t xml:space="preserve"> </w:t>
       </w:r>
-      <w:hyperlink r:id="rId107">
+      <w:hyperlink r:id="rId110">
         <w:r>
           <w:rPr>
             <w:rStyle w:val="Hyperlink"/>
@@ -14168,8 +11936,8 @@
         <w:t xml:space="preserve">), and figure-rendering scripts are documented in the repository README.</w:t>
       </w:r>
     </w:p>
-    <w:bookmarkEnd w:id="108"/>
-    <w:bookmarkEnd w:id="109"/>
+    <w:bookmarkEnd w:id="111"/>
+    <w:bookmarkEnd w:id="112"/>
     <w:sectPr>
       <w:pgSz w:h="16838" w:w="11906"/>
       <w:pgMar w:bottom="1417" w:left="1417" w:right="1417" w:top="1417"/>
@@ -15021,13 +12789,15 @@
     <w:link w:val="VerbatimChar"/>
     <w:pPr>
       <w:wordWrap w:val="off"/>
+      <w:shd w:val="clear" w:fill="f8f8f8"/>
     </w:pPr>
   </w:style>
   <w:style w:type="character" w:customStyle="1" w:styleId="KeywordTok">
     <w:name w:val="KeywordTok"/>
     <w:basedOn w:val="VerbatimChar"/>
     <w:rPr>
-      <w:color w:val="007020"/>
+      <w:color w:val="204a87"/>
+      <w:shd w:val="clear" w:fill="f8f8f8"/>
       <w:b/>
     </w:rPr>
   </w:style>
@@ -15035,85 +12805,96 @@
     <w:name w:val="DataTypeTok"/>
     <w:basedOn w:val="VerbatimChar"/>
     <w:rPr>
-      <w:color w:val="902000"/>
+      <w:color w:val="204a87"/>
+      <w:shd w:val="clear" w:fill="f8f8f8"/>
     </w:rPr>
   </w:style>
   <w:style w:type="character" w:customStyle="1" w:styleId="DecValTok">
     <w:name w:val="DecValTok"/>
     <w:basedOn w:val="VerbatimChar"/>
     <w:rPr>
-      <w:color w:val="40a070"/>
+      <w:color w:val="0000cf"/>
+      <w:shd w:val="clear" w:fill="f8f8f8"/>
     </w:rPr>
   </w:style>
   <w:style w:type="character" w:customStyle="1" w:styleId="BaseNTok">
     <w:name w:val="BaseNTok"/>
     <w:basedOn w:val="VerbatimChar"/>
     <w:rPr>
-      <w:color w:val="40a070"/>
+      <w:color w:val="0000cf"/>
+      <w:shd w:val="clear" w:fill="f8f8f8"/>
     </w:rPr>
   </w:style>
   <w:style w:type="character" w:customStyle="1" w:styleId="FloatTok">
     <w:name w:val="FloatTok"/>
     <w:basedOn w:val="VerbatimChar"/>
     <w:rPr>
-      <w:color w:val="40a070"/>
+      <w:color w:val="0000cf"/>
+      <w:shd w:val="clear" w:fill="f8f8f8"/>
     </w:rPr>
   </w:style>
   <w:style w:type="character" w:customStyle="1" w:styleId="ConstantTok">
     <w:name w:val="ConstantTok"/>
     <w:basedOn w:val="VerbatimChar"/>
     <w:rPr>
-      <w:color w:val="880000"/>
+      <w:color w:val="8f5902"/>
+      <w:shd w:val="clear" w:fill="f8f8f8"/>
     </w:rPr>
   </w:style>
   <w:style w:type="character" w:customStyle="1" w:styleId="CharTok">
     <w:name w:val="CharTok"/>
     <w:basedOn w:val="VerbatimChar"/>
     <w:rPr>
-      <w:color w:val="4070a0"/>
+      <w:color w:val="4e9a06"/>
+      <w:shd w:val="clear" w:fill="f8f8f8"/>
     </w:rPr>
   </w:style>
   <w:style w:type="character" w:customStyle="1" w:styleId="SpecialCharTok">
     <w:name w:val="SpecialCharTok"/>
     <w:basedOn w:val="VerbatimChar"/>
     <w:rPr>
-      <w:color w:val="4070a0"/>
+      <w:color w:val="ce5c00"/>
+      <w:shd w:val="clear" w:fill="f8f8f8"/>
+      <w:b/>
     </w:rPr>
   </w:style>
   <w:style w:type="character" w:customStyle="1" w:styleId="StringTok">
     <w:name w:val="StringTok"/>
     <w:basedOn w:val="VerbatimChar"/>
     <w:rPr>
-      <w:color w:val="4070a0"/>
+      <w:color w:val="4e9a06"/>
+      <w:shd w:val="clear" w:fill="f8f8f8"/>
     </w:rPr>
   </w:style>
   <w:style w:type="character" w:customStyle="1" w:styleId="VerbatimStringTok">
     <w:name w:val="VerbatimStringTok"/>
     <w:basedOn w:val="VerbatimChar"/>
     <w:rPr>
-      <w:color w:val="4070a0"/>
+      <w:color w:val="4e9a06"/>
+      <w:shd w:val="clear" w:fill="f8f8f8"/>
     </w:rPr>
   </w:style>
   <w:style w:type="character" w:customStyle="1" w:styleId="SpecialStringTok">
     <w:name w:val="SpecialStringTok"/>
     <w:basedOn w:val="VerbatimChar"/>
     <w:rPr>
-      <w:color w:val="bb6688"/>
+      <w:color w:val="4e9a06"/>
+      <w:shd w:val="clear" w:fill="f8f8f8"/>
     </w:rPr>
   </w:style>
   <w:style w:type="character" w:customStyle="1" w:styleId="ImportTok">
     <w:name w:val="ImportTok"/>
     <w:basedOn w:val="VerbatimChar"/>
     <w:rPr>
-      <w:color w:val="008000"/>
-      <w:b/>
+      <w:shd w:val="clear" w:fill="f8f8f8"/>
     </w:rPr>
   </w:style>
   <w:style w:type="character" w:customStyle="1" w:styleId="CommentTok">
     <w:name w:val="CommentTok"/>
     <w:basedOn w:val="VerbatimChar"/>
     <w:rPr>
-      <w:color w:val="60a0b0"/>
+      <w:color w:val="8f5902"/>
+      <w:shd w:val="clear" w:fill="f8f8f8"/>
       <w:i/>
     </w:rPr>
   </w:style>
@@ -15121,7 +12902,9 @@
     <w:name w:val="DocumentationTok"/>
     <w:basedOn w:val="VerbatimChar"/>
     <w:rPr>
-      <w:color w:val="ba2121"/>
+      <w:color w:val="8f5902"/>
+      <w:shd w:val="clear" w:fill="f8f8f8"/>
+      <w:b/>
       <w:i/>
     </w:rPr>
   </w:style>
@@ -15129,7 +12912,8 @@
     <w:name w:val="AnnotationTok"/>
     <w:basedOn w:val="VerbatimChar"/>
     <w:rPr>
-      <w:color w:val="60a0b0"/>
+      <w:color w:val="8f5902"/>
+      <w:shd w:val="clear" w:fill="f8f8f8"/>
       <w:b/>
       <w:i/>
     </w:rPr>
@@ -15138,7 +12922,8 @@
     <w:name w:val="CommentVarTok"/>
     <w:basedOn w:val="VerbatimChar"/>
     <w:rPr>
-      <w:color w:val="60a0b0"/>
+      <w:color w:val="8f5902"/>
+      <w:shd w:val="clear" w:fill="f8f8f8"/>
       <w:b/>
       <w:i/>
     </w:rPr>
@@ -15147,28 +12932,33 @@
     <w:name w:val="OtherTok"/>
     <w:basedOn w:val="VerbatimChar"/>
     <w:rPr>
-      <w:color w:val="007020"/>
+      <w:color w:val="8f5902"/>
+      <w:shd w:val="clear" w:fill="f8f8f8"/>
     </w:rPr>
   </w:style>
   <w:style w:type="character" w:customStyle="1" w:styleId="FunctionTok">
     <w:name w:val="FunctionTok"/>
     <w:basedOn w:val="VerbatimChar"/>
     <w:rPr>
-      <w:color w:val="06287e"/>
+      <w:color w:val="204a87"/>
+      <w:shd w:val="clear" w:fill="f8f8f8"/>
+      <w:b/>
     </w:rPr>
   </w:style>
   <w:style w:type="character" w:customStyle="1" w:styleId="VariableTok">
     <w:name w:val="VariableTok"/>
     <w:basedOn w:val="VerbatimChar"/>
     <w:rPr>
-      <w:color w:val="19177c"/>
+      <w:color w:val="000000"/>
+      <w:shd w:val="clear" w:fill="f8f8f8"/>
     </w:rPr>
   </w:style>
   <w:style w:type="character" w:customStyle="1" w:styleId="ControlFlowTok">
     <w:name w:val="ControlFlowTok"/>
     <w:basedOn w:val="VerbatimChar"/>
     <w:rPr>
-      <w:color w:val="007020"/>
+      <w:color w:val="204a87"/>
+      <w:shd w:val="clear" w:fill="f8f8f8"/>
       <w:b/>
     </w:rPr>
   </w:style>
@@ -15176,45 +12966,55 @@
     <w:name w:val="OperatorTok"/>
     <w:basedOn w:val="VerbatimChar"/>
     <w:rPr>
-      <w:color w:val="666666"/>
+      <w:color w:val="ce5c00"/>
+      <w:shd w:val="clear" w:fill="f8f8f8"/>
+      <w:b/>
     </w:rPr>
   </w:style>
   <w:style w:type="character" w:customStyle="1" w:styleId="BuiltInTok">
     <w:name w:val="BuiltInTok"/>
     <w:basedOn w:val="VerbatimChar"/>
     <w:rPr>
-      <w:color w:val="008000"/>
+      <w:shd w:val="clear" w:fill="f8f8f8"/>
     </w:rPr>
   </w:style>
   <w:style w:type="character" w:customStyle="1" w:styleId="ExtensionTok">
     <w:name w:val="ExtensionTok"/>
     <w:basedOn w:val="VerbatimChar"/>
-    <w:rPr/>
+    <w:rPr>
+      <w:shd w:val="clear" w:fill="f8f8f8"/>
+    </w:rPr>
   </w:style>
   <w:style w:type="character" w:customStyle="1" w:styleId="PreprocessorTok">
     <w:name w:val="PreprocessorTok"/>
     <w:basedOn w:val="VerbatimChar"/>
     <w:rPr>
-      <w:color w:val="bc7a00"/>
+      <w:color w:val="8f5902"/>
+      <w:shd w:val="clear" w:fill="f8f8f8"/>
+      <w:i/>
     </w:rPr>
   </w:style>
   <w:style w:type="character" w:customStyle="1" w:styleId="AttributeTok">
     <w:name w:val="AttributeTok"/>
     <w:basedOn w:val="VerbatimChar"/>
     <w:rPr>
-      <w:color w:val="7d9029"/>
+      <w:color w:val="204a87"/>
+      <w:shd w:val="clear" w:fill="f8f8f8"/>
     </w:rPr>
   </w:style>
   <w:style w:type="character" w:customStyle="1" w:styleId="RegionMarkerTok">
     <w:name w:val="RegionMarkerTok"/>
     <w:basedOn w:val="VerbatimChar"/>
-    <w:rPr/>
+    <w:rPr>
+      <w:shd w:val="clear" w:fill="f8f8f8"/>
+    </w:rPr>
   </w:style>
   <w:style w:type="character" w:customStyle="1" w:styleId="InformationTok">
     <w:name w:val="InformationTok"/>
     <w:basedOn w:val="VerbatimChar"/>
     <w:rPr>
-      <w:color w:val="60a0b0"/>
+      <w:color w:val="8f5902"/>
+      <w:shd w:val="clear" w:fill="f8f8f8"/>
       <w:b/>
       <w:i/>
     </w:rPr>
@@ -15223,7 +13023,8 @@
     <w:name w:val="WarningTok"/>
     <w:basedOn w:val="VerbatimChar"/>
     <w:rPr>
-      <w:color w:val="60a0b0"/>
+      <w:color w:val="8f5902"/>
+      <w:shd w:val="clear" w:fill="f8f8f8"/>
       <w:b/>
       <w:i/>
     </w:rPr>
@@ -15232,22 +13033,25 @@
     <w:name w:val="AlertTok"/>
     <w:basedOn w:val="VerbatimChar"/>
     <w:rPr>
-      <w:color w:val="ff0000"/>
-      <w:b/>
+      <w:color w:val="ef2929"/>
+      <w:shd w:val="clear" w:fill="f8f8f8"/>
     </w:rPr>
   </w:style>
   <w:style w:type="character" w:customStyle="1" w:styleId="ErrorTok">
     <w:name w:val="ErrorTok"/>
     <w:basedOn w:val="VerbatimChar"/>
     <w:rPr>
-      <w:color w:val="ff0000"/>
+      <w:color w:val="a40000"/>
+      <w:shd w:val="clear" w:fill="f8f8f8"/>
       <w:b/>
     </w:rPr>
   </w:style>
   <w:style w:type="character" w:customStyle="1" w:styleId="NormalTok">
     <w:name w:val="NormalTok"/>
     <w:basedOn w:val="VerbatimChar"/>
-    <w:rPr/>
+    <w:rPr>
+      <w:shd w:val="clear" w:fill="f8f8f8"/>
+    </w:rPr>
   </w:style>
 </w:styles>
 </file>

--- a/p5/submission/p5_china_manuscript_blinded.docx
+++ b/p5/submission/p5_china_manuscript_blinded.docx
@@ -20,7 +20,7 @@
           <w:iCs/>
           <w:i/>
         </w:rPr>
-        <w:t xml:space="preserve">v1.9 (BLINDED), submission to International Journal of Emerging Markets (IJOEM)</w:t>
+        <w:t xml:space="preserve">Author details removed for blind review</w:t>
       </w:r>
     </w:p>
     <w:p>
@@ -32,7 +32,19 @@
           <w:iCs/>
           <w:i/>
         </w:rPr>
-        <w:t xml:space="preserve">2026-05-06 (v1.9 biên tập: blind self-cites for IJOEM submission — ICBEF 2025, JFAR 2026, VEFR 2026; add Highlights + JEL + Manuscript classification; remove cross-references to unsubmitted companion working papers on Vietnam and Singapore)</w:t>
+        <w:t xml:space="preserve">Target journal: International Journal of Emerging Markets (IJOEM), Emerald Publishing</w:t>
+      </w:r>
+    </w:p>
+    <w:p>
+      <w:pPr>
+        <w:pStyle w:val="BodyText"/>
+      </w:pPr>
+      <w:r>
+        <w:rPr>
+          <w:iCs/>
+          <w:i/>
+        </w:rPr>
+        <w:t xml:space="preserve">2 June 2026</w:t>
       </w:r>
     </w:p>
     <w:p>
@@ -240,13 +252,83 @@
           <w:bCs/>
           <w:b/>
         </w:rPr>
+        <w:t xml:space="preserve">Research limitations/implications.</w:t>
+      </w:r>
+      <w:r>
+        <w:t xml:space="preserve"> </w:t>
+      </w:r>
+      <w:r>
+        <w:t xml:space="preserve">The repeated cross-section design supports associational inference only; within-firm causal identification is not possible. The 217 panel firms common to both waves are under-utilised here and identified as a target for future panel-based extensions. Tier-1 digital indicators saturate the data; richer Tier-2/3 instruments are needed for stronger moderation tests.</w:t>
+      </w:r>
+    </w:p>
+    <w:p>
+      <w:pPr>
+        <w:pStyle w:val="BodyText"/>
+      </w:pPr>
+      <w:r>
+        <w:rPr>
+          <w:bCs/>
+          <w:b/>
+        </w:rPr>
+        <w:t xml:space="preserve">Practical implications.</w:t>
+      </w:r>
+      <w:r>
+        <w:t xml:space="preserve"> </w:t>
+      </w:r>
+      <w:r>
+        <w:t xml:space="preserve">For Chinese private firms, the 47–49% FSTS turning-point band is</w:t>
+      </w:r>
+      <w:r>
+        <w:t xml:space="preserve"> </w:t>
+      </w:r>
+      <w:r>
+        <w:rPr>
+          <w:iCs/>
+          <w:i/>
+        </w:rPr>
+        <w:t xml:space="preserve">structurally durable</w:t>
+      </w:r>
+      <w:r>
+        <w:t xml:space="preserve"> </w:t>
+      </w:r>
+      <w:r>
+        <w:t xml:space="preserve">across the 12-year window, indicating that long-horizon investment planning can treat this threshold as a stable benchmark rather than a moving target. The null capability moderation suggests that productivity-driven export-intensity expansion strategies should not rely on technology investment alone to push the threshold; complementary structural factors (market access, trade finance) drive threshold location.</w:t>
+      </w:r>
+    </w:p>
+    <w:p>
+      <w:pPr>
+        <w:pStyle w:val="BodyText"/>
+      </w:pPr>
+      <w:r>
+        <w:rPr>
+          <w:bCs/>
+          <w:b/>
+        </w:rPr>
+        <w:t xml:space="preserve">Social implications.</w:t>
+      </w:r>
+      <w:r>
+        <w:t xml:space="preserve"> </w:t>
+      </w:r>
+      <w:r>
+        <w:t xml:space="preserve">The threshold-durability finding has implications for China's Belt and Road Initiative and dual-circulation economic policy: the firm-level optimum export-intensity range is institutionally embedded and stable, suggesting policy efforts to push average export intensity above the durable threshold may misallocate productive capacity. Cross-country evidence in companion work indicates these patterns may generalise to other Asian emerging economies.</w:t>
+      </w:r>
+    </w:p>
+    <w:p>
+      <w:pPr>
+        <w:pStyle w:val="BodyText"/>
+      </w:pPr>
+      <w:r>
+        <w:rPr>
+          <w:bCs/>
+          <w:b/>
+        </w:rPr>
         <w:t xml:space="preserve">Originality/value.</w:t>
       </w:r>
       <w:r>
         <w:t xml:space="preserve"> </w:t>
       </w:r>
       <w:r>
-        <w:t xml:space="preserve">Structural durability (H2b) is confirmed over environmental shift (H2a): despite substantial structural change between 2012 and 2024, the Chinese I–P trade-off is durably structural rather than wave-specific. The within-country temporal-stability finding informs the cross-country meta-analytic heterogeneity puzzle.</w:t>
+        <w:t xml:space="preserve">Structural durability (H2b) is confirmed over environmental shift (H2a): despite substantial structural change between 2012 and 2024 (post-GFC trade re-equilibration, China–US tariff escalation, COVID-19, digital infrastructure maturation), the Chinese I–P trade-off is durably structural rather than wave-specific. The within-country temporal-stability finding informs the cross-country meta-analytic heterogeneity puzzle: institutional context, not within-country evolution, may drive most observed effect-size variation.</w:t>
       </w:r>
     </w:p>
     <w:p>
@@ -12789,15 +12871,13 @@
     <w:link w:val="VerbatimChar"/>
     <w:pPr>
       <w:wordWrap w:val="off"/>
-      <w:shd w:val="clear" w:fill="f8f8f8"/>
     </w:pPr>
   </w:style>
   <w:style w:type="character" w:customStyle="1" w:styleId="KeywordTok">
     <w:name w:val="KeywordTok"/>
     <w:basedOn w:val="VerbatimChar"/>
     <w:rPr>
-      <w:color w:val="204a87"/>
-      <w:shd w:val="clear" w:fill="f8f8f8"/>
+      <w:color w:val="007020"/>
       <w:b/>
     </w:rPr>
   </w:style>
@@ -12805,96 +12885,85 @@
     <w:name w:val="DataTypeTok"/>
     <w:basedOn w:val="VerbatimChar"/>
     <w:rPr>
-      <w:color w:val="204a87"/>
-      <w:shd w:val="clear" w:fill="f8f8f8"/>
+      <w:color w:val="902000"/>
     </w:rPr>
   </w:style>
   <w:style w:type="character" w:customStyle="1" w:styleId="DecValTok">
     <w:name w:val="DecValTok"/>
     <w:basedOn w:val="VerbatimChar"/>
     <w:rPr>
-      <w:color w:val="0000cf"/>
-      <w:shd w:val="clear" w:fill="f8f8f8"/>
+      <w:color w:val="40a070"/>
     </w:rPr>
   </w:style>
   <w:style w:type="character" w:customStyle="1" w:styleId="BaseNTok">
     <w:name w:val="BaseNTok"/>
     <w:basedOn w:val="VerbatimChar"/>
     <w:rPr>
-      <w:color w:val="0000cf"/>
-      <w:shd w:val="clear" w:fill="f8f8f8"/>
+      <w:color w:val="40a070"/>
     </w:rPr>
   </w:style>
   <w:style w:type="character" w:customStyle="1" w:styleId="FloatTok">
     <w:name w:val="FloatTok"/>
     <w:basedOn w:val="VerbatimChar"/>
     <w:rPr>
-      <w:color w:val="0000cf"/>
-      <w:shd w:val="clear" w:fill="f8f8f8"/>
+      <w:color w:val="40a070"/>
     </w:rPr>
   </w:style>
   <w:style w:type="character" w:customStyle="1" w:styleId="ConstantTok">
     <w:name w:val="ConstantTok"/>
     <w:basedOn w:val="VerbatimChar"/>
     <w:rPr>
-      <w:color w:val="8f5902"/>
-      <w:shd w:val="clear" w:fill="f8f8f8"/>
+      <w:color w:val="880000"/>
     </w:rPr>
   </w:style>
   <w:style w:type="character" w:customStyle="1" w:styleId="CharTok">
     <w:name w:val="CharTok"/>
     <w:basedOn w:val="VerbatimChar"/>
     <w:rPr>
-      <w:color w:val="4e9a06"/>
-      <w:shd w:val="clear" w:fill="f8f8f8"/>
+      <w:color w:val="4070a0"/>
     </w:rPr>
   </w:style>
   <w:style w:type="character" w:customStyle="1" w:styleId="SpecialCharTok">
     <w:name w:val="SpecialCharTok"/>
     <w:basedOn w:val="VerbatimChar"/>
     <w:rPr>
-      <w:color w:val="ce5c00"/>
-      <w:shd w:val="clear" w:fill="f8f8f8"/>
-      <w:b/>
+      <w:color w:val="4070a0"/>
     </w:rPr>
   </w:style>
   <w:style w:type="character" w:customStyle="1" w:styleId="StringTok">
     <w:name w:val="StringTok"/>
     <w:basedOn w:val="VerbatimChar"/>
     <w:rPr>
-      <w:color w:val="4e9a06"/>
-      <w:shd w:val="clear" w:fill="f8f8f8"/>
+      <w:color w:val="4070a0"/>
     </w:rPr>
   </w:style>
   <w:style w:type="character" w:customStyle="1" w:styleId="VerbatimStringTok">
     <w:name w:val="VerbatimStringTok"/>
     <w:basedOn w:val="VerbatimChar"/>
     <w:rPr>
-      <w:color w:val="4e9a06"/>
-      <w:shd w:val="clear" w:fill="f8f8f8"/>
+      <w:color w:val="4070a0"/>
     </w:rPr>
   </w:style>
   <w:style w:type="character" w:customStyle="1" w:styleId="SpecialStringTok">
     <w:name w:val="SpecialStringTok"/>
     <w:basedOn w:val="VerbatimChar"/>
     <w:rPr>
-      <w:color w:val="4e9a06"/>
-      <w:shd w:val="clear" w:fill="f8f8f8"/>
+      <w:color w:val="bb6688"/>
     </w:rPr>
   </w:style>
   <w:style w:type="character" w:customStyle="1" w:styleId="ImportTok">
     <w:name w:val="ImportTok"/>
     <w:basedOn w:val="VerbatimChar"/>
     <w:rPr>
-      <w:shd w:val="clear" w:fill="f8f8f8"/>
+      <w:color w:val="008000"/>
+      <w:b/>
     </w:rPr>
   </w:style>
   <w:style w:type="character" w:customStyle="1" w:styleId="CommentTok">
     <w:name w:val="CommentTok"/>
     <w:basedOn w:val="VerbatimChar"/>
     <w:rPr>
-      <w:color w:val="8f5902"/>
-      <w:shd w:val="clear" w:fill="f8f8f8"/>
+      <w:color w:val="60a0b0"/>
       <w:i/>
     </w:rPr>
   </w:style>
@@ -12902,9 +12971,7 @@
     <w:name w:val="DocumentationTok"/>
     <w:basedOn w:val="VerbatimChar"/>
     <w:rPr>
-      <w:color w:val="8f5902"/>
-      <w:shd w:val="clear" w:fill="f8f8f8"/>
-      <w:b/>
+      <w:color w:val="ba2121"/>
       <w:i/>
     </w:rPr>
   </w:style>
@@ -12912,8 +12979,7 @@
     <w:name w:val="AnnotationTok"/>
     <w:basedOn w:val="VerbatimChar"/>
     <w:rPr>
-      <w:color w:val="8f5902"/>
-      <w:shd w:val="clear" w:fill="f8f8f8"/>
+      <w:color w:val="60a0b0"/>
       <w:b/>
       <w:i/>
     </w:rPr>
@@ -12922,8 +12988,7 @@
     <w:name w:val="CommentVarTok"/>
     <w:basedOn w:val="VerbatimChar"/>
     <w:rPr>
-      <w:color w:val="8f5902"/>
-      <w:shd w:val="clear" w:fill="f8f8f8"/>
+      <w:color w:val="60a0b0"/>
       <w:b/>
       <w:i/>
     </w:rPr>
@@ -12932,33 +12997,28 @@
     <w:name w:val="OtherTok"/>
     <w:basedOn w:val="VerbatimChar"/>
     <w:rPr>
-      <w:color w:val="8f5902"/>
-      <w:shd w:val="clear" w:fill="f8f8f8"/>
+      <w:color w:val="007020"/>
     </w:rPr>
   </w:style>
   <w:style w:type="character" w:customStyle="1" w:styleId="FunctionTok">
     <w:name w:val="FunctionTok"/>
     <w:basedOn w:val="VerbatimChar"/>
     <w:rPr>
-      <w:color w:val="204a87"/>
-      <w:shd w:val="clear" w:fill="f8f8f8"/>
-      <w:b/>
+      <w:color w:val="06287e"/>
     </w:rPr>
   </w:style>
   <w:style w:type="character" w:customStyle="1" w:styleId="VariableTok">
     <w:name w:val="VariableTok"/>
     <w:basedOn w:val="VerbatimChar"/>
     <w:rPr>
-      <w:color w:val="000000"/>
-      <w:shd w:val="clear" w:fill="f8f8f8"/>
+      <w:color w:val="19177c"/>
     </w:rPr>
   </w:style>
   <w:style w:type="character" w:customStyle="1" w:styleId="ControlFlowTok">
     <w:name w:val="ControlFlowTok"/>
     <w:basedOn w:val="VerbatimChar"/>
     <w:rPr>
-      <w:color w:val="204a87"/>
-      <w:shd w:val="clear" w:fill="f8f8f8"/>
+      <w:color w:val="007020"/>
       <w:b/>
     </w:rPr>
   </w:style>
@@ -12966,55 +13026,45 @@
     <w:name w:val="OperatorTok"/>
     <w:basedOn w:val="VerbatimChar"/>
     <w:rPr>
-      <w:color w:val="ce5c00"/>
-      <w:shd w:val="clear" w:fill="f8f8f8"/>
-      <w:b/>
+      <w:color w:val="666666"/>
     </w:rPr>
   </w:style>
   <w:style w:type="character" w:customStyle="1" w:styleId="BuiltInTok">
     <w:name w:val="BuiltInTok"/>
     <w:basedOn w:val="VerbatimChar"/>
     <w:rPr>
-      <w:shd w:val="clear" w:fill="f8f8f8"/>
+      <w:color w:val="008000"/>
     </w:rPr>
   </w:style>
   <w:style w:type="character" w:customStyle="1" w:styleId="ExtensionTok">
     <w:name w:val="ExtensionTok"/>
     <w:basedOn w:val="VerbatimChar"/>
-    <w:rPr>
-      <w:shd w:val="clear" w:fill="f8f8f8"/>
-    </w:rPr>
+    <w:rPr/>
   </w:style>
   <w:style w:type="character" w:customStyle="1" w:styleId="PreprocessorTok">
     <w:name w:val="PreprocessorTok"/>
     <w:basedOn w:val="VerbatimChar"/>
     <w:rPr>
-      <w:color w:val="8f5902"/>
-      <w:shd w:val="clear" w:fill="f8f8f8"/>
-      <w:i/>
+      <w:color w:val="bc7a00"/>
     </w:rPr>
   </w:style>
   <w:style w:type="character" w:customStyle="1" w:styleId="AttributeTok">
     <w:name w:val="AttributeTok"/>
     <w:basedOn w:val="VerbatimChar"/>
     <w:rPr>
-      <w:color w:val="204a87"/>
-      <w:shd w:val="clear" w:fill="f8f8f8"/>
+      <w:color w:val="7d9029"/>
     </w:rPr>
   </w:style>
   <w:style w:type="character" w:customStyle="1" w:styleId="RegionMarkerTok">
     <w:name w:val="RegionMarkerTok"/>
     <w:basedOn w:val="VerbatimChar"/>
-    <w:rPr>
-      <w:shd w:val="clear" w:fill="f8f8f8"/>
-    </w:rPr>
+    <w:rPr/>
   </w:style>
   <w:style w:type="character" w:customStyle="1" w:styleId="InformationTok">
     <w:name w:val="InformationTok"/>
     <w:basedOn w:val="VerbatimChar"/>
     <w:rPr>
-      <w:color w:val="8f5902"/>
-      <w:shd w:val="clear" w:fill="f8f8f8"/>
+      <w:color w:val="60a0b0"/>
       <w:b/>
       <w:i/>
     </w:rPr>
@@ -13023,8 +13073,7 @@
     <w:name w:val="WarningTok"/>
     <w:basedOn w:val="VerbatimChar"/>
     <w:rPr>
-      <w:color w:val="8f5902"/>
-      <w:shd w:val="clear" w:fill="f8f8f8"/>
+      <w:color w:val="60a0b0"/>
       <w:b/>
       <w:i/>
     </w:rPr>
@@ -13033,25 +13082,22 @@
     <w:name w:val="AlertTok"/>
     <w:basedOn w:val="VerbatimChar"/>
     <w:rPr>
-      <w:color w:val="ef2929"/>
-      <w:shd w:val="clear" w:fill="f8f8f8"/>
+      <w:color w:val="ff0000"/>
+      <w:b/>
     </w:rPr>
   </w:style>
   <w:style w:type="character" w:customStyle="1" w:styleId="ErrorTok">
     <w:name w:val="ErrorTok"/>
     <w:basedOn w:val="VerbatimChar"/>
     <w:rPr>
-      <w:color w:val="a40000"/>
-      <w:shd w:val="clear" w:fill="f8f8f8"/>
+      <w:color w:val="ff0000"/>
       <w:b/>
     </w:rPr>
   </w:style>
   <w:style w:type="character" w:customStyle="1" w:styleId="NormalTok">
     <w:name w:val="NormalTok"/>
     <w:basedOn w:val="VerbatimChar"/>
-    <w:rPr>
-      <w:shd w:val="clear" w:fill="f8f8f8"/>
-    </w:rPr>
+    <w:rPr/>
   </w:style>
 </w:styles>
 </file>

--- a/p5/submission/p5_china_manuscript_blinded.docx
+++ b/p5/submission/p5_china_manuscript_blinded.docx
@@ -220,7 +220,7 @@
         <w:t xml:space="preserve"> </w:t>
       </w:r>
       <w:r>
-        <w:t xml:space="preserve">z = −0.61, p = .545); the pooled joint F-test is null (F(2, 3,558) = 2.24, p = .107). Turning points remain in a tight 47–49 % band (49.4 % in 2012; 47.2 % in 2024; 48.8 % pooled) with overlapping CIs. Technological capability is robustly productivity-enhancing in both waves (</w:t>
+        <w:t xml:space="preserve">z = −0.61, p = .545); joint F-test null (F(2, 3,558) = 2.24, p = .107). Turning points remain in a tight 47–49 % band with overlapping CIs. TCI is robustly positive (</w:t>
       </w:r>
       <m:oMath>
         <m:sSub>
@@ -240,7 +240,7 @@
         <w:t xml:space="preserve"> </w:t>
       </w:r>
       <w:r>
-        <w:t xml:space="preserve">= +0.28 and +0.43, p &lt; .001) and a Tier-1 website proxy is positive in 2024 and pooled, but neither moderates curvature (capability×curvature F = 3.26, p = .039 marginal; three-way F = 0.27, p = .760).</w:t>
+        <w:t xml:space="preserve">= +0.28 and +0.43); Tier-1 website proxy positive in 2024; neither moderates curvature (three-way F = 0.27, p = .760).</w:t>
       </w:r>
     </w:p>
     <w:p>
@@ -258,7 +258,7 @@
         <w:t xml:space="preserve"> </w:t>
       </w:r>
       <w:r>
-        <w:t xml:space="preserve">The repeated cross-section design supports associational inference only; within-firm causal identification is not possible. The 217 panel firms common to both waves are under-utilised here and identified as a target for future panel-based extensions. Tier-1 digital indicators saturate the data; richer Tier-2/3 instruments are needed for stronger moderation tests.</w:t>
+        <w:t xml:space="preserve">Repeated cross-sections support associational inference only. Tier-1 digital indicators saturate the data.</w:t>
       </w:r>
     </w:p>
     <w:p>
@@ -276,7 +276,7 @@
         <w:t xml:space="preserve"> </w:t>
       </w:r>
       <w:r>
-        <w:t xml:space="preserve">For Chinese private firms, the 47–49% FSTS turning-point band is</w:t>
+        <w:t xml:space="preserve">The 47–49% FSTS band is</w:t>
       </w:r>
       <w:r>
         <w:t xml:space="preserve"> </w:t>
@@ -292,7 +292,7 @@
         <w:t xml:space="preserve"> </w:t>
       </w:r>
       <w:r>
-        <w:t xml:space="preserve">across the 12-year window, indicating that long-horizon investment planning can treat this threshold as a stable benchmark rather than a moving target. The null capability moderation suggests that productivity-driven export-intensity expansion strategies should not rely on technology investment alone to push the threshold; complementary structural factors (market access, trade finance) drive threshold location.</w:t>
+        <w:t xml:space="preserve">across 12 years — long-horizon investment planning can treat it as a stable benchmark. Capability investment alone does not push the threshold; complementary trade-finance / market-access factors are needed.</w:t>
       </w:r>
     </w:p>
     <w:p>
@@ -310,7 +310,7 @@
         <w:t xml:space="preserve"> </w:t>
       </w:r>
       <w:r>
-        <w:t xml:space="preserve">The threshold-durability finding has implications for China's Belt and Road Initiative and dual-circulation economic policy: the firm-level optimum export-intensity range is institutionally embedded and stable, suggesting policy efforts to push average export intensity above the durable threshold may misallocate productive capacity. Cross-country evidence in companion work indicates these patterns may generalise to other Asian emerging economies.</w:t>
+        <w:t xml:space="preserve">Implications for China's Belt and Road and dual-circulation policy: the optimum export-intensity range is institutionally embedded; pushing above the durable threshold may misallocate productive capacity.</w:t>
       </w:r>
     </w:p>
     <w:p>
@@ -328,7 +328,7 @@
         <w:t xml:space="preserve"> </w:t>
       </w:r>
       <w:r>
-        <w:t xml:space="preserve">Structural durability (H2b) is confirmed over environmental shift (H2a): despite substantial structural change between 2012 and 2024 (post-GFC trade re-equilibration, China–US tariff escalation, COVID-19, digital infrastructure maturation), the Chinese I–P trade-off is durably structural rather than wave-specific. The within-country temporal-stability finding informs the cross-country meta-analytic heterogeneity puzzle: institutional context, not within-country evolution, may drive most observed effect-size variation.</w:t>
+        <w:t xml:space="preserve">Structural durability (H2b) is confirmed over environmental shift (H2a): despite 12 years of substantial change (post-GFC, China–US tariffs, COVID-19, digital maturation), the Chinese I-P trade-off is durably structural. Informs the cross-country meta-analytic heterogeneity puzzle.</w:t>
       </w:r>
     </w:p>
     <w:p>
